--- a/report/taoFPGA_Project_Book.docx
+++ b/report/taoFPGA_Project_Book.docx
@@ -17,15 +17,15 @@
           <w:noProof/>
         </w:rPr>
         <w:drawing>
-          <wp:anchor distT="0" distB="0" distL="114300" distR="114300" simplePos="0" relativeHeight="251658241" behindDoc="0" locked="0" layoutInCell="1" allowOverlap="1" wp14:anchorId="294CA5F4" wp14:editId="6B202151">
+          <wp:anchor distT="0" distB="0" distL="114300" distR="114300" simplePos="0" relativeHeight="251658241" behindDoc="0" locked="0" layoutInCell="1" allowOverlap="1" wp14:anchorId="294CA5F4" wp14:editId="30644A32">
             <wp:simplePos x="0" y="0"/>
-            <wp:positionH relativeFrom="column">
-              <wp:posOffset>-160655</wp:posOffset>
+            <wp:positionH relativeFrom="margin">
+              <wp:posOffset>1270</wp:posOffset>
             </wp:positionH>
             <wp:positionV relativeFrom="paragraph">
-              <wp:posOffset>10795</wp:posOffset>
+              <wp:posOffset>55245</wp:posOffset>
             </wp:positionV>
-            <wp:extent cx="3075940" cy="847725"/>
+            <wp:extent cx="2010286" cy="540000"/>
             <wp:effectExtent l="0" t="0" r="0" b="0"/>
             <wp:wrapSquare wrapText="bothSides"/>
             <wp:docPr id="999353528" name="Picture 1" descr="A black background with green and blue text  AI-generated content may be incorrect."/>
@@ -41,8 +41,80 @@
                       <a:picLocks noChangeAspect="1" noChangeArrowheads="1"/>
                     </pic:cNvPicPr>
                   </pic:nvPicPr>
+                  <pic:blipFill rotWithShape="1">
+                    <a:blip r:embed="rId8">
+                      <a:extLst>
+                        <a:ext uri="{28A0092B-C50C-407E-A947-70E740481C1C}">
+                          <a14:useLocalDpi xmlns:a14="http://schemas.microsoft.com/office/drawing/2010/main" val="0"/>
+                        </a:ext>
+                      </a:extLst>
+                    </a:blip>
+                    <a:srcRect l="14499" t="7061" b="9532"/>
+                    <a:stretch>
+                      <a:fillRect/>
+                    </a:stretch>
+                  </pic:blipFill>
+                  <pic:spPr bwMode="auto">
+                    <a:xfrm>
+                      <a:off x="0" y="0"/>
+                      <a:ext cx="2010286" cy="540000"/>
+                    </a:xfrm>
+                    <a:prstGeom prst="rect">
+                      <a:avLst/>
+                    </a:prstGeom>
+                    <a:noFill/>
+                    <a:ln>
+                      <a:noFill/>
+                    </a:ln>
+                    <a:extLst>
+                      <a:ext uri="{53640926-AAD7-44D8-BBD7-CCE9431645EC}">
+                        <a14:shadowObscured xmlns:a14="http://schemas.microsoft.com/office/drawing/2010/main"/>
+                      </a:ext>
+                    </a:extLst>
+                  </pic:spPr>
+                </pic:pic>
+              </a:graphicData>
+            </a:graphic>
+            <wp14:sizeRelH relativeFrom="page">
+              <wp14:pctWidth>0</wp14:pctWidth>
+            </wp14:sizeRelH>
+            <wp14:sizeRelV relativeFrom="page">
+              <wp14:pctHeight>0</wp14:pctHeight>
+            </wp14:sizeRelV>
+          </wp:anchor>
+        </w:drawing>
+      </w:r>
+      <w:r>
+        <w:rPr>
+          <w:noProof/>
+        </w:rPr>
+        <w:drawing>
+          <wp:anchor distT="0" distB="0" distL="114300" distR="114300" simplePos="0" relativeHeight="251659265" behindDoc="0" locked="0" layoutInCell="1" allowOverlap="1" wp14:anchorId="4FF0DC9F" wp14:editId="121E6886">
+            <wp:simplePos x="0" y="0"/>
+            <wp:positionH relativeFrom="margin">
+              <wp:align>right</wp:align>
+            </wp:positionH>
+            <wp:positionV relativeFrom="paragraph">
+              <wp:posOffset>0</wp:posOffset>
+            </wp:positionV>
+            <wp:extent cx="1451999" cy="540000"/>
+            <wp:effectExtent l="0" t="0" r="0" b="0"/>
+            <wp:wrapSquare wrapText="bothSides"/>
+            <wp:docPr id="2008646178" name="תמונה 1"/>
+            <wp:cNvGraphicFramePr>
+              <a:graphicFrameLocks xmlns:a="http://schemas.openxmlformats.org/drawingml/2006/main" noChangeAspect="1"/>
+            </wp:cNvGraphicFramePr>
+            <a:graphic xmlns:a="http://schemas.openxmlformats.org/drawingml/2006/main">
+              <a:graphicData uri="http://schemas.openxmlformats.org/drawingml/2006/picture">
+                <pic:pic xmlns:pic="http://schemas.openxmlformats.org/drawingml/2006/picture">
+                  <pic:nvPicPr>
+                    <pic:cNvPr id="0" name="Picture 1"/>
+                    <pic:cNvPicPr>
+                      <a:picLocks noChangeAspect="1" noChangeArrowheads="1"/>
+                    </pic:cNvPicPr>
+                  </pic:nvPicPr>
                   <pic:blipFill>
-                    <a:blip r:embed="rId8">
+                    <a:blip r:embed="rId9">
                       <a:extLst>
                         <a:ext uri="{28A0092B-C50C-407E-A947-70E740481C1C}">
                           <a14:useLocalDpi xmlns:a14="http://schemas.microsoft.com/office/drawing/2010/main" val="0"/>
@@ -57,7 +129,7 @@
                   <pic:spPr bwMode="auto">
                     <a:xfrm>
                       <a:off x="0" y="0"/>
-                      <a:ext cx="3075940" cy="847725"/>
+                      <a:ext cx="1451999" cy="540000"/>
                     </a:xfrm>
                     <a:prstGeom prst="rect">
                       <a:avLst/>
@@ -86,70 +158,6 @@
           <w:sz w:val="28"/>
           <w:szCs w:val="28"/>
           <w:rtl/>
-        </w:rPr>
-        <w:drawing>
-          <wp:anchor distT="0" distB="0" distL="114300" distR="114300" simplePos="0" relativeHeight="251658240" behindDoc="0" locked="0" layoutInCell="1" allowOverlap="1" wp14:anchorId="5B6B6D53" wp14:editId="232B5116">
-            <wp:simplePos x="0" y="0"/>
-            <wp:positionH relativeFrom="margin">
-              <wp:align>right</wp:align>
-            </wp:positionH>
-            <wp:positionV relativeFrom="paragraph">
-              <wp:posOffset>10795</wp:posOffset>
-            </wp:positionV>
-            <wp:extent cx="1818640" cy="675640"/>
-            <wp:effectExtent l="0" t="0" r="0" b="0"/>
-            <wp:wrapSquare wrapText="bothSides"/>
-            <wp:docPr id="2109883544" name="Picture 2109883544" descr="A logo with text on it  AI-generated content may be incorrect."/>
-            <wp:cNvGraphicFramePr>
-              <a:graphicFrameLocks xmlns:a="http://schemas.openxmlformats.org/drawingml/2006/main" noChangeAspect="1"/>
-            </wp:cNvGraphicFramePr>
-            <a:graphic xmlns:a="http://schemas.openxmlformats.org/drawingml/2006/main">
-              <a:graphicData uri="http://schemas.openxmlformats.org/drawingml/2006/picture">
-                <pic:pic xmlns:pic="http://schemas.openxmlformats.org/drawingml/2006/picture">
-                  <pic:nvPicPr>
-                    <pic:cNvPr id="2109883544" name="Picture 2109883544" descr="A logo with text on it  AI-generated content may be incorrect."/>
-                    <pic:cNvPicPr/>
-                  </pic:nvPicPr>
-                  <pic:blipFill>
-                    <a:blip r:embed="rId9">
-                      <a:extLst>
-                        <a:ext uri="{28A0092B-C50C-407E-A947-70E740481C1C}">
-                          <a14:useLocalDpi xmlns:a14="http://schemas.microsoft.com/office/drawing/2010/main" val="0"/>
-                        </a:ext>
-                      </a:extLst>
-                    </a:blip>
-                    <a:stretch>
-                      <a:fillRect/>
-                    </a:stretch>
-                  </pic:blipFill>
-                  <pic:spPr>
-                    <a:xfrm>
-                      <a:off x="0" y="0"/>
-                      <a:ext cx="1818640" cy="675640"/>
-                    </a:xfrm>
-                    <a:prstGeom prst="rect">
-                      <a:avLst/>
-                    </a:prstGeom>
-                  </pic:spPr>
-                </pic:pic>
-              </a:graphicData>
-            </a:graphic>
-            <wp14:sizeRelH relativeFrom="page">
-              <wp14:pctWidth>0</wp14:pctWidth>
-            </wp14:sizeRelH>
-            <wp14:sizeRelV relativeFrom="page">
-              <wp14:pctHeight>0</wp14:pctHeight>
-            </wp14:sizeRelV>
-          </wp:anchor>
-        </w:drawing>
-      </w:r>
-      <w:r>
-        <w:rPr>
-          <w:rFonts w:asciiTheme="minorBidi" w:hAnsiTheme="minorBidi"/>
-          <w:noProof/>
-          <w:sz w:val="28"/>
-          <w:szCs w:val="28"/>
-          <w:rtl/>
           <w:lang w:bidi="he-IL"/>
         </w:rPr>
         <w:t xml:space="preserve">     </w:t>
@@ -166,7 +174,6 @@
     </w:p>
     <w:p>
       <w:pPr>
-        <w:jc w:val="center"/>
         <w:rPr>
           <w:rStyle w:val="af8"/>
           <w:rFonts w:asciiTheme="minorBidi" w:hAnsiTheme="minorBidi"/>
@@ -181,7 +188,6 @@
         <w:rPr>
           <w:rStyle w:val="af8"/>
           <w:rFonts w:asciiTheme="minorBidi" w:hAnsiTheme="minorBidi"/>
-          <w:rtl/>
           <w:lang w:bidi="he-IL"/>
         </w:rPr>
       </w:pPr>
@@ -191,47 +197,18 @@
         <w:jc w:val="center"/>
         <w:rPr>
           <w:rStyle w:val="af8"/>
-          <w:rFonts w:asciiTheme="minorBidi" w:hAnsiTheme="minorBidi"/>
-          <w:rtl/>
+          <w:rFonts w:asciiTheme="majorBidi" w:hAnsiTheme="majorBidi" w:cstheme="majorBidi"/>
+          <w:b w:val="0"/>
+          <w:bCs w:val="0"/>
           <w:lang w:bidi="he-IL"/>
         </w:rPr>
       </w:pPr>
-    </w:p>
-    <w:p>
-      <w:pPr>
-        <w:jc w:val="center"/>
+      <w:r>
         <w:rPr>
           <w:rStyle w:val="af8"/>
-          <w:rFonts w:asciiTheme="minorBidi" w:hAnsiTheme="minorBidi"/>
-          <w:rtl/>
-          <w:lang w:bidi="he-IL"/>
-        </w:rPr>
-      </w:pPr>
-    </w:p>
-    <w:p>
-      <w:pPr>
-        <w:jc w:val="center"/>
-        <w:rPr>
-          <w:rStyle w:val="af8"/>
-          <w:rFonts w:asciiTheme="minorBidi" w:hAnsiTheme="minorBidi"/>
-          <w:rtl/>
-          <w:lang w:bidi="he-IL"/>
-        </w:rPr>
-      </w:pPr>
-    </w:p>
-    <w:p>
-      <w:pPr>
-        <w:jc w:val="center"/>
-        <w:rPr>
-          <w:rStyle w:val="af8"/>
-          <w:rFonts w:asciiTheme="minorBidi" w:hAnsiTheme="minorBidi"/>
-          <w:lang w:bidi="he-IL"/>
-        </w:rPr>
-      </w:pPr>
-      <w:r>
-        <w:rPr>
-          <w:rStyle w:val="af8"/>
-          <w:rFonts w:asciiTheme="minorBidi" w:hAnsiTheme="minorBidi"/>
+          <w:rFonts w:asciiTheme="majorBidi" w:hAnsiTheme="majorBidi" w:cstheme="majorBidi"/>
+          <w:b w:val="0"/>
+          <w:bCs w:val="0"/>
           <w:lang w:bidi="he-IL"/>
         </w:rPr>
         <w:t>Final project in computer engineering on the subject</w:t>
@@ -258,7 +235,6 @@
     </w:p>
     <w:p>
       <w:pPr>
-        <w:jc w:val="center"/>
         <w:rPr>
           <w:rFonts w:asciiTheme="minorBidi" w:hAnsiTheme="minorBidi"/>
           <w:b/>
@@ -269,33 +245,62 @@
     </w:p>
     <w:p>
       <w:pPr>
+        <w:bidi/>
         <w:jc w:val="center"/>
         <w:rPr>
-          <w:rFonts w:asciiTheme="minorBidi" w:hAnsiTheme="minorBidi"/>
-          <w:b/>
-          <w:sz w:val="52"/>
-          <w:szCs w:val="20"/>
-        </w:rPr>
-      </w:pPr>
-    </w:p>
-    <w:p>
-      <w:pPr>
-        <w:jc w:val="center"/>
-        <w:rPr>
-          <w:rFonts w:asciiTheme="minorBidi" w:hAnsiTheme="minorBidi"/>
-          <w:sz w:val="20"/>
-          <w:szCs w:val="20"/>
-        </w:rPr>
-      </w:pPr>
-      <w:r>
-        <w:rPr>
-          <w:rFonts w:ascii="Times New Roman" w:eastAsia="Times New Roman" w:hAnsi="Times New Roman"/>
-          <w:b/>
-          <w:sz w:val="26"/>
+          <w:sz w:val="24"/>
+          <w:szCs w:val="24"/>
+        </w:rPr>
+      </w:pPr>
+      <w:r>
+        <w:rPr>
+          <w:sz w:val="24"/>
+          <w:szCs w:val="24"/>
+        </w:rPr>
+        <w:t>taoFPGA</w:t>
+      </w:r>
+      <w:r>
+        <w:rPr>
+          <w:rFonts w:cs="Arial"/>
+          <w:sz w:val="24"/>
+          <w:szCs w:val="24"/>
+          <w:rtl/>
+        </w:rPr>
+        <w:t xml:space="preserve">: </w:t>
+      </w:r>
+      <w:r>
+        <w:rPr>
+          <w:rFonts w:cs="Arial"/>
+          <w:sz w:val="24"/>
+          <w:szCs w:val="24"/>
           <w:rtl/>
           <w:lang w:bidi="he-IL"/>
         </w:rPr>
-        <w:t>taoFPGA: ארכיטקטורה, מימוש והערכת ביצועים של מאיץ חומרה מקוונטט לטרנספורמרים על גבי FPGA במכשירי קצה</w:t>
+        <w:t xml:space="preserve">ארכיטקטורה, מימוש והערכת ביצועים של ליבת עיבוד </w:t>
+      </w:r>
+      <w:r>
+        <w:rPr>
+          <w:sz w:val="24"/>
+          <w:szCs w:val="24"/>
+        </w:rPr>
+        <w:t>Transformer</w:t>
+      </w:r>
+      <w:r>
+        <w:rPr>
+          <w:rFonts w:cs="Arial"/>
+          <w:sz w:val="24"/>
+          <w:szCs w:val="24"/>
+          <w:rtl/>
+          <w:lang w:bidi="he-IL"/>
+        </w:rPr>
+        <w:t xml:space="preserve"> על גבי </w:t>
+      </w:r>
+      <w:r>
+        <w:rPr>
+          <w:sz w:val="24"/>
+          <w:szCs w:val="24"/>
+        </w:rPr>
+        <w:t>FPGA</w:t>
       </w:r>
     </w:p>
     <w:p>
@@ -320,7 +325,7 @@
       <w:pPr>
         <w:jc w:val="center"/>
         <w:rPr>
-          <w:rFonts w:asciiTheme="minorBidi" w:hAnsiTheme="minorBidi"/>
+          <w:rFonts w:asciiTheme="majorBidi" w:hAnsiTheme="majorBidi" w:cstheme="majorBidi"/>
           <w:sz w:val="28"/>
           <w:szCs w:val="24"/>
           <w:lang w:bidi="he-IL"/>
@@ -328,7 +333,7 @@
       </w:pPr>
       <w:r>
         <w:rPr>
-          <w:rFonts w:asciiTheme="minorBidi" w:hAnsiTheme="minorBidi"/>
+          <w:rFonts w:asciiTheme="majorBidi" w:hAnsiTheme="majorBidi" w:cstheme="majorBidi"/>
           <w:sz w:val="28"/>
           <w:szCs w:val="24"/>
           <w:lang w:bidi="he-IL"/>
@@ -341,187 +346,264 @@
         <w:bidi/>
         <w:jc w:val="center"/>
         <w:rPr>
+          <w:rFonts w:asciiTheme="majorBidi" w:hAnsiTheme="majorBidi" w:cstheme="majorBidi"/>
+          <w:sz w:val="24"/>
+          <w:lang w:bidi="he-IL"/>
+        </w:rPr>
+      </w:pPr>
+      <w:r>
+        <w:rPr>
+          <w:rFonts w:asciiTheme="majorBidi" w:hAnsiTheme="majorBidi" w:cstheme="majorBidi"/>
+          <w:lang w:bidi="he-IL"/>
+        </w:rPr>
+        <w:t>Eliran Turgeman, 316372002</w:t>
+      </w:r>
+    </w:p>
+    <w:p>
+      <w:pPr>
+        <w:bidi/>
+        <w:jc w:val="center"/>
+        <w:rPr>
+          <w:rFonts w:asciiTheme="majorBidi" w:hAnsiTheme="majorBidi" w:cstheme="majorBidi"/>
+          <w:sz w:val="24"/>
+          <w:lang w:bidi="he-IL"/>
+        </w:rPr>
+      </w:pPr>
+      <w:r>
+        <w:rPr>
+          <w:rFonts w:asciiTheme="majorBidi" w:hAnsiTheme="majorBidi" w:cstheme="majorBidi"/>
+          <w:lang w:bidi="he-IL"/>
+        </w:rPr>
+        <w:t>Shay Rask, 314951658</w:t>
+      </w:r>
+    </w:p>
+    <w:p>
+      <w:pPr>
+        <w:jc w:val="center"/>
+        <w:rPr>
           <w:rFonts w:asciiTheme="minorBidi" w:hAnsiTheme="minorBidi"/>
           <w:sz w:val="24"/>
+        </w:rPr>
+      </w:pPr>
+    </w:p>
+    <w:p>
+      <w:pPr>
+        <w:rPr>
+          <w:rFonts w:asciiTheme="majorBidi" w:hAnsiTheme="majorBidi" w:cstheme="majorBidi"/>
           <w:lang w:bidi="he-IL"/>
         </w:rPr>
       </w:pPr>
-      <w:r>
-        <w:rPr>
-          <w:rFonts w:asciiTheme="minorBidi" w:hAnsiTheme="minorBidi"/>
+    </w:p>
+    <w:p>
+      <w:pPr>
+        <w:rPr>
+          <w:rFonts w:asciiTheme="majorBidi" w:hAnsiTheme="majorBidi" w:cstheme="majorBidi"/>
           <w:lang w:bidi="he-IL"/>
         </w:rPr>
-        <w:t>Eliran Turgeman, 316372002</w:t>
-      </w:r>
-    </w:p>
-    <w:p>
-      <w:pPr>
-        <w:bidi/>
-        <w:jc w:val="center"/>
-        <w:rPr>
-          <w:rFonts w:asciiTheme="minorBidi" w:hAnsiTheme="minorBidi"/>
-          <w:sz w:val="24"/>
+      </w:pPr>
+    </w:p>
+    <w:p>
+      <w:pPr>
+        <w:rPr>
+          <w:rFonts w:asciiTheme="majorBidi" w:hAnsiTheme="majorBidi" w:cstheme="majorBidi"/>
           <w:lang w:bidi="he-IL"/>
         </w:rPr>
       </w:pPr>
-      <w:r>
-        <w:rPr>
-          <w:rFonts w:asciiTheme="minorBidi" w:hAnsiTheme="minorBidi"/>
+    </w:p>
+    <w:p>
+      <w:pPr>
+        <w:rPr>
+          <w:rFonts w:asciiTheme="majorBidi" w:hAnsiTheme="majorBidi" w:cstheme="majorBidi"/>
           <w:lang w:bidi="he-IL"/>
         </w:rPr>
-        <w:t>Shay Rask, 314951658</w:t>
-      </w:r>
-    </w:p>
-    <w:p>
-      <w:pPr>
-        <w:jc w:val="center"/>
-        <w:rPr>
-          <w:rFonts w:asciiTheme="minorBidi" w:hAnsiTheme="minorBidi"/>
-          <w:sz w:val="24"/>
-        </w:rPr>
-      </w:pPr>
-    </w:p>
-    <w:p>
-      <w:pPr>
-        <w:jc w:val="center"/>
-        <w:rPr>
-          <w:rFonts w:asciiTheme="minorBidi" w:hAnsiTheme="minorBidi"/>
-          <w:sz w:val="24"/>
-        </w:rPr>
-      </w:pPr>
-    </w:p>
-    <w:p>
-      <w:pPr>
-        <w:jc w:val="center"/>
-        <w:rPr>
-          <w:rFonts w:asciiTheme="minorBidi" w:hAnsiTheme="minorBidi"/>
-          <w:sz w:val="24"/>
-        </w:rPr>
-      </w:pPr>
-    </w:p>
-    <w:p>
-      <w:pPr>
-        <w:rPr>
-          <w:rFonts w:asciiTheme="minorBidi" w:hAnsiTheme="minorBidi"/>
+      </w:pPr>
+    </w:p>
+    <w:p>
+      <w:pPr>
+        <w:rPr>
+          <w:rFonts w:asciiTheme="majorBidi" w:hAnsiTheme="majorBidi" w:cstheme="majorBidi"/>
           <w:lang w:bidi="he-IL"/>
         </w:rPr>
       </w:pPr>
-      <w:r>
-        <w:rPr>
-          <w:rFonts w:asciiTheme="minorBidi" w:hAnsiTheme="minorBidi"/>
+    </w:p>
+    <w:p>
+      <w:pPr>
+        <w:rPr>
+          <w:rFonts w:asciiTheme="majorBidi" w:hAnsiTheme="majorBidi" w:cstheme="majorBidi"/>
           <w:lang w:bidi="he-IL"/>
         </w:rPr>
-        <w:t>Track: Computer Engineering — Hardware and Chip Design</w:t>
-      </w:r>
-    </w:p>
-    <w:p>
-      <w:pPr>
-        <w:rPr>
-          <w:rFonts w:asciiTheme="minorBidi" w:hAnsiTheme="minorBidi"/>
+      </w:pPr>
+    </w:p>
+    <w:p>
+      <w:pPr>
+        <w:rPr>
+          <w:rFonts w:asciiTheme="majorBidi" w:hAnsiTheme="majorBidi" w:cstheme="majorBidi"/>
+          <w:sz w:val="20"/>
+          <w:szCs w:val="20"/>
           <w:lang w:bidi="he-IL"/>
         </w:rPr>
       </w:pPr>
       <w:r>
         <w:rPr>
-          <w:rFonts w:asciiTheme="minorBidi" w:hAnsiTheme="minorBidi"/>
+          <w:rFonts w:asciiTheme="majorBidi" w:hAnsiTheme="majorBidi" w:cstheme="majorBidi"/>
+          <w:b/>
+          <w:bCs/>
+          <w:sz w:val="20"/>
+          <w:szCs w:val="20"/>
           <w:lang w:bidi="he-IL"/>
         </w:rPr>
-        <w:t>Academic supervisor: Dr. Leonid Yavits (Leonid.yavits@biu.ac.il)</w:t>
-      </w:r>
-    </w:p>
-    <w:p>
-      <w:pPr>
-        <w:rPr>
-          <w:rFonts w:asciiTheme="minorBidi" w:hAnsiTheme="minorBidi"/>
+        <w:t>Track:</w:t>
+      </w:r>
+      <w:r>
+        <w:rPr>
+          <w:rFonts w:asciiTheme="majorBidi" w:hAnsiTheme="majorBidi" w:cstheme="majorBidi"/>
+          <w:sz w:val="20"/>
+          <w:szCs w:val="20"/>
           <w:lang w:bidi="he-IL"/>
         </w:rPr>
-      </w:pPr>
-      <w:r>
-        <w:rPr>
-          <w:rFonts w:asciiTheme="minorBidi" w:hAnsiTheme="minorBidi"/>
+        <w:t xml:space="preserve"> Computer Engineering </w:t>
+      </w:r>
+      <w:r>
+        <w:rPr>
+          <w:rFonts w:asciiTheme="majorBidi" w:hAnsiTheme="majorBidi" w:cstheme="majorBidi"/>
+          <w:sz w:val="20"/>
+          <w:szCs w:val="20"/>
           <w:lang w:bidi="he-IL"/>
         </w:rPr>
-        <w:t>Project mentor: David Freud (david.freud@mail.huji.ac.il)</w:t>
-      </w:r>
-    </w:p>
-    <w:p>
-      <w:pPr>
-        <w:rPr>
-          <w:rFonts w:asciiTheme="minorBidi" w:hAnsiTheme="minorBidi"/>
+        <w:t>-</w:t>
+      </w:r>
+      <w:r>
+        <w:rPr>
+          <w:rFonts w:asciiTheme="majorBidi" w:hAnsiTheme="majorBidi" w:cstheme="majorBidi"/>
+          <w:sz w:val="20"/>
+          <w:szCs w:val="20"/>
           <w:lang w:bidi="he-IL"/>
         </w:rPr>
-      </w:pPr>
-      <w:r>
-        <w:rPr>
-          <w:rFonts w:asciiTheme="minorBidi" w:hAnsiTheme="minorBidi"/>
+        <w:t xml:space="preserve"> Hardware and Chip Design</w:t>
+      </w:r>
+    </w:p>
+    <w:p>
+      <w:pPr>
+        <w:rPr>
+          <w:rFonts w:asciiTheme="majorBidi" w:hAnsiTheme="majorBidi" w:cstheme="majorBidi"/>
+          <w:sz w:val="20"/>
+          <w:szCs w:val="20"/>
           <w:lang w:bidi="he-IL"/>
         </w:rPr>
-        <w:t>Date of submission: September 22, 2026</w:t>
-      </w:r>
-    </w:p>
-    <w:p>
-      <w:pPr>
-        <w:rPr>
-          <w:rFonts w:asciiTheme="minorBidi" w:hAnsiTheme="minorBidi"/>
+      </w:pPr>
+      <w:r>
+        <w:rPr>
+          <w:rFonts w:asciiTheme="majorBidi" w:hAnsiTheme="majorBidi" w:cstheme="majorBidi"/>
+          <w:b/>
+          <w:bCs/>
+          <w:sz w:val="20"/>
+          <w:szCs w:val="20"/>
           <w:lang w:bidi="he-IL"/>
         </w:rPr>
-      </w:pPr>
-    </w:p>
-    <w:p>
-      <w:pPr>
-        <w:rPr>
-          <w:rFonts w:asciiTheme="minorBidi" w:hAnsiTheme="minorBidi"/>
-        </w:rPr>
-      </w:pPr>
-    </w:p>
-    <w:p>
-      <w:pPr>
-        <w:rPr>
-          <w:rFonts w:asciiTheme="minorBidi" w:hAnsiTheme="minorBidi"/>
-        </w:rPr>
-      </w:pPr>
-    </w:p>
-    <w:p>
-      <w:pPr>
-        <w:jc w:val="center"/>
-        <w:rPr>
-          <w:rFonts w:asciiTheme="minorBidi" w:hAnsiTheme="minorBidi"/>
-        </w:rPr>
-      </w:pPr>
-      <w:r>
-        <w:rPr>
-          <w:rFonts w:asciiTheme="minorBidi" w:hAnsiTheme="minorBidi"/>
-        </w:rPr>
-        <w:t>Submitted as part of the undergraduate requirements</w:t>
-      </w:r>
-    </w:p>
-    <w:p>
-      <w:pPr>
-        <w:jc w:val="center"/>
-        <w:rPr>
-          <w:rFonts w:asciiTheme="minorBidi" w:hAnsiTheme="minorBidi"/>
-        </w:rPr>
-      </w:pPr>
-      <w:r>
-        <w:rPr>
-          <w:rFonts w:asciiTheme="minorBidi" w:hAnsiTheme="minorBidi"/>
-        </w:rPr>
-        <w:t>Faculty of Engineering, Bar-Ilan University</w:t>
-      </w:r>
-    </w:p>
-    <w:p>
-      <w:pPr>
-        <w:jc w:val="center"/>
-        <w:rPr>
-          <w:rFonts w:asciiTheme="minorBidi" w:hAnsiTheme="minorBidi"/>
-        </w:rPr>
-      </w:pPr>
-      <w:r>
-        <w:rPr>
-          <w:rFonts w:asciiTheme="minorBidi" w:hAnsiTheme="minorBidi"/>
+        <w:t>Academic supervisor:</w:t>
+      </w:r>
+      <w:r>
+        <w:rPr>
+          <w:rFonts w:asciiTheme="majorBidi" w:hAnsiTheme="majorBidi" w:cstheme="majorBidi"/>
+          <w:sz w:val="20"/>
+          <w:szCs w:val="20"/>
           <w:lang w:bidi="he-IL"/>
         </w:rPr>
-        <w:t>Project number: 309</w:t>
+        <w:t xml:space="preserve"> Dr. Leonid Yavits (Leonid.yavits@biu.ac.il)</w:t>
+      </w:r>
+    </w:p>
+    <w:p>
+      <w:pPr>
+        <w:rPr>
+          <w:rFonts w:asciiTheme="majorBidi" w:hAnsiTheme="majorBidi" w:cstheme="majorBidi"/>
+          <w:sz w:val="20"/>
+          <w:szCs w:val="20"/>
+          <w:lang w:bidi="he-IL"/>
+        </w:rPr>
+      </w:pPr>
+      <w:r>
+        <w:rPr>
+          <w:rFonts w:asciiTheme="majorBidi" w:hAnsiTheme="majorBidi" w:cstheme="majorBidi"/>
+          <w:b/>
+          <w:bCs/>
+          <w:sz w:val="20"/>
+          <w:szCs w:val="20"/>
+          <w:lang w:bidi="he-IL"/>
+        </w:rPr>
+        <w:t>Project mentor:</w:t>
+      </w:r>
+      <w:r>
+        <w:rPr>
+          <w:rFonts w:asciiTheme="majorBidi" w:hAnsiTheme="majorBidi" w:cstheme="majorBidi"/>
+          <w:sz w:val="20"/>
+          <w:szCs w:val="20"/>
+          <w:lang w:bidi="he-IL"/>
+        </w:rPr>
+        <w:t xml:space="preserve"> David Freud (david.freud@mail.huji.ac.il)</w:t>
+      </w:r>
+    </w:p>
+    <w:p>
+      <w:pPr>
+        <w:rPr>
+          <w:rStyle w:val="afd"/>
+          <w:rFonts w:asciiTheme="majorBidi" w:hAnsiTheme="majorBidi" w:cstheme="majorBidi"/>
+          <w:b w:val="0"/>
+          <w:bCs w:val="0"/>
+          <w:i w:val="0"/>
+          <w:iCs w:val="0"/>
+          <w:color w:val="auto"/>
+          <w:sz w:val="20"/>
+          <w:szCs w:val="20"/>
+          <w:lang w:bidi="he-IL"/>
+        </w:rPr>
+      </w:pPr>
+      <w:r>
+        <w:rPr>
+          <w:rFonts w:asciiTheme="majorBidi" w:hAnsiTheme="majorBidi" w:cstheme="majorBidi"/>
+          <w:b/>
+          <w:bCs/>
+          <w:sz w:val="20"/>
+          <w:szCs w:val="20"/>
+          <w:lang w:bidi="he-IL"/>
+        </w:rPr>
+        <w:t>Date of submission:</w:t>
+      </w:r>
+      <w:r>
+        <w:rPr>
+          <w:rFonts w:asciiTheme="majorBidi" w:hAnsiTheme="majorBidi" w:cstheme="majorBidi"/>
+          <w:sz w:val="20"/>
+          <w:szCs w:val="20"/>
+          <w:lang w:bidi="he-IL"/>
+        </w:rPr>
+        <w:t xml:space="preserve"> September 22, 2026</w:t>
+      </w:r>
+    </w:p>
+    <w:p>
+      <w:pPr>
+        <w:rPr>
+          <w:rStyle w:val="afd"/>
+        </w:rPr>
+      </w:pPr>
+      <w:r>
+        <w:rPr>
+          <w:rStyle w:val="afd"/>
+        </w:rPr>
+        <w:br w:type="page"/>
+      </w:r>
+    </w:p>
+    <w:p>
+      <w:pPr>
+        <w:rPr>
+          <w:rStyle w:val="afd"/>
+          <w:lang w:bidi="he-IL"/>
+        </w:rPr>
+      </w:pPr>
+      <w:r>
+        <w:rPr>
+          <w:rStyle w:val="afd"/>
+        </w:rPr>
+        <w:lastRenderedPageBreak/>
+        <w:t>ABSTRACT</w:t>
       </w:r>
     </w:p>
     <w:p>
@@ -532,99 +614,34 @@
           <w:lang w:bidi="he-IL"/>
         </w:rPr>
       </w:pPr>
-    </w:p>
-    <w:p>
-      <w:pPr>
-        <w:rPr>
-          <w:rStyle w:val="af9"/>
-          <w:lang w:bidi="he-IL"/>
-        </w:rPr>
-      </w:pPr>
+      <w:r>
+        <w:rPr>
+          <w:rFonts w:ascii="Times New Roman" w:eastAsia="Times New Roman" w:hAnsi="Times New Roman"/>
+        </w:rPr>
+        <w:t xml:space="preserve">Transformer models are increasingly deployed on power- and resource-constrained edge devices, where their quadratic attention cost and large dense matrix multiplications strain both compute and memory bandwidth. This report presents taoFPGA, a quantized INT8 transformer processing core built around a 16×16 weight-stationary systolic array fused with dedicated fixed-point Softmax and GELU engines, verified end to end from RTL simulation through physical signoff and real hardware bring-up on a Xilinx Zynq-7020 (PYNQ-Z2). We detail a tolerance-bounded verification methodology carried consistently from SystemVerilog testbenches through a Python/NumPy golden model validated against physical silicon, a synthesis-level DSP-inference defect whose correction reduced LUT utilization by 49.3% and total on-chip power by 3.1%, and a full-scale hardware validation run matching simulation to zero error across 32,000 output elements. We further report a kernel-level benchmark against a real, numerically validated ViT-Tiny software baseline, achieving up to 97.73× measured speedup (70.02× and 97.73× across the two benchmarked kernel shapes) over the board's ARM Cortex-A9, corresponding to a total energy efficiency of 2.25 GOPS/W (2.47 GOPS/W on dynamic power alone) at peak throughput </w:t>
+      </w:r>
+      <w:r>
+        <w:rPr>
+          <w:rFonts w:ascii="Times New Roman" w:eastAsia="Times New Roman" w:hAnsi="Times New Roman"/>
+        </w:rPr>
+        <w:t>-</w:t>
+      </w:r>
+      <w:r>
+        <w:rPr>
+          <w:rFonts w:ascii="Times New Roman" w:eastAsia="Times New Roman" w:hAnsi="Times New Roman"/>
+        </w:rPr>
+        <w:t xml:space="preserve"> while explicitly analyzing why the accelerator's fixed pipeline does not structurally correspond to any single Vision Transformer operation, a distinction we treat as a methodological contribution in its own right. We close with a quantified account of the design's remaining hardware constraints, principally a 64KB single-transfer DMA ceiling, and the Scatter-Gather DMA redesign identified as its prerequisite fix.</w:t>
+      </w:r>
     </w:p>
     <w:p>
       <w:pPr>
         <w:bidi/>
-        <w:rPr>
-          <w:rStyle w:val="af9"/>
-          <w:rtl/>
-          <w:lang w:bidi="he-IL"/>
-        </w:rPr>
-      </w:pPr>
-    </w:p>
-    <w:p>
-      <w:pPr>
-        <w:bidi/>
-        <w:rPr>
-          <w:rStyle w:val="af9"/>
-          <w:rtl/>
-          <w:lang w:bidi="he-IL"/>
-        </w:rPr>
-      </w:pPr>
-    </w:p>
-    <w:p>
-      <w:pPr>
-        <w:rPr>
-          <w:rStyle w:val="afd"/>
-          <w:rFonts w:asciiTheme="minorBidi" w:hAnsiTheme="minorBidi"/>
-        </w:rPr>
-      </w:pPr>
-      <w:r>
-        <w:rPr>
-          <w:rStyle w:val="afd"/>
-          <w:rFonts w:asciiTheme="minorBidi" w:hAnsiTheme="minorBidi"/>
-        </w:rPr>
-        <w:br w:type="page"/>
-      </w:r>
-    </w:p>
-    <w:p>
-      <w:pPr>
-        <w:rPr>
-          <w:rStyle w:val="afd"/>
-          <w:rFonts w:asciiTheme="minorBidi" w:hAnsiTheme="minorBidi"/>
-          <w:lang w:bidi="he-IL"/>
-        </w:rPr>
-      </w:pPr>
-      <w:r>
-        <w:rPr>
-          <w:rStyle w:val="afd"/>
-          <w:rFonts w:asciiTheme="minorBidi" w:hAnsiTheme="minorBidi"/>
-        </w:rPr>
-        <w:lastRenderedPageBreak/>
-        <w:t>ABSTRACT</w:t>
-      </w:r>
-    </w:p>
-    <w:p>
-      <w:pPr>
         <w:rPr>
           <w:rFonts w:asciiTheme="minorBidi" w:hAnsiTheme="minorBidi"/>
           <w:rtl/>
           <w:lang w:bidi="he-IL"/>
         </w:rPr>
       </w:pPr>
-      <w:r>
-        <w:rPr>
-          <w:rFonts w:ascii="Times New Roman" w:eastAsia="Times New Roman" w:hAnsi="Times New Roman"/>
-        </w:rPr>
-        <w:t>Transformer models are increasingly deployed on power- and resource-constrained edge devices, where their quadratic attention cost and large dense matrix multiplications strain both compute and memory bandwidth. This report presents taoFPGA, a quantized INT8 transformer processing core built around a 16×16 weight-stationary systolic array fused with dedicated fixed-point Softmax and GELU engines, verified end to end from RTL simulation through physical signoff and real hardware bring-up on a Xilinx Zynq-702</w:t>
-      </w:r>
-      <w:r>
-        <w:rPr>
-          <w:rFonts w:ascii="Times New Roman" w:eastAsia="Times New Roman" w:hAnsi="Times New Roman"/>
-        </w:rPr>
-        <w:t>0 (PYNQ-Z2). We detail a tolerance-bounded verification methodology carried consistently from SystemVerilog testbenches through a Python/NumPy golden model validated against physical silicon, a synthesis-level DSP-inference defect whose correction reduced LUT utilization by 49.3% and total on-chip power by 3.1%, and a full-scale hardware validation run matching simulation to zero error across 32,000 output elements. We further report a kernel-level benchmark against a real, numerically validated ViT-Tiny so</w:t>
-      </w:r>
-      <w:r>
-        <w:rPr>
-          <w:rFonts w:ascii="Times New Roman" w:eastAsia="Times New Roman" w:hAnsi="Times New Roman"/>
-        </w:rPr>
-        <w:t>ftware baseline, achieving up to 97.73× measured speedup (70.02× and 97.73× across the two benchmarked kernel shapes) over the board's ARM Cortex-A9, corresponding to a total energy efficiency of 2.25 GOPS/W (2.47 GOPS/W on dynamic power alone) at peak throughput -- while explicitly analyzing why the accelerator's fixed pipeline does not structurally correspond to any single Vision Transformer operation, a distinction we treat as a methodological contribution in its own right. We close with a quantified acc</w:t>
-      </w:r>
-      <w:r>
-        <w:rPr>
-          <w:rFonts w:ascii="Times New Roman" w:eastAsia="Times New Roman" w:hAnsi="Times New Roman"/>
-        </w:rPr>
-        <w:t>ount of the design's remaining hardware constraints, principally a 64KB single-transfer DMA ceiling, and the Scatter-Gather DMA redesign identified as its prerequisite fix.</w:t>
-      </w:r>
     </w:p>
     <w:p>
       <w:pPr>
@@ -638,34 +655,127 @@
     </w:p>
     <w:p>
       <w:pPr>
-        <w:rPr>
-          <w:rStyle w:val="afd"/>
-          <w:rFonts w:asciiTheme="minorBidi" w:hAnsiTheme="minorBidi"/>
-          <w:rtl/>
-        </w:rPr>
-      </w:pPr>
-      <w:r>
-        <w:rPr>
-          <w:rStyle w:val="afd"/>
-          <w:rFonts w:asciiTheme="minorBidi" w:hAnsiTheme="minorBidi"/>
-        </w:rPr>
-        <w:t>ACKNOWLEDGMENTS</w:t>
-      </w:r>
-    </w:p>
-    <w:p>
-      <w:pPr>
+        <w:bidi/>
         <w:rPr>
           <w:rFonts w:asciiTheme="minorBidi" w:hAnsiTheme="minorBidi"/>
           <w:rtl/>
           <w:lang w:bidi="he-IL"/>
         </w:rPr>
       </w:pPr>
-      <w:r>
+    </w:p>
+    <w:p>
+      <w:pPr>
+        <w:bidi/>
         <w:rPr>
           <w:rFonts w:asciiTheme="minorBidi" w:hAnsiTheme="minorBidi"/>
+          <w:rtl/>
           <w:lang w:bidi="he-IL"/>
         </w:rPr>
+      </w:pPr>
+    </w:p>
+    <w:p>
+      <w:pPr>
+        <w:bidi/>
+        <w:rPr>
+          <w:rFonts w:asciiTheme="minorBidi" w:hAnsiTheme="minorBidi"/>
+          <w:rtl/>
+          <w:lang w:bidi="he-IL"/>
+        </w:rPr>
+      </w:pPr>
+    </w:p>
+    <w:p>
+      <w:pPr>
+        <w:bidi/>
+        <w:rPr>
+          <w:rFonts w:asciiTheme="minorBidi" w:hAnsiTheme="minorBidi"/>
+          <w:rtl/>
+          <w:lang w:bidi="he-IL"/>
+        </w:rPr>
+      </w:pPr>
+    </w:p>
+    <w:p>
+      <w:pPr>
+        <w:bidi/>
+        <w:rPr>
+          <w:rFonts w:asciiTheme="minorBidi" w:hAnsiTheme="minorBidi"/>
+          <w:rtl/>
+          <w:lang w:bidi="he-IL"/>
+        </w:rPr>
+      </w:pPr>
+    </w:p>
+    <w:p>
+      <w:pPr>
+        <w:bidi/>
+        <w:rPr>
+          <w:rFonts w:asciiTheme="minorBidi" w:hAnsiTheme="minorBidi"/>
+          <w:rtl/>
+          <w:lang w:bidi="he-IL"/>
+        </w:rPr>
+      </w:pPr>
+    </w:p>
+    <w:p>
+      <w:pPr>
+        <w:bidi/>
+        <w:rPr>
+          <w:rFonts w:asciiTheme="minorBidi" w:hAnsiTheme="minorBidi"/>
+          <w:rtl/>
+          <w:lang w:bidi="he-IL"/>
+        </w:rPr>
+      </w:pPr>
+    </w:p>
+    <w:p>
+      <w:pPr>
+        <w:bidi/>
+        <w:rPr>
+          <w:rFonts w:asciiTheme="minorBidi" w:hAnsiTheme="minorBidi"/>
+          <w:rtl/>
+          <w:lang w:bidi="he-IL"/>
+        </w:rPr>
+      </w:pPr>
+    </w:p>
+    <w:p>
+      <w:pPr>
+        <w:rPr>
+          <w:rStyle w:val="afd"/>
+          <w:rtl/>
+        </w:rPr>
+      </w:pPr>
+      <w:r>
+        <w:rPr>
+          <w:rStyle w:val="afd"/>
+        </w:rPr>
+        <w:t>ACKNOWLEDGMENTS</w:t>
+      </w:r>
+    </w:p>
+    <w:p>
+      <w:pPr>
+        <w:rPr>
+          <w:rFonts w:asciiTheme="majorBidi" w:hAnsiTheme="majorBidi" w:cstheme="majorBidi"/>
+          <w:rtl/>
+          <w:lang w:bidi="he-IL"/>
+        </w:rPr>
+      </w:pPr>
+      <w:r>
+        <w:rPr>
+          <w:rFonts w:asciiTheme="majorBidi" w:hAnsiTheme="majorBidi" w:cstheme="majorBidi"/>
+          <w:lang w:bidi="he-IL"/>
+        </w:rPr>
         <w:t>We would like to thank our academic supervisor, Dr. Leonid Yavits, and our project mentor, David Freud, for their guidance throughout this project.</w:t>
+      </w:r>
+    </w:p>
+    <w:p>
+      <w:pPr>
+        <w:rPr>
+          <w:rFonts w:asciiTheme="majorHAnsi" w:eastAsiaTheme="majorEastAsia" w:hAnsiTheme="majorHAnsi" w:cstheme="majorBidi"/>
+          <w:b/>
+          <w:bCs/>
+          <w:color w:val="365F91" w:themeColor="accent1" w:themeShade="BF"/>
+          <w:sz w:val="28"/>
+          <w:szCs w:val="28"/>
+        </w:rPr>
+      </w:pPr>
+      <w:r>
+        <w:br w:type="page"/>
       </w:r>
     </w:p>
     <w:p>
@@ -675,8 +785,15 @@
           <w:ilvl w:val="0"/>
           <w:numId w:val="0"/>
         </w:numPr>
-      </w:pPr>
-      <w:r>
+        <w:rPr>
+          <w:rFonts w:asciiTheme="minorHAnsi" w:hAnsiTheme="minorHAnsi"/>
+        </w:rPr>
+      </w:pPr>
+      <w:r>
+        <w:rPr>
+          <w:rFonts w:asciiTheme="minorHAnsi" w:hAnsiTheme="minorHAnsi"/>
+        </w:rPr>
+        <w:lastRenderedPageBreak/>
         <w:t>Table of Contents</w:t>
       </w:r>
     </w:p>
@@ -686,21 +803,24 @@
           <w:tab w:val="right" w:leader="dot" w:pos="9072"/>
         </w:tabs>
         <w:spacing w:after="60"/>
-      </w:pPr>
-      <w:r>
-        <w:rPr>
-          <w:rFonts w:ascii="Times New Roman" w:eastAsia="Times New Roman" w:hAnsi="Times New Roman"/>
+        <w:rPr>
+          <w:rFonts w:asciiTheme="majorBidi" w:hAnsiTheme="majorBidi" w:cstheme="majorBidi"/>
+        </w:rPr>
+      </w:pPr>
+      <w:r>
+        <w:rPr>
+          <w:rFonts w:asciiTheme="majorBidi" w:eastAsia="Times New Roman" w:hAnsiTheme="majorBidi" w:cstheme="majorBidi"/>
           <w:sz w:val="21"/>
         </w:rPr>
         <w:t>Abstract</w:t>
       </w:r>
       <w:r>
         <w:rPr>
-          <w:rFonts w:ascii="Times New Roman" w:eastAsia="Times New Roman" w:hAnsi="Times New Roman"/>
+          <w:rFonts w:asciiTheme="majorBidi" w:eastAsia="Times New Roman" w:hAnsiTheme="majorBidi" w:cstheme="majorBidi"/>
           <w:sz w:val="21"/>
         </w:rPr>
         <w:tab/>
-        <w:t>3</w:t>
+        <w:t>2</w:t>
       </w:r>
     </w:p>
     <w:p>
@@ -709,21 +829,24 @@
           <w:tab w:val="right" w:leader="dot" w:pos="9072"/>
         </w:tabs>
         <w:spacing w:after="60"/>
-      </w:pPr>
-      <w:r>
-        <w:rPr>
-          <w:rFonts w:ascii="Times New Roman" w:eastAsia="Times New Roman" w:hAnsi="Times New Roman"/>
+        <w:rPr>
+          <w:rFonts w:asciiTheme="majorBidi" w:hAnsiTheme="majorBidi" w:cstheme="majorBidi"/>
+        </w:rPr>
+      </w:pPr>
+      <w:r>
+        <w:rPr>
+          <w:rFonts w:asciiTheme="majorBidi" w:eastAsia="Times New Roman" w:hAnsiTheme="majorBidi" w:cstheme="majorBidi"/>
           <w:sz w:val="21"/>
         </w:rPr>
         <w:t>Acknowledgments</w:t>
       </w:r>
       <w:r>
         <w:rPr>
-          <w:rFonts w:ascii="Times New Roman" w:eastAsia="Times New Roman" w:hAnsi="Times New Roman"/>
+          <w:rFonts w:asciiTheme="majorBidi" w:eastAsia="Times New Roman" w:hAnsiTheme="majorBidi" w:cstheme="majorBidi"/>
           <w:sz w:val="21"/>
         </w:rPr>
         <w:tab/>
-        <w:t>3</w:t>
+        <w:t>2</w:t>
       </w:r>
     </w:p>
     <w:p>
@@ -732,10 +855,12 @@
           <w:tab w:val="right" w:leader="dot" w:pos="9072"/>
         </w:tabs>
         <w:spacing w:after="60"/>
-      </w:pPr>
-      <w:r>
-        <w:rPr>
-          <w:rFonts w:ascii="Times New Roman" w:eastAsia="Times New Roman" w:hAnsi="Times New Roman"/>
+        <w:rPr>
+          <w:rFonts w:asciiTheme="majorBidi" w:hAnsiTheme="majorBidi" w:cstheme="majorBidi"/>
+        </w:rPr>
+      </w:pPr>
+      <w:r>
+        <w:rPr>
           <w:b/>
           <w:sz w:val="21"/>
         </w:rPr>
@@ -743,12 +868,11 @@
       </w:r>
       <w:r>
         <w:rPr>
-          <w:rFonts w:ascii="Times New Roman" w:eastAsia="Times New Roman" w:hAnsi="Times New Roman"/>
           <w:b/>
           <w:sz w:val="21"/>
         </w:rPr>
         <w:tab/>
-        <w:t>6</w:t>
+        <w:t>4</w:t>
       </w:r>
     </w:p>
     <w:p>
@@ -758,21 +882,24 @@
         </w:tabs>
         <w:spacing w:after="60"/>
         <w:ind w:left="360"/>
-      </w:pPr>
-      <w:r>
-        <w:rPr>
-          <w:rFonts w:ascii="Times New Roman" w:eastAsia="Times New Roman" w:hAnsi="Times New Roman"/>
+        <w:rPr>
+          <w:rFonts w:asciiTheme="majorBidi" w:hAnsiTheme="majorBidi" w:cstheme="majorBidi"/>
+        </w:rPr>
+      </w:pPr>
+      <w:r>
+        <w:rPr>
+          <w:rFonts w:asciiTheme="majorBidi" w:eastAsia="Times New Roman" w:hAnsiTheme="majorBidi" w:cstheme="majorBidi"/>
           <w:sz w:val="21"/>
         </w:rPr>
         <w:t>A. Transformer Self-Attention</w:t>
       </w:r>
       <w:r>
         <w:rPr>
-          <w:rFonts w:ascii="Times New Roman" w:eastAsia="Times New Roman" w:hAnsi="Times New Roman"/>
+          <w:rFonts w:asciiTheme="majorBidi" w:eastAsia="Times New Roman" w:hAnsiTheme="majorBidi" w:cstheme="majorBidi"/>
           <w:sz w:val="21"/>
         </w:rPr>
         <w:tab/>
-        <w:t>6</w:t>
+        <w:t>5</w:t>
       </w:r>
     </w:p>
     <w:p>
@@ -782,21 +909,24 @@
         </w:tabs>
         <w:spacing w:after="60"/>
         <w:ind w:left="360"/>
-      </w:pPr>
-      <w:r>
-        <w:rPr>
-          <w:rFonts w:ascii="Times New Roman" w:eastAsia="Times New Roman" w:hAnsi="Times New Roman"/>
+        <w:rPr>
+          <w:rFonts w:asciiTheme="majorBidi" w:hAnsiTheme="majorBidi" w:cstheme="majorBidi"/>
+        </w:rPr>
+      </w:pPr>
+      <w:r>
+        <w:rPr>
+          <w:rFonts w:asciiTheme="majorBidi" w:eastAsia="Times New Roman" w:hAnsiTheme="majorBidi" w:cstheme="majorBidi"/>
           <w:sz w:val="21"/>
         </w:rPr>
         <w:t>B. Fixed-Point (INT8) Quantization</w:t>
       </w:r>
       <w:r>
         <w:rPr>
-          <w:rFonts w:ascii="Times New Roman" w:eastAsia="Times New Roman" w:hAnsi="Times New Roman"/>
+          <w:rFonts w:asciiTheme="majorBidi" w:eastAsia="Times New Roman" w:hAnsiTheme="majorBidi" w:cstheme="majorBidi"/>
           <w:sz w:val="21"/>
         </w:rPr>
         <w:tab/>
-        <w:t>6</w:t>
+        <w:t>5</w:t>
       </w:r>
     </w:p>
     <w:p>
@@ -806,21 +936,24 @@
         </w:tabs>
         <w:spacing w:after="60"/>
         <w:ind w:left="360"/>
-      </w:pPr>
-      <w:r>
-        <w:rPr>
-          <w:rFonts w:ascii="Times New Roman" w:eastAsia="Times New Roman" w:hAnsi="Times New Roman"/>
+        <w:rPr>
+          <w:rFonts w:asciiTheme="majorBidi" w:hAnsiTheme="majorBidi" w:cstheme="majorBidi"/>
+        </w:rPr>
+      </w:pPr>
+      <w:r>
+        <w:rPr>
+          <w:rFonts w:asciiTheme="majorBidi" w:eastAsia="Times New Roman" w:hAnsiTheme="majorBidi" w:cstheme="majorBidi"/>
           <w:sz w:val="21"/>
         </w:rPr>
         <w:t>C. Systolic Arrays for Matrix Multiplication</w:t>
       </w:r>
       <w:r>
         <w:rPr>
-          <w:rFonts w:ascii="Times New Roman" w:eastAsia="Times New Roman" w:hAnsi="Times New Roman"/>
+          <w:rFonts w:asciiTheme="majorBidi" w:eastAsia="Times New Roman" w:hAnsiTheme="majorBidi" w:cstheme="majorBidi"/>
           <w:sz w:val="21"/>
         </w:rPr>
         <w:tab/>
-        <w:t>6</w:t>
+        <w:t>5</w:t>
       </w:r>
     </w:p>
     <w:p>
@@ -829,10 +962,13 @@
           <w:tab w:val="right" w:leader="dot" w:pos="9072"/>
         </w:tabs>
         <w:spacing w:after="60"/>
-      </w:pPr>
-      <w:r>
-        <w:rPr>
-          <w:rFonts w:ascii="Times New Roman" w:eastAsia="Times New Roman" w:hAnsi="Times New Roman"/>
+        <w:rPr>
+          <w:rFonts w:asciiTheme="majorBidi" w:hAnsiTheme="majorBidi" w:cstheme="majorBidi"/>
+        </w:rPr>
+      </w:pPr>
+      <w:r>
+        <w:rPr>
+          <w:rFonts w:asciiTheme="majorBidi" w:eastAsia="Times New Roman" w:hAnsiTheme="majorBidi" w:cstheme="majorBidi"/>
           <w:b/>
           <w:sz w:val="21"/>
         </w:rPr>
@@ -840,12 +976,12 @@
       </w:r>
       <w:r>
         <w:rPr>
-          <w:rFonts w:ascii="Times New Roman" w:eastAsia="Times New Roman" w:hAnsi="Times New Roman"/>
+          <w:rFonts w:asciiTheme="majorBidi" w:eastAsia="Times New Roman" w:hAnsiTheme="majorBidi" w:cstheme="majorBidi"/>
           <w:b/>
           <w:sz w:val="21"/>
         </w:rPr>
         <w:tab/>
-        <w:t>6</w:t>
+        <w:t>5</w:t>
       </w:r>
     </w:p>
     <w:p>
@@ -855,21 +991,24 @@
         </w:tabs>
         <w:spacing w:after="60"/>
         <w:ind w:left="360"/>
-      </w:pPr>
-      <w:r>
-        <w:rPr>
-          <w:rFonts w:ascii="Times New Roman" w:eastAsia="Times New Roman" w:hAnsi="Times New Roman"/>
+        <w:rPr>
+          <w:rFonts w:asciiTheme="majorBidi" w:hAnsiTheme="majorBidi" w:cstheme="majorBidi"/>
+        </w:rPr>
+      </w:pPr>
+      <w:r>
+        <w:rPr>
+          <w:rFonts w:asciiTheme="majorBidi" w:eastAsia="Times New Roman" w:hAnsiTheme="majorBidi" w:cstheme="majorBidi"/>
           <w:sz w:val="21"/>
         </w:rPr>
         <w:t>A. The Edge AI Compute Dilemma</w:t>
       </w:r>
       <w:r>
         <w:rPr>
-          <w:rFonts w:ascii="Times New Roman" w:eastAsia="Times New Roman" w:hAnsi="Times New Roman"/>
+          <w:rFonts w:asciiTheme="majorBidi" w:eastAsia="Times New Roman" w:hAnsiTheme="majorBidi" w:cstheme="majorBidi"/>
           <w:sz w:val="21"/>
         </w:rPr>
         <w:tab/>
-        <w:t>6</w:t>
+        <w:t>5</w:t>
       </w:r>
     </w:p>
     <w:p>
@@ -879,21 +1018,24 @@
         </w:tabs>
         <w:spacing w:after="60"/>
         <w:ind w:left="360"/>
-      </w:pPr>
-      <w:r>
-        <w:rPr>
-          <w:rFonts w:ascii="Times New Roman" w:eastAsia="Times New Roman" w:hAnsi="Times New Roman"/>
+        <w:rPr>
+          <w:rFonts w:asciiTheme="majorBidi" w:hAnsiTheme="majorBidi" w:cstheme="majorBidi"/>
+        </w:rPr>
+      </w:pPr>
+      <w:r>
+        <w:rPr>
+          <w:rFonts w:asciiTheme="majorBidi" w:eastAsia="Times New Roman" w:hAnsiTheme="majorBidi" w:cstheme="majorBidi"/>
           <w:sz w:val="21"/>
         </w:rPr>
         <w:t>B. Design Intent &amp; Methodology</w:t>
       </w:r>
       <w:r>
         <w:rPr>
-          <w:rFonts w:ascii="Times New Roman" w:eastAsia="Times New Roman" w:hAnsi="Times New Roman"/>
+          <w:rFonts w:asciiTheme="majorBidi" w:eastAsia="Times New Roman" w:hAnsiTheme="majorBidi" w:cstheme="majorBidi"/>
           <w:sz w:val="21"/>
         </w:rPr>
         <w:tab/>
-        <w:t>6</w:t>
+        <w:t>5</w:t>
       </w:r>
     </w:p>
     <w:p>
@@ -903,17 +1045,18 @@
         </w:tabs>
         <w:spacing w:after="60"/>
         <w:ind w:left="360"/>
-      </w:pPr>
-      <w:r>
-        <w:rPr>
-          <w:rFonts w:ascii="Times New Roman" w:eastAsia="Times New Roman" w:hAnsi="Times New Roman"/>
+        <w:rPr>
+          <w:rFonts w:asciiTheme="majorBidi" w:hAnsiTheme="majorBidi" w:cstheme="majorBidi"/>
+        </w:rPr>
+      </w:pPr>
+      <w:r>
+        <w:rPr>
           <w:sz w:val="21"/>
         </w:rPr>
         <w:t>C. Key Contributions &amp; Paper Outline</w:t>
       </w:r>
       <w:r>
         <w:rPr>
-          <w:rFonts w:ascii="Times New Roman" w:eastAsia="Times New Roman" w:hAnsi="Times New Roman"/>
           <w:sz w:val="21"/>
         </w:rPr>
         <w:tab/>
@@ -926,10 +1069,12 @@
           <w:tab w:val="right" w:leader="dot" w:pos="9072"/>
         </w:tabs>
         <w:spacing w:after="60"/>
-      </w:pPr>
-      <w:r>
-        <w:rPr>
-          <w:rFonts w:ascii="Times New Roman" w:eastAsia="Times New Roman" w:hAnsi="Times New Roman"/>
+        <w:rPr>
+          <w:rFonts w:asciiTheme="majorBidi" w:hAnsiTheme="majorBidi" w:cstheme="majorBidi"/>
+        </w:rPr>
+      </w:pPr>
+      <w:r>
+        <w:rPr>
           <w:b/>
           <w:sz w:val="21"/>
         </w:rPr>
@@ -937,7 +1082,6 @@
       </w:r>
       <w:r>
         <w:rPr>
-          <w:rFonts w:ascii="Times New Roman" w:eastAsia="Times New Roman" w:hAnsi="Times New Roman"/>
           <w:b/>
           <w:sz w:val="21"/>
         </w:rPr>
@@ -952,18 +1096,18 @@
         </w:tabs>
         <w:spacing w:after="60"/>
         <w:ind w:left="360"/>
-      </w:pPr>
-      <w:r>
-        <w:rPr>
-          <w:rFonts w:ascii="Times New Roman" w:eastAsia="Times New Roman" w:hAnsi="Times New Roman"/>
+        <w:rPr>
+          <w:rFonts w:asciiTheme="majorBidi" w:hAnsiTheme="majorBidi" w:cstheme="majorBidi"/>
+        </w:rPr>
+      </w:pPr>
+      <w:r>
+        <w:rPr>
           <w:sz w:val="21"/>
         </w:rPr>
-        <w:lastRenderedPageBreak/>
         <w:t>A. Systolic Matrix Multiplication Core</w:t>
       </w:r>
       <w:r>
         <w:rPr>
-          <w:rFonts w:ascii="Times New Roman" w:eastAsia="Times New Roman" w:hAnsi="Times New Roman"/>
           <w:sz w:val="21"/>
         </w:rPr>
         <w:tab/>
@@ -977,17 +1121,18 @@
         </w:tabs>
         <w:spacing w:after="60"/>
         <w:ind w:left="360"/>
-      </w:pPr>
-      <w:r>
-        <w:rPr>
-          <w:rFonts w:ascii="Times New Roman" w:eastAsia="Times New Roman" w:hAnsi="Times New Roman"/>
+        <w:rPr>
+          <w:rFonts w:asciiTheme="majorBidi" w:hAnsiTheme="majorBidi" w:cstheme="majorBidi"/>
+        </w:rPr>
+      </w:pPr>
+      <w:r>
+        <w:rPr>
           <w:sz w:val="21"/>
         </w:rPr>
         <w:t>B. Fixed-Point Non-Linear Arithmetic Engines</w:t>
       </w:r>
       <w:r>
         <w:rPr>
-          <w:rFonts w:ascii="Times New Roman" w:eastAsia="Times New Roman" w:hAnsi="Times New Roman"/>
           <w:sz w:val="21"/>
         </w:rPr>
         <w:tab/>
@@ -1001,21 +1146,24 @@
         </w:tabs>
         <w:spacing w:after="60"/>
         <w:ind w:left="360"/>
-      </w:pPr>
-      <w:r>
-        <w:rPr>
-          <w:rFonts w:ascii="Times New Roman" w:eastAsia="Times New Roman" w:hAnsi="Times New Roman"/>
+        <w:rPr>
+          <w:rFonts w:asciiTheme="majorBidi" w:hAnsiTheme="majorBidi" w:cstheme="majorBidi"/>
+        </w:rPr>
+      </w:pPr>
+      <w:r>
+        <w:rPr>
+          <w:rFonts w:asciiTheme="majorBidi" w:eastAsia="Times New Roman" w:hAnsiTheme="majorBidi" w:cstheme="majorBidi"/>
           <w:sz w:val="21"/>
         </w:rPr>
         <w:t>C. Numerical Quantization Strategy</w:t>
       </w:r>
       <w:r>
         <w:rPr>
-          <w:rFonts w:ascii="Times New Roman" w:eastAsia="Times New Roman" w:hAnsi="Times New Roman"/>
+          <w:rFonts w:asciiTheme="majorBidi" w:eastAsia="Times New Roman" w:hAnsiTheme="majorBidi" w:cstheme="majorBidi"/>
           <w:sz w:val="21"/>
         </w:rPr>
         <w:tab/>
-        <w:t>9</w:t>
+        <w:t>8</w:t>
       </w:r>
     </w:p>
     <w:p>
@@ -1024,10 +1172,13 @@
           <w:tab w:val="right" w:leader="dot" w:pos="9072"/>
         </w:tabs>
         <w:spacing w:after="60"/>
-      </w:pPr>
-      <w:r>
-        <w:rPr>
-          <w:rFonts w:ascii="Times New Roman" w:eastAsia="Times New Roman" w:hAnsi="Times New Roman"/>
+        <w:rPr>
+          <w:rFonts w:asciiTheme="majorBidi" w:hAnsiTheme="majorBidi" w:cstheme="majorBidi"/>
+        </w:rPr>
+      </w:pPr>
+      <w:r>
+        <w:rPr>
+          <w:rFonts w:asciiTheme="majorBidi" w:eastAsia="Times New Roman" w:hAnsiTheme="majorBidi" w:cstheme="majorBidi"/>
           <w:b/>
           <w:sz w:val="21"/>
         </w:rPr>
@@ -1035,12 +1186,12 @@
       </w:r>
       <w:r>
         <w:rPr>
-          <w:rFonts w:ascii="Times New Roman" w:eastAsia="Times New Roman" w:hAnsi="Times New Roman"/>
+          <w:rFonts w:asciiTheme="majorBidi" w:eastAsia="Times New Roman" w:hAnsiTheme="majorBidi" w:cstheme="majorBidi"/>
           <w:b/>
           <w:sz w:val="21"/>
         </w:rPr>
         <w:tab/>
-        <w:t>9</w:t>
+        <w:t>8</w:t>
       </w:r>
     </w:p>
     <w:p>
@@ -1050,21 +1201,24 @@
         </w:tabs>
         <w:spacing w:after="60"/>
         <w:ind w:left="360"/>
-      </w:pPr>
-      <w:r>
-        <w:rPr>
-          <w:rFonts w:ascii="Times New Roman" w:eastAsia="Times New Roman" w:hAnsi="Times New Roman"/>
+        <w:rPr>
+          <w:rFonts w:asciiTheme="majorBidi" w:hAnsiTheme="majorBidi" w:cstheme="majorBidi"/>
+        </w:rPr>
+      </w:pPr>
+      <w:r>
+        <w:rPr>
+          <w:rFonts w:asciiTheme="majorBidi" w:eastAsia="Times New Roman" w:hAnsiTheme="majorBidi" w:cstheme="majorBidi"/>
           <w:sz w:val="21"/>
         </w:rPr>
         <w:t>A. Testbench Architecture &amp; Golden Reference Model</w:t>
       </w:r>
       <w:r>
         <w:rPr>
-          <w:rFonts w:ascii="Times New Roman" w:eastAsia="Times New Roman" w:hAnsi="Times New Roman"/>
+          <w:rFonts w:asciiTheme="majorBidi" w:eastAsia="Times New Roman" w:hAnsiTheme="majorBidi" w:cstheme="majorBidi"/>
           <w:sz w:val="21"/>
         </w:rPr>
         <w:tab/>
-        <w:t>9</w:t>
+        <w:t>8</w:t>
       </w:r>
     </w:p>
     <w:p>
@@ -1074,17 +1228,18 @@
         </w:tabs>
         <w:spacing w:after="60"/>
         <w:ind w:left="360"/>
-      </w:pPr>
-      <w:r>
-        <w:rPr>
-          <w:rFonts w:ascii="Times New Roman" w:eastAsia="Times New Roman" w:hAnsi="Times New Roman"/>
+        <w:rPr>
+          <w:rFonts w:asciiTheme="majorBidi" w:hAnsiTheme="majorBidi" w:cstheme="majorBidi"/>
+        </w:rPr>
+      </w:pPr>
+      <w:r>
+        <w:rPr>
           <w:sz w:val="21"/>
         </w:rPr>
         <w:t>B. Simulation Results &amp; Numerical Precision Verification</w:t>
       </w:r>
       <w:r>
         <w:rPr>
-          <w:rFonts w:ascii="Times New Roman" w:eastAsia="Times New Roman" w:hAnsi="Times New Roman"/>
           <w:sz w:val="21"/>
         </w:rPr>
         <w:tab/>
@@ -1098,17 +1253,18 @@
         </w:tabs>
         <w:spacing w:after="60"/>
         <w:ind w:left="360"/>
-      </w:pPr>
-      <w:r>
-        <w:rPr>
-          <w:rFonts w:ascii="Times New Roman" w:eastAsia="Times New Roman" w:hAnsi="Times New Roman"/>
+        <w:rPr>
+          <w:rFonts w:asciiTheme="majorBidi" w:hAnsiTheme="majorBidi" w:cstheme="majorBidi"/>
+        </w:rPr>
+      </w:pPr>
+      <w:r>
+        <w:rPr>
           <w:sz w:val="21"/>
         </w:rPr>
         <w:t>C. Pre-Silicon Logic Debugging</w:t>
       </w:r>
       <w:r>
         <w:rPr>
-          <w:rFonts w:ascii="Times New Roman" w:eastAsia="Times New Roman" w:hAnsi="Times New Roman"/>
           <w:sz w:val="21"/>
         </w:rPr>
         <w:tab/>
@@ -1121,10 +1277,12 @@
           <w:tab w:val="right" w:leader="dot" w:pos="9072"/>
         </w:tabs>
         <w:spacing w:after="60"/>
-      </w:pPr>
-      <w:r>
-        <w:rPr>
-          <w:rFonts w:ascii="Times New Roman" w:eastAsia="Times New Roman" w:hAnsi="Times New Roman"/>
+        <w:rPr>
+          <w:rFonts w:asciiTheme="majorBidi" w:hAnsiTheme="majorBidi" w:cstheme="majorBidi"/>
+        </w:rPr>
+      </w:pPr>
+      <w:r>
+        <w:rPr>
           <w:b/>
           <w:sz w:val="21"/>
         </w:rPr>
@@ -1132,7 +1290,6 @@
       </w:r>
       <w:r>
         <w:rPr>
-          <w:rFonts w:ascii="Times New Roman" w:eastAsia="Times New Roman" w:hAnsi="Times New Roman"/>
           <w:b/>
           <w:sz w:val="21"/>
         </w:rPr>
@@ -1147,17 +1304,18 @@
         </w:tabs>
         <w:spacing w:after="60"/>
         <w:ind w:left="360"/>
-      </w:pPr>
-      <w:r>
-        <w:rPr>
-          <w:rFonts w:ascii="Times New Roman" w:eastAsia="Times New Roman" w:hAnsi="Times New Roman"/>
+        <w:rPr>
+          <w:rFonts w:asciiTheme="majorBidi" w:hAnsiTheme="majorBidi" w:cstheme="majorBidi"/>
+        </w:rPr>
+      </w:pPr>
+      <w:r>
+        <w:rPr>
           <w:sz w:val="21"/>
         </w:rPr>
         <w:t>A. SoC Architecture</w:t>
       </w:r>
       <w:r>
         <w:rPr>
-          <w:rFonts w:ascii="Times New Roman" w:eastAsia="Times New Roman" w:hAnsi="Times New Roman"/>
           <w:sz w:val="21"/>
         </w:rPr>
         <w:tab/>
@@ -1171,17 +1329,18 @@
         </w:tabs>
         <w:spacing w:after="60"/>
         <w:ind w:left="360"/>
-      </w:pPr>
-      <w:r>
-        <w:rPr>
-          <w:rFonts w:ascii="Times New Roman" w:eastAsia="Times New Roman" w:hAnsi="Times New Roman"/>
+        <w:rPr>
+          <w:rFonts w:asciiTheme="majorBidi" w:hAnsiTheme="majorBidi" w:cstheme="majorBidi"/>
+        </w:rPr>
+      </w:pPr>
+      <w:r>
+        <w:rPr>
           <w:sz w:val="21"/>
         </w:rPr>
         <w:t>B. Physical Adaptations for Board Deployment</w:t>
       </w:r>
       <w:r>
         <w:rPr>
-          <w:rFonts w:ascii="Times New Roman" w:eastAsia="Times New Roman" w:hAnsi="Times New Roman"/>
           <w:sz w:val="21"/>
         </w:rPr>
         <w:tab/>
@@ -1195,21 +1354,24 @@
         </w:tabs>
         <w:spacing w:after="60"/>
         <w:ind w:left="360"/>
-      </w:pPr>
-      <w:r>
-        <w:rPr>
-          <w:rFonts w:ascii="Times New Roman" w:eastAsia="Times New Roman" w:hAnsi="Times New Roman"/>
+        <w:rPr>
+          <w:rFonts w:asciiTheme="majorBidi" w:hAnsiTheme="majorBidi" w:cstheme="majorBidi"/>
+        </w:rPr>
+      </w:pPr>
+      <w:r>
+        <w:rPr>
+          <w:rFonts w:asciiTheme="majorBidi" w:eastAsia="Times New Roman" w:hAnsiTheme="majorBidi" w:cstheme="majorBidi"/>
           <w:sz w:val="21"/>
         </w:rPr>
         <w:t>C. Software Infrastructure for Hardware Bring-Up</w:t>
       </w:r>
       <w:r>
         <w:rPr>
-          <w:rFonts w:ascii="Times New Roman" w:eastAsia="Times New Roman" w:hAnsi="Times New Roman"/>
+          <w:rFonts w:asciiTheme="majorBidi" w:eastAsia="Times New Roman" w:hAnsiTheme="majorBidi" w:cstheme="majorBidi"/>
           <w:sz w:val="21"/>
         </w:rPr>
         <w:tab/>
-        <w:t>11</w:t>
+        <w:t>10</w:t>
       </w:r>
     </w:p>
     <w:p>
@@ -1218,10 +1380,13 @@
           <w:tab w:val="right" w:leader="dot" w:pos="9072"/>
         </w:tabs>
         <w:spacing w:after="60"/>
-      </w:pPr>
-      <w:r>
-        <w:rPr>
-          <w:rFonts w:ascii="Times New Roman" w:eastAsia="Times New Roman" w:hAnsi="Times New Roman"/>
+        <w:rPr>
+          <w:rFonts w:asciiTheme="majorBidi" w:hAnsiTheme="majorBidi" w:cstheme="majorBidi"/>
+        </w:rPr>
+      </w:pPr>
+      <w:r>
+        <w:rPr>
+          <w:rFonts w:asciiTheme="majorBidi" w:eastAsia="Times New Roman" w:hAnsiTheme="majorBidi" w:cstheme="majorBidi"/>
           <w:b/>
           <w:sz w:val="21"/>
         </w:rPr>
@@ -1229,12 +1394,12 @@
       </w:r>
       <w:r>
         <w:rPr>
-          <w:rFonts w:ascii="Times New Roman" w:eastAsia="Times New Roman" w:hAnsi="Times New Roman"/>
+          <w:rFonts w:asciiTheme="majorBidi" w:eastAsia="Times New Roman" w:hAnsiTheme="majorBidi" w:cstheme="majorBidi"/>
           <w:b/>
           <w:sz w:val="21"/>
         </w:rPr>
         <w:tab/>
-        <w:t>11</w:t>
+        <w:t>10</w:t>
       </w:r>
     </w:p>
     <w:p>
@@ -1244,21 +1409,24 @@
         </w:tabs>
         <w:spacing w:after="60"/>
         <w:ind w:left="360"/>
-      </w:pPr>
-      <w:r>
-        <w:rPr>
-          <w:rFonts w:ascii="Times New Roman" w:eastAsia="Times New Roman" w:hAnsi="Times New Roman"/>
+        <w:rPr>
+          <w:rFonts w:asciiTheme="majorBidi" w:hAnsiTheme="majorBidi" w:cstheme="majorBidi"/>
+        </w:rPr>
+      </w:pPr>
+      <w:r>
+        <w:rPr>
+          <w:rFonts w:asciiTheme="majorBidi" w:eastAsia="Times New Roman" w:hAnsiTheme="majorBidi" w:cstheme="majorBidi"/>
           <w:sz w:val="21"/>
         </w:rPr>
         <w:t>A. Baseline Physical Sign-Off</w:t>
       </w:r>
       <w:r>
         <w:rPr>
-          <w:rFonts w:ascii="Times New Roman" w:eastAsia="Times New Roman" w:hAnsi="Times New Roman"/>
+          <w:rFonts w:asciiTheme="majorBidi" w:eastAsia="Times New Roman" w:hAnsiTheme="majorBidi" w:cstheme="majorBidi"/>
           <w:sz w:val="21"/>
         </w:rPr>
         <w:tab/>
-        <w:t>11</w:t>
+        <w:t>10</w:t>
       </w:r>
     </w:p>
     <w:p>
@@ -1268,21 +1436,24 @@
         </w:tabs>
         <w:spacing w:after="60"/>
         <w:ind w:left="360"/>
-      </w:pPr>
-      <w:r>
-        <w:rPr>
-          <w:rFonts w:ascii="Times New Roman" w:eastAsia="Times New Roman" w:hAnsi="Times New Roman"/>
+        <w:rPr>
+          <w:rFonts w:asciiTheme="majorBidi" w:hAnsiTheme="majorBidi" w:cstheme="majorBidi"/>
+        </w:rPr>
+      </w:pPr>
+      <w:r>
+        <w:rPr>
+          <w:rFonts w:asciiTheme="majorBidi" w:eastAsia="Times New Roman" w:hAnsiTheme="majorBidi" w:cstheme="majorBidi"/>
           <w:sz w:val="21"/>
         </w:rPr>
         <w:t>B. The DSP Inference Gap &amp; Attribute Resolution</w:t>
       </w:r>
       <w:r>
         <w:rPr>
-          <w:rFonts w:ascii="Times New Roman" w:eastAsia="Times New Roman" w:hAnsi="Times New Roman"/>
+          <w:rFonts w:asciiTheme="majorBidi" w:eastAsia="Times New Roman" w:hAnsiTheme="majorBidi" w:cstheme="majorBidi"/>
           <w:sz w:val="21"/>
         </w:rPr>
         <w:tab/>
-        <w:t>11</w:t>
+        <w:t>10</w:t>
       </w:r>
     </w:p>
     <w:p>
@@ -1292,17 +1463,18 @@
         </w:tabs>
         <w:spacing w:after="60"/>
         <w:ind w:left="360"/>
-      </w:pPr>
-      <w:r>
-        <w:rPr>
-          <w:rFonts w:ascii="Times New Roman" w:eastAsia="Times New Roman" w:hAnsi="Times New Roman"/>
+        <w:rPr>
+          <w:rFonts w:asciiTheme="majorBidi" w:hAnsiTheme="majorBidi" w:cstheme="majorBidi"/>
+        </w:rPr>
+      </w:pPr>
+      <w:r>
+        <w:rPr>
           <w:sz w:val="21"/>
         </w:rPr>
         <w:t>C. Physical Congestion vs. Timing Trade-Off</w:t>
       </w:r>
       <w:r>
         <w:rPr>
-          <w:rFonts w:ascii="Times New Roman" w:eastAsia="Times New Roman" w:hAnsi="Times New Roman"/>
           <w:sz w:val="21"/>
         </w:rPr>
         <w:tab/>
@@ -1316,21 +1488,22 @@
         </w:tabs>
         <w:spacing w:after="60"/>
         <w:ind w:left="360"/>
-      </w:pPr>
-      <w:r>
-        <w:rPr>
-          <w:rFonts w:ascii="Times New Roman" w:eastAsia="Times New Roman" w:hAnsi="Times New Roman"/>
+        <w:rPr>
+          <w:rFonts w:asciiTheme="majorBidi" w:hAnsiTheme="majorBidi" w:cstheme="majorBidi"/>
+        </w:rPr>
+      </w:pPr>
+      <w:r>
+        <w:rPr>
           <w:sz w:val="21"/>
         </w:rPr>
         <w:t>D. Bitstream &amp; Hardware Platform Sign-Off</w:t>
       </w:r>
       <w:r>
         <w:rPr>
-          <w:rFonts w:ascii="Times New Roman" w:eastAsia="Times New Roman" w:hAnsi="Times New Roman"/>
           <w:sz w:val="21"/>
         </w:rPr>
         <w:tab/>
-        <w:t>12</w:t>
+        <w:t>11</w:t>
       </w:r>
     </w:p>
     <w:p>
@@ -1339,10 +1512,12 @@
           <w:tab w:val="right" w:leader="dot" w:pos="9072"/>
         </w:tabs>
         <w:spacing w:after="60"/>
-      </w:pPr>
-      <w:r>
-        <w:rPr>
-          <w:rFonts w:ascii="Times New Roman" w:eastAsia="Times New Roman" w:hAnsi="Times New Roman"/>
+        <w:rPr>
+          <w:rFonts w:asciiTheme="majorBidi" w:hAnsiTheme="majorBidi" w:cstheme="majorBidi"/>
+        </w:rPr>
+      </w:pPr>
+      <w:r>
+        <w:rPr>
           <w:b/>
           <w:sz w:val="21"/>
         </w:rPr>
@@ -1350,7 +1525,6 @@
       </w:r>
       <w:r>
         <w:rPr>
-          <w:rFonts w:ascii="Times New Roman" w:eastAsia="Times New Roman" w:hAnsi="Times New Roman"/>
           <w:b/>
           <w:sz w:val="21"/>
         </w:rPr>
@@ -1365,17 +1539,18 @@
         </w:tabs>
         <w:spacing w:after="60"/>
         <w:ind w:left="360"/>
-      </w:pPr>
-      <w:r>
-        <w:rPr>
-          <w:rFonts w:ascii="Times New Roman" w:eastAsia="Times New Roman" w:hAnsi="Times New Roman"/>
+        <w:rPr>
+          <w:rFonts w:asciiTheme="majorBidi" w:hAnsiTheme="majorBidi" w:cstheme="majorBidi"/>
+        </w:rPr>
+      </w:pPr>
+      <w:r>
+        <w:rPr>
           <w:sz w:val="21"/>
         </w:rPr>
         <w:t>A. Benchmarking Methodology</w:t>
       </w:r>
       <w:r>
         <w:rPr>
-          <w:rFonts w:ascii="Times New Roman" w:eastAsia="Times New Roman" w:hAnsi="Times New Roman"/>
           <w:sz w:val="21"/>
         </w:rPr>
         <w:tab/>
@@ -1389,17 +1564,18 @@
         </w:tabs>
         <w:spacing w:after="60"/>
         <w:ind w:left="360"/>
-      </w:pPr>
-      <w:r>
-        <w:rPr>
-          <w:rFonts w:ascii="Times New Roman" w:eastAsia="Times New Roman" w:hAnsi="Times New Roman"/>
+        <w:rPr>
+          <w:rFonts w:asciiTheme="majorBidi" w:hAnsiTheme="majorBidi" w:cstheme="majorBidi"/>
+        </w:rPr>
+      </w:pPr>
+      <w:r>
+        <w:rPr>
           <w:sz w:val="21"/>
         </w:rPr>
         <w:t>B. Performance Metrics &amp; Acceleration</w:t>
       </w:r>
       <w:r>
         <w:rPr>
-          <w:rFonts w:ascii="Times New Roman" w:eastAsia="Times New Roman" w:hAnsi="Times New Roman"/>
           <w:sz w:val="21"/>
         </w:rPr>
         <w:tab/>
@@ -1413,21 +1589,24 @@
         </w:tabs>
         <w:spacing w:after="60"/>
         <w:ind w:left="360"/>
-      </w:pPr>
-      <w:r>
-        <w:rPr>
-          <w:rFonts w:ascii="Times New Roman" w:eastAsia="Times New Roman" w:hAnsi="Times New Roman"/>
+        <w:rPr>
+          <w:rFonts w:asciiTheme="majorBidi" w:hAnsiTheme="majorBidi" w:cstheme="majorBidi"/>
+        </w:rPr>
+      </w:pPr>
+      <w:r>
+        <w:rPr>
+          <w:rFonts w:asciiTheme="majorBidi" w:eastAsia="Times New Roman" w:hAnsiTheme="majorBidi" w:cstheme="majorBidi"/>
           <w:sz w:val="21"/>
         </w:rPr>
         <w:t>C. Physical Silicon Verification</w:t>
       </w:r>
       <w:r>
         <w:rPr>
-          <w:rFonts w:ascii="Times New Roman" w:eastAsia="Times New Roman" w:hAnsi="Times New Roman"/>
+          <w:rFonts w:asciiTheme="majorBidi" w:eastAsia="Times New Roman" w:hAnsiTheme="majorBidi" w:cstheme="majorBidi"/>
           <w:sz w:val="21"/>
         </w:rPr>
         <w:tab/>
-        <w:t>13</w:t>
+        <w:t>12</w:t>
       </w:r>
     </w:p>
     <w:p>
@@ -1437,17 +1616,18 @@
         </w:tabs>
         <w:spacing w:after="60"/>
         <w:ind w:left="360"/>
-      </w:pPr>
-      <w:r>
-        <w:rPr>
-          <w:rFonts w:ascii="Times New Roman" w:eastAsia="Times New Roman" w:hAnsi="Times New Roman"/>
+        <w:rPr>
+          <w:rFonts w:asciiTheme="majorBidi" w:hAnsiTheme="majorBidi" w:cstheme="majorBidi"/>
+        </w:rPr>
+      </w:pPr>
+      <w:r>
+        <w:rPr>
           <w:sz w:val="21"/>
         </w:rPr>
         <w:t>D. Workload Characterization vs. ViT Networks</w:t>
       </w:r>
       <w:r>
         <w:rPr>
-          <w:rFonts w:ascii="Times New Roman" w:eastAsia="Times New Roman" w:hAnsi="Times New Roman"/>
           <w:sz w:val="21"/>
         </w:rPr>
         <w:tab/>
@@ -1461,17 +1641,18 @@
         </w:tabs>
         <w:spacing w:after="60"/>
         <w:ind w:left="360"/>
-      </w:pPr>
-      <w:r>
-        <w:rPr>
-          <w:rFonts w:ascii="Times New Roman" w:eastAsia="Times New Roman" w:hAnsi="Times New Roman"/>
+        <w:rPr>
+          <w:rFonts w:asciiTheme="majorBidi" w:hAnsiTheme="majorBidi" w:cstheme="majorBidi"/>
+        </w:rPr>
+      </w:pPr>
+      <w:r>
+        <w:rPr>
           <w:sz w:val="21"/>
         </w:rPr>
         <w:t>E. Hardware Bring-Up Observations &amp; Edge Cases</w:t>
       </w:r>
       <w:r>
         <w:rPr>
-          <w:rFonts w:ascii="Times New Roman" w:eastAsia="Times New Roman" w:hAnsi="Times New Roman"/>
           <w:sz w:val="21"/>
         </w:rPr>
         <w:tab/>
@@ -1485,21 +1666,24 @@
         </w:tabs>
         <w:spacing w:after="60"/>
         <w:ind w:left="360"/>
-      </w:pPr>
-      <w:r>
-        <w:rPr>
-          <w:rFonts w:ascii="Times New Roman" w:eastAsia="Times New Roman" w:hAnsi="Times New Roman"/>
+        <w:rPr>
+          <w:rFonts w:asciiTheme="majorBidi" w:hAnsiTheme="majorBidi" w:cstheme="majorBidi"/>
+        </w:rPr>
+      </w:pPr>
+      <w:r>
+        <w:rPr>
+          <w:rFonts w:asciiTheme="majorBidi" w:eastAsia="Times New Roman" w:hAnsiTheme="majorBidi" w:cstheme="majorBidi"/>
           <w:sz w:val="21"/>
         </w:rPr>
         <w:t>F. Comparative Analysis with Prior FPGA Transformer Accelerators</w:t>
       </w:r>
       <w:r>
         <w:rPr>
-          <w:rFonts w:ascii="Times New Roman" w:eastAsia="Times New Roman" w:hAnsi="Times New Roman"/>
+          <w:rFonts w:asciiTheme="majorBidi" w:eastAsia="Times New Roman" w:hAnsiTheme="majorBidi" w:cstheme="majorBidi"/>
           <w:sz w:val="21"/>
         </w:rPr>
         <w:tab/>
-        <w:t>14</w:t>
+        <w:t>13</w:t>
       </w:r>
     </w:p>
     <w:p>
@@ -1508,10 +1692,12 @@
           <w:tab w:val="right" w:leader="dot" w:pos="9072"/>
         </w:tabs>
         <w:spacing w:after="60"/>
-      </w:pPr>
-      <w:r>
-        <w:rPr>
-          <w:rFonts w:ascii="Times New Roman" w:eastAsia="Times New Roman" w:hAnsi="Times New Roman"/>
+        <w:rPr>
+          <w:rFonts w:asciiTheme="majorBidi" w:hAnsiTheme="majorBidi" w:cstheme="majorBidi"/>
+        </w:rPr>
+      </w:pPr>
+      <w:r>
+        <w:rPr>
           <w:b/>
           <w:sz w:val="21"/>
         </w:rPr>
@@ -1519,12 +1705,11 @@
       </w:r>
       <w:r>
         <w:rPr>
-          <w:rFonts w:ascii="Times New Roman" w:eastAsia="Times New Roman" w:hAnsi="Times New Roman"/>
           <w:b/>
           <w:sz w:val="21"/>
         </w:rPr>
         <w:tab/>
-        <w:t>14</w:t>
+        <w:t>15</w:t>
       </w:r>
     </w:p>
     <w:p>
@@ -1534,21 +1719,22 @@
         </w:tabs>
         <w:spacing w:after="60"/>
         <w:ind w:left="360"/>
-      </w:pPr>
-      <w:r>
-        <w:rPr>
-          <w:rFonts w:ascii="Times New Roman" w:eastAsia="Times New Roman" w:hAnsi="Times New Roman"/>
+        <w:rPr>
+          <w:rFonts w:asciiTheme="majorBidi" w:hAnsiTheme="majorBidi" w:cstheme="majorBidi"/>
+        </w:rPr>
+      </w:pPr>
+      <w:r>
+        <w:rPr>
           <w:sz w:val="21"/>
         </w:rPr>
         <w:t>A. DMA Buffer Boundary Constraints</w:t>
       </w:r>
       <w:r>
         <w:rPr>
-          <w:rFonts w:ascii="Times New Roman" w:eastAsia="Times New Roman" w:hAnsi="Times New Roman"/>
           <w:sz w:val="21"/>
         </w:rPr>
         <w:tab/>
-        <w:t>14</w:t>
+        <w:t>15</w:t>
       </w:r>
     </w:p>
     <w:p>
@@ -1558,21 +1744,23 @@
         </w:tabs>
         <w:spacing w:after="60"/>
         <w:ind w:left="360"/>
-      </w:pPr>
-      <w:r>
-        <w:rPr>
-          <w:rFonts w:ascii="Times New Roman" w:eastAsia="Times New Roman" w:hAnsi="Times New Roman"/>
+        <w:rPr>
+          <w:rFonts w:asciiTheme="majorBidi" w:hAnsiTheme="majorBidi" w:cstheme="majorBidi"/>
+        </w:rPr>
+      </w:pPr>
+      <w:r>
+        <w:rPr>
           <w:sz w:val="21"/>
         </w:rPr>
+        <w:lastRenderedPageBreak/>
         <w:t>B. Serial Softmax Throughput Bottleneck</w:t>
       </w:r>
       <w:r>
         <w:rPr>
-          <w:rFonts w:ascii="Times New Roman" w:eastAsia="Times New Roman" w:hAnsi="Times New Roman"/>
           <w:sz w:val="21"/>
         </w:rPr>
         <w:tab/>
-        <w:t>14</w:t>
+        <w:t>15</w:t>
       </w:r>
     </w:p>
     <w:p>
@@ -1582,21 +1770,22 @@
         </w:tabs>
         <w:spacing w:after="60"/>
         <w:ind w:left="360"/>
-      </w:pPr>
-      <w:r>
-        <w:rPr>
-          <w:rFonts w:ascii="Times New Roman" w:eastAsia="Times New Roman" w:hAnsi="Times New Roman"/>
+        <w:rPr>
+          <w:rFonts w:asciiTheme="majorBidi" w:hAnsiTheme="majorBidi" w:cstheme="majorBidi"/>
+        </w:rPr>
+      </w:pPr>
+      <w:r>
+        <w:rPr>
           <w:sz w:val="21"/>
         </w:rPr>
         <w:t>C. Architectural Roadmap</w:t>
       </w:r>
       <w:r>
         <w:rPr>
-          <w:rFonts w:ascii="Times New Roman" w:eastAsia="Times New Roman" w:hAnsi="Times New Roman"/>
           <w:sz w:val="21"/>
         </w:rPr>
         <w:tab/>
-        <w:t>14</w:t>
+        <w:t>15</w:t>
       </w:r>
     </w:p>
     <w:p>
@@ -1605,10 +1794,12 @@
           <w:tab w:val="right" w:leader="dot" w:pos="9072"/>
         </w:tabs>
         <w:spacing w:after="60"/>
-      </w:pPr>
-      <w:r>
-        <w:rPr>
-          <w:rFonts w:ascii="Times New Roman" w:eastAsia="Times New Roman" w:hAnsi="Times New Roman"/>
+        <w:rPr>
+          <w:rFonts w:asciiTheme="majorBidi" w:hAnsiTheme="majorBidi" w:cstheme="majorBidi"/>
+        </w:rPr>
+      </w:pPr>
+      <w:r>
+        <w:rPr>
           <w:b/>
           <w:sz w:val="21"/>
         </w:rPr>
@@ -1616,7 +1807,6 @@
       </w:r>
       <w:r>
         <w:rPr>
-          <w:rFonts w:ascii="Times New Roman" w:eastAsia="Times New Roman" w:hAnsi="Times New Roman"/>
           <w:b/>
           <w:sz w:val="21"/>
         </w:rPr>
@@ -1630,10 +1820,12 @@
           <w:tab w:val="right" w:leader="dot" w:pos="9072"/>
         </w:tabs>
         <w:spacing w:after="60"/>
-      </w:pPr>
-      <w:r>
-        <w:rPr>
-          <w:rFonts w:ascii="Times New Roman" w:eastAsia="Times New Roman" w:hAnsi="Times New Roman"/>
+        <w:rPr>
+          <w:rFonts w:asciiTheme="majorBidi" w:hAnsiTheme="majorBidi" w:cstheme="majorBidi"/>
+        </w:rPr>
+      </w:pPr>
+      <w:r>
+        <w:rPr>
           <w:b/>
           <w:sz w:val="21"/>
         </w:rPr>
@@ -1641,7 +1833,6 @@
       </w:r>
       <w:r>
         <w:rPr>
-          <w:rFonts w:ascii="Times New Roman" w:eastAsia="Times New Roman" w:hAnsi="Times New Roman"/>
           <w:b/>
           <w:sz w:val="21"/>
         </w:rPr>
@@ -1655,10 +1846,12 @@
           <w:tab w:val="right" w:leader="dot" w:pos="9072"/>
         </w:tabs>
         <w:spacing w:after="60"/>
-      </w:pPr>
-      <w:r>
-        <w:rPr>
-          <w:rFonts w:ascii="Times New Roman" w:eastAsia="Times New Roman" w:hAnsi="Times New Roman"/>
+        <w:rPr>
+          <w:rFonts w:asciiTheme="majorBidi" w:hAnsiTheme="majorBidi" w:cstheme="majorBidi"/>
+        </w:rPr>
+      </w:pPr>
+      <w:r>
+        <w:rPr>
           <w:b/>
           <w:sz w:val="21"/>
         </w:rPr>
@@ -1666,7 +1859,6 @@
       </w:r>
       <w:r>
         <w:rPr>
-          <w:rFonts w:ascii="Times New Roman" w:eastAsia="Times New Roman" w:hAnsi="Times New Roman"/>
           <w:b/>
           <w:sz w:val="21"/>
         </w:rPr>
@@ -1681,17 +1873,18 @@
         </w:tabs>
         <w:spacing w:after="60"/>
         <w:ind w:left="360"/>
-      </w:pPr>
-      <w:r>
-        <w:rPr>
-          <w:rFonts w:ascii="Times New Roman" w:eastAsia="Times New Roman" w:hAnsi="Times New Roman"/>
+        <w:rPr>
+          <w:rFonts w:asciiTheme="majorBidi" w:hAnsiTheme="majorBidi" w:cstheme="majorBidi"/>
+        </w:rPr>
+      </w:pPr>
+      <w:r>
+        <w:rPr>
           <w:sz w:val="21"/>
         </w:rPr>
         <w:t>A.1 Elaboration-Time Memory Blowup From `generate`-Unrolled Test Arrays</w:t>
       </w:r>
       <w:r>
         <w:rPr>
-          <w:rFonts w:ascii="Times New Roman" w:eastAsia="Times New Roman" w:hAnsi="Times New Roman"/>
           <w:sz w:val="21"/>
         </w:rPr>
         <w:tab/>
@@ -1705,17 +1898,18 @@
         </w:tabs>
         <w:spacing w:after="60"/>
         <w:ind w:left="360"/>
-      </w:pPr>
-      <w:r>
-        <w:rPr>
-          <w:rFonts w:ascii="Times New Roman" w:eastAsia="Times New Roman" w:hAnsi="Times New Roman"/>
+        <w:rPr>
+          <w:rFonts w:asciiTheme="majorBidi" w:hAnsiTheme="majorBidi" w:cstheme="majorBidi"/>
+        </w:rPr>
+      </w:pPr>
+      <w:r>
+        <w:rPr>
           <w:sz w:val="21"/>
         </w:rPr>
         <w:t>A.2 A Silent Compile Bug Hidden by an Untested Code Path</w:t>
       </w:r>
       <w:r>
         <w:rPr>
-          <w:rFonts w:ascii="Times New Roman" w:eastAsia="Times New Roman" w:hAnsi="Times New Roman"/>
           <w:sz w:val="21"/>
         </w:rPr>
         <w:tab/>
@@ -1729,17 +1923,18 @@
         </w:tabs>
         <w:spacing w:after="60"/>
         <w:ind w:left="360"/>
-      </w:pPr>
-      <w:r>
-        <w:rPr>
-          <w:rFonts w:ascii="Times New Roman" w:eastAsia="Times New Roman" w:hAnsi="Times New Roman"/>
+        <w:rPr>
+          <w:rFonts w:asciiTheme="majorBidi" w:hAnsiTheme="majorBidi" w:cstheme="majorBidi"/>
+        </w:rPr>
+      </w:pPr>
+      <w:r>
+        <w:rPr>
           <w:sz w:val="21"/>
         </w:rPr>
         <w:t>A.3 A Documented, Deliberately-Deferred Bug That Was Still a Real Bug</w:t>
       </w:r>
       <w:r>
         <w:rPr>
-          <w:rFonts w:ascii="Times New Roman" w:eastAsia="Times New Roman" w:hAnsi="Times New Roman"/>
           <w:sz w:val="21"/>
         </w:rPr>
         <w:tab/>
@@ -1753,17 +1948,18 @@
         </w:tabs>
         <w:spacing w:after="60"/>
         <w:ind w:left="360"/>
-      </w:pPr>
-      <w:r>
-        <w:rPr>
-          <w:rFonts w:ascii="Times New Roman" w:eastAsia="Times New Roman" w:hAnsi="Times New Roman"/>
+        <w:rPr>
+          <w:rFonts w:asciiTheme="majorBidi" w:hAnsiTheme="majorBidi" w:cstheme="majorBidi"/>
+        </w:rPr>
+      </w:pPr>
+      <w:r>
+        <w:rPr>
           <w:sz w:val="21"/>
         </w:rPr>
         <w:t>A.4 Six Silent Parameter Mismatches Between Verified RTL and an Adopted Integration Script</w:t>
       </w:r>
       <w:r>
         <w:rPr>
-          <w:rFonts w:ascii="Times New Roman" w:eastAsia="Times New Roman" w:hAnsi="Times New Roman"/>
           <w:sz w:val="21"/>
         </w:rPr>
         <w:tab/>
@@ -1777,18 +1973,18 @@
         </w:tabs>
         <w:spacing w:after="60"/>
         <w:ind w:left="360"/>
-      </w:pPr>
-      <w:r>
-        <w:rPr>
-          <w:rFonts w:ascii="Times New Roman" w:eastAsia="Times New Roman" w:hAnsi="Times New Roman"/>
+        <w:rPr>
+          <w:rFonts w:asciiTheme="majorBidi" w:hAnsiTheme="majorBidi" w:cstheme="majorBidi"/>
+        </w:rPr>
+      </w:pPr>
+      <w:r>
+        <w:rPr>
           <w:sz w:val="21"/>
         </w:rPr>
-        <w:lastRenderedPageBreak/>
         <w:t>A.5 Async-Reset DRC Violations: Chasing One Root Cause Through Twelve Files</w:t>
       </w:r>
       <w:r>
         <w:rPr>
-          <w:rFonts w:ascii="Times New Roman" w:eastAsia="Times New Roman" w:hAnsi="Times New Roman"/>
           <w:sz w:val="21"/>
         </w:rPr>
         <w:tab/>
@@ -1802,17 +1998,18 @@
         </w:tabs>
         <w:spacing w:after="60"/>
         <w:ind w:left="360"/>
-      </w:pPr>
-      <w:r>
-        <w:rPr>
-          <w:rFonts w:ascii="Times New Roman" w:eastAsia="Times New Roman" w:hAnsi="Times New Roman"/>
+        <w:rPr>
+          <w:rFonts w:asciiTheme="majorBidi" w:hAnsiTheme="majorBidi" w:cstheme="majorBidi"/>
+        </w:rPr>
+      </w:pPr>
+      <w:r>
+        <w:rPr>
           <w:sz w:val="21"/>
         </w:rPr>
         <w:t>A.6 Discovering the Full Pipeline Had Never Actually Been AXI-Wrapped</w:t>
       </w:r>
       <w:r>
         <w:rPr>
-          <w:rFonts w:ascii="Times New Roman" w:eastAsia="Times New Roman" w:hAnsi="Times New Roman"/>
           <w:sz w:val="21"/>
         </w:rPr>
         <w:tab/>
@@ -1826,17 +2023,18 @@
         </w:tabs>
         <w:spacing w:after="60"/>
         <w:ind w:left="360"/>
-      </w:pPr>
-      <w:r>
-        <w:rPr>
-          <w:rFonts w:ascii="Times New Roman" w:eastAsia="Times New Roman" w:hAnsi="Times New Roman"/>
+        <w:rPr>
+          <w:rFonts w:asciiTheme="majorBidi" w:hAnsiTheme="majorBidi" w:cstheme="majorBidi"/>
+        </w:rPr>
+      </w:pPr>
+      <w:r>
+        <w:rPr>
           <w:sz w:val="21"/>
         </w:rPr>
         <w:t>A.7 A Synthesis Attribute That Silently Did Nothing</w:t>
       </w:r>
       <w:r>
         <w:rPr>
-          <w:rFonts w:ascii="Times New Roman" w:eastAsia="Times New Roman" w:hAnsi="Times New Roman"/>
           <w:sz w:val="21"/>
         </w:rPr>
         <w:tab/>
@@ -1850,21 +2048,24 @@
         </w:tabs>
         <w:spacing w:after="60"/>
         <w:ind w:left="360"/>
-      </w:pPr>
-      <w:r>
-        <w:rPr>
-          <w:rFonts w:ascii="Times New Roman" w:eastAsia="Times New Roman" w:hAnsi="Times New Roman"/>
+        <w:rPr>
+          <w:rFonts w:asciiTheme="majorBidi" w:hAnsiTheme="majorBidi" w:cstheme="majorBidi"/>
+        </w:rPr>
+      </w:pPr>
+      <w:r>
+        <w:rPr>
+          <w:rFonts w:asciiTheme="majorBidi" w:eastAsia="Times New Roman" w:hAnsiTheme="majorBidi" w:cstheme="majorBidi"/>
           <w:sz w:val="21"/>
         </w:rPr>
         <w:t>A.8 Same Chip, Different Board: the PYNQ-Z1 to PYNQ-Z2 Hardware Audit</w:t>
       </w:r>
       <w:r>
         <w:rPr>
-          <w:rFonts w:ascii="Times New Roman" w:eastAsia="Times New Roman" w:hAnsi="Times New Roman"/>
+          <w:rFonts w:asciiTheme="majorBidi" w:eastAsia="Times New Roman" w:hAnsiTheme="majorBidi" w:cstheme="majorBidi"/>
           <w:sz w:val="21"/>
         </w:rPr>
         <w:tab/>
-        <w:t>19</w:t>
+        <w:t>18</w:t>
       </w:r>
     </w:p>
     <w:p>
@@ -1874,21 +2075,24 @@
         </w:tabs>
         <w:spacing w:after="60"/>
         <w:ind w:left="360"/>
-      </w:pPr>
-      <w:r>
-        <w:rPr>
-          <w:rFonts w:ascii="Times New Roman" w:eastAsia="Times New Roman" w:hAnsi="Times New Roman"/>
+        <w:rPr>
+          <w:rFonts w:asciiTheme="majorBidi" w:hAnsiTheme="majorBidi" w:cstheme="majorBidi"/>
+        </w:rPr>
+      </w:pPr>
+      <w:r>
+        <w:rPr>
+          <w:rFonts w:asciiTheme="majorBidi" w:eastAsia="Times New Roman" w:hAnsiTheme="majorBidi" w:cstheme="majorBidi"/>
           <w:sz w:val="21"/>
         </w:rPr>
         <w:t>A.9 A Comprehensively Stale Software Driver, Found and Rebuilt From the Real Register Map</w:t>
       </w:r>
       <w:r>
         <w:rPr>
-          <w:rFonts w:ascii="Times New Roman" w:eastAsia="Times New Roman" w:hAnsi="Times New Roman"/>
+          <w:rFonts w:asciiTheme="majorBidi" w:eastAsia="Times New Roman" w:hAnsiTheme="majorBidi" w:cstheme="majorBidi"/>
           <w:sz w:val="21"/>
         </w:rPr>
         <w:tab/>
-        <w:t>19</w:t>
+        <w:t>18</w:t>
       </w:r>
     </w:p>
     <w:p>
@@ -1898,21 +2102,24 @@
         </w:tabs>
         <w:spacing w:after="60"/>
         <w:ind w:left="360"/>
-      </w:pPr>
-      <w:r>
-        <w:rPr>
-          <w:rFonts w:ascii="Times New Roman" w:eastAsia="Times New Roman" w:hAnsi="Times New Roman"/>
+        <w:rPr>
+          <w:rFonts w:asciiTheme="majorBidi" w:hAnsiTheme="majorBidi" w:cstheme="majorBidi"/>
+        </w:rPr>
+      </w:pPr>
+      <w:r>
+        <w:rPr>
+          <w:rFonts w:asciiTheme="majorBidi" w:eastAsia="Times New Roman" w:hAnsiTheme="majorBidi" w:cstheme="majorBidi"/>
           <w:sz w:val="21"/>
         </w:rPr>
         <w:t>A.10 A Real, Reproducible Hardware/Software Mismatch, Diagnosed Methodically</w:t>
       </w:r>
       <w:r>
         <w:rPr>
-          <w:rFonts w:ascii="Times New Roman" w:eastAsia="Times New Roman" w:hAnsi="Times New Roman"/>
+          <w:rFonts w:asciiTheme="majorBidi" w:eastAsia="Times New Roman" w:hAnsiTheme="majorBidi" w:cstheme="majorBidi"/>
           <w:sz w:val="21"/>
         </w:rPr>
         <w:tab/>
-        <w:t>20</w:t>
+        <w:t>19</w:t>
       </w:r>
     </w:p>
     <w:p>
@@ -1922,21 +2129,24 @@
         </w:tabs>
         <w:spacing w:after="60"/>
         <w:ind w:left="360"/>
-      </w:pPr>
-      <w:r>
-        <w:rPr>
-          <w:rFonts w:ascii="Times New Roman" w:eastAsia="Times New Roman" w:hAnsi="Times New Roman"/>
+        <w:rPr>
+          <w:rFonts w:asciiTheme="majorBidi" w:hAnsiTheme="majorBidi" w:cstheme="majorBidi"/>
+        </w:rPr>
+      </w:pPr>
+      <w:r>
+        <w:rPr>
+          <w:rFonts w:asciiTheme="majorBidi" w:eastAsia="Times New Roman" w:hAnsiTheme="majorBidi" w:cstheme="majorBidi"/>
           <w:sz w:val="21"/>
         </w:rPr>
         <w:t>A.11 The Real Root Cause: a Tiny-Shape Edge Case, Not a Design Flaw</w:t>
       </w:r>
       <w:r>
         <w:rPr>
-          <w:rFonts w:ascii="Times New Roman" w:eastAsia="Times New Roman" w:hAnsi="Times New Roman"/>
+          <w:rFonts w:asciiTheme="majorBidi" w:eastAsia="Times New Roman" w:hAnsiTheme="majorBidi" w:cstheme="majorBidi"/>
           <w:sz w:val="21"/>
         </w:rPr>
         <w:tab/>
-        <w:t>20</w:t>
+        <w:t>19</w:t>
       </w:r>
     </w:p>
     <w:p>
@@ -1946,17 +2156,18 @@
         </w:tabs>
         <w:spacing w:after="60"/>
         <w:ind w:left="360"/>
-      </w:pPr>
-      <w:r>
-        <w:rPr>
-          <w:rFonts w:ascii="Times New Roman" w:eastAsia="Times New Roman" w:hAnsi="Times New Roman"/>
+        <w:rPr>
+          <w:rFonts w:asciiTheme="majorBidi" w:hAnsiTheme="majorBidi" w:cstheme="majorBidi"/>
+        </w:rPr>
+      </w:pPr>
+      <w:r>
+        <w:rPr>
           <w:sz w:val="21"/>
         </w:rPr>
         <w:t>A.12 Refusing to Report a Speedup the Pipeline Doesn't Actually Support</w:t>
       </w:r>
       <w:r>
         <w:rPr>
-          <w:rFonts w:ascii="Times New Roman" w:eastAsia="Times New Roman" w:hAnsi="Times New Roman"/>
           <w:sz w:val="21"/>
         </w:rPr>
         <w:tab/>
@@ -1970,21 +2181,24 @@
         </w:tabs>
         <w:spacing w:after="60"/>
         <w:ind w:left="360"/>
-      </w:pPr>
-      <w:r>
-        <w:rPr>
-          <w:rFonts w:ascii="Times New Roman" w:eastAsia="Times New Roman" w:hAnsi="Times New Roman"/>
+        <w:rPr>
+          <w:rFonts w:asciiTheme="majorBidi" w:hAnsiTheme="majorBidi" w:cstheme="majorBidi"/>
+        </w:rPr>
+      </w:pPr>
+      <w:r>
+        <w:rPr>
+          <w:rFonts w:asciiTheme="majorBidi" w:eastAsia="Times New Roman" w:hAnsiTheme="majorBidi" w:cstheme="majorBidi"/>
           <w:sz w:val="21"/>
         </w:rPr>
         <w:t>A.13 A 64KB DMA Ceiling, and an Unsafe-Looking Workaround</w:t>
       </w:r>
       <w:r>
         <w:rPr>
-          <w:rFonts w:ascii="Times New Roman" w:eastAsia="Times New Roman" w:hAnsi="Times New Roman"/>
+          <w:rFonts w:asciiTheme="majorBidi" w:eastAsia="Times New Roman" w:hAnsiTheme="majorBidi" w:cstheme="majorBidi"/>
           <w:sz w:val="21"/>
         </w:rPr>
         <w:tab/>
-        <w:t>21</w:t>
+        <w:t>20</w:t>
       </w:r>
     </w:p>
     <w:p>
@@ -1993,10 +2207,13 @@
           <w:tab w:val="right" w:leader="dot" w:pos="9072"/>
         </w:tabs>
         <w:spacing w:after="60"/>
-      </w:pPr>
-      <w:r>
-        <w:rPr>
-          <w:rFonts w:ascii="Times New Roman" w:eastAsia="Times New Roman" w:hAnsi="Times New Roman"/>
+        <w:rPr>
+          <w:rFonts w:asciiTheme="majorBidi" w:hAnsiTheme="majorBidi" w:cstheme="majorBidi"/>
+        </w:rPr>
+      </w:pPr>
+      <w:r>
+        <w:rPr>
+          <w:rFonts w:asciiTheme="majorBidi" w:eastAsia="Times New Roman" w:hAnsiTheme="majorBidi" w:cstheme="majorBidi"/>
           <w:b/>
           <w:sz w:val="21"/>
         </w:rPr>
@@ -2004,12 +2221,12 @@
       </w:r>
       <w:r>
         <w:rPr>
-          <w:rFonts w:ascii="Times New Roman" w:eastAsia="Times New Roman" w:hAnsi="Times New Roman"/>
+          <w:rFonts w:asciiTheme="majorBidi" w:eastAsia="Times New Roman" w:hAnsiTheme="majorBidi" w:cstheme="majorBidi"/>
           <w:b/>
           <w:sz w:val="21"/>
         </w:rPr>
         <w:tab/>
-        <w:t>22</w:t>
+        <w:t>21</w:t>
       </w:r>
     </w:p>
     <w:p>
@@ -2019,8 +2236,14 @@
           <w:ilvl w:val="0"/>
           <w:numId w:val="0"/>
         </w:numPr>
-      </w:pPr>
-      <w:r>
+        <w:rPr>
+          <w:rFonts w:asciiTheme="minorHAnsi" w:hAnsiTheme="minorHAnsi"/>
+        </w:rPr>
+      </w:pPr>
+      <w:r>
+        <w:rPr>
+          <w:rFonts w:asciiTheme="minorHAnsi" w:hAnsiTheme="minorHAnsi"/>
+        </w:rPr>
         <w:t>List of Figures</w:t>
       </w:r>
     </w:p>
@@ -2033,14 +2256,14 @@
       </w:pPr>
       <w:r>
         <w:rPr>
-          <w:rFonts w:ascii="Times New Roman" w:eastAsia="Times New Roman" w:hAnsi="Times New Roman"/>
+          <w:rFonts w:ascii="Times New Roman" w:hAnsi="Times New Roman"/>
           <w:sz w:val="21"/>
         </w:rPr>
         <w:t>Fig. 1. One PE's internal datapath (stationary weight, INT8 multiply, systolic propagation).</w:t>
       </w:r>
       <w:r>
         <w:rPr>
-          <w:rFonts w:ascii="Times New Roman" w:eastAsia="Times New Roman" w:hAnsi="Times New Roman"/>
+          <w:rFonts w:ascii="Times New Roman" w:hAnsi="Times New Roman"/>
           <w:sz w:val="21"/>
         </w:rPr>
         <w:tab/>
@@ -2056,14 +2279,14 @@
       </w:pPr>
       <w:r>
         <w:rPr>
-          <w:rFonts w:ascii="Times New Roman" w:eastAsia="Times New Roman" w:hAnsi="Times New Roman"/>
+          <w:rFonts w:ascii="Times New Roman" w:hAnsi="Times New Roman"/>
           <w:sz w:val="21"/>
         </w:rPr>
         <w:t>Fig. 2. Softmax_control's 3-pass FSM and its per-pass equations.</w:t>
       </w:r>
       <w:r>
         <w:rPr>
-          <w:rFonts w:ascii="Times New Roman" w:eastAsia="Times New Roman" w:hAnsi="Times New Roman"/>
+          <w:rFonts w:ascii="Times New Roman" w:hAnsi="Times New Roman"/>
           <w:sz w:val="21"/>
         </w:rPr>
         <w:tab/>
@@ -2079,14 +2302,14 @@
       </w:pPr>
       <w:r>
         <w:rPr>
-          <w:rFonts w:ascii="Times New Roman" w:eastAsia="Times New Roman" w:hAnsi="Times New Roman"/>
+          <w:rFonts w:ascii="Times New Roman" w:hAnsi="Times New Roman"/>
           <w:sz w:val="21"/>
         </w:rPr>
         <w:t>Fig. 3. Illustrative AXI4-Stream handshake and 3-pass Softmax timing structure.</w:t>
       </w:r>
       <w:r>
         <w:rPr>
-          <w:rFonts w:ascii="Times New Roman" w:eastAsia="Times New Roman" w:hAnsi="Times New Roman"/>
+          <w:rFonts w:ascii="Times New Roman" w:hAnsi="Times New Roman"/>
           <w:sz w:val="21"/>
         </w:rPr>
         <w:tab/>
@@ -2113,7 +2336,7 @@
           <w:sz w:val="21"/>
         </w:rPr>
         <w:tab/>
-        <w:t>10</w:t>
+        <w:t>9</w:t>
       </w:r>
     </w:p>
     <w:p>
@@ -2125,18 +2348,18 @@
       </w:pPr>
       <w:r>
         <w:rPr>
-          <w:rFonts w:ascii="Times New Roman" w:eastAsia="Times New Roman" w:hAnsi="Times New Roman"/>
+          <w:rFonts w:ascii="Times New Roman" w:hAnsi="Times New Roman"/>
           <w:sz w:val="21"/>
         </w:rPr>
-        <w:t>Fig. 5. Latency, CPU vs. hardware, both benchmarked shapes.</w:t>
-      </w:r>
-      <w:r>
-        <w:rPr>
-          <w:rFonts w:ascii="Times New Roman" w:eastAsia="Times New Roman" w:hAnsi="Times New Roman"/>
+        <w:t>Fig. 5. Vivado Device view: physical placement and DSP/BRAM column structure.</w:t>
+      </w:r>
+      <w:r>
+        <w:rPr>
+          <w:rFonts w:ascii="Times New Roman" w:hAnsi="Times New Roman"/>
           <w:sz w:val="21"/>
         </w:rPr>
         <w:tab/>
-        <w:t>12</w:t>
+        <w:t>11</w:t>
       </w:r>
     </w:p>
     <w:p>
@@ -2148,14 +2371,14 @@
       </w:pPr>
       <w:r>
         <w:rPr>
-          <w:rFonts w:ascii="Times New Roman" w:eastAsia="Times New Roman" w:hAnsi="Times New Roman"/>
+          <w:rFonts w:ascii="Times New Roman" w:hAnsi="Times New Roman"/>
           <w:sz w:val="21"/>
         </w:rPr>
-        <w:t>Fig. 6. Throughput (GOP/s), CPU vs. hardware, both shapes.</w:t>
-      </w:r>
-      <w:r>
-        <w:rPr>
-          <w:rFonts w:ascii="Times New Roman" w:eastAsia="Times New Roman" w:hAnsi="Times New Roman"/>
+        <w:t>Fig. 6. Latency, CPU vs. hardware, both benchmarked shapes.</w:t>
+      </w:r>
+      <w:r>
+        <w:rPr>
+          <w:rFonts w:ascii="Times New Roman" w:hAnsi="Times New Roman"/>
           <w:sz w:val="21"/>
         </w:rPr>
         <w:tab/>
@@ -2171,18 +2394,18 @@
       </w:pPr>
       <w:r>
         <w:rPr>
-          <w:rFonts w:ascii="Times New Roman" w:eastAsia="Times New Roman" w:hAnsi="Times New Roman"/>
+          <w:rFonts w:ascii="Times New Roman" w:hAnsi="Times New Roman"/>
           <w:sz w:val="21"/>
         </w:rPr>
-        <w:t>Fig. 7. Measured hardware kernel speedup over CPU.</w:t>
-      </w:r>
-      <w:r>
-        <w:rPr>
-          <w:rFonts w:ascii="Times New Roman" w:eastAsia="Times New Roman" w:hAnsi="Times New Roman"/>
+        <w:t>Fig. 7. Throughput (GOP/s), CPU vs. hardware, both shapes.</w:t>
+      </w:r>
+      <w:r>
+        <w:rPr>
+          <w:rFonts w:ascii="Times New Roman" w:hAnsi="Times New Roman"/>
           <w:sz w:val="21"/>
         </w:rPr>
         <w:tab/>
-        <w:t>13</w:t>
+        <w:t>12</w:t>
       </w:r>
     </w:p>
     <w:p>
@@ -2194,14 +2417,37 @@
       </w:pPr>
       <w:r>
         <w:rPr>
-          <w:rFonts w:ascii="Times New Roman" w:eastAsia="Times New Roman" w:hAnsi="Times New Roman"/>
+          <w:rFonts w:ascii="Times New Roman" w:hAnsi="Times New Roman"/>
           <w:sz w:val="21"/>
         </w:rPr>
-        <w:t>Fig. 8. Real ViT dataflows contrasted with taoFPGA's fixed fused pipeline.</w:t>
-      </w:r>
-      <w:r>
-        <w:rPr>
-          <w:rFonts w:ascii="Times New Roman" w:eastAsia="Times New Roman" w:hAnsi="Times New Roman"/>
+        <w:t>Fig. 8. Measured hardware kernel speedup over CPU.</w:t>
+      </w:r>
+      <w:r>
+        <w:rPr>
+          <w:rFonts w:ascii="Times New Roman" w:hAnsi="Times New Roman"/>
+          <w:sz w:val="21"/>
+        </w:rPr>
+        <w:tab/>
+        <w:t>12</w:t>
+      </w:r>
+    </w:p>
+    <w:p>
+      <w:pPr>
+        <w:tabs>
+          <w:tab w:val="right" w:leader="dot" w:pos="9072"/>
+        </w:tabs>
+        <w:spacing w:after="60"/>
+      </w:pPr>
+      <w:r>
+        <w:rPr>
+          <w:rFonts w:ascii="Times New Roman" w:hAnsi="Times New Roman"/>
+          <w:sz w:val="21"/>
+        </w:rPr>
+        <w:t>Fig. 9. Real ViT dataflows contrasted with taoFPGA's fixed fused pipeline.</w:t>
+      </w:r>
+      <w:r>
+        <w:rPr>
+          <w:rFonts w:ascii="Times New Roman" w:hAnsi="Times New Roman"/>
           <w:sz w:val="21"/>
         </w:rPr>
         <w:tab/>
@@ -2215,8 +2461,14 @@
           <w:ilvl w:val="0"/>
           <w:numId w:val="0"/>
         </w:numPr>
-      </w:pPr>
-      <w:r>
+        <w:rPr>
+          <w:rFonts w:asciiTheme="minorHAnsi" w:hAnsiTheme="minorHAnsi"/>
+        </w:rPr>
+      </w:pPr>
+      <w:r>
+        <w:rPr>
+          <w:rFonts w:asciiTheme="minorHAnsi" w:hAnsiTheme="minorHAnsi"/>
+        </w:rPr>
         <w:t>List of Tables</w:t>
       </w:r>
     </w:p>
@@ -2229,14 +2481,14 @@
       </w:pPr>
       <w:r>
         <w:rPr>
-          <w:rFonts w:ascii="Times New Roman" w:eastAsia="Times New Roman" w:hAnsi="Times New Roman"/>
+          <w:rFonts w:ascii="Times New Roman" w:hAnsi="Times New Roman"/>
           <w:sz w:val="21"/>
         </w:rPr>
         <w:t>Table I. transformer_block_axi_top AXI4-Lite Register Map.</w:t>
       </w:r>
       <w:r>
         <w:rPr>
-          <w:rFonts w:ascii="Times New Roman" w:eastAsia="Times New Roman" w:hAnsi="Times New Roman"/>
+          <w:rFonts w:ascii="Times New Roman" w:hAnsi="Times New Roman"/>
           <w:sz w:val="21"/>
         </w:rPr>
         <w:tab/>
@@ -2263,7 +2515,7 @@
           <w:sz w:val="21"/>
         </w:rPr>
         <w:tab/>
-        <w:t>12</w:t>
+        <w:t>11</w:t>
       </w:r>
     </w:p>
     <w:p>
@@ -2286,7 +2538,7 @@
           <w:sz w:val="21"/>
         </w:rPr>
         <w:tab/>
-        <w:t>13</w:t>
+        <w:t>12</w:t>
       </w:r>
     </w:p>
     <w:p>
@@ -2309,31 +2561,17 @@
           <w:sz w:val="21"/>
         </w:rPr>
         <w:tab/>
-        <w:t>14</w:t>
-      </w:r>
-    </w:p>
-    <w:p>
-      <w:r>
-        <w:br w:type="page"/>
+        <w:t>13</w:t>
       </w:r>
     </w:p>
     <w:p>
       <w:pPr>
         <w:sectPr>
-          <w:headerReference w:type="even" r:id="rId10"/>
-          <w:headerReference w:type="default" r:id="rId11"/>
-          <w:footerReference w:type="even" r:id="rId12"/>
-          <w:footerReference w:type="default" r:id="rId13"/>
-          <w:headerReference w:type="first" r:id="rId14"/>
-          <w:footerReference w:type="first" r:id="rId15"/>
+          <w:headerReference w:type="default" r:id="rId10"/>
+          <w:footerReference w:type="default" r:id="rId11"/>
+          <w:footerReference w:type="first" r:id="rId12"/>
           <w:pgSz w:w="12240" w:h="15840" w:code="1"/>
           <w:pgMar w:top="1138" w:right="1138" w:bottom="1138" w:left="1138" w:header="720" w:footer="720" w:gutter="0"/>
-          <w:pgBorders w:display="firstPage" w:offsetFrom="page">
-            <w:top w:val="single" w:sz="4" w:space="24" w:color="auto"/>
-            <w:left w:val="single" w:sz="4" w:space="24" w:color="auto"/>
-            <w:bottom w:val="single" w:sz="4" w:space="24" w:color="auto"/>
-            <w:right w:val="single" w:sz="4" w:space="24" w:color="auto"/>
-          </w:pgBorders>
           <w:cols w:space="720"/>
           <w:titlePg/>
           <w:docGrid w:linePitch="360"/>
@@ -2393,21 +2631,77 @@
           <w:rFonts w:ascii="Times New Roman" w:eastAsia="Times New Roman" w:hAnsi="Times New Roman"/>
           <w:sz w:val="20"/>
         </w:rPr>
-        <w:t>A Transformer block processes a sequence of N token embeddings by letting every token attend to every other token [1]. Each token's embedding is linearly projected into a query (Q), key (K), and value (V) vector; attention weights are the scaled dot product of each query against every key, normalized with Softmax into a probability distribution over the sequence, and the output for each token is the value vectors weighted by that distribution. Because every token attends to every other token, this costs O(N</w:t>
-      </w:r>
-      <w:r>
-        <w:rPr>
-          <w:rFonts w:ascii="Times New Roman" w:eastAsia="Times New Roman" w:hAnsi="Times New Roman"/>
-          <w:sz w:val="20"/>
-        </w:rPr>
-        <w:t>²) multiply-accumulate operations in the sequence length — the quadratic self-attention cost referenced throughout this paper. A position-wise feed-forward network — two dense layers with a GELU nonlinearity — is then applied independently to each token. Vision Transformers (ViT) apply this identical mechanism to a sequence of flattened image patches rather than word tokens [7]. taoFPGA implements the two computationally dominant primitives in this pipeline — the dense matrix multiplications and their assoc</w:t>
-      </w:r>
-      <w:r>
-        <w:rPr>
-          <w:rFonts w:ascii="Times New Roman" w:eastAsia="Times New Roman" w:hAnsi="Times New Roman"/>
-          <w:sz w:val="20"/>
-        </w:rPr>
-        <w:t>iated Softmax/GELU nonlinearities — as dedicated fixed-point hardware, fused into one streaming pipeline (Section II).</w:t>
+        <w:t xml:space="preserve">A Transformer block processes a sequence of N token embeddings by letting every token attend to every other token [1]. Each token's embedding is linearly projected into a query (Q), key (K), and value (V) vector; attention weights are the scaled dot product of each query against every key, normalized with Softmax into a probability distribution over the sequence, and the output for each token is the value vectors weighted by that distribution. Because every token attends to every other token, this costs O(N²) multiply-accumulate operations in the sequence length </w:t>
+      </w:r>
+      <w:r>
+        <w:rPr>
+          <w:rFonts w:ascii="Times New Roman" w:eastAsia="Times New Roman" w:hAnsi="Times New Roman"/>
+          <w:sz w:val="20"/>
+        </w:rPr>
+        <w:t>-</w:t>
+      </w:r>
+      <w:r>
+        <w:rPr>
+          <w:rFonts w:ascii="Times New Roman" w:eastAsia="Times New Roman" w:hAnsi="Times New Roman"/>
+          <w:sz w:val="20"/>
+        </w:rPr>
+        <w:t xml:space="preserve"> the quadratic self-attention cost referenced throughout this paper. A position-wise feed-forward network </w:t>
+      </w:r>
+      <w:r>
+        <w:rPr>
+          <w:rFonts w:ascii="Times New Roman" w:eastAsia="Times New Roman" w:hAnsi="Times New Roman"/>
+          <w:sz w:val="20"/>
+        </w:rPr>
+        <w:t>-</w:t>
+      </w:r>
+      <w:r>
+        <w:rPr>
+          <w:rFonts w:ascii="Times New Roman" w:eastAsia="Times New Roman" w:hAnsi="Times New Roman"/>
+          <w:sz w:val="20"/>
+        </w:rPr>
+        <w:t xml:space="preserve"> two dense layers with a GELU nonlinearity </w:t>
+      </w:r>
+      <w:r>
+        <w:rPr>
+          <w:rFonts w:ascii="Times New Roman" w:eastAsia="Times New Roman" w:hAnsi="Times New Roman"/>
+          <w:sz w:val="20"/>
+        </w:rPr>
+        <w:t>-</w:t>
+      </w:r>
+      <w:r>
+        <w:rPr>
+          <w:rFonts w:ascii="Times New Roman" w:eastAsia="Times New Roman" w:hAnsi="Times New Roman"/>
+          <w:sz w:val="20"/>
+        </w:rPr>
+        <w:t xml:space="preserve"> is then applied independently to each token. Vision Transformers (ViT) apply this identical mechanism to a sequence of flattened image patches rather than word tokens [7]. taoFPGA implements the two computationally dominant primitives in this pipeline </w:t>
+      </w:r>
+      <w:r>
+        <w:rPr>
+          <w:rFonts w:ascii="Times New Roman" w:eastAsia="Times New Roman" w:hAnsi="Times New Roman"/>
+          <w:sz w:val="20"/>
+        </w:rPr>
+        <w:t>-</w:t>
+      </w:r>
+      <w:r>
+        <w:rPr>
+          <w:rFonts w:ascii="Times New Roman" w:eastAsia="Times New Roman" w:hAnsi="Times New Roman"/>
+          <w:sz w:val="20"/>
+        </w:rPr>
+        <w:t xml:space="preserve"> the dense matrix multiplications and their associated Softmax/GELU nonlinearities </w:t>
+      </w:r>
+      <w:r>
+        <w:rPr>
+          <w:rFonts w:ascii="Times New Roman" w:eastAsia="Times New Roman" w:hAnsi="Times New Roman"/>
+          <w:sz w:val="20"/>
+        </w:rPr>
+        <w:t>-</w:t>
+      </w:r>
+      <w:r>
+        <w:rPr>
+          <w:rFonts w:ascii="Times New Roman" w:eastAsia="Times New Roman" w:hAnsi="Times New Roman"/>
+          <w:sz w:val="20"/>
+        </w:rPr>
+        <w:t xml:space="preserve"> as dedicated fixed-point hardware, fused into one streaming pipeline (Section II).</w:t>
       </w:r>
     </w:p>
     <w:p>
@@ -2435,28 +2729,21 @@
           <w:rFonts w:ascii="Times New Roman" w:eastAsia="Times New Roman" w:hAnsi="Times New Roman"/>
           <w:sz w:val="20"/>
         </w:rPr>
-        <w:t>Running a Transformer in the 32-bit floating-point format it is normally trained in is prohibitively expensive on an embedded FPGA: every multiply-accumulate costs more logic, and every stored value costs 4× the memory bandwidth of an 8-bit alternative. Quantization instead represents each value as a signed 8-bit integer together with a shared, per-tensor scale factor (a power of two in this design), so a real value x is approximated as round(x/scale). Two INT8 values multiply to a result with roughly doubl</w:t>
-      </w:r>
-      <w:r>
-        <w:rPr>
-          <w:rFonts w:ascii="Times New Roman" w:eastAsia="Times New Roman" w:hAnsi="Times New Roman"/>
-          <w:sz w:val="20"/>
-        </w:rPr>
-        <w:t xml:space="preserve">e the bit width of the inputs; to keep every tensor in the pipeline at a consistent INT8 width, the accumulated product must be rescaled back down by an appropriately chosen shift and re-clipped to the representable [−128, 127] range — the round-half-up, saturate-to-INT8 operation formalized as Eq. 1 and implemented in right_shifter.v. The central engineering trade-off is choosing each stage's scale/shift so the rescaled result neither saturates (losing dynamic range) nor rounds away the signal (losing </w:t>
-      </w:r>
-      <w:r>
-        <w:rPr>
-          <w:rFonts w:ascii="Times New Roman" w:eastAsia="Times New Roman" w:hAnsi="Times New Roman"/>
-          <w:sz w:val="20"/>
-        </w:rPr>
-        <w:t>prec</w:t>
-      </w:r>
-      <w:r>
-        <w:rPr>
-          <w:rFonts w:ascii="Times New Roman" w:eastAsia="Times New Roman" w:hAnsi="Times New Roman"/>
-          <w:sz w:val="20"/>
-        </w:rPr>
-        <w:t>ision); Section II.C and Appendix A.3 describe two concrete bugs this project encountered getting that calibration right.</w:t>
+        <w:t xml:space="preserve">Running a Transformer in the 32-bit floating-point format it is normally trained in is prohibitively expensive on an embedded FPGA: every multiply-accumulate costs more logic, and every stored value costs 4× the memory bandwidth of an 8-bit alternative. Quantization instead represents each value as a signed 8-bit integer together with a shared, per-tensor scale factor (a power of two in this design), so a real value x is approximated as round(x/scale). Two INT8 values multiply to a result with roughly double the bit width of the inputs; to keep every tensor in the pipeline at a consistent INT8 width, the accumulated product must be rescaled back down by an appropriately chosen shift and re-clipped to the representable [−128, 127] range </w:t>
+      </w:r>
+      <w:r>
+        <w:rPr>
+          <w:rFonts w:ascii="Times New Roman" w:eastAsia="Times New Roman" w:hAnsi="Times New Roman"/>
+          <w:sz w:val="20"/>
+        </w:rPr>
+        <w:t>-</w:t>
+      </w:r>
+      <w:r>
+        <w:rPr>
+          <w:rFonts w:ascii="Times New Roman" w:eastAsia="Times New Roman" w:hAnsi="Times New Roman"/>
+          <w:sz w:val="20"/>
+        </w:rPr>
+        <w:t xml:space="preserve"> the round-half-up, saturate-to-INT8 operation formalized as Eq. 1 and implemented in right_shifter.v. The central engineering trade-off is choosing each stage's scale/shift so the rescaled result neither saturates (losing dynamic range) nor rounds away the signal (losing precision); Section II.C and Appendix A.3 describe two concrete bugs this project encountered getting that calibration right.</w:t>
       </w:r>
     </w:p>
     <w:p>
@@ -2484,21 +2771,35 @@
           <w:rFonts w:ascii="Times New Roman" w:eastAsia="Times New Roman" w:hAnsi="Times New Roman"/>
           <w:sz w:val="20"/>
         </w:rPr>
-        <w:t>A systolic array computes matrix multiplication with many small processing elements (PEs) — each capable of one multiply-accumulate per cycle — arranged in a regular 2D grid, streaming operands through the grid in a staggered rhythm so each PE only ever exchanges data with its immediate neighbors, never a global memory or a distant PE. This locality is what makes the design scale: adding more PEs adds compute without adding long, power-hungry wires. taoFPGA uses a weight-stationary variant: each PE loads an</w:t>
-      </w:r>
-      <w:r>
-        <w:rPr>
-          <w:rFonts w:ascii="Times New Roman" w:eastAsia="Times New Roman" w:hAnsi="Times New Roman"/>
-          <w:sz w:val="20"/>
-        </w:rPr>
-        <w:t xml:space="preserve">d holds one weight value for the duration of a matrix multiplication while feature values stream through the array row by row, maximizing reuse of each loaded weight and matching the Transformer's own workload pattern, where the same projection weight matrix is reused across every token in the input sequence. Section II.A and Appendix A.7 describe the specific 16×16 instantiation of this idea and the physical-implementation work needed to map it efficiently onto the FPGA's dedicated DSP48E1 hard multiplier </w:t>
-      </w:r>
-      <w:r>
-        <w:rPr>
-          <w:rFonts w:ascii="Times New Roman" w:eastAsia="Times New Roman" w:hAnsi="Times New Roman"/>
-          <w:sz w:val="20"/>
-        </w:rPr>
-        <w:t>blocks.</w:t>
+        <w:t xml:space="preserve">A systolic array computes matrix multiplication with many small processing elements (PEs) </w:t>
+      </w:r>
+      <w:r>
+        <w:rPr>
+          <w:rFonts w:ascii="Times New Roman" w:eastAsia="Times New Roman" w:hAnsi="Times New Roman"/>
+          <w:sz w:val="20"/>
+        </w:rPr>
+        <w:t>-</w:t>
+      </w:r>
+      <w:r>
+        <w:rPr>
+          <w:rFonts w:ascii="Times New Roman" w:eastAsia="Times New Roman" w:hAnsi="Times New Roman"/>
+          <w:sz w:val="20"/>
+        </w:rPr>
+        <w:t xml:space="preserve"> each capable of one multiply-accumulate per cycle </w:t>
+      </w:r>
+      <w:r>
+        <w:rPr>
+          <w:rFonts w:ascii="Times New Roman" w:eastAsia="Times New Roman" w:hAnsi="Times New Roman"/>
+          <w:sz w:val="20"/>
+        </w:rPr>
+        <w:t>-</w:t>
+      </w:r>
+      <w:r>
+        <w:rPr>
+          <w:rFonts w:ascii="Times New Roman" w:eastAsia="Times New Roman" w:hAnsi="Times New Roman"/>
+          <w:sz w:val="20"/>
+        </w:rPr>
+        <w:t xml:space="preserve"> arranged in a regular 2D grid, streaming operands through the grid in a staggered rhythm so each PE only ever exchanges data with its immediate neighbors, never a global memory or a distant PE. This locality is what makes the design scale: adding more PEs adds compute without adding long, power-hungry wires. taoFPGA uses a weight-stationary variant: each PE loads and holds one weight value for the duration of a matrix multiplication while feature values stream through the array row by row, maximizing reuse of each loaded weight and matching the Transformer's own workload pattern, where the same projection weight matrix is reused across every token in the input sequence. Section II.A and Appendix A.7 describe the specific 16×16 instantiation of this idea and the physical-implementation work needed to map it efficiently onto the FPGA's dedicated DSP48E1 hard multiplier blocks.</w:t>
       </w:r>
     </w:p>
     <w:p>
@@ -2539,14 +2840,77 @@
           <w:rFonts w:ascii="Times New Roman" w:eastAsia="Times New Roman" w:hAnsi="Times New Roman"/>
           <w:sz w:val="20"/>
         </w:rPr>
-        <w:t>Transformer models now dominate both natural-language processing and computer vision, but their computational profile — quadratic self-attention and large dense projections in every encoder layer — sits uneasily on embedded edge platforms, where DRAM bandwidth, on-chip memory, and power budget are all scarce simultaneously [1]. Prior FPGA accelerators for transformer-family models converge on a small set of recurring design choices — systolic or array-of-PE matrix multiplication, fixed-point quantization, a</w:t>
-      </w:r>
-      <w:r>
-        <w:rPr>
-          <w:rFonts w:ascii="Times New Roman" w:eastAsia="Times New Roman" w:hAnsi="Times New Roman"/>
-          <w:sz w:val="20"/>
-        </w:rPr>
-        <w:t>nd dedicated non-linear activation units — to close this gap [2]–[5]. This project targets that same design space on a resource-constrained, commodity Zynq-7020 SoC.</w:t>
+        <w:t xml:space="preserve">Transformer models now dominate both natural-language processing and computer vision, but their computational profile </w:t>
+      </w:r>
+      <w:r>
+        <w:rPr>
+          <w:rFonts w:ascii="Times New Roman" w:eastAsia="Times New Roman" w:hAnsi="Times New Roman"/>
+          <w:sz w:val="20"/>
+        </w:rPr>
+        <w:t>-</w:t>
+      </w:r>
+      <w:r>
+        <w:rPr>
+          <w:rFonts w:ascii="Times New Roman" w:eastAsia="Times New Roman" w:hAnsi="Times New Roman"/>
+          <w:sz w:val="20"/>
+        </w:rPr>
+        <w:t xml:space="preserve"> quadratic self-attention and large dense projections in every encoder layer </w:t>
+      </w:r>
+      <w:r>
+        <w:rPr>
+          <w:rFonts w:ascii="Times New Roman" w:eastAsia="Times New Roman" w:hAnsi="Times New Roman"/>
+          <w:sz w:val="20"/>
+        </w:rPr>
+        <w:t>-</w:t>
+      </w:r>
+      <w:r>
+        <w:rPr>
+          <w:rFonts w:ascii="Times New Roman" w:eastAsia="Times New Roman" w:hAnsi="Times New Roman"/>
+          <w:sz w:val="20"/>
+        </w:rPr>
+        <w:t xml:space="preserve"> sits uneasily on embedded edge platforms, where DRAM bandwidth, on-chip memory, and power budget are all scarce simultaneously [1]. Prior FPGA accelerators for transformer-family models converge on a small set of recurring design choices </w:t>
+      </w:r>
+      <w:r>
+        <w:rPr>
+          <w:rFonts w:ascii="Times New Roman" w:eastAsia="Times New Roman" w:hAnsi="Times New Roman"/>
+          <w:sz w:val="20"/>
+        </w:rPr>
+        <w:t>-</w:t>
+      </w:r>
+      <w:r>
+        <w:rPr>
+          <w:rFonts w:ascii="Times New Roman" w:eastAsia="Times New Roman" w:hAnsi="Times New Roman"/>
+          <w:sz w:val="20"/>
+        </w:rPr>
+        <w:t xml:space="preserve"> systolic or array-of-PE matrix multiplication, fixed-point quantization, and dedicated non-linear activation units </w:t>
+      </w:r>
+      <w:r>
+        <w:rPr>
+          <w:rFonts w:ascii="Times New Roman" w:eastAsia="Times New Roman" w:hAnsi="Times New Roman"/>
+          <w:sz w:val="20"/>
+        </w:rPr>
+        <w:t>-</w:t>
+      </w:r>
+      <w:r>
+        <w:rPr>
+          <w:rFonts w:ascii="Times New Roman" w:eastAsia="Times New Roman" w:hAnsi="Times New Roman"/>
+          <w:sz w:val="20"/>
+        </w:rPr>
+        <w:t xml:space="preserve"> to close this gap [2]</w:t>
+      </w:r>
+      <w:r>
+        <w:rPr>
+          <w:rFonts w:ascii="Times New Roman" w:eastAsia="Times New Roman" w:hAnsi="Times New Roman"/>
+          <w:sz w:val="20"/>
+        </w:rPr>
+        <w:t>-</w:t>
+      </w:r>
+      <w:r>
+        <w:rPr>
+          <w:rFonts w:ascii="Times New Roman" w:eastAsia="Times New Roman" w:hAnsi="Times New Roman"/>
+          <w:sz w:val="20"/>
+        </w:rPr>
+        <w:t>[5]. This project targets that same design space on a resource-constrained, commodity Zynq-7020 SoC.</w:t>
       </w:r>
     </w:p>
     <w:p>
@@ -2574,7 +2938,63 @@
           <w:rFonts w:ascii="Times New Roman" w:eastAsia="Times New Roman" w:hAnsi="Times New Roman"/>
           <w:sz w:val="20"/>
         </w:rPr>
-        <w:t xml:space="preserve">taoFPGA was developed bottom-up: each arithmetic core — the systolic matrix multiplier, the Softmax normalization engine, and the GELU activation unit — was designed and verified in isolation against a real-valued golden reference </w:t>
+        <w:t xml:space="preserve">taoFPGA was developed bottom-up: each arithmetic core </w:t>
+      </w:r>
+      <w:r>
+        <w:rPr>
+          <w:rFonts w:ascii="Times New Roman" w:eastAsia="Times New Roman" w:hAnsi="Times New Roman"/>
+          <w:sz w:val="20"/>
+        </w:rPr>
+        <w:t>-</w:t>
+      </w:r>
+      <w:r>
+        <w:rPr>
+          <w:rFonts w:ascii="Times New Roman" w:eastAsia="Times New Roman" w:hAnsi="Times New Roman"/>
+          <w:sz w:val="20"/>
+        </w:rPr>
+        <w:t xml:space="preserve"> the systolic matrix multiplier, the Softmax normalization engine, and the GELU activation unit </w:t>
+      </w:r>
+      <w:r>
+        <w:rPr>
+          <w:rFonts w:ascii="Times New Roman" w:eastAsia="Times New Roman" w:hAnsi="Times New Roman"/>
+          <w:sz w:val="20"/>
+        </w:rPr>
+        <w:t>-</w:t>
+      </w:r>
+      <w:r>
+        <w:rPr>
+          <w:rFonts w:ascii="Times New Roman" w:eastAsia="Times New Roman" w:hAnsi="Times New Roman"/>
+          <w:sz w:val="20"/>
+        </w:rPr>
+        <w:t xml:space="preserve"> was designed and verified in isolation against a real-valued golden reference before being composed into a single streaming pipeline (MatMul → Softmax → GELU), integrated into a complete SoC, physically implemented, and finally evaluated against real Vision Transformer (ViT) workload shapes on physical hardware. A recurring methodological principle, arrived at empirically over the course of the project, governs every phase: no layer of the system </w:t>
+      </w:r>
+      <w:r>
+        <w:rPr>
+          <w:rFonts w:ascii="Times New Roman" w:eastAsia="Times New Roman" w:hAnsi="Times New Roman"/>
+          <w:sz w:val="20"/>
+        </w:rPr>
+        <w:t>-</w:t>
+      </w:r>
+      <w:r>
+        <w:rPr>
+          <w:rFonts w:ascii="Times New Roman" w:eastAsia="Times New Roman" w:hAnsi="Times New Roman"/>
+          <w:sz w:val="20"/>
+        </w:rPr>
+        <w:t xml:space="preserve"> golden model, integration script, board, register map, or DMA transfer </w:t>
+      </w:r>
+      <w:r>
+        <w:rPr>
+          <w:rFonts w:ascii="Times New Roman" w:eastAsia="Times New Roman" w:hAnsi="Times New Roman"/>
+          <w:sz w:val="20"/>
+        </w:rPr>
+        <w:t>-</w:t>
+      </w:r>
+      <w:r>
+        <w:rPr>
+          <w:rFonts w:ascii="Times New Roman" w:eastAsia="Times New Roman" w:hAnsi="Times New Roman"/>
+          <w:sz w:val="20"/>
+        </w:rPr>
+        <w:t xml:space="preserve"> may be assumed correct on the </w:t>
       </w:r>
       <w:r>
         <w:rPr>
@@ -2582,27 +3002,25 @@
           <w:sz w:val="20"/>
         </w:rPr>
         <w:lastRenderedPageBreak/>
-        <w:t>before being composed into a single streaming pipeline (MatMul → Softmax → GELU), integrated into a complete SoC, physically implemented, and finally evaluated against real Vision Transformer (ViT) workload shapes on physical hardware. A recurring methodological principle, arrived at empirically over the course of the project, governs every phase: no layer of the system — golden model, integration script, board, register map, or DMA transfer — may be assumed correct on the strength of another layer's correc</w:t>
-      </w:r>
-      <w:r>
-        <w:rPr>
-          <w:rFonts w:ascii="Times New Roman" w:eastAsia="Times New Roman" w:hAnsi="Times New Roman"/>
-          <w:sz w:val="20"/>
-        </w:rPr>
-        <w:t>tness. Each was checked directly against its own ground truth.</w:t>
-      </w:r>
-    </w:p>
-    <w:p>
-      <w:pPr>
-        <w:spacing w:before="160" w:after="80"/>
-      </w:pPr>
-      <w:r>
+        <w:t>strength of another layer's correctness. Each was checked directly against its own ground truth.</w:t>
+      </w:r>
+    </w:p>
+    <w:p>
+      <w:pPr>
         <w:rPr>
           <w:rFonts w:ascii="Times New Roman" w:eastAsia="Times New Roman" w:hAnsi="Times New Roman"/>
           <w:b/>
           <w:i/>
           <w:sz w:val="20"/>
         </w:rPr>
+      </w:pPr>
+      <w:r>
+        <w:rPr>
+          <w:rFonts w:ascii="Times New Roman" w:eastAsia="Times New Roman" w:hAnsi="Times New Roman"/>
+          <w:b/>
+          <w:i/>
+          <w:sz w:val="20"/>
+        </w:rPr>
         <w:t>C. Key Contributions &amp; Paper Outline</w:t>
       </w:r>
     </w:p>
@@ -2729,7 +3147,35 @@
           <w:rFonts w:ascii="Times New Roman" w:eastAsia="Times New Roman" w:hAnsi="Times New Roman"/>
           <w:sz w:val="20"/>
         </w:rPr>
-        <w:t>A quantified account of the design's open hardware constraints — principally a 64 KB DMA transfer ceiling — and the re-synthesis path identified to resolve them.</w:t>
+        <w:t xml:space="preserve">A quantified account of the design's open hardware constraints </w:t>
+      </w:r>
+      <w:r>
+        <w:rPr>
+          <w:rFonts w:ascii="Times New Roman" w:eastAsia="Times New Roman" w:hAnsi="Times New Roman"/>
+          <w:sz w:val="20"/>
+        </w:rPr>
+        <w:t>-</w:t>
+      </w:r>
+      <w:r>
+        <w:rPr>
+          <w:rFonts w:ascii="Times New Roman" w:eastAsia="Times New Roman" w:hAnsi="Times New Roman"/>
+          <w:sz w:val="20"/>
+        </w:rPr>
+        <w:t xml:space="preserve"> principally a 64 KB DMA transfer ceiling </w:t>
+      </w:r>
+      <w:r>
+        <w:rPr>
+          <w:rFonts w:ascii="Times New Roman" w:eastAsia="Times New Roman" w:hAnsi="Times New Roman"/>
+          <w:sz w:val="20"/>
+        </w:rPr>
+        <w:t>-</w:t>
+      </w:r>
+      <w:r>
+        <w:rPr>
+          <w:rFonts w:ascii="Times New Roman" w:eastAsia="Times New Roman" w:hAnsi="Times New Roman"/>
+          <w:sz w:val="20"/>
+        </w:rPr>
+        <w:t xml:space="preserve"> and the re-synthesis path identified to resolve them.</w:t>
       </w:r>
     </w:p>
     <w:p>
@@ -2784,21 +3230,42 @@
           <w:rFonts w:ascii="Times New Roman" w:eastAsia="Times New Roman" w:hAnsi="Times New Roman"/>
           <w:sz w:val="20"/>
         </w:rPr>
-        <w:t>The matrix multiplication core (MM_ultra) is a weight-stationary 16×16 systolic array of INT8 processing elements (256 MACs total), fed by dedicated feature and weight input buffers (MM_in_buffer, MM_buffer) that stream operands into the array in A_size-wide parallel beats. Runtime-configurable block-count registers (F_width_block_num, W_width_block_num) parameterize the contraction and output dimensions, both constrained to multiples of the array width. Accumulated products are rounded and saturated to INT</w:t>
-      </w:r>
-      <w:r>
-        <w:rPr>
-          <w:rFonts w:ascii="Times New Roman" w:eastAsia="Times New Roman" w:hAnsi="Times New Roman"/>
-          <w:sz w:val="20"/>
-        </w:rPr>
-        <w:t>8 by a dedicated shifter: the design rounds half-up on an arithmetic right shift — equivalently, add 2^(shift−1) then shift, or inspect the most-significant discarded bit — before clamping to [−128, 127]. Both formulations were confirmed mathematically identical during hardware bring-up (Section VI) when the software golden model was cross-checked line-by-line against this shifter's RTL. Formally, for a pre-shift accumulator value z and a runtime-configurable shift ∈ ℤ⁺, the quantization operator realized i</w:t>
-      </w:r>
-      <w:r>
-        <w:rPr>
-          <w:rFonts w:ascii="Times New Roman" w:eastAsia="Times New Roman" w:hAnsi="Times New Roman"/>
-          <w:sz w:val="20"/>
-        </w:rPr>
-        <w:t>n hardware is</w:t>
+        <w:t xml:space="preserve">The matrix multiplication core (MM_ultra) is a weight-stationary 16×16 systolic array of INT8 processing elements (256 MACs total), fed by dedicated feature and weight input buffers (MM_in_buffer, MM_buffer) that stream operands into the array in A_size-wide parallel beats. Runtime-configurable block-count registers (F_width_block_num, W_width_block_num) parameterize the contraction and output </w:t>
+      </w:r>
+      <w:r>
+        <w:rPr>
+          <w:rFonts w:ascii="Times New Roman" w:eastAsia="Times New Roman" w:hAnsi="Times New Roman"/>
+          <w:sz w:val="20"/>
+        </w:rPr>
+        <w:t xml:space="preserve">dimensions, both constrained to multiples of the array width. Accumulated products are rounded and saturated to INT8 by a dedicated shifter: the design rounds half-up on an arithmetic right shift </w:t>
+      </w:r>
+      <w:r>
+        <w:rPr>
+          <w:rFonts w:ascii="Times New Roman" w:eastAsia="Times New Roman" w:hAnsi="Times New Roman"/>
+          <w:sz w:val="20"/>
+        </w:rPr>
+        <w:t>-</w:t>
+      </w:r>
+      <w:r>
+        <w:rPr>
+          <w:rFonts w:ascii="Times New Roman" w:eastAsia="Times New Roman" w:hAnsi="Times New Roman"/>
+          <w:sz w:val="20"/>
+        </w:rPr>
+        <w:t xml:space="preserve"> equivalently, add 2^(shift−1) then shift, or inspect the most-significant discarded bit </w:t>
+      </w:r>
+      <w:r>
+        <w:rPr>
+          <w:rFonts w:ascii="Times New Roman" w:eastAsia="Times New Roman" w:hAnsi="Times New Roman"/>
+          <w:sz w:val="20"/>
+        </w:rPr>
+        <w:t>-</w:t>
+      </w:r>
+      <w:r>
+        <w:rPr>
+          <w:rFonts w:ascii="Times New Roman" w:eastAsia="Times New Roman" w:hAnsi="Times New Roman"/>
+          <w:sz w:val="20"/>
+        </w:rPr>
+        <w:t xml:space="preserve"> before clamping to [−128, 127]. Both formulations were confirmed mathematically identical during hardware bring-up (Section VI) when the software golden model was cross-checked line-by-line against this shifter's RTL. Formally, for a pre-shift accumulator value z and a runtime-configurable shift ∈ ℤ⁺, the quantization operator realized in hardware is</w:t>
       </w:r>
     </w:p>
     <w:p>
@@ -2954,16 +3421,7 @@
                       <w:rPr>
                         <w:rFonts w:ascii="Cambria Math" w:hAnsi="Cambria Math"/>
                       </w:rPr>
-                      <m:t>-</m:t>
-                    </m:r>
-                    <m:r>
-                      <m:rPr>
-                        <m:sty m:val="p"/>
-                      </m:rPr>
-                      <w:rPr>
-                        <w:rFonts w:ascii="Cambria Math" w:hAnsi="Cambria Math"/>
-                      </w:rPr>
-                      <m:t>shift</m:t>
+                      <m:t>-shift</m:t>
                     </m:r>
                   </m:sup>
                 </m:sSup>
@@ -3012,13 +3470,7 @@
               <w:rPr>
                 <w:rFonts w:ascii="Cambria Math" w:hAnsi="Cambria Math"/>
               </w:rPr>
-              <m:t> </m:t>
-            </m:r>
-            <m:r>
-              <w:rPr>
-                <w:rFonts w:ascii="Cambria Math" w:hAnsi="Cambria Math"/>
-              </w:rPr>
-              <m:t>127</m:t>
+              <m:t> 127</m:t>
             </m:r>
           </m:e>
         </m:d>
@@ -3078,9 +3530,69 @@
             <w:r>
               <w:rPr>
                 <w:rFonts w:ascii="Consolas" w:eastAsia="Consolas" w:hAnsi="Consolas"/>
+                <w:i/>
+                <w:color w:val="008000"/>
                 <w:sz w:val="17"/>
               </w:rPr>
-              <w:t>// right_shifter.v -- round-half-up + saturate to INT8</w:t>
+              <w:t xml:space="preserve">// right_shifter.v </w:t>
+            </w:r>
+            <w:r>
+              <w:rPr>
+                <w:rFonts w:ascii="Consolas" w:eastAsia="Consolas" w:hAnsi="Consolas"/>
+                <w:i/>
+                <w:color w:val="008000"/>
+                <w:sz w:val="17"/>
+              </w:rPr>
+              <w:t>-</w:t>
+            </w:r>
+            <w:r>
+              <w:rPr>
+                <w:rFonts w:ascii="Consolas" w:eastAsia="Consolas" w:hAnsi="Consolas"/>
+                <w:i/>
+                <w:color w:val="008000"/>
+                <w:sz w:val="17"/>
+              </w:rPr>
+              <w:t xml:space="preserve"> round-half-up + saturate to INT8</w:t>
+            </w:r>
+          </w:p>
+          <w:p>
+            <w:pPr>
+              <w:spacing w:after="0"/>
+            </w:pPr>
+            <w:r>
+              <w:rPr>
+                <w:rFonts w:ascii="Consolas" w:eastAsia="Consolas" w:hAnsi="Consolas"/>
+                <w:color w:val="0000EE"/>
+                <w:sz w:val="17"/>
+              </w:rPr>
+              <w:t>assign</w:t>
+            </w:r>
+            <w:r>
+              <w:rPr>
+                <w:rFonts w:ascii="Consolas" w:eastAsia="Consolas" w:hAnsi="Consolas"/>
+                <w:sz w:val="17"/>
+              </w:rPr>
+              <w:t xml:space="preserve"> temp1_out = data_in &gt;&gt;&gt; shift;</w:t>
+            </w:r>
+          </w:p>
+          <w:p>
+            <w:pPr>
+              <w:spacing w:after="0"/>
+            </w:pPr>
+            <w:r>
+              <w:rPr>
+                <w:rFonts w:ascii="Consolas" w:eastAsia="Consolas" w:hAnsi="Consolas"/>
+                <w:color w:val="0000EE"/>
+                <w:sz w:val="17"/>
+              </w:rPr>
+              <w:t>assign</w:t>
+            </w:r>
+            <w:r>
+              <w:rPr>
+                <w:rFonts w:ascii="Consolas" w:eastAsia="Consolas" w:hAnsi="Consolas"/>
+                <w:sz w:val="17"/>
+              </w:rPr>
+              <w:t xml:space="preserve"> temp2_out =</w:t>
             </w:r>
           </w:p>
           <w:p>
@@ -3092,7 +3604,37 @@
                 <w:rFonts w:ascii="Consolas" w:eastAsia="Consolas" w:hAnsi="Consolas"/>
                 <w:sz w:val="17"/>
               </w:rPr>
-              <w:t>assign temp1_out = data_in &gt;&gt;&gt; shift;</w:t>
+              <w:t xml:space="preserve">    data_in[shift-</w:t>
+            </w:r>
+            <w:r>
+              <w:rPr>
+                <w:rFonts w:ascii="Consolas" w:eastAsia="Consolas" w:hAnsi="Consolas"/>
+                <w:color w:val="098658"/>
+                <w:sz w:val="17"/>
+              </w:rPr>
+              <w:t>1</w:t>
+            </w:r>
+            <w:r>
+              <w:rPr>
+                <w:rFonts w:ascii="Consolas" w:eastAsia="Consolas" w:hAnsi="Consolas"/>
+                <w:sz w:val="17"/>
+              </w:rPr>
+              <w:t xml:space="preserve">] ? temp1_out + </w:t>
+            </w:r>
+            <w:r>
+              <w:rPr>
+                <w:rFonts w:ascii="Consolas" w:eastAsia="Consolas" w:hAnsi="Consolas"/>
+                <w:color w:val="098658"/>
+                <w:sz w:val="17"/>
+              </w:rPr>
+              <w:t>1</w:t>
+            </w:r>
+            <w:r>
+              <w:rPr>
+                <w:rFonts w:ascii="Consolas" w:eastAsia="Consolas" w:hAnsi="Consolas"/>
+                <w:sz w:val="17"/>
+              </w:rPr>
+              <w:t xml:space="preserve"> : temp1_out;</w:t>
             </w:r>
           </w:p>
           <w:p>
@@ -3102,30 +3644,8 @@
             <w:r>
               <w:rPr>
                 <w:rFonts w:ascii="Consolas" w:eastAsia="Consolas" w:hAnsi="Consolas"/>
-                <w:sz w:val="17"/>
-              </w:rPr>
-              <w:t>assign temp2_out =</w:t>
-            </w:r>
-          </w:p>
-          <w:p>
-            <w:pPr>
-              <w:spacing w:after="0"/>
-            </w:pPr>
-            <w:r>
-              <w:rPr>
-                <w:rFonts w:ascii="Consolas" w:eastAsia="Consolas" w:hAnsi="Consolas"/>
-                <w:sz w:val="17"/>
-              </w:rPr>
-              <w:t xml:space="preserve">    data_in[shift-1] ? temp1_out + 1 : temp1_out;</w:t>
-            </w:r>
-          </w:p>
-          <w:p>
-            <w:pPr>
-              <w:spacing w:after="0"/>
-            </w:pPr>
-            <w:r>
-              <w:rPr>
-                <w:rFonts w:ascii="Consolas" w:eastAsia="Consolas" w:hAnsi="Consolas"/>
+                <w:i/>
+                <w:color w:val="008000"/>
                 <w:sz w:val="17"/>
               </w:rPr>
               <w:t>// under_min/over_max: range checks on temp2_out</w:t>
@@ -3138,9 +3658,17 @@
             <w:r>
               <w:rPr>
                 <w:rFonts w:ascii="Consolas" w:eastAsia="Consolas" w:hAnsi="Consolas"/>
+                <w:color w:val="0000EE"/>
                 <w:sz w:val="17"/>
               </w:rPr>
-              <w:t>case ({under_min, over_max})</w:t>
+              <w:t>case</w:t>
+            </w:r>
+            <w:r>
+              <w:rPr>
+                <w:rFonts w:ascii="Consolas" w:eastAsia="Consolas" w:hAnsi="Consolas"/>
+                <w:sz w:val="17"/>
+              </w:rPr>
+              <w:t xml:space="preserve"> ({under_min, over_max})</w:t>
             </w:r>
           </w:p>
           <w:p>
@@ -3152,7 +3680,76 @@
                 <w:rFonts w:ascii="Consolas" w:eastAsia="Consolas" w:hAnsi="Consolas"/>
                 <w:sz w:val="17"/>
               </w:rPr>
-              <w:t xml:space="preserve">    2'b10: data_out = {1'b1, {(W-1){1'b0}}}; // -128</w:t>
+              <w:t xml:space="preserve">    </w:t>
+            </w:r>
+            <w:r>
+              <w:rPr>
+                <w:rFonts w:ascii="Consolas" w:eastAsia="Consolas" w:hAnsi="Consolas"/>
+                <w:color w:val="098658"/>
+                <w:sz w:val="17"/>
+              </w:rPr>
+              <w:t>2'b10</w:t>
+            </w:r>
+            <w:r>
+              <w:rPr>
+                <w:rFonts w:ascii="Consolas" w:eastAsia="Consolas" w:hAnsi="Consolas"/>
+                <w:sz w:val="17"/>
+              </w:rPr>
+              <w:t>: data_out = {</w:t>
+            </w:r>
+            <w:r>
+              <w:rPr>
+                <w:rFonts w:ascii="Consolas" w:eastAsia="Consolas" w:hAnsi="Consolas"/>
+                <w:color w:val="098658"/>
+                <w:sz w:val="17"/>
+              </w:rPr>
+              <w:t>1'b1</w:t>
+            </w:r>
+            <w:r>
+              <w:rPr>
+                <w:rFonts w:ascii="Consolas" w:eastAsia="Consolas" w:hAnsi="Consolas"/>
+                <w:sz w:val="17"/>
+              </w:rPr>
+              <w:t>, {(W-</w:t>
+            </w:r>
+            <w:r>
+              <w:rPr>
+                <w:rFonts w:ascii="Consolas" w:eastAsia="Consolas" w:hAnsi="Consolas"/>
+                <w:color w:val="098658"/>
+                <w:sz w:val="17"/>
+              </w:rPr>
+              <w:t>1</w:t>
+            </w:r>
+            <w:r>
+              <w:rPr>
+                <w:rFonts w:ascii="Consolas" w:eastAsia="Consolas" w:hAnsi="Consolas"/>
+                <w:sz w:val="17"/>
+              </w:rPr>
+              <w:t>){</w:t>
+            </w:r>
+            <w:r>
+              <w:rPr>
+                <w:rFonts w:ascii="Consolas" w:eastAsia="Consolas" w:hAnsi="Consolas"/>
+                <w:color w:val="098658"/>
+                <w:sz w:val="17"/>
+              </w:rPr>
+              <w:t>1'b0</w:t>
+            </w:r>
+            <w:r>
+              <w:rPr>
+                <w:rFonts w:ascii="Consolas" w:eastAsia="Consolas" w:hAnsi="Consolas"/>
+                <w:sz w:val="17"/>
+              </w:rPr>
+              <w:t xml:space="preserve">}}}; </w:t>
+            </w:r>
+            <w:r>
+              <w:rPr>
+                <w:rFonts w:ascii="Consolas" w:eastAsia="Consolas" w:hAnsi="Consolas"/>
+                <w:i/>
+                <w:color w:val="008000"/>
+                <w:sz w:val="17"/>
+              </w:rPr>
+              <w:t>// -128</w:t>
             </w:r>
           </w:p>
           <w:p>
@@ -3164,7 +3761,76 @@
                 <w:rFonts w:ascii="Consolas" w:eastAsia="Consolas" w:hAnsi="Consolas"/>
                 <w:sz w:val="17"/>
               </w:rPr>
-              <w:t xml:space="preserve">    2'b01: data_out = {1'b0, {(W-1){1'b1}}}; // +127</w:t>
+              <w:t xml:space="preserve">    </w:t>
+            </w:r>
+            <w:r>
+              <w:rPr>
+                <w:rFonts w:ascii="Consolas" w:eastAsia="Consolas" w:hAnsi="Consolas"/>
+                <w:color w:val="098658"/>
+                <w:sz w:val="17"/>
+              </w:rPr>
+              <w:t>2'b01</w:t>
+            </w:r>
+            <w:r>
+              <w:rPr>
+                <w:rFonts w:ascii="Consolas" w:eastAsia="Consolas" w:hAnsi="Consolas"/>
+                <w:sz w:val="17"/>
+              </w:rPr>
+              <w:t>: data_out = {</w:t>
+            </w:r>
+            <w:r>
+              <w:rPr>
+                <w:rFonts w:ascii="Consolas" w:eastAsia="Consolas" w:hAnsi="Consolas"/>
+                <w:color w:val="098658"/>
+                <w:sz w:val="17"/>
+              </w:rPr>
+              <w:t>1'b0</w:t>
+            </w:r>
+            <w:r>
+              <w:rPr>
+                <w:rFonts w:ascii="Consolas" w:eastAsia="Consolas" w:hAnsi="Consolas"/>
+                <w:sz w:val="17"/>
+              </w:rPr>
+              <w:t>, {(W-</w:t>
+            </w:r>
+            <w:r>
+              <w:rPr>
+                <w:rFonts w:ascii="Consolas" w:eastAsia="Consolas" w:hAnsi="Consolas"/>
+                <w:color w:val="098658"/>
+                <w:sz w:val="17"/>
+              </w:rPr>
+              <w:t>1</w:t>
+            </w:r>
+            <w:r>
+              <w:rPr>
+                <w:rFonts w:ascii="Consolas" w:eastAsia="Consolas" w:hAnsi="Consolas"/>
+                <w:sz w:val="17"/>
+              </w:rPr>
+              <w:t>){</w:t>
+            </w:r>
+            <w:r>
+              <w:rPr>
+                <w:rFonts w:ascii="Consolas" w:eastAsia="Consolas" w:hAnsi="Consolas"/>
+                <w:color w:val="098658"/>
+                <w:sz w:val="17"/>
+              </w:rPr>
+              <w:t>1'b1</w:t>
+            </w:r>
+            <w:r>
+              <w:rPr>
+                <w:rFonts w:ascii="Consolas" w:eastAsia="Consolas" w:hAnsi="Consolas"/>
+                <w:sz w:val="17"/>
+              </w:rPr>
+              <w:t xml:space="preserve">}}}; </w:t>
+            </w:r>
+            <w:r>
+              <w:rPr>
+                <w:rFonts w:ascii="Consolas" w:eastAsia="Consolas" w:hAnsi="Consolas"/>
+                <w:i/>
+                <w:color w:val="008000"/>
+                <w:sz w:val="17"/>
+              </w:rPr>
+              <w:t>// +127</w:t>
             </w:r>
           </w:p>
           <w:p>
@@ -3176,7 +3842,52 @@
                 <w:rFonts w:ascii="Consolas" w:eastAsia="Consolas" w:hAnsi="Consolas"/>
                 <w:sz w:val="17"/>
               </w:rPr>
-              <w:t xml:space="preserve">    default: data_out = temp2_out[W-1:0];</w:t>
+              <w:t xml:space="preserve">    </w:t>
+            </w:r>
+            <w:r>
+              <w:rPr>
+                <w:rFonts w:ascii="Consolas" w:eastAsia="Consolas" w:hAnsi="Consolas"/>
+                <w:color w:val="0000EE"/>
+                <w:sz w:val="17"/>
+              </w:rPr>
+              <w:t>default</w:t>
+            </w:r>
+            <w:r>
+              <w:rPr>
+                <w:rFonts w:ascii="Consolas" w:eastAsia="Consolas" w:hAnsi="Consolas"/>
+                <w:sz w:val="17"/>
+              </w:rPr>
+              <w:t>: data_out = temp2_out[W-</w:t>
+            </w:r>
+            <w:r>
+              <w:rPr>
+                <w:rFonts w:ascii="Consolas" w:eastAsia="Consolas" w:hAnsi="Consolas"/>
+                <w:color w:val="098658"/>
+                <w:sz w:val="17"/>
+              </w:rPr>
+              <w:t>1</w:t>
+            </w:r>
+            <w:r>
+              <w:rPr>
+                <w:rFonts w:ascii="Consolas" w:eastAsia="Consolas" w:hAnsi="Consolas"/>
+                <w:sz w:val="17"/>
+              </w:rPr>
+              <w:t>:</w:t>
+            </w:r>
+            <w:r>
+              <w:rPr>
+                <w:rFonts w:ascii="Consolas" w:eastAsia="Consolas" w:hAnsi="Consolas"/>
+                <w:color w:val="098658"/>
+                <w:sz w:val="17"/>
+              </w:rPr>
+              <w:t>0</w:t>
+            </w:r>
+            <w:r>
+              <w:rPr>
+                <w:rFonts w:ascii="Consolas" w:eastAsia="Consolas" w:hAnsi="Consolas"/>
+                <w:sz w:val="17"/>
+              </w:rPr>
+              <w:t>];</w:t>
             </w:r>
           </w:p>
           <w:p>
@@ -3186,6 +3897,7 @@
             <w:r>
               <w:rPr>
                 <w:rFonts w:ascii="Consolas" w:eastAsia="Consolas" w:hAnsi="Consolas"/>
+                <w:color w:val="0000EE"/>
                 <w:sz w:val="17"/>
               </w:rPr>
               <w:t>endcase</w:t>
@@ -3205,7 +3917,6 @@
           <w:b/>
           <w:sz w:val="18"/>
         </w:rPr>
-        <w:lastRenderedPageBreak/>
         <w:t xml:space="preserve">Listing 1. </w:t>
       </w:r>
       <w:r>
@@ -3227,14 +3938,7 @@
           <w:rFonts w:ascii="Times New Roman" w:eastAsia="Times New Roman" w:hAnsi="Times New Roman"/>
           <w:sz w:val="20"/>
         </w:rPr>
-        <w:t>Fig. 1 details one PE's internal datapath (PE.v): the stationary weight register reg_w is loaded once via set_w and held for the duration of a matrix multiplication, while x_in streams through a registered pass-through (x_out) to the next PE to the east and simultaneously feeds the multiplier; the multiplier's product accumulates with psum_in from the PE to the north into a 20-bit signed register (2·data_width + log₂(array_m) for this 16-row array) that is the exact register Appendix A.7's DSP-inference fix</w:t>
-      </w:r>
-      <w:r>
-        <w:rPr>
-          <w:rFonts w:ascii="Times New Roman" w:eastAsia="Times New Roman" w:hAnsi="Times New Roman"/>
-          <w:sz w:val="20"/>
-        </w:rPr>
-        <w:t xml:space="preserve"> targets, and is forwarded south as psum_out.</w:t>
+        <w:t>Fig. 1 details one PE's internal datapath (PE.v): the stationary weight register reg_w is loaded once via set_w and held for the duration of a matrix multiplication, while x_in streams through a registered pass-through (x_out) to the next PE to the east and simultaneously feeds the multiplier; the multiplier's product accumulates with psum_in from the PE to the north into a 20-bit signed register (2·data_width + log₂(array_m) for this 16-row array) that is the exact register Appendix A.7's DSP-inference fix targets, and is forwarded south as psum_out.</w:t>
       </w:r>
     </w:p>
     <w:p>
@@ -3246,8 +3950,9 @@
         <w:rPr>
           <w:noProof/>
         </w:rPr>
+        <w:lastRenderedPageBreak/>
         <w:drawing>
-          <wp:inline distT="0" distB="0" distL="0" distR="0" wp14:anchorId="5297F119" wp14:editId="2A093AAE">
+          <wp:inline distT="0" distB="0" distL="0" distR="0" wp14:anchorId="7EB517CC" wp14:editId="045EE9B8">
             <wp:extent cx="3017520" cy="2541069"/>
             <wp:effectExtent l="0" t="0" r="0" b="0"/>
             <wp:docPr id="2109883545" name="Picture 2109883545"/>
@@ -3262,7 +3967,7 @@
                     <pic:cNvPicPr/>
                   </pic:nvPicPr>
                   <pic:blipFill>
-                    <a:blip r:embed="rId16"/>
+                    <a:blip r:embed="rId13"/>
                     <a:stretch>
                       <a:fillRect/>
                     </a:stretch>
@@ -3321,21 +4026,7 @@
           <w:rFonts w:ascii="Times New Roman" w:eastAsia="Times New Roman" w:hAnsi="Times New Roman"/>
           <w:sz w:val="20"/>
         </w:rPr>
-        <w:t>Softmax normalization (Softmax_control / Softmax) is a three-pass scalar architecture operating on one buffered row at a time: pass one finds the row maximum via a running comparator; pass two streams the row a second time, computing and accumulating exp(x−max) via a base-2 exponential approximation (a rational scaling of x by log₂(e), split into integer and fractional components with linear interpolation of the fractional power-of-two term); pass three streams the row a third time, computing the final norm</w:t>
-      </w:r>
-      <w:r>
-        <w:rPr>
-          <w:rFonts w:ascii="Times New Roman" w:eastAsia="Times New Roman" w:hAnsi="Times New Roman"/>
-          <w:sz w:val="20"/>
-        </w:rPr>
-        <w:t xml:space="preserve">alized value exp(x−max−ln(Σ)) using a second instance of the same exponential unit combined with a piecewise logarithm </w:t>
-      </w:r>
-      <w:r>
-        <w:rPr>
-          <w:rFonts w:ascii="Times New Roman" w:eastAsia="Times New Roman" w:hAnsi="Times New Roman"/>
-          <w:sz w:val="20"/>
-        </w:rPr>
-        <w:t>approximation (Ln_module) to avoid an explicit division. Formally, for a row x with elements xᵢ, the three passes compute</w:t>
+        <w:t>Softmax normalization (Softmax_control / Softmax) is a three-pass scalar architecture operating on one buffered row at a time: pass one finds the row maximum via a running comparator; pass two streams the row a second time, computing and accumulating exp(x−max) via a base-2 exponential approximation (a rational scaling of x by log₂(e), split into integer and fractional components with linear interpolation of the fractional power-of-two term); pass three streams the row a third time, computing the final normalized value exp(x−max−ln(Σ)) using a second instance of the same exponential unit combined with a piecewise logarithm approximation (Ln_module) to avoid an explicit division. Formally, for a row x with elements xᵢ, the three passes compute</w:t>
       </w:r>
     </w:p>
     <w:p>
@@ -3792,7 +4483,21 @@
           <w:rFonts w:ascii="Times New Roman" w:eastAsia="Times New Roman" w:hAnsi="Times New Roman"/>
           <w:sz w:val="20"/>
         </w:rPr>
-        <w:t>an exact base-2 reformulation of softmax(x)ᵢ = exp(xᵢ−m)/Σ that matches the hardware's own log₂(e)-scaled exponential and Ln_module log-domain division-avoidance strategy exactly, rather than the textbook exp/ln formulation alone. Fig. 2 depicts the resulting finite-state control flow: each of the three passes streams the full N-element row exactly once, strictly sequentially, for a total latency of 3N cycles per row — the structural origin of the serial Softmax bottleneck quantified in Section VII.B.</w:t>
+        <w:t xml:space="preserve">an exact base-2 reformulation of softmax(x)ᵢ = exp(xᵢ−m)/Σ that matches the hardware's own log₂(e)-scaled exponential and Ln_module log-domain division-avoidance strategy exactly, rather than the textbook exp/ln formulation alone. Fig. 2 depicts the resulting finite-state control flow: each of the three passes streams the full N-element row exactly once, strictly sequentially, for a total latency of 3N cycles per row </w:t>
+      </w:r>
+      <w:r>
+        <w:rPr>
+          <w:rFonts w:ascii="Times New Roman" w:eastAsia="Times New Roman" w:hAnsi="Times New Roman"/>
+          <w:sz w:val="20"/>
+        </w:rPr>
+        <w:t>-</w:t>
+      </w:r>
+      <w:r>
+        <w:rPr>
+          <w:rFonts w:ascii="Times New Roman" w:eastAsia="Times New Roman" w:hAnsi="Times New Roman"/>
+          <w:sz w:val="20"/>
+        </w:rPr>
+        <w:t xml:space="preserve"> the structural origin of the serial Softmax bottleneck quantified in Section VII.B.</w:t>
       </w:r>
     </w:p>
     <w:p>
@@ -3805,9 +4510,9 @@
           <w:noProof/>
         </w:rPr>
         <w:drawing>
-          <wp:inline distT="0" distB="0" distL="0" distR="0" wp14:anchorId="3F1CDC95" wp14:editId="514722E2">
-            <wp:extent cx="2743200" cy="3605349"/>
-            <wp:effectExtent l="0" t="0" r="0" b="0"/>
+          <wp:inline distT="0" distB="0" distL="0" distR="0" wp14:anchorId="4838EE04" wp14:editId="2AD0222E">
+            <wp:extent cx="2742565" cy="2650830"/>
+            <wp:effectExtent l="0" t="0" r="635" b="0"/>
             <wp:docPr id="2109883546" name="Picture 2109883546"/>
             <wp:cNvGraphicFramePr>
               <a:graphicFrameLocks xmlns:a="http://schemas.openxmlformats.org/drawingml/2006/main" noChangeAspect="1"/>
@@ -3819,20 +4524,29 @@
                     <pic:cNvPr id="0" name="fig_softmax_fsm.png"/>
                     <pic:cNvPicPr/>
                   </pic:nvPicPr>
-                  <pic:blipFill>
-                    <a:blip r:embed="rId17"/>
+                  <pic:blipFill rotWithShape="1">
+                    <a:blip r:embed="rId14"/>
+                    <a:srcRect t="3876" b="22583"/>
                     <a:stretch>
                       <a:fillRect/>
                     </a:stretch>
                   </pic:blipFill>
-                  <pic:spPr>
+                  <pic:spPr bwMode="auto">
                     <a:xfrm>
                       <a:off x="0" y="0"/>
-                      <a:ext cx="2743200" cy="3605349"/>
+                      <a:ext cx="2743200" cy="2651444"/>
                     </a:xfrm>
                     <a:prstGeom prst="rect">
                       <a:avLst/>
                     </a:prstGeom>
+                    <a:ln>
+                      <a:noFill/>
+                    </a:ln>
+                    <a:extLst>
+                      <a:ext uri="{53640926-AAD7-44D8-BBD7-CCE9431645EC}">
+                        <a14:shadowObscured xmlns:a14="http://schemas.microsoft.com/office/drawing/2010/main"/>
+                      </a:ext>
+                    </a:extLst>
                   </pic:spPr>
                 </pic:pic>
               </a:graphicData>
@@ -3865,15 +4579,7 @@
           <w:rFonts w:ascii="Times New Roman" w:eastAsia="Times New Roman" w:hAnsi="Times New Roman"/>
           <w:sz w:val="20"/>
         </w:rPr>
-        <w:t xml:space="preserve">The GELU activation (gelu.v) is a two-segment piecewise-linear approximation: inputs beyond a fixed saturation threshold </w:t>
-      </w:r>
-      <w:r>
-        <w:rPr>
-          <w:rFonts w:ascii="Times New Roman" w:eastAsia="Times New Roman" w:hAnsi="Times New Roman"/>
-          <w:sz w:val="20"/>
-        </w:rPr>
-        <w:lastRenderedPageBreak/>
-        <w:t>pass through unmodified or clamp to zero according to sign, and inputs within that range are computed via a linear correction term generated by a dedicated interpolation submodule (lin.v).</w:t>
+        <w:t>The GELU activation (gelu.v) is a two-segment piecewise-linear approximation: inputs beyond a fixed saturation threshold pass through unmodified or clamp to zero according to sign, and inputs within that range are computed via a linear correction term generated by a dedicated interpolation submodule (lin.v).</w:t>
       </w:r>
     </w:p>
     <w:p>
@@ -3956,6 +4662,7 @@
           <w:i/>
           <w:sz w:val="20"/>
         </w:rPr>
+        <w:lastRenderedPageBreak/>
         <w:t>B. Simulation Results &amp; Numerical Precision Verification</w:t>
       </w:r>
     </w:p>
@@ -3984,7 +4691,21 @@
           <w:rFonts w:ascii="Times New Roman" w:eastAsia="Times New Roman" w:hAnsi="Times New Roman"/>
           <w:sz w:val="20"/>
         </w:rPr>
-        <w:t>Fig. 3 illustrates the AXI4-Stream handshake and the 3-pass timing structure a feature row actually traverses on ingest — shown as a protocol-structure diagram rather than a captured simulation trace, since visualizing a specific signal-level EDA waveform faithfully would require an actual Xcelium/SimVision trace export, not a reconstruction.</w:t>
+        <w:t xml:space="preserve">Fig. 3 illustrates the AXI4-Stream handshake and the 3-pass timing structure a feature row actually traverses on ingest </w:t>
+      </w:r>
+      <w:r>
+        <w:rPr>
+          <w:rFonts w:ascii="Times New Roman" w:eastAsia="Times New Roman" w:hAnsi="Times New Roman"/>
+          <w:sz w:val="20"/>
+        </w:rPr>
+        <w:t>-</w:t>
+      </w:r>
+      <w:r>
+        <w:rPr>
+          <w:rFonts w:ascii="Times New Roman" w:eastAsia="Times New Roman" w:hAnsi="Times New Roman"/>
+          <w:sz w:val="20"/>
+        </w:rPr>
+        <w:t xml:space="preserve"> shown as a protocol-structure diagram rather than a captured simulation trace, since visualizing a specific signal-level EDA waveform faithfully would require an actual Xcelium/SimVision trace export, not a reconstruction.</w:t>
       </w:r>
     </w:p>
     <w:p>
@@ -3997,7 +4718,7 @@
           <w:noProof/>
         </w:rPr>
         <w:drawing>
-          <wp:inline distT="0" distB="0" distL="0" distR="0" wp14:anchorId="31122161" wp14:editId="1F974195">
+          <wp:inline distT="0" distB="0" distL="0" distR="0" wp14:anchorId="3E55BE52" wp14:editId="7A732B80">
             <wp:extent cx="3108960" cy="1598894"/>
             <wp:effectExtent l="0" t="0" r="0" b="0"/>
             <wp:docPr id="2109883547" name="Picture 2109883547"/>
@@ -4012,7 +4733,7 @@
                     <pic:cNvPicPr/>
                   </pic:nvPicPr>
                   <pic:blipFill>
-                    <a:blip r:embed="rId18"/>
+                    <a:blip r:embed="rId15"/>
                     <a:stretch>
                       <a:fillRect/>
                     </a:stretch>
@@ -4071,14 +4792,35 @@
           <w:rFonts w:ascii="Times New Roman" w:eastAsia="Times New Roman" w:hAnsi="Times New Roman"/>
           <w:sz w:val="20"/>
         </w:rPr>
-        <w:t>Three representative issues surfaced during simulation bring-up: a stimulus-side forward-reference bug in a testbench control signal (Appendix A.2); an Xcelium elaboration-time memory blowup traced to a generate-loop-unrolled per-scalar wire array that scaled combinatorially with matrix size, resolved by replacing it with an on-demand packing function (Appendix A.1); and a datapath port declared as output reg rather than output wire, which was silently dropped during elaboration rather than flagged as an er</w:t>
-      </w:r>
-      <w:r>
-        <w:rPr>
-          <w:rFonts w:ascii="Times New Roman" w:eastAsia="Times New Roman" w:hAnsi="Times New Roman"/>
-          <w:sz w:val="20"/>
-        </w:rPr>
-        <w:t>ror. A fourth, logically distinct issue — a documented but never-closed port-width mismatch between Softmax's and GELU's scale registers — is detailed separately in Appendix A.3. Each entry gives the full investigation and fix, not just the one-line summary above.</w:t>
+        <w:t xml:space="preserve">Three representative issues surfaced during simulation bring-up: a stimulus-side forward-reference bug in a testbench control signal (Appendix A.2); an Xcelium elaboration-time memory blowup traced to a generate-loop-unrolled per-scalar wire array that scaled combinatorially with matrix size, resolved by replacing it with an on-demand packing function (Appendix A.1); and a datapath port declared as output reg rather than output wire, which was silently dropped during elaboration rather than flagged as an error. A fourth, logically distinct issue </w:t>
+      </w:r>
+      <w:r>
+        <w:rPr>
+          <w:rFonts w:ascii="Times New Roman" w:eastAsia="Times New Roman" w:hAnsi="Times New Roman"/>
+          <w:sz w:val="20"/>
+        </w:rPr>
+        <w:t>-</w:t>
+      </w:r>
+      <w:r>
+        <w:rPr>
+          <w:rFonts w:ascii="Times New Roman" w:eastAsia="Times New Roman" w:hAnsi="Times New Roman"/>
+          <w:sz w:val="20"/>
+        </w:rPr>
+        <w:t xml:space="preserve"> a documented but never-closed port-width mismatch between Softmax's and GELU's scale registers </w:t>
+      </w:r>
+      <w:r>
+        <w:rPr>
+          <w:rFonts w:ascii="Times New Roman" w:eastAsia="Times New Roman" w:hAnsi="Times New Roman"/>
+          <w:sz w:val="20"/>
+        </w:rPr>
+        <w:t>-</w:t>
+      </w:r>
+      <w:r>
+        <w:rPr>
+          <w:rFonts w:ascii="Times New Roman" w:eastAsia="Times New Roman" w:hAnsi="Times New Roman"/>
+          <w:sz w:val="20"/>
+        </w:rPr>
+        <w:t xml:space="preserve"> is detailed separately in Appendix A.3. Each entry gives the full investigation and fix, not just the one-line summary above.</w:t>
       </w:r>
     </w:p>
     <w:p>
@@ -4119,22 +4861,7 @@
           <w:rFonts w:ascii="Times New Roman" w:eastAsia="Times New Roman" w:hAnsi="Times New Roman"/>
           <w:sz w:val="20"/>
         </w:rPr>
-        <w:t>The accelerator is wrapped as an AXI4-Lite-controlled, dual AXI4-Stream-slave / single AXI4-Stream-master peripheral (transformer_block_axi_top) and integrated alongside the Zynq-7020's dual-core ARM Cortex-A9 processing system, an AXI SmartConnect interconnect, and three independent AXI Direct Memory Access engines (feature, weight, and result channels) via Xilinx IP Integrator. Fig. 4 shows the complete top-level datapath: the PS7 configures the pipeline over AXI-Lite and streams feature and weight tensor</w:t>
-      </w:r>
-      <w:r>
-        <w:rPr>
-          <w:rFonts w:ascii="Times New Roman" w:eastAsia="Times New Roman" w:hAnsi="Times New Roman"/>
-          <w:sz w:val="20"/>
-        </w:rPr>
-        <w:t xml:space="preserve">s in via two MM2S DMA channels, while a third, independent S2MM channel returns the GELU stage's output; internally, width-adapter glue logic </w:t>
-      </w:r>
-      <w:r>
-        <w:rPr>
-          <w:rFonts w:ascii="Times New Roman" w:eastAsia="Times New Roman" w:hAnsi="Times New Roman"/>
-          <w:sz w:val="20"/>
-        </w:rPr>
-        <w:lastRenderedPageBreak/>
-        <w:t>bridges each stage's differing datapath width, exactly as detailed in Section IV.B.</w:t>
+        <w:t>The accelerator is wrapped as an AXI4-Lite-controlled, dual AXI4-Stream-slave / single AXI4-Stream-master peripheral (transformer_block_axi_top) and integrated alongside the Zynq-7020's dual-core ARM Cortex-A9 processing system, an AXI SmartConnect interconnect, and three independent AXI Direct Memory Access engines (feature, weight, and result channels) via Xilinx IP Integrator. Fig. 4 shows the complete top-level datapath: the PS7 configures the pipeline over AXI-Lite and streams feature and weight tensors in via two MM2S DMA channels, while a third, independent S2MM channel returns the GELU stage's output; internally, width-adapter glue logic bridges each stage's differing datapath width, exactly as detailed in Section IV.B.</w:t>
       </w:r>
     </w:p>
     <w:p>
@@ -4143,12 +4870,6 @@
           <w:type w:val="continuous"/>
           <w:pgSz w:w="12240" w:h="15840" w:code="1"/>
           <w:pgMar w:top="1077" w:right="850" w:bottom="1417" w:left="850" w:header="720" w:footer="720" w:gutter="0"/>
-          <w:pgBorders w:display="firstPage" w:offsetFrom="page">
-            <w:top w:val="single" w:sz="4" w:space="24" w:color="auto"/>
-            <w:left w:val="single" w:sz="4" w:space="24" w:color="auto"/>
-            <w:bottom w:val="single" w:sz="4" w:space="24" w:color="auto"/>
-            <w:right w:val="single" w:sz="4" w:space="24" w:color="auto"/>
-          </w:pgBorders>
           <w:cols w:num="2" w:space="360"/>
           <w:docGrid w:linePitch="360"/>
         </w:sectPr>
@@ -4164,7 +4885,7 @@
           <w:noProof/>
         </w:rPr>
         <w:drawing>
-          <wp:inline distT="0" distB="0" distL="0" distR="0" wp14:anchorId="08BBC594" wp14:editId="26976714">
+          <wp:inline distT="0" distB="0" distL="0" distR="0" wp14:anchorId="2F58B3EE" wp14:editId="78FB709F">
             <wp:extent cx="6400800" cy="2235200"/>
             <wp:effectExtent l="0" t="0" r="0" b="0"/>
             <wp:docPr id="2109883548" name="Picture 2109883548"/>
@@ -4179,7 +4900,7 @@
                     <pic:cNvPicPr/>
                   </pic:nvPicPr>
                   <pic:blipFill>
-                    <a:blip r:embed="rId19"/>
+                    <a:blip r:embed="rId16"/>
                     <a:stretch>
                       <a:fillRect/>
                     </a:stretch>
@@ -4219,12 +4940,6 @@
           <w:type w:val="continuous"/>
           <w:pgSz w:w="12240" w:h="15840" w:code="1"/>
           <w:pgMar w:top="1077" w:right="850" w:bottom="1417" w:left="850" w:header="720" w:footer="720" w:gutter="0"/>
-          <w:pgBorders w:display="firstPage" w:offsetFrom="page">
-            <w:top w:val="single" w:sz="4" w:space="24" w:color="auto"/>
-            <w:left w:val="single" w:sz="4" w:space="24" w:color="auto"/>
-            <w:bottom w:val="single" w:sz="4" w:space="24" w:color="auto"/>
-            <w:right w:val="single" w:sz="4" w:space="24" w:color="auto"/>
-          </w:pgBorders>
           <w:cols w:space="360"/>
           <w:docGrid w:linePitch="360"/>
         </w:sectPr>
@@ -4241,6 +4956,7 @@
           <w:rFonts w:ascii="Times New Roman" w:eastAsia="Times New Roman" w:hAnsi="Times New Roman"/>
           <w:sz w:val="20"/>
         </w:rPr>
+        <w:lastRenderedPageBreak/>
         <w:t>Table I lists transformer_block_axi_top's complete AXI4-Lite register interface, sourced directly from transformer_block_axi.v's own header comment: eight 32-bit words at addr[4:2], seven read/write configuration registers plus one read-only status bit.</w:t>
       </w:r>
     </w:p>
@@ -4260,19 +4976,23 @@
     <w:tbl>
       <w:tblPr>
         <w:tblW w:w="0" w:type="auto"/>
+        <w:jc w:val="center"/>
         <w:tblLayout w:type="fixed"/>
         <w:tblLook w:val="04A0" w:firstRow="1" w:lastRow="0" w:firstColumn="1" w:lastColumn="0" w:noHBand="0" w:noVBand="1"/>
       </w:tblPr>
       <w:tblGrid>
         <w:gridCol w:w="648"/>
-        <w:gridCol w:w="1656"/>
-        <w:gridCol w:w="792"/>
-        <w:gridCol w:w="504"/>
-        <w:gridCol w:w="1512"/>
+        <w:gridCol w:w="1479"/>
+        <w:gridCol w:w="105"/>
+        <w:gridCol w:w="576"/>
+        <w:gridCol w:w="594"/>
+        <w:gridCol w:w="1710"/>
       </w:tblGrid>
       <w:tr>
         <w:trPr>
           <w:cantSplit/>
+          <w:trHeight w:val="321"/>
+          <w:jc w:val="center"/>
         </w:trPr>
         <w:tc>
           <w:tcPr>
@@ -4283,6 +5003,7 @@
               <w:bottom w:val="single" w:sz="6" w:space="0" w:color="0B0B0B"/>
               <w:right w:val="nil"/>
             </w:tcBorders>
+            <w:vAlign w:val="center"/>
           </w:tcPr>
           <w:p>
             <w:pPr>
@@ -4300,15 +5021,19 @@
         </w:tc>
         <w:tc>
           <w:tcPr>
-            <w:tcW w:w="1656" w:type="dxa"/>
+            <w:tcW w:w="1479" w:type="dxa"/>
             <w:tcBorders>
               <w:top w:val="single" w:sz="8" w:space="0" w:color="0B0B0B"/>
               <w:left w:val="nil"/>
               <w:bottom w:val="single" w:sz="6" w:space="0" w:color="0B0B0B"/>
               <w:right w:val="nil"/>
             </w:tcBorders>
+            <w:vAlign w:val="center"/>
           </w:tcPr>
           <w:p>
+            <w:pPr>
+              <w:jc w:val="center"/>
+            </w:pPr>
             <w:r>
               <w:rPr>
                 <w:rFonts w:ascii="Times New Roman" w:eastAsia="Times New Roman" w:hAnsi="Times New Roman"/>
@@ -4321,13 +5046,15 @@
         </w:tc>
         <w:tc>
           <w:tcPr>
-            <w:tcW w:w="792" w:type="dxa"/>
+            <w:tcW w:w="681" w:type="dxa"/>
+            <w:gridSpan w:val="2"/>
             <w:tcBorders>
               <w:top w:val="single" w:sz="8" w:space="0" w:color="0B0B0B"/>
               <w:left w:val="nil"/>
               <w:bottom w:val="single" w:sz="6" w:space="0" w:color="0B0B0B"/>
               <w:right w:val="nil"/>
             </w:tcBorders>
+            <w:vAlign w:val="center"/>
           </w:tcPr>
           <w:p>
             <w:pPr>
@@ -4345,13 +5072,14 @@
         </w:tc>
         <w:tc>
           <w:tcPr>
-            <w:tcW w:w="504" w:type="dxa"/>
+            <w:tcW w:w="594" w:type="dxa"/>
             <w:tcBorders>
               <w:top w:val="single" w:sz="8" w:space="0" w:color="0B0B0B"/>
               <w:left w:val="nil"/>
               <w:bottom w:val="single" w:sz="6" w:space="0" w:color="0B0B0B"/>
               <w:right w:val="nil"/>
             </w:tcBorders>
+            <w:vAlign w:val="center"/>
           </w:tcPr>
           <w:p>
             <w:pPr>
@@ -4369,15 +5097,19 @@
         </w:tc>
         <w:tc>
           <w:tcPr>
-            <w:tcW w:w="1512" w:type="dxa"/>
+            <w:tcW w:w="1710" w:type="dxa"/>
             <w:tcBorders>
               <w:top w:val="single" w:sz="8" w:space="0" w:color="0B0B0B"/>
               <w:left w:val="nil"/>
               <w:bottom w:val="single" w:sz="6" w:space="0" w:color="0B0B0B"/>
               <w:right w:val="nil"/>
             </w:tcBorders>
+            <w:vAlign w:val="center"/>
           </w:tcPr>
           <w:p>
+            <w:pPr>
+              <w:jc w:val="center"/>
+            </w:pPr>
             <w:r>
               <w:rPr>
                 <w:rFonts w:ascii="Times New Roman" w:eastAsia="Times New Roman" w:hAnsi="Times New Roman"/>
@@ -4392,6 +5124,7 @@
       <w:tr>
         <w:trPr>
           <w:cantSplit/>
+          <w:jc w:val="center"/>
         </w:trPr>
         <w:tc>
           <w:tcPr>
@@ -4402,6 +5135,7 @@
               <w:bottom w:val="nil"/>
               <w:right w:val="nil"/>
             </w:tcBorders>
+            <w:vAlign w:val="center"/>
           </w:tcPr>
           <w:p>
             <w:pPr>
@@ -4418,15 +5152,20 @@
         </w:tc>
         <w:tc>
           <w:tcPr>
-            <w:tcW w:w="1656" w:type="dxa"/>
+            <w:tcW w:w="1584" w:type="dxa"/>
+            <w:gridSpan w:val="2"/>
             <w:tcBorders>
               <w:top w:val="nil"/>
               <w:left w:val="nil"/>
               <w:bottom w:val="nil"/>
               <w:right w:val="nil"/>
             </w:tcBorders>
+            <w:vAlign w:val="center"/>
           </w:tcPr>
           <w:p>
+            <w:pPr>
+              <w:jc w:val="center"/>
+            </w:pPr>
             <w:r>
               <w:rPr>
                 <w:rFonts w:ascii="Times New Roman" w:eastAsia="Times New Roman" w:hAnsi="Times New Roman"/>
@@ -4438,13 +5177,14 @@
         </w:tc>
         <w:tc>
           <w:tcPr>
-            <w:tcW w:w="792" w:type="dxa"/>
+            <w:tcW w:w="576" w:type="dxa"/>
             <w:tcBorders>
               <w:top w:val="nil"/>
               <w:left w:val="nil"/>
               <w:bottom w:val="nil"/>
               <w:right w:val="nil"/>
             </w:tcBorders>
+            <w:vAlign w:val="center"/>
           </w:tcPr>
           <w:p>
             <w:pPr>
@@ -4461,13 +5201,14 @@
         </w:tc>
         <w:tc>
           <w:tcPr>
-            <w:tcW w:w="504" w:type="dxa"/>
+            <w:tcW w:w="594" w:type="dxa"/>
             <w:tcBorders>
               <w:top w:val="nil"/>
               <w:left w:val="nil"/>
               <w:bottom w:val="nil"/>
               <w:right w:val="nil"/>
             </w:tcBorders>
+            <w:vAlign w:val="center"/>
           </w:tcPr>
           <w:p>
             <w:pPr>
@@ -4484,15 +5225,19 @@
         </w:tc>
         <w:tc>
           <w:tcPr>
-            <w:tcW w:w="1512" w:type="dxa"/>
+            <w:tcW w:w="1710" w:type="dxa"/>
             <w:tcBorders>
               <w:top w:val="nil"/>
               <w:left w:val="nil"/>
               <w:bottom w:val="nil"/>
               <w:right w:val="nil"/>
             </w:tcBorders>
+            <w:vAlign w:val="center"/>
           </w:tcPr>
           <w:p>
+            <w:pPr>
+              <w:jc w:val="center"/>
+            </w:pPr>
             <w:r>
               <w:rPr>
                 <w:rFonts w:ascii="Times New Roman" w:eastAsia="Times New Roman" w:hAnsi="Times New Roman"/>
@@ -4506,6 +5251,7 @@
       <w:tr>
         <w:trPr>
           <w:cantSplit/>
+          <w:jc w:val="center"/>
         </w:trPr>
         <w:tc>
           <w:tcPr>
@@ -4516,6 +5262,7 @@
               <w:bottom w:val="nil"/>
               <w:right w:val="nil"/>
             </w:tcBorders>
+            <w:vAlign w:val="center"/>
           </w:tcPr>
           <w:p>
             <w:pPr>
@@ -4532,15 +5279,20 @@
         </w:tc>
         <w:tc>
           <w:tcPr>
-            <w:tcW w:w="1656" w:type="dxa"/>
+            <w:tcW w:w="1584" w:type="dxa"/>
+            <w:gridSpan w:val="2"/>
             <w:tcBorders>
               <w:top w:val="nil"/>
               <w:left w:val="nil"/>
               <w:bottom w:val="nil"/>
               <w:right w:val="nil"/>
             </w:tcBorders>
+            <w:vAlign w:val="center"/>
           </w:tcPr>
           <w:p>
+            <w:pPr>
+              <w:jc w:val="center"/>
+            </w:pPr>
             <w:r>
               <w:rPr>
                 <w:rFonts w:ascii="Times New Roman" w:eastAsia="Times New Roman" w:hAnsi="Times New Roman"/>
@@ -4552,13 +5304,14 @@
         </w:tc>
         <w:tc>
           <w:tcPr>
-            <w:tcW w:w="792" w:type="dxa"/>
+            <w:tcW w:w="576" w:type="dxa"/>
             <w:tcBorders>
               <w:top w:val="nil"/>
               <w:left w:val="nil"/>
               <w:bottom w:val="nil"/>
               <w:right w:val="nil"/>
             </w:tcBorders>
+            <w:vAlign w:val="center"/>
           </w:tcPr>
           <w:p>
             <w:pPr>
@@ -4575,13 +5328,14 @@
         </w:tc>
         <w:tc>
           <w:tcPr>
-            <w:tcW w:w="504" w:type="dxa"/>
+            <w:tcW w:w="594" w:type="dxa"/>
             <w:tcBorders>
               <w:top w:val="nil"/>
               <w:left w:val="nil"/>
               <w:bottom w:val="nil"/>
               <w:right w:val="nil"/>
             </w:tcBorders>
+            <w:vAlign w:val="center"/>
           </w:tcPr>
           <w:p>
             <w:pPr>
@@ -4598,15 +5352,19 @@
         </w:tc>
         <w:tc>
           <w:tcPr>
-            <w:tcW w:w="1512" w:type="dxa"/>
+            <w:tcW w:w="1710" w:type="dxa"/>
             <w:tcBorders>
               <w:top w:val="nil"/>
               <w:left w:val="nil"/>
               <w:bottom w:val="nil"/>
               <w:right w:val="nil"/>
             </w:tcBorders>
+            <w:vAlign w:val="center"/>
           </w:tcPr>
           <w:p>
+            <w:pPr>
+              <w:jc w:val="center"/>
+            </w:pPr>
             <w:r>
               <w:rPr>
                 <w:rFonts w:ascii="Times New Roman" w:eastAsia="Times New Roman" w:hAnsi="Times New Roman"/>
@@ -4620,6 +5378,7 @@
       <w:tr>
         <w:trPr>
           <w:cantSplit/>
+          <w:jc w:val="center"/>
         </w:trPr>
         <w:tc>
           <w:tcPr>
@@ -4630,6 +5389,7 @@
               <w:bottom w:val="nil"/>
               <w:right w:val="nil"/>
             </w:tcBorders>
+            <w:vAlign w:val="center"/>
           </w:tcPr>
           <w:p>
             <w:pPr>
@@ -4646,15 +5406,20 @@
         </w:tc>
         <w:tc>
           <w:tcPr>
-            <w:tcW w:w="1656" w:type="dxa"/>
+            <w:tcW w:w="1584" w:type="dxa"/>
+            <w:gridSpan w:val="2"/>
             <w:tcBorders>
               <w:top w:val="nil"/>
               <w:left w:val="nil"/>
               <w:bottom w:val="nil"/>
               <w:right w:val="nil"/>
             </w:tcBorders>
+            <w:vAlign w:val="center"/>
           </w:tcPr>
           <w:p>
+            <w:pPr>
+              <w:jc w:val="center"/>
+            </w:pPr>
             <w:r>
               <w:rPr>
                 <w:rFonts w:ascii="Times New Roman" w:eastAsia="Times New Roman" w:hAnsi="Times New Roman"/>
@@ -4666,13 +5431,14 @@
         </w:tc>
         <w:tc>
           <w:tcPr>
-            <w:tcW w:w="792" w:type="dxa"/>
+            <w:tcW w:w="576" w:type="dxa"/>
             <w:tcBorders>
               <w:top w:val="nil"/>
               <w:left w:val="nil"/>
               <w:bottom w:val="nil"/>
               <w:right w:val="nil"/>
             </w:tcBorders>
+            <w:vAlign w:val="center"/>
           </w:tcPr>
           <w:p>
             <w:pPr>
@@ -4689,13 +5455,14 @@
         </w:tc>
         <w:tc>
           <w:tcPr>
-            <w:tcW w:w="504" w:type="dxa"/>
+            <w:tcW w:w="594" w:type="dxa"/>
             <w:tcBorders>
               <w:top w:val="nil"/>
               <w:left w:val="nil"/>
               <w:bottom w:val="nil"/>
               <w:right w:val="nil"/>
             </w:tcBorders>
+            <w:vAlign w:val="center"/>
           </w:tcPr>
           <w:p>
             <w:pPr>
@@ -4712,15 +5479,19 @@
         </w:tc>
         <w:tc>
           <w:tcPr>
-            <w:tcW w:w="1512" w:type="dxa"/>
+            <w:tcW w:w="1710" w:type="dxa"/>
             <w:tcBorders>
               <w:top w:val="nil"/>
               <w:left w:val="nil"/>
               <w:bottom w:val="nil"/>
               <w:right w:val="nil"/>
             </w:tcBorders>
+            <w:vAlign w:val="center"/>
           </w:tcPr>
           <w:p>
+            <w:pPr>
+              <w:jc w:val="center"/>
+            </w:pPr>
             <w:r>
               <w:rPr>
                 <w:rFonts w:ascii="Times New Roman" w:eastAsia="Times New Roman" w:hAnsi="Times New Roman"/>
@@ -4734,6 +5505,7 @@
       <w:tr>
         <w:trPr>
           <w:cantSplit/>
+          <w:jc w:val="center"/>
         </w:trPr>
         <w:tc>
           <w:tcPr>
@@ -4744,6 +5516,7 @@
               <w:bottom w:val="nil"/>
               <w:right w:val="nil"/>
             </w:tcBorders>
+            <w:vAlign w:val="center"/>
           </w:tcPr>
           <w:p>
             <w:pPr>
@@ -4760,15 +5533,20 @@
         </w:tc>
         <w:tc>
           <w:tcPr>
-            <w:tcW w:w="1656" w:type="dxa"/>
+            <w:tcW w:w="1584" w:type="dxa"/>
+            <w:gridSpan w:val="2"/>
             <w:tcBorders>
               <w:top w:val="nil"/>
               <w:left w:val="nil"/>
               <w:bottom w:val="nil"/>
               <w:right w:val="nil"/>
             </w:tcBorders>
+            <w:vAlign w:val="center"/>
           </w:tcPr>
           <w:p>
+            <w:pPr>
+              <w:jc w:val="center"/>
+            </w:pPr>
             <w:r>
               <w:rPr>
                 <w:rFonts w:ascii="Times New Roman" w:eastAsia="Times New Roman" w:hAnsi="Times New Roman"/>
@@ -4780,13 +5558,14 @@
         </w:tc>
         <w:tc>
           <w:tcPr>
-            <w:tcW w:w="792" w:type="dxa"/>
+            <w:tcW w:w="576" w:type="dxa"/>
             <w:tcBorders>
               <w:top w:val="nil"/>
               <w:left w:val="nil"/>
               <w:bottom w:val="nil"/>
               <w:right w:val="nil"/>
             </w:tcBorders>
+            <w:vAlign w:val="center"/>
           </w:tcPr>
           <w:p>
             <w:pPr>
@@ -4803,13 +5582,14 @@
         </w:tc>
         <w:tc>
           <w:tcPr>
-            <w:tcW w:w="504" w:type="dxa"/>
+            <w:tcW w:w="594" w:type="dxa"/>
             <w:tcBorders>
               <w:top w:val="nil"/>
               <w:left w:val="nil"/>
               <w:bottom w:val="nil"/>
               <w:right w:val="nil"/>
             </w:tcBorders>
+            <w:vAlign w:val="center"/>
           </w:tcPr>
           <w:p>
             <w:pPr>
@@ -4826,15 +5606,19 @@
         </w:tc>
         <w:tc>
           <w:tcPr>
-            <w:tcW w:w="1512" w:type="dxa"/>
+            <w:tcW w:w="1710" w:type="dxa"/>
             <w:tcBorders>
               <w:top w:val="nil"/>
               <w:left w:val="nil"/>
               <w:bottom w:val="nil"/>
               <w:right w:val="nil"/>
             </w:tcBorders>
+            <w:vAlign w:val="center"/>
           </w:tcPr>
           <w:p>
+            <w:pPr>
+              <w:jc w:val="center"/>
+            </w:pPr>
             <w:r>
               <w:rPr>
                 <w:rFonts w:ascii="Times New Roman" w:eastAsia="Times New Roman" w:hAnsi="Times New Roman"/>
@@ -4848,6 +5632,7 @@
       <w:tr>
         <w:trPr>
           <w:cantSplit/>
+          <w:jc w:val="center"/>
         </w:trPr>
         <w:tc>
           <w:tcPr>
@@ -4858,6 +5643,7 @@
               <w:bottom w:val="nil"/>
               <w:right w:val="nil"/>
             </w:tcBorders>
+            <w:vAlign w:val="center"/>
           </w:tcPr>
           <w:p>
             <w:pPr>
@@ -4874,15 +5660,20 @@
         </w:tc>
         <w:tc>
           <w:tcPr>
-            <w:tcW w:w="1656" w:type="dxa"/>
+            <w:tcW w:w="1584" w:type="dxa"/>
+            <w:gridSpan w:val="2"/>
             <w:tcBorders>
               <w:top w:val="nil"/>
               <w:left w:val="nil"/>
               <w:bottom w:val="nil"/>
               <w:right w:val="nil"/>
             </w:tcBorders>
+            <w:vAlign w:val="center"/>
           </w:tcPr>
           <w:p>
+            <w:pPr>
+              <w:jc w:val="center"/>
+            </w:pPr>
             <w:r>
               <w:rPr>
                 <w:rFonts w:ascii="Times New Roman" w:eastAsia="Times New Roman" w:hAnsi="Times New Roman"/>
@@ -4894,13 +5685,14 @@
         </w:tc>
         <w:tc>
           <w:tcPr>
-            <w:tcW w:w="792" w:type="dxa"/>
+            <w:tcW w:w="576" w:type="dxa"/>
             <w:tcBorders>
               <w:top w:val="nil"/>
               <w:left w:val="nil"/>
               <w:bottom w:val="nil"/>
               <w:right w:val="nil"/>
             </w:tcBorders>
+            <w:vAlign w:val="center"/>
           </w:tcPr>
           <w:p>
             <w:pPr>
@@ -4917,13 +5709,14 @@
         </w:tc>
         <w:tc>
           <w:tcPr>
-            <w:tcW w:w="504" w:type="dxa"/>
+            <w:tcW w:w="594" w:type="dxa"/>
             <w:tcBorders>
               <w:top w:val="nil"/>
               <w:left w:val="nil"/>
               <w:bottom w:val="nil"/>
               <w:right w:val="nil"/>
             </w:tcBorders>
+            <w:vAlign w:val="center"/>
           </w:tcPr>
           <w:p>
             <w:pPr>
@@ -4940,15 +5733,19 @@
         </w:tc>
         <w:tc>
           <w:tcPr>
-            <w:tcW w:w="1512" w:type="dxa"/>
+            <w:tcW w:w="1710" w:type="dxa"/>
             <w:tcBorders>
               <w:top w:val="nil"/>
               <w:left w:val="nil"/>
               <w:bottom w:val="nil"/>
               <w:right w:val="nil"/>
             </w:tcBorders>
+            <w:vAlign w:val="center"/>
           </w:tcPr>
           <w:p>
+            <w:pPr>
+              <w:jc w:val="center"/>
+            </w:pPr>
             <w:r>
               <w:rPr>
                 <w:rFonts w:ascii="Times New Roman" w:eastAsia="Times New Roman" w:hAnsi="Times New Roman"/>
@@ -4962,6 +5759,7 @@
       <w:tr>
         <w:trPr>
           <w:cantSplit/>
+          <w:jc w:val="center"/>
         </w:trPr>
         <w:tc>
           <w:tcPr>
@@ -4972,6 +5770,7 @@
               <w:bottom w:val="nil"/>
               <w:right w:val="nil"/>
             </w:tcBorders>
+            <w:vAlign w:val="center"/>
           </w:tcPr>
           <w:p>
             <w:pPr>
@@ -4988,15 +5787,20 @@
         </w:tc>
         <w:tc>
           <w:tcPr>
-            <w:tcW w:w="1656" w:type="dxa"/>
+            <w:tcW w:w="1584" w:type="dxa"/>
+            <w:gridSpan w:val="2"/>
             <w:tcBorders>
               <w:top w:val="nil"/>
               <w:left w:val="nil"/>
               <w:bottom w:val="nil"/>
               <w:right w:val="nil"/>
             </w:tcBorders>
+            <w:vAlign w:val="center"/>
           </w:tcPr>
           <w:p>
+            <w:pPr>
+              <w:jc w:val="center"/>
+            </w:pPr>
             <w:r>
               <w:rPr>
                 <w:rFonts w:ascii="Times New Roman" w:eastAsia="Times New Roman" w:hAnsi="Times New Roman"/>
@@ -5008,13 +5812,14 @@
         </w:tc>
         <w:tc>
           <w:tcPr>
-            <w:tcW w:w="792" w:type="dxa"/>
+            <w:tcW w:w="576" w:type="dxa"/>
             <w:tcBorders>
               <w:top w:val="nil"/>
               <w:left w:val="nil"/>
               <w:bottom w:val="nil"/>
               <w:right w:val="nil"/>
             </w:tcBorders>
+            <w:vAlign w:val="center"/>
           </w:tcPr>
           <w:p>
             <w:pPr>
@@ -5031,13 +5836,14 @@
         </w:tc>
         <w:tc>
           <w:tcPr>
-            <w:tcW w:w="504" w:type="dxa"/>
+            <w:tcW w:w="594" w:type="dxa"/>
             <w:tcBorders>
               <w:top w:val="nil"/>
               <w:left w:val="nil"/>
               <w:bottom w:val="nil"/>
               <w:right w:val="nil"/>
             </w:tcBorders>
+            <w:vAlign w:val="center"/>
           </w:tcPr>
           <w:p>
             <w:pPr>
@@ -5054,15 +5860,19 @@
         </w:tc>
         <w:tc>
           <w:tcPr>
-            <w:tcW w:w="1512" w:type="dxa"/>
+            <w:tcW w:w="1710" w:type="dxa"/>
             <w:tcBorders>
               <w:top w:val="nil"/>
               <w:left w:val="nil"/>
               <w:bottom w:val="nil"/>
               <w:right w:val="nil"/>
             </w:tcBorders>
+            <w:vAlign w:val="center"/>
           </w:tcPr>
           <w:p>
+            <w:pPr>
+              <w:jc w:val="center"/>
+            </w:pPr>
             <w:r>
               <w:rPr>
                 <w:rFonts w:ascii="Times New Roman" w:eastAsia="Times New Roman" w:hAnsi="Times New Roman"/>
@@ -5076,6 +5886,7 @@
       <w:tr>
         <w:trPr>
           <w:cantSplit/>
+          <w:jc w:val="center"/>
         </w:trPr>
         <w:tc>
           <w:tcPr>
@@ -5086,6 +5897,7 @@
               <w:bottom w:val="nil"/>
               <w:right w:val="nil"/>
             </w:tcBorders>
+            <w:vAlign w:val="center"/>
           </w:tcPr>
           <w:p>
             <w:pPr>
@@ -5102,15 +5914,20 @@
         </w:tc>
         <w:tc>
           <w:tcPr>
-            <w:tcW w:w="1656" w:type="dxa"/>
+            <w:tcW w:w="1584" w:type="dxa"/>
+            <w:gridSpan w:val="2"/>
             <w:tcBorders>
               <w:top w:val="nil"/>
               <w:left w:val="nil"/>
               <w:bottom w:val="nil"/>
               <w:right w:val="nil"/>
             </w:tcBorders>
+            <w:vAlign w:val="center"/>
           </w:tcPr>
           <w:p>
+            <w:pPr>
+              <w:jc w:val="center"/>
+            </w:pPr>
             <w:r>
               <w:rPr>
                 <w:rFonts w:ascii="Times New Roman" w:eastAsia="Times New Roman" w:hAnsi="Times New Roman"/>
@@ -5122,13 +5939,14 @@
         </w:tc>
         <w:tc>
           <w:tcPr>
-            <w:tcW w:w="792" w:type="dxa"/>
+            <w:tcW w:w="576" w:type="dxa"/>
             <w:tcBorders>
               <w:top w:val="nil"/>
               <w:left w:val="nil"/>
               <w:bottom w:val="nil"/>
               <w:right w:val="nil"/>
             </w:tcBorders>
+            <w:vAlign w:val="center"/>
           </w:tcPr>
           <w:p>
             <w:pPr>
@@ -5145,13 +5963,14 @@
         </w:tc>
         <w:tc>
           <w:tcPr>
-            <w:tcW w:w="504" w:type="dxa"/>
+            <w:tcW w:w="594" w:type="dxa"/>
             <w:tcBorders>
               <w:top w:val="nil"/>
               <w:left w:val="nil"/>
               <w:bottom w:val="nil"/>
               <w:right w:val="nil"/>
             </w:tcBorders>
+            <w:vAlign w:val="center"/>
           </w:tcPr>
           <w:p>
             <w:pPr>
@@ -5168,15 +5987,19 @@
         </w:tc>
         <w:tc>
           <w:tcPr>
-            <w:tcW w:w="1512" w:type="dxa"/>
+            <w:tcW w:w="1710" w:type="dxa"/>
             <w:tcBorders>
               <w:top w:val="nil"/>
               <w:left w:val="nil"/>
               <w:bottom w:val="nil"/>
               <w:right w:val="nil"/>
             </w:tcBorders>
+            <w:vAlign w:val="center"/>
           </w:tcPr>
           <w:p>
+            <w:pPr>
+              <w:jc w:val="center"/>
+            </w:pPr>
             <w:r>
               <w:rPr>
                 <w:rFonts w:ascii="Times New Roman" w:eastAsia="Times New Roman" w:hAnsi="Times New Roman"/>
@@ -5190,6 +6013,7 @@
       <w:tr>
         <w:trPr>
           <w:cantSplit/>
+          <w:jc w:val="center"/>
         </w:trPr>
         <w:tc>
           <w:tcPr>
@@ -5200,6 +6024,7 @@
               <w:bottom w:val="single" w:sz="8" w:space="0" w:color="0B0B0B"/>
               <w:right w:val="nil"/>
             </w:tcBorders>
+            <w:vAlign w:val="center"/>
           </w:tcPr>
           <w:p>
             <w:pPr>
@@ -5216,15 +6041,20 @@
         </w:tc>
         <w:tc>
           <w:tcPr>
-            <w:tcW w:w="1656" w:type="dxa"/>
+            <w:tcW w:w="1584" w:type="dxa"/>
+            <w:gridSpan w:val="2"/>
             <w:tcBorders>
               <w:top w:val="nil"/>
               <w:left w:val="nil"/>
               <w:bottom w:val="single" w:sz="8" w:space="0" w:color="0B0B0B"/>
               <w:right w:val="nil"/>
             </w:tcBorders>
+            <w:vAlign w:val="center"/>
           </w:tcPr>
           <w:p>
+            <w:pPr>
+              <w:jc w:val="center"/>
+            </w:pPr>
             <w:r>
               <w:rPr>
                 <w:rFonts w:ascii="Times New Roman" w:eastAsia="Times New Roman" w:hAnsi="Times New Roman"/>
@@ -5236,13 +6066,14 @@
         </w:tc>
         <w:tc>
           <w:tcPr>
-            <w:tcW w:w="792" w:type="dxa"/>
+            <w:tcW w:w="576" w:type="dxa"/>
             <w:tcBorders>
               <w:top w:val="nil"/>
               <w:left w:val="nil"/>
               <w:bottom w:val="single" w:sz="8" w:space="0" w:color="0B0B0B"/>
               <w:right w:val="nil"/>
             </w:tcBorders>
+            <w:vAlign w:val="center"/>
           </w:tcPr>
           <w:p>
             <w:pPr>
@@ -5259,13 +6090,14 @@
         </w:tc>
         <w:tc>
           <w:tcPr>
-            <w:tcW w:w="504" w:type="dxa"/>
+            <w:tcW w:w="594" w:type="dxa"/>
             <w:tcBorders>
               <w:top w:val="nil"/>
               <w:left w:val="nil"/>
               <w:bottom w:val="single" w:sz="8" w:space="0" w:color="0B0B0B"/>
               <w:right w:val="nil"/>
             </w:tcBorders>
+            <w:vAlign w:val="center"/>
           </w:tcPr>
           <w:p>
             <w:pPr>
@@ -5282,21 +6114,25 @@
         </w:tc>
         <w:tc>
           <w:tcPr>
-            <w:tcW w:w="1512" w:type="dxa"/>
+            <w:tcW w:w="1710" w:type="dxa"/>
             <w:tcBorders>
               <w:top w:val="nil"/>
               <w:left w:val="nil"/>
               <w:bottom w:val="single" w:sz="8" w:space="0" w:color="0B0B0B"/>
               <w:right w:val="nil"/>
             </w:tcBorders>
+            <w:vAlign w:val="center"/>
           </w:tcPr>
           <w:p>
+            <w:pPr>
+              <w:jc w:val="center"/>
+            </w:pPr>
             <w:r>
               <w:rPr>
                 <w:rFonts w:ascii="Times New Roman" w:eastAsia="Times New Roman" w:hAnsi="Times New Roman"/>
                 <w:sz w:val="17"/>
               </w:rPr>
-              <w:t>bit0 = softmax_to_gelu_fifo_overflow (live, not latched)</w:t>
+              <w:t>bit0 = softmax_​to_​gelu_​fifo_​overflow (live, not latched)</w:t>
             </w:r>
           </w:p>
         </w:tc>
@@ -5304,11 +6140,6 @@
     </w:tbl>
     <w:p>
       <w:pPr>
-        <w:spacing w:after="160"/>
-      </w:pPr>
-    </w:p>
-    <w:p>
-      <w:pPr>
         <w:spacing w:before="160" w:after="80"/>
       </w:pPr>
       <w:r>
@@ -5332,29 +6163,42 @@
           <w:rFonts w:ascii="Times New Roman" w:eastAsia="Times New Roman" w:hAnsi="Times New Roman"/>
           <w:sz w:val="20"/>
         </w:rPr>
-        <w:t xml:space="preserve">Integration surfaced two categories of adaptation beyond the standalone core. First, a synthesis-time design rule check flagged over 40 instances of block-RAM control logic driven by asynchronously reset registers inside the input/output buffers — a pattern Xilinx's own methodology documentation warns can corrupt memory contents outside static timing analysis' visibility. This was resolved across twelve RTL files by converting every affected sensitivity list from asynchronous to synchronous reset (Appendix </w:t>
-      </w:r>
-      <w:r>
-        <w:rPr>
-          <w:rFonts w:ascii="Times New Roman" w:eastAsia="Times New Roman" w:hAnsi="Times New Roman"/>
-          <w:sz w:val="20"/>
-        </w:rPr>
-        <w:t xml:space="preserve">A.5 gives the full three-round root-cause chase). Second, bridging the array's A_size-wide parallel datapath to Softmax's serial, one-scalar-per-cycle </w:t>
-      </w:r>
-      <w:r>
-        <w:rPr>
-          <w:rFonts w:ascii="Times New Roman" w:eastAsia="Times New Roman" w:hAnsi="Times New Roman"/>
-          <w:sz w:val="20"/>
-        </w:rPr>
-        <w:lastRenderedPageBreak/>
-        <w:t xml:space="preserve">interface (and back to GELU's narrower parallel lanes) required bespoke AXI4-Stream width converters and a purpose-built row-boundary signal, since the matmul core's own frame-completion signal marks only the end of the entire matrix, not each row — the same integration phase that first revealed the full pipeline had never actually been AXI-wrapped (Appendix </w:t>
-      </w:r>
-      <w:r>
-        <w:rPr>
-          <w:rFonts w:ascii="Times New Roman" w:eastAsia="Times New Roman" w:hAnsi="Times New Roman"/>
-          <w:sz w:val="20"/>
-        </w:rPr>
-        <w:t>A.6), following the parameter-audit discipline established against the adopted integration script (Appendix A.4).</w:t>
+        <w:t xml:space="preserve">Integration surfaced two categories of adaptation beyond the standalone core. First, a synthesis-time design rule check flagged over 40 instances of block-RAM control logic driven by asynchronously reset registers inside the input/output buffers </w:t>
+      </w:r>
+      <w:r>
+        <w:rPr>
+          <w:rFonts w:ascii="Times New Roman" w:eastAsia="Times New Roman" w:hAnsi="Times New Roman"/>
+          <w:sz w:val="20"/>
+        </w:rPr>
+        <w:t>-</w:t>
+      </w:r>
+      <w:r>
+        <w:rPr>
+          <w:rFonts w:ascii="Times New Roman" w:eastAsia="Times New Roman" w:hAnsi="Times New Roman"/>
+          <w:sz w:val="20"/>
+        </w:rPr>
+        <w:t xml:space="preserve"> a pattern Xilinx's own methodology documentation warns can corrupt memory contents outside static timing analysis' visibility. This was resolved across twelve RTL files by converting every affected sensitivity list from asynchronous to synchronous reset (Appendix A.5 gives the full three-round root-cause chase). Second, bridging the array's A_size-wide parallel datapath to Softmax's serial, one-scalar-per-cycle interface (and back to GELU's narrower parallel lanes) required bespoke AXI4-Stream width converters and a purpose-built row-boundary signal, since the matmul core's own frame-</w:t>
+      </w:r>
+      <w:r>
+        <w:rPr>
+          <w:rFonts w:ascii="Times New Roman" w:eastAsia="Times New Roman" w:hAnsi="Times New Roman"/>
+          <w:sz w:val="20"/>
+        </w:rPr>
+        <w:t xml:space="preserve">completion signal marks only the end of the entire matrix, not each row </w:t>
+      </w:r>
+      <w:r>
+        <w:rPr>
+          <w:rFonts w:ascii="Times New Roman" w:eastAsia="Times New Roman" w:hAnsi="Times New Roman"/>
+          <w:sz w:val="20"/>
+        </w:rPr>
+        <w:t>-</w:t>
+      </w:r>
+      <w:r>
+        <w:rPr>
+          <w:rFonts w:ascii="Times New Roman" w:eastAsia="Times New Roman" w:hAnsi="Times New Roman"/>
+          <w:sz w:val="20"/>
+        </w:rPr>
+        <w:t xml:space="preserve"> the same integration phase that first revealed the full pipeline had never actually been AXI-wrapped (Appendix A.6), following the parameter-audit discipline established against the adopted integration script (Appendix A.4).</w:t>
       </w:r>
     </w:p>
     <w:p>
@@ -5451,21 +6295,49 @@
           <w:rFonts w:ascii="Times New Roman" w:eastAsia="Times New Roman" w:hAnsi="Times New Roman"/>
           <w:sz w:val="20"/>
         </w:rPr>
-        <w:t>Post-route utilization at this baseline was LUT-bound rather than DSP-bound: only 13 of 220 available DSP48E1 slices (5.91%) were in use while Slice LUTs sat at 56.91%, despite the 256-MAC systolic array being the design's dominant arithmetic structure — a strong signal that the array's multiply-accumulate operations were being synthesized into general LUT/CARRY4 fabric instead of dedicated DSP hard macros. Root-causing traced this to a synthesis attribute scoped at the wrong granularity relative to Vivado'</w:t>
-      </w:r>
-      <w:r>
-        <w:rPr>
-          <w:rFonts w:ascii="Times New Roman" w:eastAsia="Times New Roman" w:hAnsi="Times New Roman"/>
-          <w:sz w:val="20"/>
-        </w:rPr>
-        <w:t>s register-level DSP inference rules (cf. Xilinx UG901 [6]): as Listing 2 shows, attaching use_dsp to the enclosing always block is a silent no-op — synthesis produced byte-identical LUT/DSP/CARRY4 counts regardless of its value — whereas attaching it to the register declaration that actually holds the multiply-accumulate result is what Vivado's inference pass recognizes. Appendix A.7 gives the full investigation, including why this specific attribute-attachment rule is easy to miss from the UG901 text alon</w:t>
-      </w:r>
-      <w:r>
-        <w:rPr>
-          <w:rFonts w:ascii="Times New Roman" w:eastAsia="Times New Roman" w:hAnsi="Times New Roman"/>
-          <w:sz w:val="20"/>
-        </w:rPr>
-        <w:t>e.</w:t>
+        <w:t xml:space="preserve">Post-route utilization at this baseline was LUT-bound rather than DSP-bound: only 13 of 220 available DSP48E1 slices (5.91%) were in use while Slice LUTs sat at 56.91%, despite the 256-MAC systolic array being the design's dominant arithmetic structure </w:t>
+      </w:r>
+      <w:r>
+        <w:rPr>
+          <w:rFonts w:ascii="Times New Roman" w:eastAsia="Times New Roman" w:hAnsi="Times New Roman"/>
+          <w:sz w:val="20"/>
+        </w:rPr>
+        <w:t>-</w:t>
+      </w:r>
+      <w:r>
+        <w:rPr>
+          <w:rFonts w:ascii="Times New Roman" w:eastAsia="Times New Roman" w:hAnsi="Times New Roman"/>
+          <w:sz w:val="20"/>
+        </w:rPr>
+        <w:t xml:space="preserve"> a strong signal that the array's multiply-accumulate operations were being synthesized into general LUT/CARRY4 fabric instead of dedicated DSP hard macros. Root-causing traced this to a synthesis attribute scoped at the wrong granularity relative to Vivado's register-level DSP inference rules (cf. Xilinx UG901 [6]): as Listing 2 shows, attaching use_dsp to the enclosing always block is a silent no-op </w:t>
+      </w:r>
+      <w:r>
+        <w:rPr>
+          <w:rFonts w:ascii="Times New Roman" w:eastAsia="Times New Roman" w:hAnsi="Times New Roman"/>
+          <w:sz w:val="20"/>
+        </w:rPr>
+        <w:t>-</w:t>
+      </w:r>
+      <w:r>
+        <w:rPr>
+          <w:rFonts w:ascii="Times New Roman" w:eastAsia="Times New Roman" w:hAnsi="Times New Roman"/>
+          <w:sz w:val="20"/>
+        </w:rPr>
+        <w:t xml:space="preserve"> synthesis produced byte-identical LUT/DSP/CARRY4 counts regardless of its value </w:t>
+      </w:r>
+      <w:r>
+        <w:rPr>
+          <w:rFonts w:ascii="Times New Roman" w:eastAsia="Times New Roman" w:hAnsi="Times New Roman"/>
+          <w:sz w:val="20"/>
+        </w:rPr>
+        <w:t>-</w:t>
+      </w:r>
+      <w:r>
+        <w:rPr>
+          <w:rFonts w:ascii="Times New Roman" w:eastAsia="Times New Roman" w:hAnsi="Times New Roman"/>
+          <w:sz w:val="20"/>
+        </w:rPr>
+        <w:t xml:space="preserve"> whereas attaching it to the register declaration that actually holds the multiply-accumulate result is what Vivado's inference pass recognizes. Appendix A.7 gives the full investigation, including why this specific attribute-attachment rule is easy to miss from the UG901 text alone.</w:t>
       </w:r>
     </w:p>
     <w:tbl>
@@ -5501,9 +6373,29 @@
             <w:r>
               <w:rPr>
                 <w:rFonts w:ascii="Consolas" w:eastAsia="Consolas" w:hAnsi="Consolas"/>
+                <w:i/>
+                <w:color w:val="008000"/>
                 <w:sz w:val="17"/>
               </w:rPr>
-              <w:t>// PE.v -- BEFORE: attribute on the always block (no-op)</w:t>
+              <w:t xml:space="preserve">// PE.v </w:t>
+            </w:r>
+            <w:r>
+              <w:rPr>
+                <w:rFonts w:ascii="Consolas" w:eastAsia="Consolas" w:hAnsi="Consolas"/>
+                <w:i/>
+                <w:color w:val="008000"/>
+                <w:sz w:val="17"/>
+              </w:rPr>
+              <w:t>-</w:t>
+            </w:r>
+            <w:r>
+              <w:rPr>
+                <w:rFonts w:ascii="Consolas" w:eastAsia="Consolas" w:hAnsi="Consolas"/>
+                <w:i/>
+                <w:color w:val="008000"/>
+                <w:sz w:val="17"/>
+              </w:rPr>
+              <w:t xml:space="preserve"> BEFORE: attribute on the always block (no-op)</w:t>
             </w:r>
           </w:p>
           <w:p>
@@ -5515,7 +6407,22 @@
                 <w:rFonts w:ascii="Consolas" w:eastAsia="Consolas" w:hAnsi="Consolas"/>
                 <w:sz w:val="17"/>
               </w:rPr>
-              <w:t>(* use_dsp = "yes" *)</w:t>
+              <w:t xml:space="preserve">(* use_dsp = </w:t>
+            </w:r>
+            <w:r>
+              <w:rPr>
+                <w:rFonts w:ascii="Consolas" w:eastAsia="Consolas" w:hAnsi="Consolas"/>
+                <w:color w:val="A31515"/>
+                <w:sz w:val="17"/>
+              </w:rPr>
+              <w:t>"yes"</w:t>
+            </w:r>
+            <w:r>
+              <w:rPr>
+                <w:rFonts w:ascii="Consolas" w:eastAsia="Consolas" w:hAnsi="Consolas"/>
+                <w:sz w:val="17"/>
+              </w:rPr>
+              <w:t xml:space="preserve"> *)</w:t>
             </w:r>
           </w:p>
           <w:p>
@@ -5525,9 +6432,40 @@
             <w:r>
               <w:rPr>
                 <w:rFonts w:ascii="Consolas" w:eastAsia="Consolas" w:hAnsi="Consolas"/>
+                <w:color w:val="0000EE"/>
                 <w:sz w:val="17"/>
               </w:rPr>
-              <w:t>always @(posedge clk) begin</w:t>
+              <w:t>always</w:t>
+            </w:r>
+            <w:r>
+              <w:rPr>
+                <w:rFonts w:ascii="Consolas" w:eastAsia="Consolas" w:hAnsi="Consolas"/>
+                <w:sz w:val="17"/>
+              </w:rPr>
+              <w:t xml:space="preserve"> @(</w:t>
+            </w:r>
+            <w:r>
+              <w:rPr>
+                <w:rFonts w:ascii="Consolas" w:eastAsia="Consolas" w:hAnsi="Consolas"/>
+                <w:color w:val="0000EE"/>
+                <w:sz w:val="17"/>
+              </w:rPr>
+              <w:t>posedge</w:t>
+            </w:r>
+            <w:r>
+              <w:rPr>
+                <w:rFonts w:ascii="Consolas" w:eastAsia="Consolas" w:hAnsi="Consolas"/>
+                <w:sz w:val="17"/>
+              </w:rPr>
+              <w:t xml:space="preserve"> clk) </w:t>
+            </w:r>
+            <w:r>
+              <w:rPr>
+                <w:rFonts w:ascii="Consolas" w:eastAsia="Consolas" w:hAnsi="Consolas"/>
+                <w:color w:val="0000EE"/>
+                <w:sz w:val="17"/>
+              </w:rPr>
+              <w:t>begin</w:t>
             </w:r>
           </w:p>
           <w:p>
@@ -5549,6 +6487,7 @@
             <w:r>
               <w:rPr>
                 <w:rFonts w:ascii="Consolas" w:eastAsia="Consolas" w:hAnsi="Consolas"/>
+                <w:color w:val="0000EE"/>
                 <w:sz w:val="17"/>
               </w:rPr>
               <w:t>end</w:t>
@@ -5563,6 +6502,7 @@
                 <w:rFonts w:ascii="Consolas" w:eastAsia="Consolas" w:hAnsi="Consolas"/>
                 <w:sz w:val="17"/>
               </w:rPr>
+              <w:lastRenderedPageBreak/>
               <w:t xml:space="preserve"> </w:t>
             </w:r>
           </w:p>
@@ -5573,6 +6513,8 @@
             <w:r>
               <w:rPr>
                 <w:rFonts w:ascii="Consolas" w:eastAsia="Consolas" w:hAnsi="Consolas"/>
+                <w:i/>
+                <w:color w:val="008000"/>
                 <w:sz w:val="17"/>
               </w:rPr>
               <w:t>// AFTER: attribute on the register declaration (per UG901)</w:t>
@@ -5587,7 +6529,45 @@
                 <w:rFonts w:ascii="Consolas" w:eastAsia="Consolas" w:hAnsi="Consolas"/>
                 <w:sz w:val="17"/>
               </w:rPr>
-              <w:t>(* use_dsp = "yes" *) reg signed</w:t>
+              <w:t xml:space="preserve">(* use_dsp = </w:t>
+            </w:r>
+            <w:r>
+              <w:rPr>
+                <w:rFonts w:ascii="Consolas" w:eastAsia="Consolas" w:hAnsi="Consolas"/>
+                <w:color w:val="A31515"/>
+                <w:sz w:val="17"/>
+              </w:rPr>
+              <w:t>"yes"</w:t>
+            </w:r>
+            <w:r>
+              <w:rPr>
+                <w:rFonts w:ascii="Consolas" w:eastAsia="Consolas" w:hAnsi="Consolas"/>
+                <w:sz w:val="17"/>
+              </w:rPr>
+              <w:t xml:space="preserve"> *) </w:t>
+            </w:r>
+            <w:r>
+              <w:rPr>
+                <w:rFonts w:ascii="Consolas" w:eastAsia="Consolas" w:hAnsi="Consolas"/>
+                <w:color w:val="0000EE"/>
+                <w:sz w:val="17"/>
+              </w:rPr>
+              <w:t>reg</w:t>
+            </w:r>
+            <w:r>
+              <w:rPr>
+                <w:rFonts w:ascii="Consolas" w:eastAsia="Consolas" w:hAnsi="Consolas"/>
+                <w:sz w:val="17"/>
+              </w:rPr>
+              <w:t xml:space="preserve"> </w:t>
+            </w:r>
+            <w:r>
+              <w:rPr>
+                <w:rFonts w:ascii="Consolas" w:eastAsia="Consolas" w:hAnsi="Consolas"/>
+                <w:color w:val="0000EE"/>
+                <w:sz w:val="17"/>
+              </w:rPr>
+              <w:t>signed</w:t>
             </w:r>
           </w:p>
           <w:p>
@@ -5599,7 +6579,52 @@
                 <w:rFonts w:ascii="Consolas" w:eastAsia="Consolas" w:hAnsi="Consolas"/>
                 <w:sz w:val="17"/>
               </w:rPr>
-              <w:t xml:space="preserve">    [2*data_width+log2_array_m-1:0] psum_out_r;</w:t>
+              <w:t xml:space="preserve">    [</w:t>
+            </w:r>
+            <w:r>
+              <w:rPr>
+                <w:rFonts w:ascii="Consolas" w:eastAsia="Consolas" w:hAnsi="Consolas"/>
+                <w:color w:val="098658"/>
+                <w:sz w:val="17"/>
+              </w:rPr>
+              <w:t>2</w:t>
+            </w:r>
+            <w:r>
+              <w:rPr>
+                <w:rFonts w:ascii="Consolas" w:eastAsia="Consolas" w:hAnsi="Consolas"/>
+                <w:sz w:val="17"/>
+              </w:rPr>
+              <w:t>*data_width+log2_array_m-</w:t>
+            </w:r>
+            <w:r>
+              <w:rPr>
+                <w:rFonts w:ascii="Consolas" w:eastAsia="Consolas" w:hAnsi="Consolas"/>
+                <w:color w:val="098658"/>
+                <w:sz w:val="17"/>
+              </w:rPr>
+              <w:t>1</w:t>
+            </w:r>
+            <w:r>
+              <w:rPr>
+                <w:rFonts w:ascii="Consolas" w:eastAsia="Consolas" w:hAnsi="Consolas"/>
+                <w:sz w:val="17"/>
+              </w:rPr>
+              <w:t>:</w:t>
+            </w:r>
+            <w:r>
+              <w:rPr>
+                <w:rFonts w:ascii="Consolas" w:eastAsia="Consolas" w:hAnsi="Consolas"/>
+                <w:color w:val="098658"/>
+                <w:sz w:val="17"/>
+              </w:rPr>
+              <w:t>0</w:t>
+            </w:r>
+            <w:r>
+              <w:rPr>
+                <w:rFonts w:ascii="Consolas" w:eastAsia="Consolas" w:hAnsi="Consolas"/>
+                <w:sz w:val="17"/>
+              </w:rPr>
+              <w:t>] psum_out_r;</w:t>
             </w:r>
           </w:p>
           <w:p>
@@ -5609,9 +6634,32 @@
             <w:r>
               <w:rPr>
                 <w:rFonts w:ascii="Consolas" w:eastAsia="Consolas" w:hAnsi="Consolas"/>
+                <w:color w:val="0000EE"/>
                 <w:sz w:val="17"/>
               </w:rPr>
-              <w:t>always @(posedge clk)</w:t>
+              <w:t>always</w:t>
+            </w:r>
+            <w:r>
+              <w:rPr>
+                <w:rFonts w:ascii="Consolas" w:eastAsia="Consolas" w:hAnsi="Consolas"/>
+                <w:sz w:val="17"/>
+              </w:rPr>
+              <w:t xml:space="preserve"> @(</w:t>
+            </w:r>
+            <w:r>
+              <w:rPr>
+                <w:rFonts w:ascii="Consolas" w:eastAsia="Consolas" w:hAnsi="Consolas"/>
+                <w:color w:val="0000EE"/>
+                <w:sz w:val="17"/>
+              </w:rPr>
+              <w:t>posedge</w:t>
+            </w:r>
+            <w:r>
+              <w:rPr>
+                <w:rFonts w:ascii="Consolas" w:eastAsia="Consolas" w:hAnsi="Consolas"/>
+                <w:sz w:val="17"/>
+              </w:rPr>
+              <w:t xml:space="preserve"> clk)</w:t>
             </w:r>
           </w:p>
           <w:p>
@@ -5661,14 +6709,35 @@
           <w:rFonts w:ascii="Times New Roman" w:eastAsia="Times New Roman" w:hAnsi="Times New Roman"/>
           <w:sz w:val="20"/>
         </w:rPr>
-        <w:t>Correcting the attribute placement alone would map all 256 PEs to DSP48E1 hard macros — more than the xc7z020's 220-slice budget once Softmax and GELU's own arithmetic (≈13 DSPs) is accounted for. PE_array.v therefore parameterizes the split per PE row (NUM_DSP_ROWS = 12 of 16), mapping exactly 192 of 256 PEs to DSP48E1 and leaving the remaining 4 rows (64 PEs) LUT/CARRY4-mapped — a deliberate, budget-sized partial mapping, not an all-or-nothing switch. This reduced full-SoC post-route Slice LUTs by 49.3% (</w:t>
-      </w:r>
-      <w:r>
-        <w:rPr>
-          <w:rFonts w:ascii="Times New Roman" w:eastAsia="Times New Roman" w:hAnsi="Times New Roman"/>
-          <w:sz w:val="20"/>
-        </w:rPr>
-        <w:t>30,276 → 15,363) and CARRY4 primitives by 61.8% (4,874 → 1,862), brought DSP48E1 usage to 205 of 220 (192 from the array plus Softmax/GELU's ≈13), and reduced total on-chip power by 3.1% to 1.687 W.</w:t>
+        <w:t xml:space="preserve">Correcting the attribute placement alone would map all 256 PEs to DSP48E1 hard macros </w:t>
+      </w:r>
+      <w:r>
+        <w:rPr>
+          <w:rFonts w:ascii="Times New Roman" w:eastAsia="Times New Roman" w:hAnsi="Times New Roman"/>
+          <w:sz w:val="20"/>
+        </w:rPr>
+        <w:t>-</w:t>
+      </w:r>
+      <w:r>
+        <w:rPr>
+          <w:rFonts w:ascii="Times New Roman" w:eastAsia="Times New Roman" w:hAnsi="Times New Roman"/>
+          <w:sz w:val="20"/>
+        </w:rPr>
+        <w:t xml:space="preserve"> more than the xc7z020's 220-slice budget once Softmax and GELU's own arithmetic (≈13 DSPs) is accounted for. PE_array.v therefore parameterizes the split per PE row (NUM_DSP_ROWS = 12 of 16), mapping exactly 192 of 256 PEs to DSP48E1 and leaving the remaining 4 rows (64 PEs) LUT/CARRY4-mapped </w:t>
+      </w:r>
+      <w:r>
+        <w:rPr>
+          <w:rFonts w:ascii="Times New Roman" w:eastAsia="Times New Roman" w:hAnsi="Times New Roman"/>
+          <w:sz w:val="20"/>
+        </w:rPr>
+        <w:t>-</w:t>
+      </w:r>
+      <w:r>
+        <w:rPr>
+          <w:rFonts w:ascii="Times New Roman" w:eastAsia="Times New Roman" w:hAnsi="Times New Roman"/>
+          <w:sz w:val="20"/>
+        </w:rPr>
+        <w:t xml:space="preserve"> a deliberate, budget-sized partial mapping, not an all-or-nothing switch. This reduced full-SoC post-route Slice LUTs by 49.3% (30,276 → 15,363) and CARRY4 primitives by 61.8% (4,874 → 1,862), brought DSP48E1 usage to 205 of 220 (192 from the array plus Softmax/GELU's ≈13), and reduced total on-chip power by 3.1% to 1.687 W.</w:t>
       </w:r>
     </w:p>
     <w:p>
@@ -5696,63 +6765,97 @@
           <w:rFonts w:ascii="Times New Roman" w:eastAsia="Times New Roman" w:hAnsi="Times New Roman"/>
           <w:sz w:val="20"/>
         </w:rPr>
-        <w:t>The same fix concentrated 205 of 220 DSP48E1 slices (93.18% of the device's entire DSP column capacity, 15 slices of headroom remaining) into a much denser physical footprint than the previous LUT-diffuse implementation. Post-route WNS correspondingly tightened from +0.361 ns to +0.293 ns (≈19% less margin, timing still met) — an expected, explicitly-anticipated trade-off between area/power efficiency and routing congestion around a densely packed DSP column, not a regression.</w:t>
-      </w:r>
-    </w:p>
-    <w:tbl>
-      <w:tblPr>
-        <w:tblW w:w="0" w:type="auto"/>
-        <w:tblLook w:val="04A0" w:firstRow="1" w:lastRow="0" w:firstColumn="1" w:lastColumn="0" w:noHBand="0" w:noVBand="1"/>
-      </w:tblPr>
-      <w:tblGrid>
-        <w:gridCol w:w="5064"/>
-      </w:tblGrid>
-      <w:tr>
-        <w:tc>
-          <w:tcPr>
-            <w:tcW w:w="10540" w:type="dxa"/>
-            <w:tcBorders>
-              <w:top w:val="single" w:sz="10" w:space="0" w:color="C9A25A"/>
-              <w:left w:val="single" w:sz="10" w:space="0" w:color="C9A25A"/>
-              <w:bottom w:val="single" w:sz="10" w:space="0" w:color="C9A25A"/>
-              <w:right w:val="single" w:sz="10" w:space="0" w:color="C9A25A"/>
-            </w:tcBorders>
-            <w:shd w:val="clear" w:color="auto" w:fill="FBF3E6"/>
-            <w:tcMar>
-              <w:top w:w="100" w:type="dxa"/>
-              <w:left w:w="120" w:type="dxa"/>
-              <w:bottom w:w="100" w:type="dxa"/>
-              <w:right w:w="120" w:type="dxa"/>
-            </w:tcMar>
-          </w:tcPr>
-          <w:p>
-            <w:pPr>
-              <w:spacing w:after="0"/>
-              <w:jc w:val="center"/>
-            </w:pPr>
-            <w:r>
-              <w:rPr>
-                <w:rFonts w:ascii="Times New Roman" w:eastAsia="Times New Roman" w:hAnsi="Times New Roman"/>
-                <w:i/>
-                <w:color w:val="8A631C"/>
-                <w:sz w:val="17"/>
-              </w:rPr>
-              <w:t xml:space="preserve">[Figure Placeholder: Vivado Device View / Floorplan — Illustrating physical DSP48E1 column clustering (205/220 slices, 93.18% utilization) and dense local interconnect routing explaining the WNS trade-off (+0.293 ns). Not included: this session has no saved screenshot from the actual signed-off Vivado run to insert here </w:t>
-            </w:r>
-            <w:r>
-              <w:rPr>
-                <w:rFonts w:ascii="Times New Roman" w:eastAsia="Times New Roman" w:hAnsi="Times New Roman"/>
-                <w:i/>
-                <w:color w:val="8A631C"/>
-                <w:sz w:val="17"/>
-              </w:rPr>
-              <w:lastRenderedPageBreak/>
-              <w:t>honestly; a real capture (Device window, DSP48E1 primitive filter highlighted) should replace this box before final submission.]</w:t>
-            </w:r>
-          </w:p>
-        </w:tc>
-      </w:tr>
-    </w:tbl>
+        <w:t xml:space="preserve">The same fix concentrated 205 of 220 DSP48E1 slices (93.18% of the device's entire DSP column capacity, 15 slices of headroom remaining) into a much denser physical footprint than the previous LUT-diffuse implementation. Post-route WNS correspondingly tightened from +0.361 ns to +0.293 ns (≈19% less margin, timing still met) </w:t>
+      </w:r>
+      <w:r>
+        <w:rPr>
+          <w:rFonts w:ascii="Times New Roman" w:eastAsia="Times New Roman" w:hAnsi="Times New Roman"/>
+          <w:sz w:val="20"/>
+        </w:rPr>
+        <w:t>-</w:t>
+      </w:r>
+      <w:r>
+        <w:rPr>
+          <w:rFonts w:ascii="Times New Roman" w:eastAsia="Times New Roman" w:hAnsi="Times New Roman"/>
+          <w:sz w:val="20"/>
+        </w:rPr>
+        <w:t xml:space="preserve"> an expected, explicitly-anticipated trade-off between area/power efficiency and routing congestion around a densely packed DSP column, not a regression.</w:t>
+      </w:r>
+    </w:p>
+    <w:p>
+      <w:pPr>
+        <w:jc w:val="center"/>
+      </w:pPr>
+      <w:r>
+        <w:rPr>
+          <w:noProof/>
+        </w:rPr>
+        <w:drawing>
+          <wp:inline distT="0" distB="0" distL="0" distR="0" wp14:anchorId="786E4BB6" wp14:editId="3A5B822C">
+            <wp:extent cx="3108960" cy="3128940"/>
+            <wp:effectExtent l="0" t="0" r="0" b="0"/>
+            <wp:docPr id="2109883553" name="Picture 2109883553"/>
+            <wp:cNvGraphicFramePr>
+              <a:graphicFrameLocks xmlns:a="http://schemas.openxmlformats.org/drawingml/2006/main" noChangeAspect="1"/>
+            </wp:cNvGraphicFramePr>
+            <a:graphic xmlns:a="http://schemas.openxmlformats.org/drawingml/2006/main">
+              <a:graphicData uri="http://schemas.openxmlformats.org/drawingml/2006/picture">
+                <pic:pic xmlns:pic="http://schemas.openxmlformats.org/drawingml/2006/picture">
+                  <pic:nvPicPr>
+                    <pic:cNvPr id="0" name="Screenshot 2026-08-28 011709.png"/>
+                    <pic:cNvPicPr/>
+                  </pic:nvPicPr>
+                  <pic:blipFill>
+                    <a:blip r:embed="rId17"/>
+                    <a:stretch>
+                      <a:fillRect/>
+                    </a:stretch>
+                  </pic:blipFill>
+                  <pic:spPr>
+                    <a:xfrm>
+                      <a:off x="0" y="0"/>
+                      <a:ext cx="3108960" cy="3128940"/>
+                    </a:xfrm>
+                    <a:prstGeom prst="rect">
+                      <a:avLst/>
+                    </a:prstGeom>
+                  </pic:spPr>
+                </pic:pic>
+              </a:graphicData>
+            </a:graphic>
+          </wp:inline>
+        </w:drawing>
+      </w:r>
+    </w:p>
+    <w:p>
+      <w:pPr>
+        <w:jc w:val="center"/>
+      </w:pPr>
+      <w:r>
+        <w:rPr>
+          <w:rFonts w:ascii="Times New Roman" w:hAnsi="Times New Roman"/>
+          <w:i/>
+          <w:sz w:val="18"/>
+        </w:rPr>
+        <w:t>Fig. 5. Vivado Device view (post-implementation): physical cell placement across the Zynq-7020 fabric, with column-structured DSP/BRAM resources (yellow) and clock-region boundaries (X0Y0</w:t>
+      </w:r>
+      <w:r>
+        <w:rPr>
+          <w:rFonts w:ascii="Times New Roman" w:hAnsi="Times New Roman"/>
+          <w:i/>
+          <w:sz w:val="18"/>
+        </w:rPr>
+        <w:t>-</w:t>
+      </w:r>
+      <w:r>
+        <w:rPr>
+          <w:rFonts w:ascii="Times New Roman" w:hAnsi="Times New Roman"/>
+          <w:i/>
+          <w:sz w:val="18"/>
+        </w:rPr>
+        <w:t>X1Y2).</w:t>
+      </w:r>
+    </w:p>
     <w:p>
       <w:pPr>
         <w:spacing w:after="160"/>
@@ -6304,6 +7407,7 @@
                 <w:rFonts w:ascii="Times New Roman" w:eastAsia="Times New Roman" w:hAnsi="Times New Roman"/>
                 <w:sz w:val="17"/>
               </w:rPr>
+              <w:lastRenderedPageBreak/>
               <w:t>Total on-chip power</w:t>
             </w:r>
           </w:p>
@@ -6447,17 +7551,38 @@
       </w:pPr>
       <w:r>
         <w:rPr>
-          <w:rFonts w:ascii="Times New Roman" w:eastAsia="Times New Roman" w:hAnsi="Times New Roman"/>
-          <w:sz w:val="20"/>
-        </w:rPr>
-        <w:t>The hardware kernel achieved 2.487 GOP/s and 3.795 GOP/s on the two benchmarked shapes respectively, against 0.036 and 0.039 GOP/s on the CPU — measured speedups of 70.02× and 97.73× for the identical operation. At the 3.795 GOP/s peak (192×320, MLP-shaped kernel), against the post-route signoff power figures of Table II (1.687 W total on-chip, 1.538 W dynamic), the design achieves a total energy efficiency of 2.25 GOPS/W and a dynamic energy efficiency of 2.47 GOPS/W. These efficiency figures combine a liv</w:t>
-      </w:r>
-      <w:r>
-        <w:rPr>
-          <w:rFonts w:ascii="Times New Roman" w:eastAsia="Times New Roman" w:hAnsi="Times New Roman"/>
-          <w:sz w:val="20"/>
-        </w:rPr>
-        <w:t>e-measured kernel throughput with Vivado's post-route, activity-based power estimate for the full SoC design — not a physically instrumented power reading synchronized to the benchmark run itself — and should be read as a signoff-grade estimate accordingly. Figs. 5–7 present latency, throughput, and speedup for both shapes.</w:t>
+          <w:rFonts w:ascii="Times New Roman" w:hAnsi="Times New Roman"/>
+          <w:sz w:val="20"/>
+        </w:rPr>
+        <w:t>The hardware kernel delivers a 70.02×</w:t>
+      </w:r>
+      <w:r>
+        <w:rPr>
+          <w:rFonts w:ascii="Times New Roman" w:hAnsi="Times New Roman"/>
+          <w:sz w:val="20"/>
+        </w:rPr>
+        <w:t>-</w:t>
+      </w:r>
+      <w:r>
+        <w:rPr>
+          <w:rFonts w:ascii="Times New Roman" w:hAnsi="Times New Roman"/>
+          <w:sz w:val="20"/>
+        </w:rPr>
+        <w:t>97.73× speedup over the CPU baseline across both benchmarked shapes, detailed latency-by-shape in Table III and visualized in Figs. 6</w:t>
+      </w:r>
+      <w:r>
+        <w:rPr>
+          <w:rFonts w:ascii="Times New Roman" w:hAnsi="Times New Roman"/>
+          <w:sz w:val="20"/>
+        </w:rPr>
+        <w:t>-</w:t>
+      </w:r>
+      <w:r>
+        <w:rPr>
+          <w:rFonts w:ascii="Times New Roman" w:hAnsi="Times New Roman"/>
+          <w:sz w:val="20"/>
+        </w:rPr>
+        <w:t>8. At its 3.795 GOP/s peak (192×320, MLP-shaped kernel), against the post-route signoff power figures of Table II (1.687 W total on-chip, 1.538 W dynamic), the design achieves a total energy efficiency of 2.25 GOPS/W and a dynamic energy efficiency of 2.47 GOPS/W. These efficiency figures combine a live-measured kernel throughput with Vivado's post-route, activity-based power estimate for the full SoC design - not a physically instrumented power reading synchronized to the benchmark run itself - and should be read as a signoff-grade estimate accordingly.</w:t>
       </w:r>
     </w:p>
     <w:p>
@@ -6470,7 +7595,7 @@
           <w:noProof/>
         </w:rPr>
         <w:drawing>
-          <wp:inline distT="0" distB="0" distL="0" distR="0" wp14:anchorId="195A3978" wp14:editId="355B63D8">
+          <wp:inline distT="0" distB="0" distL="0" distR="0" wp14:anchorId="611C88AF" wp14:editId="1EB48468">
             <wp:extent cx="3108960" cy="1986280"/>
             <wp:effectExtent l="0" t="0" r="0" b="0"/>
             <wp:docPr id="2109883549" name="Picture 2109883549"/>
@@ -6482,6 +7607,124 @@
                 <pic:pic xmlns:pic="http://schemas.openxmlformats.org/drawingml/2006/picture">
                   <pic:nvPicPr>
                     <pic:cNvPr id="0" name="latency_comparison.png"/>
+                    <pic:cNvPicPr/>
+                  </pic:nvPicPr>
+                  <pic:blipFill>
+                    <a:blip r:embed="rId18"/>
+                    <a:stretch>
+                      <a:fillRect/>
+                    </a:stretch>
+                  </pic:blipFill>
+                  <pic:spPr>
+                    <a:xfrm>
+                      <a:off x="0" y="0"/>
+                      <a:ext cx="3108960" cy="1986280"/>
+                    </a:xfrm>
+                    <a:prstGeom prst="rect">
+                      <a:avLst/>
+                    </a:prstGeom>
+                  </pic:spPr>
+                </pic:pic>
+              </a:graphicData>
+            </a:graphic>
+          </wp:inline>
+        </w:drawing>
+      </w:r>
+    </w:p>
+    <w:p>
+      <w:pPr>
+        <w:jc w:val="center"/>
+      </w:pPr>
+      <w:r>
+        <w:rPr>
+          <w:rFonts w:ascii="Times New Roman" w:hAnsi="Times New Roman"/>
+          <w:i/>
+          <w:sz w:val="18"/>
+        </w:rPr>
+        <w:t>Fig. 6. Latency, CPU vs. hardware, both benchmarked shapes.</w:t>
+      </w:r>
+    </w:p>
+    <w:p>
+      <w:pPr>
+        <w:spacing w:before="120"/>
+        <w:jc w:val="center"/>
+      </w:pPr>
+      <w:r>
+        <w:rPr>
+          <w:noProof/>
+        </w:rPr>
+        <w:drawing>
+          <wp:inline distT="0" distB="0" distL="0" distR="0" wp14:anchorId="0E4853AA" wp14:editId="07BE57FC">
+            <wp:extent cx="3108960" cy="1986280"/>
+            <wp:effectExtent l="0" t="0" r="0" b="0"/>
+            <wp:docPr id="2109883550" name="Picture 2109883550"/>
+            <wp:cNvGraphicFramePr>
+              <a:graphicFrameLocks xmlns:a="http://schemas.openxmlformats.org/drawingml/2006/main" noChangeAspect="1"/>
+            </wp:cNvGraphicFramePr>
+            <a:graphic xmlns:a="http://schemas.openxmlformats.org/drawingml/2006/main">
+              <a:graphicData uri="http://schemas.openxmlformats.org/drawingml/2006/picture">
+                <pic:pic xmlns:pic="http://schemas.openxmlformats.org/drawingml/2006/picture">
+                  <pic:nvPicPr>
+                    <pic:cNvPr id="0" name="throughput_comparison.png"/>
+                    <pic:cNvPicPr/>
+                  </pic:nvPicPr>
+                  <pic:blipFill>
+                    <a:blip r:embed="rId19"/>
+                    <a:stretch>
+                      <a:fillRect/>
+                    </a:stretch>
+                  </pic:blipFill>
+                  <pic:spPr>
+                    <a:xfrm>
+                      <a:off x="0" y="0"/>
+                      <a:ext cx="3108960" cy="1986280"/>
+                    </a:xfrm>
+                    <a:prstGeom prst="rect">
+                      <a:avLst/>
+                    </a:prstGeom>
+                  </pic:spPr>
+                </pic:pic>
+              </a:graphicData>
+            </a:graphic>
+          </wp:inline>
+        </w:drawing>
+      </w:r>
+    </w:p>
+    <w:p>
+      <w:pPr>
+        <w:jc w:val="center"/>
+      </w:pPr>
+      <w:r>
+        <w:rPr>
+          <w:rFonts w:ascii="Times New Roman" w:hAnsi="Times New Roman"/>
+          <w:i/>
+          <w:sz w:val="18"/>
+        </w:rPr>
+        <w:t>Fig. 7. Throughput (GOP/s), CPU vs. hardware, both shapes.</w:t>
+      </w:r>
+    </w:p>
+    <w:p>
+      <w:pPr>
+        <w:spacing w:before="120"/>
+        <w:jc w:val="center"/>
+      </w:pPr>
+      <w:r>
+        <w:rPr>
+          <w:noProof/>
+        </w:rPr>
+        <w:drawing>
+          <wp:inline distT="0" distB="0" distL="0" distR="0" wp14:anchorId="2C420D01" wp14:editId="7CF9AA83">
+            <wp:extent cx="3108960" cy="1986280"/>
+            <wp:effectExtent l="0" t="0" r="0" b="0"/>
+            <wp:docPr id="2109883551" name="Picture 2109883551"/>
+            <wp:cNvGraphicFramePr>
+              <a:graphicFrameLocks xmlns:a="http://schemas.openxmlformats.org/drawingml/2006/main" noChangeAspect="1"/>
+            </wp:cNvGraphicFramePr>
+            <a:graphic xmlns:a="http://schemas.openxmlformats.org/drawingml/2006/main">
+              <a:graphicData uri="http://schemas.openxmlformats.org/drawingml/2006/picture">
+                <pic:pic xmlns:pic="http://schemas.openxmlformats.org/drawingml/2006/picture">
+                  <pic:nvPicPr>
+                    <pic:cNvPr id="0" name="speedup_factor.png"/>
                     <pic:cNvPicPr/>
                   </pic:nvPicPr>
                   <pic:blipFill>
@@ -6512,130 +7755,11 @@
       </w:pPr>
       <w:r>
         <w:rPr>
-          <w:rFonts w:ascii="Times New Roman" w:eastAsia="Times New Roman" w:hAnsi="Times New Roman"/>
+          <w:rFonts w:ascii="Times New Roman" w:hAnsi="Times New Roman"/>
           <w:i/>
           <w:sz w:val="18"/>
         </w:rPr>
-        <w:t>Fig. 5. Latency, CPU vs. hardware, both benchmarked shapes.</w:t>
-      </w:r>
-    </w:p>
-    <w:p>
-      <w:pPr>
-        <w:spacing w:before="120"/>
-        <w:jc w:val="center"/>
-      </w:pPr>
-      <w:r>
-        <w:rPr>
-          <w:noProof/>
-        </w:rPr>
-        <w:drawing>
-          <wp:inline distT="0" distB="0" distL="0" distR="0" wp14:anchorId="0E12389A" wp14:editId="6C122B55">
-            <wp:extent cx="3108960" cy="1986280"/>
-            <wp:effectExtent l="0" t="0" r="0" b="0"/>
-            <wp:docPr id="2109883550" name="Picture 2109883550"/>
-            <wp:cNvGraphicFramePr>
-              <a:graphicFrameLocks xmlns:a="http://schemas.openxmlformats.org/drawingml/2006/main" noChangeAspect="1"/>
-            </wp:cNvGraphicFramePr>
-            <a:graphic xmlns:a="http://schemas.openxmlformats.org/drawingml/2006/main">
-              <a:graphicData uri="http://schemas.openxmlformats.org/drawingml/2006/picture">
-                <pic:pic xmlns:pic="http://schemas.openxmlformats.org/drawingml/2006/picture">
-                  <pic:nvPicPr>
-                    <pic:cNvPr id="0" name="throughput_comparison.png"/>
-                    <pic:cNvPicPr/>
-                  </pic:nvPicPr>
-                  <pic:blipFill>
-                    <a:blip r:embed="rId21"/>
-                    <a:stretch>
-                      <a:fillRect/>
-                    </a:stretch>
-                  </pic:blipFill>
-                  <pic:spPr>
-                    <a:xfrm>
-                      <a:off x="0" y="0"/>
-                      <a:ext cx="3108960" cy="1986280"/>
-                    </a:xfrm>
-                    <a:prstGeom prst="rect">
-                      <a:avLst/>
-                    </a:prstGeom>
-                  </pic:spPr>
-                </pic:pic>
-              </a:graphicData>
-            </a:graphic>
-          </wp:inline>
-        </w:drawing>
-      </w:r>
-    </w:p>
-    <w:p>
-      <w:pPr>
-        <w:jc w:val="center"/>
-      </w:pPr>
-      <w:r>
-        <w:rPr>
-          <w:rFonts w:ascii="Times New Roman" w:eastAsia="Times New Roman" w:hAnsi="Times New Roman"/>
-          <w:i/>
-          <w:sz w:val="18"/>
-        </w:rPr>
-        <w:t>Fig. 6. Throughput (GOP/s), CPU vs. hardware, both shapes.</w:t>
-      </w:r>
-    </w:p>
-    <w:p>
-      <w:pPr>
-        <w:spacing w:before="120"/>
-        <w:jc w:val="center"/>
-      </w:pPr>
-      <w:r>
-        <w:rPr>
-          <w:noProof/>
-        </w:rPr>
-        <w:lastRenderedPageBreak/>
-        <w:drawing>
-          <wp:inline distT="0" distB="0" distL="0" distR="0" wp14:anchorId="10154F59" wp14:editId="1C91B95D">
-            <wp:extent cx="3108960" cy="1986280"/>
-            <wp:effectExtent l="0" t="0" r="0" b="0"/>
-            <wp:docPr id="2109883551" name="Picture 2109883551"/>
-            <wp:cNvGraphicFramePr>
-              <a:graphicFrameLocks xmlns:a="http://schemas.openxmlformats.org/drawingml/2006/main" noChangeAspect="1"/>
-            </wp:cNvGraphicFramePr>
-            <a:graphic xmlns:a="http://schemas.openxmlformats.org/drawingml/2006/main">
-              <a:graphicData uri="http://schemas.openxmlformats.org/drawingml/2006/picture">
-                <pic:pic xmlns:pic="http://schemas.openxmlformats.org/drawingml/2006/picture">
-                  <pic:nvPicPr>
-                    <pic:cNvPr id="0" name="speedup_factor.png"/>
-                    <pic:cNvPicPr/>
-                  </pic:nvPicPr>
-                  <pic:blipFill>
-                    <a:blip r:embed="rId22"/>
-                    <a:stretch>
-                      <a:fillRect/>
-                    </a:stretch>
-                  </pic:blipFill>
-                  <pic:spPr>
-                    <a:xfrm>
-                      <a:off x="0" y="0"/>
-                      <a:ext cx="3108960" cy="1986280"/>
-                    </a:xfrm>
-                    <a:prstGeom prst="rect">
-                      <a:avLst/>
-                    </a:prstGeom>
-                  </pic:spPr>
-                </pic:pic>
-              </a:graphicData>
-            </a:graphic>
-          </wp:inline>
-        </w:drawing>
-      </w:r>
-    </w:p>
-    <w:p>
-      <w:pPr>
-        <w:jc w:val="center"/>
-      </w:pPr>
-      <w:r>
-        <w:rPr>
-          <w:rFonts w:ascii="Times New Roman" w:eastAsia="Times New Roman" w:hAnsi="Times New Roman"/>
-          <w:i/>
-          <w:sz w:val="18"/>
-        </w:rPr>
-        <w:t>Fig. 7. Measured hardware kernel speedup over CPU.</w:t>
+        <w:t>Fig. 8. Measured hardware kernel speedup over CPU.</w:t>
       </w:r>
     </w:p>
     <w:p>
@@ -6979,7 +8103,15 @@
           <w:rFonts w:ascii="Times New Roman" w:eastAsia="Times New Roman" w:hAnsi="Times New Roman"/>
           <w:sz w:val="20"/>
         </w:rPr>
-        <w:t>Independent of the kernel benchmark above, the full pipeline was validated at the exact scale exercised in Section III's simulation (200×96×160, an 18,083-cycle simulated end-to-end latency): the physical hardware run reproduced the software golden model with zero of 32,000 output elements outside the established tolerance bound, confirming that behavioral simulation and physical silicon agree at the design's originally verified scale.</w:t>
+        <w:t xml:space="preserve">Independent of the kernel benchmark above, the full pipeline was validated at the exact scale exercised in Section III's simulation (200×96×160, an 18,083-cycle simulated end-to-end latency): the physical hardware run reproduced the software golden model with zero of 32,000 output elements outside the established tolerance bound, confirming that behavioral </w:t>
+      </w:r>
+      <w:r>
+        <w:rPr>
+          <w:rFonts w:ascii="Times New Roman" w:eastAsia="Times New Roman" w:hAnsi="Times New Roman"/>
+          <w:sz w:val="20"/>
+        </w:rPr>
+        <w:lastRenderedPageBreak/>
+        <w:t>simulation and physical silicon agree at the design's originally verified scale.</w:t>
       </w:r>
     </w:p>
     <w:p>
@@ -7007,21 +8139,63 @@
           <w:rFonts w:ascii="Times New Roman" w:eastAsia="Times New Roman" w:hAnsi="Times New Roman"/>
           <w:sz w:val="20"/>
         </w:rPr>
-        <w:t xml:space="preserve">A software-only ViT-Tiny (patch16, 224×224, 5.7M parameters [7], [8]) forward pass, reimplemented from scratch in NumPy and validated against its reference PyTorch implementation to a maximum logit difference of 1.02×10⁻⁵, reproduced an identical top-1 prediction with 87.26% confidence on a sample image — a single-sample confidence score, not a classification accuracy measured over a labeled evaluation set. Critically, the accelerator's fixed </w:t>
-      </w:r>
-      <w:r>
-        <w:rPr>
-          <w:rFonts w:ascii="Times New Roman" w:eastAsia="Times New Roman" w:hAnsi="Times New Roman"/>
-          <w:sz w:val="20"/>
-        </w:rPr>
-        <w:t>matmul→Softmax→GELU pipeline does not structurally correspond to any single ViT-Tiny or ViT-Base operation: multi-head self-attention consists of matrix multiplications and one Softmax with no GELU stage, while the MLP block consists of a matrix multiplication and GELU with no Softmax between them. Substituting the accelerator into either would silently apply an activation or normalization step the real operation does not include, corrupting the result. This architectural mismatch — verified directly agains</w:t>
-      </w:r>
-      <w:r>
-        <w:rPr>
-          <w:rFonts w:ascii="Times New Roman" w:eastAsia="Times New Roman" w:hAnsi="Times New Roman"/>
-          <w:sz w:val="20"/>
-        </w:rPr>
-        <w:t>t the RTL rather than assumed — is the reason Section VI.A–B report a kernel-level throughput benchmark rather than an end-to-end accelerated ViT inference claim.</w:t>
+        <w:t xml:space="preserve">A software-only ViT-Tiny (patch16, 224×224, 5.7M parameters [7], [8]) forward pass, reimplemented from scratch in NumPy and validated against its reference PyTorch implementation to a maximum logit difference of 1.02×10⁻⁵, reproduced an identical top-1 prediction with 87.26% confidence on a sample image </w:t>
+      </w:r>
+      <w:r>
+        <w:rPr>
+          <w:rFonts w:ascii="Times New Roman" w:eastAsia="Times New Roman" w:hAnsi="Times New Roman"/>
+          <w:sz w:val="20"/>
+        </w:rPr>
+        <w:t>-</w:t>
+      </w:r>
+      <w:r>
+        <w:rPr>
+          <w:rFonts w:ascii="Times New Roman" w:eastAsia="Times New Roman" w:hAnsi="Times New Roman"/>
+          <w:sz w:val="20"/>
+        </w:rPr>
+        <w:t xml:space="preserve"> a single-sample confidence score, not a classification accuracy measured over a labeled evaluation set. Critically, the accelerator's fixed matmul→Softmax→GELU pipeline does not structurally correspond to any single ViT-Tiny or ViT-Base operation: multi-head self-attention consists of matrix multiplications and one Softmax with no GELU stage, while the MLP block consists of a matrix multiplication and GELU with no Softmax between them. Substituting the accelerator into either would silently apply an activation or normalization step the real operation does not include, corrupting the result. This architectural mismatch </w:t>
+      </w:r>
+      <w:r>
+        <w:rPr>
+          <w:rFonts w:ascii="Times New Roman" w:eastAsia="Times New Roman" w:hAnsi="Times New Roman"/>
+          <w:sz w:val="20"/>
+        </w:rPr>
+        <w:t>-</w:t>
+      </w:r>
+      <w:r>
+        <w:rPr>
+          <w:rFonts w:ascii="Times New Roman" w:eastAsia="Times New Roman" w:hAnsi="Times New Roman"/>
+          <w:sz w:val="20"/>
+        </w:rPr>
+        <w:t xml:space="preserve"> verified directly against the RTL rather than assumed </w:t>
+      </w:r>
+      <w:r>
+        <w:rPr>
+          <w:rFonts w:ascii="Times New Roman" w:eastAsia="Times New Roman" w:hAnsi="Times New Roman"/>
+          <w:sz w:val="20"/>
+        </w:rPr>
+        <w:t>-</w:t>
+      </w:r>
+      <w:r>
+        <w:rPr>
+          <w:rFonts w:ascii="Times New Roman" w:eastAsia="Times New Roman" w:hAnsi="Times New Roman"/>
+          <w:sz w:val="20"/>
+        </w:rPr>
+        <w:t xml:space="preserve"> is the reason Section VI.A</w:t>
+      </w:r>
+      <w:r>
+        <w:rPr>
+          <w:rFonts w:ascii="Times New Roman" w:eastAsia="Times New Roman" w:hAnsi="Times New Roman"/>
+          <w:sz w:val="20"/>
+        </w:rPr>
+        <w:t>-</w:t>
+      </w:r>
+      <w:r>
+        <w:rPr>
+          <w:rFonts w:ascii="Times New Roman" w:eastAsia="Times New Roman" w:hAnsi="Times New Roman"/>
+          <w:sz w:val="20"/>
+        </w:rPr>
+        <w:t>B report a kernel-level throughput benchmark rather than an end-to-end accelerated ViT inference claim.</w:t>
       </w:r>
     </w:p>
     <w:p>
@@ -7034,7 +8208,7 @@
           <w:noProof/>
         </w:rPr>
         <w:drawing>
-          <wp:inline distT="0" distB="0" distL="0" distR="0" wp14:anchorId="1D80E8D3" wp14:editId="7570976D">
+          <wp:inline distT="0" distB="0" distL="0" distR="0" wp14:anchorId="110F6AEA" wp14:editId="17854849">
             <wp:extent cx="3108960" cy="1776549"/>
             <wp:effectExtent l="0" t="0" r="0" b="0"/>
             <wp:docPr id="2109883552" name="Picture 2109883552"/>
@@ -7049,7 +8223,7 @@
                     <pic:cNvPicPr/>
                   </pic:nvPicPr>
                   <pic:blipFill>
-                    <a:blip r:embed="rId23"/>
+                    <a:blip r:embed="rId21"/>
                     <a:stretch>
                       <a:fillRect/>
                     </a:stretch>
@@ -7076,11 +8250,11 @@
       </w:pPr>
       <w:r>
         <w:rPr>
-          <w:rFonts w:ascii="Times New Roman" w:eastAsia="Times New Roman" w:hAnsi="Times New Roman"/>
+          <w:rFonts w:ascii="Times New Roman" w:hAnsi="Times New Roman"/>
           <w:i/>
           <w:sz w:val="18"/>
         </w:rPr>
-        <w:t>Fig. 8. Real ViT self-attention and MLP dataflows contrasted with taoFPGA's fixed fused pipeline.</w:t>
+        <w:t>Fig. 9. Real ViT self-attention and MLP dataflows contrasted with taoFPGA's fixed fused pipeline.</w:t>
       </w:r>
     </w:p>
     <w:p>
@@ -7108,14 +8282,14 @@
           <w:rFonts w:ascii="Times New Roman" w:eastAsia="Times New Roman" w:hAnsi="Times New Roman"/>
           <w:sz w:val="20"/>
         </w:rPr>
-        <w:t>Two open hardware findings emerged during bring-up. First, a root-caused defect in the input buffer's row-replay address counter (MM_in_buffer): for a single-row configuration (F_length = 1), the counter advances to 1 immediately on start but its wrap-to-zero condition checks against F_length−1 = 0, a value it can then never reach again, causing the buffer to read stale data indefinitely (Appendix A.11 traces the full diagnostic path to this root cause). Second, a related but distinct DMA hang observed at a</w:t>
-      </w:r>
-      <w:r>
-        <w:rPr>
-          <w:rFonts w:ascii="Times New Roman" w:eastAsia="Times New Roman" w:hAnsi="Times New Roman"/>
-          <w:sz w:val="20"/>
-        </w:rPr>
-        <w:t xml:space="preserve"> two-row configuration was traced far enough to rule out the same cause but not far enough to identify its root (Appendix A.10 covers the methodical, cheapest-checks-first process that narrowed the search before this residual gap was reached); both are confined to matrix shapes far smaller than any configuration this design was validated at (Section III.B, VI.C), and the codebase was frozen with both documented as open items (Section VII) rather than resolved in this scope.</w:t>
+        <w:t xml:space="preserve">Two open hardware findings emerged during bring-up. First, a root-caused defect in the input buffer's row-replay address counter (MM_in_buffer): for a single-row configuration (F_length = 1), the counter advances to 1 immediately on start but its wrap-to-zero condition checks against F_length−1 = 0, a value it can then never reach again, causing the buffer to read stale data indefinitely (Appendix A.11 traces the full diagnostic path to this root cause). Second, a related but distinct DMA hang </w:t>
+      </w:r>
+      <w:r>
+        <w:rPr>
+          <w:rFonts w:ascii="Times New Roman" w:eastAsia="Times New Roman" w:hAnsi="Times New Roman"/>
+          <w:sz w:val="20"/>
+        </w:rPr>
+        <w:t>observed at a two-row configuration was traced far enough to rule out the same cause but not far enough to identify its root (Appendix A.10 covers the methodical, cheapest-checks-first process that narrowed the search before this residual gap was reached); both are confined to matrix shapes far smaller than any configuration this design was validated at (Section III.B, VI.C), and the codebase was frozen with both documented as open items (Section VII) rather than resolved in this scope.</w:t>
       </w:r>
     </w:p>
     <w:p>
@@ -7129,7 +8303,6 @@
           <w:i/>
           <w:sz w:val="20"/>
         </w:rPr>
-        <w:lastRenderedPageBreak/>
         <w:t>F. Comparative Analysis with Prior FPGA Transformer Accelerators</w:t>
       </w:r>
     </w:p>
@@ -7144,7 +8317,21 @@
           <w:rFonts w:ascii="Times New Roman" w:eastAsia="Times New Roman" w:hAnsi="Times New Roman"/>
           <w:sz w:val="20"/>
         </w:rPr>
-        <w:t>Table IV situates taoFPGA relative to two literature FPGA transformer accelerators, ME-ViT [3] and FTRANS [4], restricted to figures independently confirmed from each paper's own reported text rather than secondary summaries. All three designs converge on the same architectural pattern noted in Section I.A — fixed-point quantization paired with a DSP-array-dominated datapath, each running its target device's DSP budget close to saturation.</w:t>
+        <w:t xml:space="preserve">Table IV situates taoFPGA relative to two literature FPGA transformer accelerators, ME-ViT [3] and FTRANS [4], restricted to figures independently confirmed from each paper's own reported text rather than secondary summaries. All three designs converge on the same architectural pattern noted in Section I.A </w:t>
+      </w:r>
+      <w:r>
+        <w:rPr>
+          <w:rFonts w:ascii="Times New Roman" w:eastAsia="Times New Roman" w:hAnsi="Times New Roman"/>
+          <w:sz w:val="20"/>
+        </w:rPr>
+        <w:t>-</w:t>
+      </w:r>
+      <w:r>
+        <w:rPr>
+          <w:rFonts w:ascii="Times New Roman" w:eastAsia="Times New Roman" w:hAnsi="Times New Roman"/>
+          <w:sz w:val="20"/>
+        </w:rPr>
+        <w:t xml:space="preserve"> fixed-point quantization paired with a DSP-array-dominated datapath, each running its target device's DSP budget close to saturation.</w:t>
       </w:r>
     </w:p>
     <w:p>
@@ -7163,14 +8350,15 @@
     <w:tbl>
       <w:tblPr>
         <w:tblW w:w="0" w:type="auto"/>
+        <w:tblLayout w:type="fixed"/>
         <w:tblLook w:val="04A0" w:firstRow="1" w:lastRow="0" w:firstColumn="1" w:lastColumn="0" w:noHBand="0" w:noVBand="1"/>
       </w:tblPr>
       <w:tblGrid>
-        <w:gridCol w:w="861"/>
-        <w:gridCol w:w="823"/>
-        <w:gridCol w:w="1067"/>
-        <w:gridCol w:w="945"/>
-        <w:gridCol w:w="1394"/>
+        <w:gridCol w:w="893"/>
+        <w:gridCol w:w="864"/>
+        <w:gridCol w:w="1080"/>
+        <w:gridCol w:w="936"/>
+        <w:gridCol w:w="1267"/>
       </w:tblGrid>
       <w:tr>
         <w:trPr>
@@ -7178,7 +8366,7 @@
         </w:trPr>
         <w:tc>
           <w:tcPr>
-            <w:tcW w:w="2108" w:type="dxa"/>
+            <w:tcW w:w="893" w:type="dxa"/>
             <w:tcBorders>
               <w:top w:val="single" w:sz="8" w:space="0" w:color="0B0B0B"/>
               <w:left w:val="nil"/>
@@ -7199,7 +8387,7 @@
         </w:tc>
         <w:tc>
           <w:tcPr>
-            <w:tcW w:w="2108" w:type="dxa"/>
+            <w:tcW w:w="864" w:type="dxa"/>
             <w:tcBorders>
               <w:top w:val="single" w:sz="8" w:space="0" w:color="0B0B0B"/>
               <w:left w:val="nil"/>
@@ -7223,7 +8411,7 @@
         </w:tc>
         <w:tc>
           <w:tcPr>
-            <w:tcW w:w="2108" w:type="dxa"/>
+            <w:tcW w:w="1080" w:type="dxa"/>
             <w:tcBorders>
               <w:top w:val="single" w:sz="8" w:space="0" w:color="0B0B0B"/>
               <w:left w:val="nil"/>
@@ -7244,7 +8432,7 @@
         </w:tc>
         <w:tc>
           <w:tcPr>
-            <w:tcW w:w="2108" w:type="dxa"/>
+            <w:tcW w:w="936" w:type="dxa"/>
             <w:tcBorders>
               <w:top w:val="single" w:sz="8" w:space="0" w:color="0B0B0B"/>
               <w:left w:val="nil"/>
@@ -7262,13 +8450,13 @@
                 <w:b/>
                 <w:sz w:val="17"/>
               </w:rPr>
-              <w:t>DSP utilization</w:t>
+              <w:t>DSP Util.</w:t>
             </w:r>
           </w:p>
         </w:tc>
         <w:tc>
           <w:tcPr>
-            <w:tcW w:w="2108" w:type="dxa"/>
+            <w:tcW w:w="1267" w:type="dxa"/>
             <w:tcBorders>
               <w:top w:val="single" w:sz="8" w:space="0" w:color="0B0B0B"/>
               <w:left w:val="nil"/>
@@ -7294,7 +8482,7 @@
         </w:trPr>
         <w:tc>
           <w:tcPr>
-            <w:tcW w:w="2108" w:type="dxa"/>
+            <w:tcW w:w="893" w:type="dxa"/>
             <w:tcBorders>
               <w:top w:val="nil"/>
               <w:left w:val="nil"/>
@@ -7314,7 +8502,7 @@
         </w:tc>
         <w:tc>
           <w:tcPr>
-            <w:tcW w:w="2108" w:type="dxa"/>
+            <w:tcW w:w="864" w:type="dxa"/>
             <w:tcBorders>
               <w:top w:val="nil"/>
               <w:left w:val="nil"/>
@@ -7337,7 +8525,7 @@
         </w:tc>
         <w:tc>
           <w:tcPr>
-            <w:tcW w:w="2108" w:type="dxa"/>
+            <w:tcW w:w="1080" w:type="dxa"/>
             <w:tcBorders>
               <w:top w:val="nil"/>
               <w:left w:val="nil"/>
@@ -7357,7 +8545,7 @@
         </w:tc>
         <w:tc>
           <w:tcPr>
-            <w:tcW w:w="2108" w:type="dxa"/>
+            <w:tcW w:w="936" w:type="dxa"/>
             <w:tcBorders>
               <w:top w:val="nil"/>
               <w:left w:val="nil"/>
@@ -7380,7 +8568,7 @@
         </w:tc>
         <w:tc>
           <w:tcPr>
-            <w:tcW w:w="2108" w:type="dxa"/>
+            <w:tcW w:w="1267" w:type="dxa"/>
             <w:tcBorders>
               <w:top w:val="nil"/>
               <w:left w:val="nil"/>
@@ -7394,7 +8582,21 @@
                 <w:rFonts w:ascii="Times New Roman" w:eastAsia="Times New Roman" w:hAnsi="Times New Roman"/>
                 <w:sz w:val="17"/>
               </w:rPr>
-              <w:t>2.25 GOPS/W total; 70.0×–97.7× vs. on-chip ARM Cortex-A9</w:t>
+              <w:t>2.25 GOPS/W total; 70.0×</w:t>
+            </w:r>
+            <w:r>
+              <w:rPr>
+                <w:rFonts w:ascii="Times New Roman" w:eastAsia="Times New Roman" w:hAnsi="Times New Roman"/>
+                <w:sz w:val="17"/>
+              </w:rPr>
+              <w:t>-</w:t>
+            </w:r>
+            <w:r>
+              <w:rPr>
+                <w:rFonts w:ascii="Times New Roman" w:eastAsia="Times New Roman" w:hAnsi="Times New Roman"/>
+                <w:sz w:val="17"/>
+              </w:rPr>
+              <w:t>97.7× vs. on-chip ARM Cortex-A9</w:t>
             </w:r>
           </w:p>
         </w:tc>
@@ -7405,7 +8607,7 @@
         </w:trPr>
         <w:tc>
           <w:tcPr>
-            <w:tcW w:w="2108" w:type="dxa"/>
+            <w:tcW w:w="893" w:type="dxa"/>
             <w:tcBorders>
               <w:top w:val="nil"/>
               <w:left w:val="nil"/>
@@ -7425,7 +8627,7 @@
         </w:tc>
         <w:tc>
           <w:tcPr>
-            <w:tcW w:w="2108" w:type="dxa"/>
+            <w:tcW w:w="864" w:type="dxa"/>
             <w:tcBorders>
               <w:top w:val="nil"/>
               <w:left w:val="nil"/>
@@ -7448,7 +8650,7 @@
         </w:tc>
         <w:tc>
           <w:tcPr>
-            <w:tcW w:w="2108" w:type="dxa"/>
+            <w:tcW w:w="1080" w:type="dxa"/>
             <w:tcBorders>
               <w:top w:val="nil"/>
               <w:left w:val="nil"/>
@@ -7468,7 +8670,7 @@
         </w:tc>
         <w:tc>
           <w:tcPr>
-            <w:tcW w:w="2108" w:type="dxa"/>
+            <w:tcW w:w="936" w:type="dxa"/>
             <w:tcBorders>
               <w:top w:val="nil"/>
               <w:left w:val="nil"/>
@@ -7491,7 +8693,7 @@
         </w:tc>
         <w:tc>
           <w:tcPr>
-            <w:tcW w:w="2108" w:type="dxa"/>
+            <w:tcW w:w="1267" w:type="dxa"/>
             <w:tcBorders>
               <w:top w:val="nil"/>
               <w:left w:val="nil"/>
@@ -7505,7 +8707,21 @@
                 <w:rFonts w:ascii="Times New Roman" w:eastAsia="Times New Roman" w:hAnsi="Times New Roman"/>
                 <w:sz w:val="17"/>
               </w:rPr>
-              <w:t>4.00× power efficiency vs. GPU; 9.22×–17.89× memory-bandwidth gain</w:t>
+              <w:t>4.00× power efficiency vs. GPU; 9.22×</w:t>
+            </w:r>
+            <w:r>
+              <w:rPr>
+                <w:rFonts w:ascii="Times New Roman" w:eastAsia="Times New Roman" w:hAnsi="Times New Roman"/>
+                <w:sz w:val="17"/>
+              </w:rPr>
+              <w:t>-</w:t>
+            </w:r>
+            <w:r>
+              <w:rPr>
+                <w:rFonts w:ascii="Times New Roman" w:eastAsia="Times New Roman" w:hAnsi="Times New Roman"/>
+                <w:sz w:val="17"/>
+              </w:rPr>
+              <w:t>17.89× memory-bandwidth gain</w:t>
             </w:r>
           </w:p>
         </w:tc>
@@ -7516,7 +8732,7 @@
         </w:trPr>
         <w:tc>
           <w:tcPr>
-            <w:tcW w:w="2108" w:type="dxa"/>
+            <w:tcW w:w="893" w:type="dxa"/>
             <w:tcBorders>
               <w:top w:val="nil"/>
               <w:left w:val="nil"/>
@@ -7536,7 +8752,7 @@
         </w:tc>
         <w:tc>
           <w:tcPr>
-            <w:tcW w:w="2108" w:type="dxa"/>
+            <w:tcW w:w="864" w:type="dxa"/>
             <w:tcBorders>
               <w:top w:val="nil"/>
               <w:left w:val="nil"/>
@@ -7559,7 +8775,7 @@
         </w:tc>
         <w:tc>
           <w:tcPr>
-            <w:tcW w:w="2108" w:type="dxa"/>
+            <w:tcW w:w="1080" w:type="dxa"/>
             <w:tcBorders>
               <w:top w:val="nil"/>
               <w:left w:val="nil"/>
@@ -7579,7 +8795,7 @@
         </w:tc>
         <w:tc>
           <w:tcPr>
-            <w:tcW w:w="2108" w:type="dxa"/>
+            <w:tcW w:w="936" w:type="dxa"/>
             <w:tcBorders>
               <w:top w:val="nil"/>
               <w:left w:val="nil"/>
@@ -7596,13 +8812,41 @@
                 <w:rFonts w:ascii="Times New Roman" w:eastAsia="Times New Roman" w:hAnsi="Times New Roman"/>
                 <w:sz w:val="17"/>
               </w:rPr>
-              <w:t>5,647–6,531 / 6,840 (82.6–95.5%)</w:t>
+              <w:t>5,647</w:t>
+            </w:r>
+            <w:r>
+              <w:rPr>
+                <w:rFonts w:ascii="Times New Roman" w:eastAsia="Times New Roman" w:hAnsi="Times New Roman"/>
+                <w:sz w:val="17"/>
+              </w:rPr>
+              <w:t>-</w:t>
+            </w:r>
+            <w:r>
+              <w:rPr>
+                <w:rFonts w:ascii="Times New Roman" w:eastAsia="Times New Roman" w:hAnsi="Times New Roman"/>
+                <w:sz w:val="17"/>
+              </w:rPr>
+              <w:t>6,531 / 6,840 (82.6</w:t>
+            </w:r>
+            <w:r>
+              <w:rPr>
+                <w:rFonts w:ascii="Times New Roman" w:eastAsia="Times New Roman" w:hAnsi="Times New Roman"/>
+                <w:sz w:val="17"/>
+              </w:rPr>
+              <w:t>-</w:t>
+            </w:r>
+            <w:r>
+              <w:rPr>
+                <w:rFonts w:ascii="Times New Roman" w:eastAsia="Times New Roman" w:hAnsi="Times New Roman"/>
+                <w:sz w:val="17"/>
+              </w:rPr>
+              <w:t>95.5%)</w:t>
             </w:r>
           </w:p>
         </w:tc>
         <w:tc>
           <w:tcPr>
-            <w:tcW w:w="2108" w:type="dxa"/>
+            <w:tcW w:w="1267" w:type="dxa"/>
             <w:tcBorders>
               <w:top w:val="nil"/>
               <w:left w:val="nil"/>
@@ -7638,48 +8882,43 @@
           <w:rFonts w:ascii="Times New Roman" w:eastAsia="Times New Roman" w:hAnsi="Times New Roman"/>
           <w:sz w:val="20"/>
         </w:rPr>
-        <w:t xml:space="preserve">A direct throughput or GOPS/W ranking across all three would misrepresent the comparison: ME-ViT and FTRANS target datacenter-class FPGAs (5,867 and 6,840 DSPs respectively) benchmarked against GPU/CPU baselines, whereas taoFPGA targets a resource-constrained embedded SoC with 220 total DSPs — a difference of more than 25× in available DSP budget alone — benchmarked against its own on-chip ARM Cortex-A9. This table is offered to situate taoFPGA's design choices within the same architectural family as prior </w:t>
-      </w:r>
-      <w:r>
-        <w:rPr>
-          <w:rFonts w:ascii="Times New Roman" w:eastAsia="Times New Roman" w:hAnsi="Times New Roman"/>
-          <w:sz w:val="20"/>
-        </w:rPr>
-        <w:t xml:space="preserve">work, not to claim a device-independent performance ranking; </w:t>
-      </w:r>
-      <w:r>
-        <w:rPr>
-          <w:rFonts w:ascii="Times New Roman" w:eastAsia="Times New Roman" w:hAnsi="Times New Roman"/>
-          <w:sz w:val="20"/>
-        </w:rPr>
-        <w:t>the same discipline against overclaiming a comparison already governs the ViT workload-mismatch analysis of Section VI.D.</w:t>
-      </w:r>
-    </w:p>
-    <w:p>
-      <w:pPr>
-        <w:spacing w:before="240" w:after="120"/>
-        <w:jc w:val="center"/>
-      </w:pPr>
-      <w:r>
-        <w:rPr>
-          <w:rFonts w:ascii="Times New Roman" w:eastAsia="Times New Roman" w:hAnsi="Times New Roman"/>
-          <w:b/>
-        </w:rPr>
-        <w:t>VII. ENGINEERING DISCUSSION, BOTTLENECKS &amp; FUTURE WORK</w:t>
-      </w:r>
-    </w:p>
-    <w:p>
-      <w:pPr>
-        <w:spacing w:before="160" w:after="80"/>
-      </w:pPr>
-      <w:r>
-        <w:rPr>
-          <w:rFonts w:ascii="Times New Roman" w:eastAsia="Times New Roman" w:hAnsi="Times New Roman"/>
-          <w:b/>
-          <w:i/>
-          <w:sz w:val="20"/>
-        </w:rPr>
-        <w:t>A. DMA Buffer Boundary Constraints</w:t>
+        <w:t xml:space="preserve">A direct throughput or GOPS/W ranking across all three would misrepresent the comparison: ME-ViT and FTRANS target datacenter-class FPGAs (5,867 and 6,840 DSPs respectively) benchmarked against GPU/CPU baselines, </w:t>
+      </w:r>
+      <w:r>
+        <w:rPr>
+          <w:rFonts w:ascii="Times New Roman" w:eastAsia="Times New Roman" w:hAnsi="Times New Roman"/>
+          <w:sz w:val="20"/>
+        </w:rPr>
+        <w:lastRenderedPageBreak/>
+        <w:t xml:space="preserve">whereas taoFPGA targets a resource-constrained embedded SoC with 220 total DSPs </w:t>
+      </w:r>
+      <w:r>
+        <w:rPr>
+          <w:rFonts w:ascii="Times New Roman" w:eastAsia="Times New Roman" w:hAnsi="Times New Roman"/>
+          <w:sz w:val="20"/>
+        </w:rPr>
+        <w:t>-</w:t>
+      </w:r>
+      <w:r>
+        <w:rPr>
+          <w:rFonts w:ascii="Times New Roman" w:eastAsia="Times New Roman" w:hAnsi="Times New Roman"/>
+          <w:sz w:val="20"/>
+        </w:rPr>
+        <w:t xml:space="preserve"> a difference of more than 25× in available DSP budget alone </w:t>
+      </w:r>
+      <w:r>
+        <w:rPr>
+          <w:rFonts w:ascii="Times New Roman" w:eastAsia="Times New Roman" w:hAnsi="Times New Roman"/>
+          <w:sz w:val="20"/>
+        </w:rPr>
+        <w:t>-</w:t>
+      </w:r>
+      <w:r>
+        <w:rPr>
+          <w:rFonts w:ascii="Times New Roman" w:eastAsia="Times New Roman" w:hAnsi="Times New Roman"/>
+          <w:sz w:val="20"/>
+        </w:rPr>
+        <w:t xml:space="preserve"> benchmarked against its own on-chip ARM Cortex-A9. This table is offered to situate taoFPGA's design choices within the same architectural family as prior work, not to claim a device-independent performance ranking; the same discipline against overclaiming a comparison already governs the ViT workload-mismatch analysis of Section VI.D.</w:t>
       </w:r>
     </w:p>
     <w:p>
@@ -7688,19 +8927,21 @@
         <w:ind w:firstLine="288"/>
         <w:jc w:val="both"/>
       </w:pPr>
-      <w:r>
-        <w:rPr>
-          <w:rFonts w:ascii="Times New Roman" w:eastAsia="Times New Roman" w:hAnsi="Times New Roman"/>
-          <w:sz w:val="20"/>
-        </w:rPr>
-        <w:t>The design's three AXI DMA engines were synthesized with a 16-bit transfer-length register, capping any single DMA transfer at 65,536 bytes. This directly prevented benchmarking the real 768-wide ViT-Tiny MLP hidden dimension (a 192×768 weight buffer alone requires 147,456 bytes) and, more broadly, blocks batch processing entirely: streaming even two images' feature matrices against a shared weight matrix already overflows the ceiling for every benchmarked shape in this work. Splitting a transfer across mul</w:t>
-      </w:r>
-      <w:r>
-        <w:rPr>
-          <w:rFonts w:ascii="Times New Roman" w:eastAsia="Times New Roman" w:hAnsi="Times New Roman"/>
-          <w:sz w:val="20"/>
-        </w:rPr>
-        <w:t>tiple smaller DMA calls is not a safe software workaround with the current RTL, since the input buffer's write-address counters reset on the stream's tlast signal, which the design's direct-register DMA mode asserts at the end of every transfer issued — not only a genuinely final one — corrupting rather than merely truncating a chunked transfer. Appendix A.13 gives the full account of why this specific workaround was rejected, including the RTL trace that ruled it unsafe.</w:t>
+    </w:p>
+    <w:p>
+      <w:pPr>
+        <w:jc w:val="center"/>
+        <w:rPr>
+          <w:rFonts w:ascii="Times New Roman" w:eastAsia="Times New Roman" w:hAnsi="Times New Roman"/>
+          <w:b/>
+        </w:rPr>
+      </w:pPr>
+      <w:r>
+        <w:rPr>
+          <w:rFonts w:ascii="Times New Roman" w:eastAsia="Times New Roman" w:hAnsi="Times New Roman"/>
+          <w:b/>
+        </w:rPr>
+        <w:t>VII. ENGINEERING DISCUSSION, BOTTLENECKS &amp; FUTURE WORK</w:t>
       </w:r>
     </w:p>
     <w:p>
@@ -7714,7 +8955,7 @@
           <w:i/>
           <w:sz w:val="20"/>
         </w:rPr>
-        <w:t>B. Serial Softmax Throughput Bottleneck</w:t>
+        <w:t>A. DMA Buffer Boundary Constraints</w:t>
       </w:r>
     </w:p>
     <w:p>
@@ -7728,7 +8969,35 @@
           <w:rFonts w:ascii="Times New Roman" w:eastAsia="Times New Roman" w:hAnsi="Times New Roman"/>
           <w:sz w:val="20"/>
         </w:rPr>
-        <w:t>The systolic array produces A_size parallel INT8 results per cycle, while the Softmax engine consumes and produces exactly one scalar per cycle across three full passes over each row. This structural mismatch — a fully parallel two-dimensional compute stage feeding a one-dimensional serial normalization stage — is a standing throughput bottleneck independent of clock frequency or DSP utilization, and is the most direct architectural target for a future parallel or pipelined Softmax redesign.</w:t>
+        <w:t xml:space="preserve">The design's three AXI DMA engines were synthesized with a 16-bit transfer-length register, capping any single DMA transfer at 65,536 bytes. This directly prevented benchmarking the real 768-wide ViT-Tiny MLP hidden dimension (a 192×768 weight buffer alone requires 147,456 bytes) and, more broadly, blocks batch processing entirely: streaming even two images' feature matrices against a shared weight matrix already overflows the ceiling for every benchmarked shape in this work. Splitting a transfer across multiple smaller DMA calls is not a safe software workaround with the current RTL, since the input buffer's write-address counters reset on the stream's tlast signal, which the design's direct-register DMA mode asserts at the end of every transfer issued </w:t>
+      </w:r>
+      <w:r>
+        <w:rPr>
+          <w:rFonts w:ascii="Times New Roman" w:eastAsia="Times New Roman" w:hAnsi="Times New Roman"/>
+          <w:sz w:val="20"/>
+        </w:rPr>
+        <w:t>-</w:t>
+      </w:r>
+      <w:r>
+        <w:rPr>
+          <w:rFonts w:ascii="Times New Roman" w:eastAsia="Times New Roman" w:hAnsi="Times New Roman"/>
+          <w:sz w:val="20"/>
+        </w:rPr>
+        <w:t xml:space="preserve"> not only a genuinely final one </w:t>
+      </w:r>
+      <w:r>
+        <w:rPr>
+          <w:rFonts w:ascii="Times New Roman" w:eastAsia="Times New Roman" w:hAnsi="Times New Roman"/>
+          <w:sz w:val="20"/>
+        </w:rPr>
+        <w:t>-</w:t>
+      </w:r>
+      <w:r>
+        <w:rPr>
+          <w:rFonts w:ascii="Times New Roman" w:eastAsia="Times New Roman" w:hAnsi="Times New Roman"/>
+          <w:sz w:val="20"/>
+        </w:rPr>
+        <w:t xml:space="preserve"> corrupting rather than merely truncating a chunked transfer. Appendix A.13 gives the full account of why this specific workaround was rejected, including the RTL trace that ruled it unsafe.</w:t>
       </w:r>
     </w:p>
     <w:p>
@@ -7742,7 +9011,7 @@
           <w:i/>
           <w:sz w:val="20"/>
         </w:rPr>
-        <w:t>C. Architectural Roadmap</w:t>
+        <w:t>B. Serial Softmax Throughput Bottleneck</w:t>
       </w:r>
     </w:p>
     <w:p>
@@ -7756,28 +9025,49 @@
           <w:rFonts w:ascii="Times New Roman" w:eastAsia="Times New Roman" w:hAnsi="Times New Roman"/>
           <w:sz w:val="20"/>
         </w:rPr>
-        <w:t xml:space="preserve">Two concrete next steps follow directly from Sections VII.A–B: (i) replacing direct-register DMA with genuine Scatter-Gather DMA (or, more simply, re-synthesizing with a wider transfer-length register), giving explicit per-descriptor frame-boundary control and removing the single-transfer ceiling that currently blocks both full-width MLP evaluation and batch processing; and (ii) decoupling the matmul, Softmax, and GELU </w:t>
-      </w:r>
-      <w:r>
-        <w:rPr>
-          <w:rFonts w:ascii="Times New Roman" w:eastAsia="Times New Roman" w:hAnsi="Times New Roman"/>
-          <w:sz w:val="20"/>
-        </w:rPr>
-        <w:lastRenderedPageBreak/>
-        <w:t>stages into independent streaming nodes with real backpressure support, addressing both the serial Softmax bottleneck and a separately documented limitation in the GELU stage's lack of an internal skid buffer.</w:t>
-      </w:r>
-    </w:p>
-    <w:p>
-      <w:pPr>
-        <w:spacing w:before="240" w:after="120"/>
-        <w:jc w:val="center"/>
+        <w:t xml:space="preserve">The systolic array produces A_size parallel INT8 results per cycle, while the Softmax engine consumes and produces exactly one scalar per cycle across three full passes over each row. This structural mismatch </w:t>
+      </w:r>
+      <w:r>
+        <w:rPr>
+          <w:rFonts w:ascii="Times New Roman" w:eastAsia="Times New Roman" w:hAnsi="Times New Roman"/>
+          <w:sz w:val="20"/>
+        </w:rPr>
+        <w:t>-</w:t>
+      </w:r>
+      <w:r>
+        <w:rPr>
+          <w:rFonts w:ascii="Times New Roman" w:eastAsia="Times New Roman" w:hAnsi="Times New Roman"/>
+          <w:sz w:val="20"/>
+        </w:rPr>
+        <w:t xml:space="preserve"> a fully parallel two-dimensional compute stage feeding a one-dimensional serial normalization stage </w:t>
+      </w:r>
+      <w:r>
+        <w:rPr>
+          <w:rFonts w:ascii="Times New Roman" w:eastAsia="Times New Roman" w:hAnsi="Times New Roman"/>
+          <w:sz w:val="20"/>
+        </w:rPr>
+        <w:t>-</w:t>
+      </w:r>
+      <w:r>
+        <w:rPr>
+          <w:rFonts w:ascii="Times New Roman" w:eastAsia="Times New Roman" w:hAnsi="Times New Roman"/>
+          <w:sz w:val="20"/>
+        </w:rPr>
+        <w:t xml:space="preserve"> is a standing throughput bottleneck independent of clock frequency or DSP utilization, and is the most direct architectural target for a future parallel or pipelined Softmax redesign.</w:t>
+      </w:r>
+    </w:p>
+    <w:p>
+      <w:pPr>
+        <w:spacing w:before="160" w:after="80"/>
       </w:pPr>
       <w:r>
         <w:rPr>
           <w:rFonts w:ascii="Times New Roman" w:eastAsia="Times New Roman" w:hAnsi="Times New Roman"/>
           <w:b/>
-        </w:rPr>
-        <w:t>VIII. CONCLUSION</w:t>
+          <w:i/>
+          <w:sz w:val="20"/>
+        </w:rPr>
+        <w:t>C. Architectural Roadmap</w:t>
       </w:r>
     </w:p>
     <w:p>
@@ -7791,33 +9081,133 @@
           <w:rFonts w:ascii="Times New Roman" w:eastAsia="Times New Roman" w:hAnsi="Times New Roman"/>
           <w:sz w:val="20"/>
         </w:rPr>
-        <w:t>taoFPGA demonstrates a complete hardware/software co-design lifecycle for a quantized transformer processing core, from fixed-point mathematical formulation and tolerance-bounded RTL verification through physical signoff, real hardware bring-up, and a kernel-level benchmark against a genuinely validated software ViT baseline. Beyond the measured results — a 49.3% LUT reduction and 3.1% power reduction from a single synthesis-level fix, zero-error silicon validation at full verified scale, and up to 97.73× k</w:t>
-      </w:r>
-      <w:r>
-        <w:rPr>
-          <w:rFonts w:ascii="Times New Roman" w:eastAsia="Times New Roman" w:hAnsi="Times New Roman"/>
-          <w:sz w:val="20"/>
-        </w:rPr>
-        <w:t>ernel speedup over an embedded ARM CPU — the project's governing discipline throughout was to verify every layer of the system against its own ground truth rather than inherit correctness from an adjacent layer, and to report every limitation — architectural, numerical, or a hardware transfer ceiling — as precisely as the result being claimed. The 64 KB DMA ceiling and its Scatter-Gather resolution path, together with the serial Softmax bottleneck, define a clear and quantified roadmap for the next iteratio</w:t>
-      </w:r>
-      <w:r>
-        <w:rPr>
-          <w:rFonts w:ascii="Times New Roman" w:eastAsia="Times New Roman" w:hAnsi="Times New Roman"/>
-          <w:sz w:val="20"/>
-        </w:rPr>
-        <w:t>n of this work.</w:t>
+        <w:t>Two concrete next steps follow directly from Sections VII.A</w:t>
+      </w:r>
+      <w:r>
+        <w:rPr>
+          <w:rFonts w:ascii="Times New Roman" w:eastAsia="Times New Roman" w:hAnsi="Times New Roman"/>
+          <w:sz w:val="20"/>
+        </w:rPr>
+        <w:t>-</w:t>
+      </w:r>
+      <w:r>
+        <w:rPr>
+          <w:rFonts w:ascii="Times New Roman" w:eastAsia="Times New Roman" w:hAnsi="Times New Roman"/>
+          <w:sz w:val="20"/>
+        </w:rPr>
+        <w:t xml:space="preserve">B: (i) replacing direct-register DMA with genuine Scatter-Gather DMA (or, more simply, re-synthesizing with a wider transfer-length register), giving explicit per-descriptor frame-boundary control and removing the single-transfer ceiling </w:t>
+      </w:r>
+      <w:r>
+        <w:rPr>
+          <w:rFonts w:ascii="Times New Roman" w:eastAsia="Times New Roman" w:hAnsi="Times New Roman"/>
+          <w:sz w:val="20"/>
+        </w:rPr>
+        <w:t>that currently blocks both full-width MLP evaluation and batch processing; and (ii) decoupling the matmul, Softmax, and GELU stages into independent streaming nodes with real backpressure support, addressing both the serial Softmax bottleneck and a separately documented limitation in the GELU stage's lack of an internal skid buffer.</w:t>
       </w:r>
     </w:p>
     <w:p>
       <w:pPr>
         <w:spacing w:before="240" w:after="120"/>
         <w:jc w:val="center"/>
-      </w:pPr>
-      <w:r>
         <w:rPr>
           <w:rFonts w:ascii="Times New Roman" w:eastAsia="Times New Roman" w:hAnsi="Times New Roman"/>
           <w:b/>
         </w:rPr>
+      </w:pPr>
+    </w:p>
+    <w:p>
+      <w:pPr>
+        <w:spacing w:before="240" w:after="120"/>
+        <w:jc w:val="center"/>
+      </w:pPr>
+      <w:r>
+        <w:rPr>
+          <w:rFonts w:ascii="Times New Roman" w:eastAsia="Times New Roman" w:hAnsi="Times New Roman"/>
+          <w:b/>
+        </w:rPr>
+        <w:t>VIII. CONCLUSION</w:t>
+      </w:r>
+    </w:p>
+    <w:p>
+      <w:pPr>
+        <w:spacing w:after="120"/>
+        <w:ind w:firstLine="288"/>
+        <w:jc w:val="both"/>
+      </w:pPr>
+      <w:r>
+        <w:rPr>
+          <w:rFonts w:ascii="Times New Roman" w:eastAsia="Times New Roman" w:hAnsi="Times New Roman"/>
+          <w:sz w:val="20"/>
+        </w:rPr>
+        <w:t xml:space="preserve">taoFPGA demonstrates a complete hardware/software co-design lifecycle for a quantized transformer processing core, from fixed-point mathematical formulation and tolerance-bounded RTL verification through physical signoff, real hardware bring-up, and a kernel-level benchmark against a genuinely validated software ViT baseline. Beyond the measured results </w:t>
+      </w:r>
+      <w:r>
+        <w:rPr>
+          <w:rFonts w:ascii="Times New Roman" w:eastAsia="Times New Roman" w:hAnsi="Times New Roman"/>
+          <w:sz w:val="20"/>
+        </w:rPr>
+        <w:t>-</w:t>
+      </w:r>
+      <w:r>
+        <w:rPr>
+          <w:rFonts w:ascii="Times New Roman" w:eastAsia="Times New Roman" w:hAnsi="Times New Roman"/>
+          <w:sz w:val="20"/>
+        </w:rPr>
+        <w:t xml:space="preserve"> a 49.3% LUT reduction and 3.1% power reduction from a single synthesis-level fix, zero-error silicon validation at full verified scale, and up to 97.73× kernel speedup over an embedded ARM CPU </w:t>
+      </w:r>
+      <w:r>
+        <w:rPr>
+          <w:rFonts w:ascii="Times New Roman" w:eastAsia="Times New Roman" w:hAnsi="Times New Roman"/>
+          <w:sz w:val="20"/>
+        </w:rPr>
+        <w:t>-</w:t>
+      </w:r>
+      <w:r>
+        <w:rPr>
+          <w:rFonts w:ascii="Times New Roman" w:eastAsia="Times New Roman" w:hAnsi="Times New Roman"/>
+          <w:sz w:val="20"/>
+        </w:rPr>
+        <w:t xml:space="preserve"> the project's governing discipline throughout was to verify every layer of the system against its own ground truth rather than inherit correctness from an adjacent layer, and to report every limitation </w:t>
+      </w:r>
+      <w:r>
+        <w:rPr>
+          <w:rFonts w:ascii="Times New Roman" w:eastAsia="Times New Roman" w:hAnsi="Times New Roman"/>
+          <w:sz w:val="20"/>
+        </w:rPr>
+        <w:t>-</w:t>
+      </w:r>
+      <w:r>
+        <w:rPr>
+          <w:rFonts w:ascii="Times New Roman" w:eastAsia="Times New Roman" w:hAnsi="Times New Roman"/>
+          <w:sz w:val="20"/>
+        </w:rPr>
+        <w:t xml:space="preserve"> architectural, numerical, or a hardware transfer ceiling </w:t>
+      </w:r>
+      <w:r>
+        <w:rPr>
+          <w:rFonts w:ascii="Times New Roman" w:eastAsia="Times New Roman" w:hAnsi="Times New Roman"/>
+          <w:sz w:val="20"/>
+        </w:rPr>
+        <w:t>-</w:t>
+      </w:r>
+      <w:r>
+        <w:rPr>
+          <w:rFonts w:ascii="Times New Roman" w:eastAsia="Times New Roman" w:hAnsi="Times New Roman"/>
+          <w:sz w:val="20"/>
+        </w:rPr>
+        <w:t xml:space="preserve"> as precisely as the result being claimed. The 64 KB DMA ceiling and its Scatter-Gather resolution path, together with the serial Softmax bottleneck, define a clear and quantified roadmap for the next iteration of this work.</w:t>
+      </w:r>
+    </w:p>
+    <w:p>
+      <w:pPr>
+        <w:spacing w:before="240" w:after="120"/>
+        <w:jc w:val="center"/>
+      </w:pPr>
+      <w:r>
+        <w:rPr>
+          <w:rFonts w:ascii="Times New Roman" w:eastAsia="Times New Roman" w:hAnsi="Times New Roman"/>
+          <w:b/>
+        </w:rPr>
         <w:t>REFERENCES</w:t>
       </w:r>
     </w:p>
@@ -7890,6 +9280,7 @@
           <w:rFonts w:ascii="Times New Roman" w:eastAsia="Times New Roman" w:hAnsi="Times New Roman"/>
           <w:sz w:val="18"/>
         </w:rPr>
+        <w:lastRenderedPageBreak/>
         <w:t>[6] AMD/Xilinx, “Vivado Design Suite User Guide: Synthesis (UG901),” AMD, San Jose, CA, USA.</w:t>
       </w:r>
     </w:p>
@@ -7915,11 +9306,6 @@
           <w:sz w:val="18"/>
         </w:rPr>
         <w:t>[8] R. Wightman, “PyTorch Image Models (timm),” GitHub repository, 2019. [Online]. Available: https://github.com/huggingface/pytorch-image-models</w:t>
-      </w:r>
-    </w:p>
-    <w:p>
-      <w:r>
-        <w:br w:type="page"/>
       </w:r>
     </w:p>
     <w:p>
@@ -7928,12 +9314,6 @@
           <w:type w:val="continuous"/>
           <w:pgSz w:w="12240" w:h="15840" w:code="1"/>
           <w:pgMar w:top="1077" w:right="850" w:bottom="1417" w:left="850" w:header="720" w:footer="720" w:gutter="0"/>
-          <w:pgBorders w:display="firstPage" w:offsetFrom="page">
-            <w:top w:val="single" w:sz="4" w:space="24" w:color="auto"/>
-            <w:left w:val="single" w:sz="4" w:space="24" w:color="auto"/>
-            <w:bottom w:val="single" w:sz="4" w:space="24" w:color="auto"/>
-            <w:right w:val="single" w:sz="4" w:space="24" w:color="auto"/>
-          </w:pgBorders>
           <w:cols w:num="2" w:space="360"/>
           <w:docGrid w:linePitch="360"/>
         </w:sectPr>
@@ -7946,9 +9326,15 @@
           <w:ilvl w:val="0"/>
           <w:numId w:val="0"/>
         </w:numPr>
-      </w:pPr>
-      <w:r>
-        <w:lastRenderedPageBreak/>
+        <w:jc w:val="center"/>
+        <w:rPr>
+          <w:rFonts w:asciiTheme="minorHAnsi" w:hAnsiTheme="minorHAnsi"/>
+        </w:rPr>
+      </w:pPr>
+      <w:r>
+        <w:rPr>
+          <w:rFonts w:asciiTheme="minorHAnsi" w:hAnsiTheme="minorHAnsi"/>
+        </w:rPr>
         <w:t>Appendix A: Engineering Problems Encountered and Their Solutions</w:t>
       </w:r>
     </w:p>
@@ -7973,8 +9359,15 @@
           <w:ilvl w:val="0"/>
           <w:numId w:val="0"/>
         </w:numPr>
-      </w:pPr>
-      <w:r>
+        <w:jc w:val="center"/>
+        <w:rPr>
+          <w:rFonts w:asciiTheme="minorHAnsi" w:hAnsiTheme="minorHAnsi"/>
+        </w:rPr>
+      </w:pPr>
+      <w:r>
+        <w:rPr>
+          <w:rFonts w:asciiTheme="minorHAnsi" w:hAnsiTheme="minorHAnsi"/>
+        </w:rPr>
         <w:t>A.1 Elaboration-Time Memory Blowup From `generate`-Unrolled Test Arrays</w:t>
       </w:r>
     </w:p>
@@ -7989,7 +9382,35 @@
           <w:rFonts w:ascii="Times New Roman" w:eastAsia="Times New Roman" w:hAnsi="Times New Roman"/>
           <w:sz w:val="20"/>
         </w:rPr>
-        <w:t>Running the matmul testbench at full scale (200×96×160) crashed the entire simulation session -- not just the job, the whole host -- during Xcelium's native-code-generation phase.</w:t>
+        <w:t xml:space="preserve">Running the matmul testbench at full scale (200×96×160) crashed the entire simulation session </w:t>
+      </w:r>
+      <w:r>
+        <w:rPr>
+          <w:rFonts w:ascii="Times New Roman" w:eastAsia="Times New Roman" w:hAnsi="Times New Roman"/>
+          <w:sz w:val="20"/>
+        </w:rPr>
+        <w:t>-</w:t>
+      </w:r>
+      <w:r>
+        <w:rPr>
+          <w:rFonts w:ascii="Times New Roman" w:eastAsia="Times New Roman" w:hAnsi="Times New Roman"/>
+          <w:sz w:val="20"/>
+        </w:rPr>
+        <w:t xml:space="preserve"> not just the job, the whole host </w:t>
+      </w:r>
+      <w:r>
+        <w:rPr>
+          <w:rFonts w:ascii="Times New Roman" w:eastAsia="Times New Roman" w:hAnsi="Times New Roman"/>
+          <w:sz w:val="20"/>
+        </w:rPr>
+        <w:t>-</w:t>
+      </w:r>
+      <w:r>
+        <w:rPr>
+          <w:rFonts w:ascii="Times New Roman" w:eastAsia="Times New Roman" w:hAnsi="Times New Roman"/>
+          <w:sz w:val="20"/>
+        </w:rPr>
+        <w:t xml:space="preserve"> during Xcelium's native-code-generation phase.</w:t>
       </w:r>
     </w:p>
     <w:p>
@@ -8011,14 +9432,35 @@
           <w:rFonts w:ascii="Times New Roman" w:eastAsia="Times New Roman" w:hAnsi="Times New Roman"/>
           <w:sz w:val="20"/>
         </w:rPr>
-        <w:t>The partial log pointed at native-code generation for the testbench module itself. Hypothesis: `x_in_array`/`y_in_array`/`z_hard_array` were built with a SystemVerilog `generate` loop that elaborates one hardware object per scalar array element -- fine for genuinely parallel structures, catastrophic for a large lookup table. Rather than guess and risk a second crash, a resource-monitored, kill-switch-protected staged rollout (16³ → 32³ → 64³ → 128³, polling combined process RSS every 2 seconds with a hard k</w:t>
-      </w:r>
-      <w:r>
-        <w:rPr>
-          <w:rFonts w:ascii="Times New Roman" w:eastAsia="Times New Roman" w:hAnsi="Times New Roman"/>
-          <w:sz w:val="20"/>
-        </w:rPr>
-        <w:t>ill at 5,500MB) confirmed memory grew worse than quadratically -- 59MB → 76MB → 482MB → &gt;5,900MB and still climbing at 128³.</w:t>
+        <w:t xml:space="preserve">The partial log pointed at native-code generation for the testbench module itself. Hypothesis: `x_in_array`/`y_in_array`/`z_hard_array` were built with a SystemVerilog `generate` loop that elaborates one hardware object per scalar array element </w:t>
+      </w:r>
+      <w:r>
+        <w:rPr>
+          <w:rFonts w:ascii="Times New Roman" w:eastAsia="Times New Roman" w:hAnsi="Times New Roman"/>
+          <w:sz w:val="20"/>
+        </w:rPr>
+        <w:t>-</w:t>
+      </w:r>
+      <w:r>
+        <w:rPr>
+          <w:rFonts w:ascii="Times New Roman" w:eastAsia="Times New Roman" w:hAnsi="Times New Roman"/>
+          <w:sz w:val="20"/>
+        </w:rPr>
+        <w:t xml:space="preserve"> fine for genuinely parallel structures, catastrophic for a large lookup table. Rather than guess and risk a second crash, a resource-monitored, kill-switch-protected staged rollout (16³ → 32³ → 64³ → 128³, polling combined process RSS every 2 seconds with a hard kill at 5,500MB) confirmed memory grew worse than quadratically </w:t>
+      </w:r>
+      <w:r>
+        <w:rPr>
+          <w:rFonts w:ascii="Times New Roman" w:eastAsia="Times New Roman" w:hAnsi="Times New Roman"/>
+          <w:sz w:val="20"/>
+        </w:rPr>
+        <w:t>-</w:t>
+      </w:r>
+      <w:r>
+        <w:rPr>
+          <w:rFonts w:ascii="Times New Roman" w:eastAsia="Times New Roman" w:hAnsi="Times New Roman"/>
+          <w:sz w:val="20"/>
+        </w:rPr>
+        <w:t xml:space="preserve"> 59MB → 76MB → 482MB → &gt;5,900MB and still climbing at 128³.</w:t>
       </w:r>
     </w:p>
     <w:p>
@@ -8064,7 +9506,31 @@
           <w:i/>
           <w:sz w:val="20"/>
         </w:rPr>
-        <w:t>This is a real distinction between synthesizable-style hardware description and software-style data structures written in the same language: a `generate` loop is an elaboration-time construct, and using it to hold data (as opposed to genuinely parallel structure) doesn't scale. It's also a strong example of diagnosing a scaling problem with a bounded, safety-netted experiment instead of guessing -- the same protocol was reused for every large simulation/synthesis run for the rest of the project.</w:t>
+        <w:t xml:space="preserve">This is a real distinction between synthesizable-style hardware description and software-style data structures written in the same language: a `generate` loop is an elaboration-time construct, and using it to hold data (as opposed to genuinely parallel structure) doesn't scale. It's also </w:t>
+      </w:r>
+      <w:r>
+        <w:rPr>
+          <w:rFonts w:ascii="Times New Roman" w:eastAsia="Times New Roman" w:hAnsi="Times New Roman"/>
+          <w:i/>
+          <w:sz w:val="20"/>
+        </w:rPr>
+        <w:t xml:space="preserve">a strong example of diagnosing a scaling problem with a bounded, safety-netted experiment instead of guessing </w:t>
+      </w:r>
+      <w:r>
+        <w:rPr>
+          <w:rFonts w:ascii="Times New Roman" w:eastAsia="Times New Roman" w:hAnsi="Times New Roman"/>
+          <w:i/>
+          <w:sz w:val="20"/>
+        </w:rPr>
+        <w:t>-</w:t>
+      </w:r>
+      <w:r>
+        <w:rPr>
+          <w:rFonts w:ascii="Times New Roman" w:eastAsia="Times New Roman" w:hAnsi="Times New Roman"/>
+          <w:i/>
+          <w:sz w:val="20"/>
+        </w:rPr>
+        <w:t xml:space="preserve"> the same protocol was reused for every large simulation/synthesis run for the rest of the project.</w:t>
       </w:r>
     </w:p>
     <w:p>
@@ -8087,8 +9553,15 @@
           <w:ilvl w:val="0"/>
           <w:numId w:val="0"/>
         </w:numPr>
-      </w:pPr>
-      <w:r>
+        <w:jc w:val="center"/>
+        <w:rPr>
+          <w:rFonts w:asciiTheme="minorHAnsi" w:hAnsiTheme="minorHAnsi"/>
+        </w:rPr>
+      </w:pPr>
+      <w:r>
+        <w:rPr>
+          <w:rFonts w:asciiTheme="minorHAnsi" w:hAnsiTheme="minorHAnsi"/>
+        </w:rPr>
         <w:t>A.2 A Silent Compile Bug Hidden by an Untested Code Path</w:t>
       </w:r>
     </w:p>
@@ -8125,7 +9598,21 @@
           <w:rFonts w:ascii="Times New Roman" w:eastAsia="Times New Roman" w:hAnsi="Times New Roman"/>
           <w:sz w:val="20"/>
         </w:rPr>
-        <w:t>`git blame` showed a later commit had added instrumentation code that referenced `start_trans` above the line that actually declared it -- a pure ordering bug. The testbench had been silently uncompilable since that commit, but nothing had ever gotten far enough to hit it, because every previous attempt to run it had failed earlier, for an unrelated infrastructure reason.</w:t>
+        <w:t xml:space="preserve">`git blame` showed a later commit had added instrumentation code that referenced `start_trans` above the line that actually declared it </w:t>
+      </w:r>
+      <w:r>
+        <w:rPr>
+          <w:rFonts w:ascii="Times New Roman" w:eastAsia="Times New Roman" w:hAnsi="Times New Roman"/>
+          <w:sz w:val="20"/>
+        </w:rPr>
+        <w:t>-</w:t>
+      </w:r>
+      <w:r>
+        <w:rPr>
+          <w:rFonts w:ascii="Times New Roman" w:eastAsia="Times New Roman" w:hAnsi="Times New Roman"/>
+          <w:sz w:val="20"/>
+        </w:rPr>
+        <w:t xml:space="preserve"> a pure ordering bug. The testbench had been silently uncompilable since that commit, but nothing had ever gotten far enough to hit it, because every previous attempt to run it had failed earlier, for an unrelated infrastructure reason.</w:t>
       </w:r>
     </w:p>
     <w:p>
@@ -8171,7 +9658,23 @@
           <w:i/>
           <w:sz w:val="20"/>
         </w:rPr>
-        <w:t>A working-looking pipeline can hide a real, waiting compile bug indefinitely if nothing ever exercises the path that hits it. The practical lesson: don't assume a code path is fine just because nothing has complained about it yet -- absence of failure isn't evidence of correctness if the path was never actually reached.</w:t>
+        <w:t xml:space="preserve">A working-looking pipeline can hide a real, waiting compile bug indefinitely if nothing ever exercises the path that hits it. The practical lesson: don't assume a code path is fine just because nothing has complained about it yet </w:t>
+      </w:r>
+      <w:r>
+        <w:rPr>
+          <w:rFonts w:ascii="Times New Roman" w:eastAsia="Times New Roman" w:hAnsi="Times New Roman"/>
+          <w:i/>
+          <w:sz w:val="20"/>
+        </w:rPr>
+        <w:t>-</w:t>
+      </w:r>
+      <w:r>
+        <w:rPr>
+          <w:rFonts w:ascii="Times New Roman" w:eastAsia="Times New Roman" w:hAnsi="Times New Roman"/>
+          <w:i/>
+          <w:sz w:val="20"/>
+        </w:rPr>
+        <w:t xml:space="preserve"> absence of failure isn't evidence of correctness if the path was never actually reached.</w:t>
       </w:r>
     </w:p>
     <w:p>
@@ -8194,9 +9697,15 @@
           <w:ilvl w:val="0"/>
           <w:numId w:val="0"/>
         </w:numPr>
-      </w:pPr>
-      <w:r>
-        <w:lastRenderedPageBreak/>
+        <w:jc w:val="center"/>
+        <w:rPr>
+          <w:rFonts w:asciiTheme="minorHAnsi" w:hAnsiTheme="minorHAnsi"/>
+        </w:rPr>
+      </w:pPr>
+      <w:r>
+        <w:rPr>
+          <w:rFonts w:asciiTheme="minorHAnsi" w:hAnsiTheme="minorHAnsi"/>
+        </w:rPr>
         <w:t>A.3 A Documented, Deliberately-Deferred Bug That Was Still a Real Bug</w:t>
       </w:r>
     </w:p>
@@ -8211,7 +9720,21 @@
           <w:rFonts w:ascii="Times New Roman" w:eastAsia="Times New Roman" w:hAnsi="Times New Roman"/>
           <w:sz w:val="20"/>
         </w:rPr>
-        <w:t>`Softmax_control`'s scale output port was 4 bits wide (valid range 7-12) but `gelu.v`'s corresponding scale input port was only 3 bits wide (max value 7) -- the two IPs could only agree at exactly scale=7. This was already known and explicitly flagged in a code comment, left unfixed by whoever wrote the original integration blueprint.</w:t>
+        <w:t xml:space="preserve">`Softmax_control`'s scale output port was 4 bits wide (valid range 7-12) but `gelu.v`'s corresponding scale input port was only 3 bits wide (max value 7) </w:t>
+      </w:r>
+      <w:r>
+        <w:rPr>
+          <w:rFonts w:ascii="Times New Roman" w:eastAsia="Times New Roman" w:hAnsi="Times New Roman"/>
+          <w:sz w:val="20"/>
+        </w:rPr>
+        <w:t>-</w:t>
+      </w:r>
+      <w:r>
+        <w:rPr>
+          <w:rFonts w:ascii="Times New Roman" w:eastAsia="Times New Roman" w:hAnsi="Times New Roman"/>
+          <w:sz w:val="20"/>
+        </w:rPr>
+        <w:t xml:space="preserve"> the two IPs could only agree at exactly scale=7. This was already known and explicitly flagged in a code comment, left unfixed by whoever wrote the original integration blueprint.</w:t>
       </w:r>
     </w:p>
     <w:p>
@@ -8233,7 +9756,21 @@
           <w:rFonts w:ascii="Times New Roman" w:eastAsia="Times New Roman" w:hAnsi="Times New Roman"/>
           <w:sz w:val="20"/>
         </w:rPr>
-        <w:t>Reading `gelu.v`'s actual shift logic showed this wasn't a trivial port-width bump: the code assumed the input scale maxed out at 7 and had no branch for anything higher, so widening the port alone would have silently mis-shifted any newly representable value 8-15 as if it were 7 -- a correctness bug, not just a missing feature.</w:t>
+        <w:t xml:space="preserve">Reading `gelu.v`'s actual shift logic showed this wasn't a trivial port-width bump: the code assumed the input scale maxed out at 7 and had no branch for anything higher, so widening the port alone would have silently mis-shifted any newly representable value 8-15 as if it were 7 </w:t>
+      </w:r>
+      <w:r>
+        <w:rPr>
+          <w:rFonts w:ascii="Times New Roman" w:eastAsia="Times New Roman" w:hAnsi="Times New Roman"/>
+          <w:sz w:val="20"/>
+        </w:rPr>
+        <w:t>-</w:t>
+      </w:r>
+      <w:r>
+        <w:rPr>
+          <w:rFonts w:ascii="Times New Roman" w:eastAsia="Times New Roman" w:hAnsi="Times New Roman"/>
+          <w:sz w:val="20"/>
+        </w:rPr>
+        <w:t xml:space="preserve"> a correctness bug, not just a missing feature.</w:t>
       </w:r>
     </w:p>
     <w:p>
@@ -8248,6 +9785,7 @@
           <w:b/>
           <w:sz w:val="20"/>
         </w:rPr>
+        <w:lastRenderedPageBreak/>
         <w:t xml:space="preserve">Fix. </w:t>
       </w:r>
       <w:r>
@@ -8279,7 +9817,23 @@
           <w:i/>
           <w:sz w:val="20"/>
         </w:rPr>
-        <w:t>A code comment that says "known limitation, not fixed here" is not the same as "already handled" -- it's worth actively hunting these down rather than trusting they'll be addressed later by someone else. It's also a good interview example of reading an interface's actual implementation, not just its declared width, before trusting a narrow-looking fix.</w:t>
+        <w:t xml:space="preserve">A code comment that says "known limitation, not fixed here" is not the same as "already handled" </w:t>
+      </w:r>
+      <w:r>
+        <w:rPr>
+          <w:rFonts w:ascii="Times New Roman" w:eastAsia="Times New Roman" w:hAnsi="Times New Roman"/>
+          <w:i/>
+          <w:sz w:val="20"/>
+        </w:rPr>
+        <w:t>-</w:t>
+      </w:r>
+      <w:r>
+        <w:rPr>
+          <w:rFonts w:ascii="Times New Roman" w:eastAsia="Times New Roman" w:hAnsi="Times New Roman"/>
+          <w:i/>
+          <w:sz w:val="20"/>
+        </w:rPr>
+        <w:t xml:space="preserve"> it's worth actively hunting these down rather than trusting they'll be addressed later by someone else. It's also a good interview example of reading an interface's actual implementation, not just its declared width, before trusting a narrow-looking fix.</w:t>
       </w:r>
     </w:p>
     <w:p>
@@ -8302,8 +9856,15 @@
           <w:ilvl w:val="0"/>
           <w:numId w:val="0"/>
         </w:numPr>
-      </w:pPr>
-      <w:r>
+        <w:jc w:val="center"/>
+        <w:rPr>
+          <w:rFonts w:asciiTheme="minorHAnsi" w:hAnsiTheme="minorHAnsi"/>
+        </w:rPr>
+      </w:pPr>
+      <w:r>
+        <w:rPr>
+          <w:rFonts w:asciiTheme="minorHAnsi" w:hAnsiTheme="minorHAnsi"/>
+        </w:rPr>
         <w:t>A.4 Six Silent Parameter Mismatches Between Verified RTL and an Adopted Integration Script</w:t>
       </w:r>
     </w:p>
@@ -8340,7 +9901,21 @@
           <w:rFonts w:ascii="Times New Roman" w:eastAsia="Times New Roman" w:hAnsi="Times New Roman"/>
           <w:sz w:val="20"/>
         </w:rPr>
-        <w:t>Rather than fix the one visible value and move on, every one of the wrapper module's ten RTL-facing parameters was cross-referenced against the exact value the verified testbenches use. The audit found six mismatches, not one -- and the two most dangerous ones (a shift-width and a block-count-width parameter) were never even mentioned in the integration script at all, silently inheriting a stale wrapper default with no trace of the problem visible anywhere in the file someone would normally review.</w:t>
+        <w:t xml:space="preserve">Rather than fix the one visible value and move on, every one of the wrapper module's ten RTL-facing parameters was cross-referenced against the exact value the verified testbenches use. The audit found six mismatches, not one </w:t>
+      </w:r>
+      <w:r>
+        <w:rPr>
+          <w:rFonts w:ascii="Times New Roman" w:eastAsia="Times New Roman" w:hAnsi="Times New Roman"/>
+          <w:sz w:val="20"/>
+        </w:rPr>
+        <w:t>-</w:t>
+      </w:r>
+      <w:r>
+        <w:rPr>
+          <w:rFonts w:ascii="Times New Roman" w:eastAsia="Times New Roman" w:hAnsi="Times New Roman"/>
+          <w:sz w:val="20"/>
+        </w:rPr>
+        <w:t xml:space="preserve"> and the two most dangerous ones (a shift-width and a block-count-width parameter) were never even mentioned in the integration script at all, silently inheriting a stale wrapper default with no trace of the problem visible anywhere in the file someone would normally review.</w:t>
       </w:r>
     </w:p>
     <w:p>
@@ -8386,7 +9961,7 @@
           <w:i/>
           <w:sz w:val="20"/>
         </w:rPr>
-        <w:t>The core principle established here (and used for the rest of the project): verified RTL and testbenches are the source of truth, and any adopted external tooling gets adapted to match them -- never assumed correct just because it was machine-generated by the official tool. The specific lesson worth repeating in an interview: the values that are silently missing from a config (falling back to some default) are often more dangerous than the values that are visibly wrong, because nothing prompts a reviewer to</w:t>
+        <w:t xml:space="preserve">The core principle established here (and used for the rest of the project): verified RTL and testbenches are the source of truth, and any adopted external tooling gets adapted to match them </w:t>
       </w:r>
       <w:r>
         <w:rPr>
@@ -8394,7 +9969,15 @@
           <w:i/>
           <w:sz w:val="20"/>
         </w:rPr>
-        <w:t xml:space="preserve"> go check them.</w:t>
+        <w:t>-</w:t>
+      </w:r>
+      <w:r>
+        <w:rPr>
+          <w:rFonts w:ascii="Times New Roman" w:eastAsia="Times New Roman" w:hAnsi="Times New Roman"/>
+          <w:i/>
+          <w:sz w:val="20"/>
+        </w:rPr>
+        <w:t xml:space="preserve"> never assumed correct just because it was machine-generated by the official tool. The specific lesson worth repeating in an interview: the values that are silently missing from a config (falling back to some default) are often more dangerous than the values that are visibly wrong, because nothing prompts a reviewer to go check them.</w:t>
       </w:r>
     </w:p>
     <w:p>
@@ -8417,8 +10000,15 @@
           <w:ilvl w:val="0"/>
           <w:numId w:val="0"/>
         </w:numPr>
-      </w:pPr>
-      <w:r>
+        <w:jc w:val="center"/>
+        <w:rPr>
+          <w:rFonts w:asciiTheme="minorHAnsi" w:hAnsiTheme="minorHAnsi"/>
+        </w:rPr>
+      </w:pPr>
+      <w:r>
+        <w:rPr>
+          <w:rFonts w:asciiTheme="minorHAnsi" w:hAnsiTheme="minorHAnsi"/>
+        </w:rPr>
         <w:t>A.5 Async-Reset DRC Violations: Chasing One Root Cause Through Twelve Files</w:t>
       </w:r>
     </w:p>
@@ -8433,7 +10023,21 @@
           <w:rFonts w:ascii="Times New Roman" w:eastAsia="Times New Roman" w:hAnsi="Times New Roman"/>
           <w:sz w:val="20"/>
         </w:rPr>
-        <w:t>Post-synthesis DRC reported 40+ warnings that block-RAM control logic was driven by asynchronously reset registers -- a pattern Xilinx's own documentation warns can corrupt memory contents outside what static timing analysis can see.</w:t>
+        <w:t xml:space="preserve">Post-synthesis DRC reported 40+ warnings that block-RAM control logic was driven by asynchronously reset registers </w:t>
+      </w:r>
+      <w:r>
+        <w:rPr>
+          <w:rFonts w:ascii="Times New Roman" w:eastAsia="Times New Roman" w:hAnsi="Times New Roman"/>
+          <w:sz w:val="20"/>
+        </w:rPr>
+        <w:t>-</w:t>
+      </w:r>
+      <w:r>
+        <w:rPr>
+          <w:rFonts w:ascii="Times New Roman" w:eastAsia="Times New Roman" w:hAnsi="Times New Roman"/>
+          <w:sz w:val="20"/>
+        </w:rPr>
+        <w:t xml:space="preserve"> a pattern Xilinx's own documentation warns can corrupt memory contents outside what static timing analysis can see.</w:t>
       </w:r>
     </w:p>
     <w:p>
@@ -8455,14 +10059,21 @@
           <w:rFonts w:ascii="Times New Roman" w:eastAsia="Times New Roman" w:hAnsi="Times New Roman"/>
           <w:sz w:val="20"/>
         </w:rPr>
-        <w:t>What looked like a three-file fix (the buffer modules DRC actually named) grew to twelve files across three re-synthesis rounds: fixing the named files made the warning move to a different register one hierarchy level deeper each time -- first into a nested submodule, then into an unrelated width-adapter module with no "buffer" in its name at all. A project-wide grep for the actual anti-pattern (the specific asynchronous-reset sensitivity-list syntax) eventually enumerated the full remaining scope in one pa</w:t>
-      </w:r>
-      <w:r>
-        <w:rPr>
-          <w:rFonts w:ascii="Times New Roman" w:eastAsia="Times New Roman" w:hAnsi="Times New Roman"/>
-          <w:sz w:val="20"/>
-        </w:rPr>
-        <w:t>ss, rather than continuing to whack-a-mole one violation at a time.</w:t>
+        <w:t xml:space="preserve">What looked like a three-file fix (the buffer modules DRC actually named) grew to twelve files across three re-synthesis rounds: fixing the named files made the warning move to a different register one hierarchy level deeper each time </w:t>
+      </w:r>
+      <w:r>
+        <w:rPr>
+          <w:rFonts w:ascii="Times New Roman" w:eastAsia="Times New Roman" w:hAnsi="Times New Roman"/>
+          <w:sz w:val="20"/>
+        </w:rPr>
+        <w:t>-</w:t>
+      </w:r>
+      <w:r>
+        <w:rPr>
+          <w:rFonts w:ascii="Times New Roman" w:eastAsia="Times New Roman" w:hAnsi="Times New Roman"/>
+          <w:sz w:val="20"/>
+        </w:rPr>
+        <w:t xml:space="preserve"> first into a nested submodule, then into an unrelated width-adapter module with no "buffer" in its name at all. A project-wide grep for the actual anti-pattern (the specific asynchronous-reset sensitivity-list syntax) eventually enumerated the full remaining scope in one pass, rather than continuing to whack-a-mole one violation at a time.</w:t>
       </w:r>
     </w:p>
     <w:p>
@@ -8477,7 +10088,6 @@
           <w:b/>
           <w:sz w:val="20"/>
         </w:rPr>
-        <w:lastRenderedPageBreak/>
         <w:t xml:space="preserve">Fix. </w:t>
       </w:r>
       <w:r>
@@ -8485,7 +10095,35 @@
           <w:rFonts w:ascii="Times New Roman" w:eastAsia="Times New Roman" w:hAnsi="Times New Roman"/>
           <w:sz w:val="20"/>
         </w:rPr>
-        <w:t>Converted 60 `always` blocks across 12 files from asynchronous to synchronous reset -- Xilinx's own recommended remedy -- and re-verified bit-for-bit identical simulation results after every round.</w:t>
+        <w:t xml:space="preserve">Converted 60 `always` blocks across 12 files from asynchronous to synchronous reset </w:t>
+      </w:r>
+      <w:r>
+        <w:rPr>
+          <w:rFonts w:ascii="Times New Roman" w:eastAsia="Times New Roman" w:hAnsi="Times New Roman"/>
+          <w:sz w:val="20"/>
+        </w:rPr>
+        <w:t>-</w:t>
+      </w:r>
+      <w:r>
+        <w:rPr>
+          <w:rFonts w:ascii="Times New Roman" w:eastAsia="Times New Roman" w:hAnsi="Times New Roman"/>
+          <w:sz w:val="20"/>
+        </w:rPr>
+        <w:t xml:space="preserve"> Xilinx's own recommended remedy </w:t>
+      </w:r>
+      <w:r>
+        <w:rPr>
+          <w:rFonts w:ascii="Times New Roman" w:eastAsia="Times New Roman" w:hAnsi="Times New Roman"/>
+          <w:sz w:val="20"/>
+        </w:rPr>
+        <w:t>-</w:t>
+      </w:r>
+      <w:r>
+        <w:rPr>
+          <w:rFonts w:ascii="Times New Roman" w:eastAsia="Times New Roman" w:hAnsi="Times New Roman"/>
+          <w:sz w:val="20"/>
+        </w:rPr>
+        <w:t xml:space="preserve"> and re-verified bit-for-bit identical simulation results after every round.</w:t>
       </w:r>
     </w:p>
     <w:p>
@@ -8509,7 +10147,23 @@
           <w:i/>
           <w:sz w:val="20"/>
         </w:rPr>
-        <w:t>A DRC violation names the nearest offender on a signal path, not the full extent of the underlying pattern -- the same root cause can recur at every upstream hop in a handshake network, in modules that share no obvious naming relationship with where the symptom first appeared. This is also a clean example of when to stop iterating on individual violations and instead do one bounded, project-wide audit.</w:t>
+        <w:t xml:space="preserve">A DRC violation names the nearest offender on a signal path, not the full extent of the underlying pattern </w:t>
+      </w:r>
+      <w:r>
+        <w:rPr>
+          <w:rFonts w:ascii="Times New Roman" w:eastAsia="Times New Roman" w:hAnsi="Times New Roman"/>
+          <w:i/>
+          <w:sz w:val="20"/>
+        </w:rPr>
+        <w:t>-</w:t>
+      </w:r>
+      <w:r>
+        <w:rPr>
+          <w:rFonts w:ascii="Times New Roman" w:eastAsia="Times New Roman" w:hAnsi="Times New Roman"/>
+          <w:i/>
+          <w:sz w:val="20"/>
+        </w:rPr>
+        <w:t xml:space="preserve"> the same root cause can recur at every upstream hop in a handshake network, in modules that share no obvious naming relationship with where the symptom first appeared. This is also a clean example of when to stop iterating on individual violations and instead do one bounded, project-wide audit.</w:t>
       </w:r>
     </w:p>
     <w:p>
@@ -8532,8 +10186,15 @@
           <w:ilvl w:val="0"/>
           <w:numId w:val="0"/>
         </w:numPr>
-      </w:pPr>
-      <w:r>
+        <w:jc w:val="center"/>
+        <w:rPr>
+          <w:rFonts w:asciiTheme="minorHAnsi" w:hAnsiTheme="minorHAnsi"/>
+        </w:rPr>
+      </w:pPr>
+      <w:r>
+        <w:rPr>
+          <w:rFonts w:asciiTheme="minorHAnsi" w:hAnsiTheme="minorHAnsi"/>
+        </w:rPr>
         <w:t>A.6 Discovering the Full Pipeline Had Never Actually Been AXI-Wrapped</w:t>
       </w:r>
     </w:p>
@@ -8548,7 +10209,21 @@
           <w:rFonts w:ascii="Times New Roman" w:eastAsia="Times New Roman" w:hAnsi="Times New Roman"/>
           <w:sz w:val="20"/>
         </w:rPr>
-        <w:t>Before running full SoC integration, a check of the integration script's actual scope revealed it only ever wrapped the standalone matmul engine in AXI -- the complete matmul-Softmax-GELU pipeline this project had been calling "the accelerator" for many prior sections had never been given any AXI wrapping at all, only the raw ports the testbenches drive directly.</w:t>
+        <w:t xml:space="preserve">Before running full SoC integration, a check of the integration script's actual scope revealed it only ever wrapped the standalone matmul engine in AXI </w:t>
+      </w:r>
+      <w:r>
+        <w:rPr>
+          <w:rFonts w:ascii="Times New Roman" w:eastAsia="Times New Roman" w:hAnsi="Times New Roman"/>
+          <w:sz w:val="20"/>
+        </w:rPr>
+        <w:t>-</w:t>
+      </w:r>
+      <w:r>
+        <w:rPr>
+          <w:rFonts w:ascii="Times New Roman" w:eastAsia="Times New Roman" w:hAnsi="Times New Roman"/>
+          <w:sz w:val="20"/>
+        </w:rPr>
+        <w:t xml:space="preserve"> the complete matmul-Softmax-GELU pipeline this project had been calling "the accelerator" for many prior sections had never been given any AXI wrapping at all, only the raw ports the testbenches drive directly.</w:t>
       </w:r>
     </w:p>
     <w:p>
@@ -8592,7 +10267,29 @@
           <w:rFonts w:ascii="Times New Roman" w:eastAsia="Times New Roman" w:hAnsi="Times New Roman"/>
           <w:sz w:val="20"/>
         </w:rPr>
-        <w:t>Built a new AXI4-Lite/AXI4-Stream wrapper for the full pipeline, deliberately keeping the underlying RTL's own parameter names instead of introducing new aliases -- a direct, explicit application of the lesson from A.4, since renaming was exactly what caused that earlier drift bug. The new wrapper needed zero configuration overrides in the integration script as a direct result.</w:t>
+        <w:t xml:space="preserve">Built a new AXI4-Lite/AXI4-Stream wrapper for the full pipeline, deliberately keeping the underlying RTL's own </w:t>
+      </w:r>
+      <w:r>
+        <w:rPr>
+          <w:rFonts w:ascii="Times New Roman" w:eastAsia="Times New Roman" w:hAnsi="Times New Roman"/>
+          <w:sz w:val="20"/>
+        </w:rPr>
+        <w:lastRenderedPageBreak/>
+        <w:t xml:space="preserve">parameter names instead of introducing new aliases </w:t>
+      </w:r>
+      <w:r>
+        <w:rPr>
+          <w:rFonts w:ascii="Times New Roman" w:eastAsia="Times New Roman" w:hAnsi="Times New Roman"/>
+          <w:sz w:val="20"/>
+        </w:rPr>
+        <w:t>-</w:t>
+      </w:r>
+      <w:r>
+        <w:rPr>
+          <w:rFonts w:ascii="Times New Roman" w:eastAsia="Times New Roman" w:hAnsi="Times New Roman"/>
+          <w:sz w:val="20"/>
+        </w:rPr>
+        <w:t xml:space="preserve"> a direct, explicit application of the lesson from A.4, since renaming was exactly what caused that earlier drift bug. The new wrapper needed zero configuration overrides in the integration script as a direct result.</w:t>
       </w:r>
     </w:p>
     <w:p>
@@ -8616,7 +10313,23 @@
           <w:i/>
           <w:sz w:val="20"/>
         </w:rPr>
-        <w:t>"Run the existing integration script" is not always as simple as running it -- checking that its scope still matches what the rest of the project means by "the accelerator" is worth a pause before spending a synthesis run on the wrong target. This is also a strong example of a documented lesson actively changing how the next piece of work was built, not just how a bug was fixed after the fact.</w:t>
+        <w:t xml:space="preserve">"Run the existing integration script" is not always as simple as running it </w:t>
+      </w:r>
+      <w:r>
+        <w:rPr>
+          <w:rFonts w:ascii="Times New Roman" w:eastAsia="Times New Roman" w:hAnsi="Times New Roman"/>
+          <w:i/>
+          <w:sz w:val="20"/>
+        </w:rPr>
+        <w:t>-</w:t>
+      </w:r>
+      <w:r>
+        <w:rPr>
+          <w:rFonts w:ascii="Times New Roman" w:eastAsia="Times New Roman" w:hAnsi="Times New Roman"/>
+          <w:i/>
+          <w:sz w:val="20"/>
+        </w:rPr>
+        <w:t xml:space="preserve"> checking that its scope still matches what the rest of the project means by "the accelerator" is worth a pause before spending a synthesis run on the wrong target. This is also a strong example of a documented lesson actively changing how the next piece of work was built, not just how a bug was fixed after the fact.</w:t>
       </w:r>
     </w:p>
     <w:p>
@@ -8639,8 +10352,15 @@
           <w:ilvl w:val="0"/>
           <w:numId w:val="0"/>
         </w:numPr>
-      </w:pPr>
-      <w:r>
+        <w:jc w:val="center"/>
+        <w:rPr>
+          <w:rFonts w:asciiTheme="minorHAnsi" w:hAnsiTheme="minorHAnsi"/>
+        </w:rPr>
+      </w:pPr>
+      <w:r>
+        <w:rPr>
+          <w:rFonts w:asciiTheme="minorHAnsi" w:hAnsiTheme="minorHAnsi"/>
+        </w:rPr>
         <w:t>A.7 A Synthesis Attribute That Silently Did Nothing</w:t>
       </w:r>
     </w:p>
@@ -8655,7 +10375,21 @@
           <w:rFonts w:ascii="Times New Roman" w:eastAsia="Times New Roman" w:hAnsi="Times New Roman"/>
           <w:sz w:val="20"/>
         </w:rPr>
-        <w:t>DSP48E1 hard-macro usage sat at just 5.91% while LUT usage climbed toward 58% at the full-SoC level -- an inversion of what a matmul-dominated systolic array accelerator should look like. The first attempt to force multiplications onto DSP48E1s, by placing a `use_dsp` synthesis attribute directly above the multiply-accumulate `always` block, produced byte-identical utilization on re-synthesis: no error, and no effect.</w:t>
+        <w:t xml:space="preserve">DSP48E1 hard-macro usage sat at just 5.91% while LUT usage climbed toward 58% at the full-SoC level </w:t>
+      </w:r>
+      <w:r>
+        <w:rPr>
+          <w:rFonts w:ascii="Times New Roman" w:eastAsia="Times New Roman" w:hAnsi="Times New Roman"/>
+          <w:sz w:val="20"/>
+        </w:rPr>
+        <w:t>-</w:t>
+      </w:r>
+      <w:r>
+        <w:rPr>
+          <w:rFonts w:ascii="Times New Roman" w:eastAsia="Times New Roman" w:hAnsi="Times New Roman"/>
+          <w:sz w:val="20"/>
+        </w:rPr>
+        <w:t xml:space="preserve"> an inversion of what a matmul-dominated systolic array accelerator should look like. The first attempt to force multiplications onto DSP48E1s, by placing a `use_dsp` synthesis attribute directly above the multiply-accumulate `always` block, produced byte-identical utilization on re-synthesis: no error, and no effect.</w:t>
       </w:r>
     </w:p>
     <w:p>
@@ -8677,7 +10411,21 @@
           <w:rFonts w:ascii="Times New Roman" w:eastAsia="Times New Roman" w:hAnsi="Times New Roman"/>
           <w:sz w:val="20"/>
         </w:rPr>
-        <w:t>Per Xilinx UG901, the `use_dsp` attribute must attach to the register declaration that holds the multiply result, not the enclosing procedural block -- an attribute on the `always` statement itself isn't a recognized attachment point and is silently dropped during elaboration, with no warning.</w:t>
+        <w:t xml:space="preserve">Per Xilinx UG901, the `use_dsp` attribute must attach to the register declaration that holds the multiply result, not the enclosing procedural block </w:t>
+      </w:r>
+      <w:r>
+        <w:rPr>
+          <w:rFonts w:ascii="Times New Roman" w:eastAsia="Times New Roman" w:hAnsi="Times New Roman"/>
+          <w:sz w:val="20"/>
+        </w:rPr>
+        <w:t>-</w:t>
+      </w:r>
+      <w:r>
+        <w:rPr>
+          <w:rFonts w:ascii="Times New Roman" w:eastAsia="Times New Roman" w:hAnsi="Times New Roman"/>
+          <w:sz w:val="20"/>
+        </w:rPr>
+        <w:t xml:space="preserve"> an attribute on the `always` statement itself isn't a recognized attachment point and is silently dropped during elaboration, with no warning.</w:t>
       </w:r>
     </w:p>
     <w:p>
@@ -8699,14 +10447,21 @@
           <w:rFonts w:ascii="Times New Roman" w:eastAsia="Times New Roman" w:hAnsi="Times New Roman"/>
           <w:sz w:val="20"/>
         </w:rPr>
-        <w:t>Changed the relevant output from `output reg` to `output wire`, introduced a per-branch internal register carrying the attribute correctly, and drove the port via a continuous assignment -- functionally and cycle-timing identical to the original RTL. Re-synthesis then showed DSP48E1 usage jump from 13 to 205 and CARRY4 usage drop by more than half. True dual-8-bit DSP packing was considered and explicitly ruled out first, since it would have required restructuring the systolic array's timing skew, a real mi</w:t>
-      </w:r>
-      <w:r>
-        <w:rPr>
-          <w:rFonts w:ascii="Times New Roman" w:eastAsia="Times New Roman" w:hAnsi="Times New Roman"/>
-          <w:sz w:val="20"/>
-        </w:rPr>
-        <w:t>croarchitecture change; the chosen fix was a lower-risk partial 1:1 DSP mapping (12 of 16 systolic rows) sized to fit the chip's DSP budget.</w:t>
+        <w:t xml:space="preserve">Changed the relevant output from `output reg` to `output wire`, introduced a per-branch internal register carrying the attribute correctly, and drove the port via a continuous assignment </w:t>
+      </w:r>
+      <w:r>
+        <w:rPr>
+          <w:rFonts w:ascii="Times New Roman" w:eastAsia="Times New Roman" w:hAnsi="Times New Roman"/>
+          <w:sz w:val="20"/>
+        </w:rPr>
+        <w:t>-</w:t>
+      </w:r>
+      <w:r>
+        <w:rPr>
+          <w:rFonts w:ascii="Times New Roman" w:eastAsia="Times New Roman" w:hAnsi="Times New Roman"/>
+          <w:sz w:val="20"/>
+        </w:rPr>
+        <w:t xml:space="preserve"> functionally and cycle-timing identical to the original RTL. Re-synthesis then showed DSP48E1 usage jump from 13 to 205 and CARRY4 usage drop by more than half. True dual-8-bit DSP packing was considered and explicitly ruled out first, since it would have required restructuring the systolic array's timing skew, a real microarchitecture change; the chosen fix was a lower-risk partial 1:1 DSP mapping (12 of 16 systolic rows) sized to fit the chip's DSP budget.</w:t>
       </w:r>
     </w:p>
     <w:p>
@@ -8730,7 +10485,7 @@
           <w:i/>
           <w:sz w:val="20"/>
         </w:rPr>
-        <w:t xml:space="preserve">A synthesis pragma that produces no error and no effect is exactly the kind of silent failure that's easy to miss if you only check for compile errors, not utilization numbers before and after. This is one of the project's strongest single findings </w:t>
+        <w:t xml:space="preserve">A synthesis pragma that produces no error and no effect is exactly the kind of silent failure that's easy to miss if you only check for compile errors, not utilization numbers before and after. This is one of the project's strongest single findings and worth being able to explain precisely </w:t>
       </w:r>
       <w:r>
         <w:rPr>
@@ -8738,8 +10493,7 @@
           <w:i/>
           <w:sz w:val="20"/>
         </w:rPr>
-        <w:lastRenderedPageBreak/>
-        <w:t>and worth being able to explain precisely (attribute-attachment rules, wire-vs-reg, why the fix preserves identical behavior) in an interview.</w:t>
+        <w:t>(attribute-attachment rules, wire-vs-reg, why the fix preserves identical behavior) in an interview.</w:t>
       </w:r>
     </w:p>
     <w:p>
@@ -8762,8 +10516,15 @@
           <w:ilvl w:val="0"/>
           <w:numId w:val="0"/>
         </w:numPr>
-      </w:pPr>
-      <w:r>
+        <w:jc w:val="center"/>
+        <w:rPr>
+          <w:rFonts w:asciiTheme="minorHAnsi" w:hAnsiTheme="minorHAnsi"/>
+        </w:rPr>
+      </w:pPr>
+      <w:r>
+        <w:rPr>
+          <w:rFonts w:asciiTheme="minorHAnsi" w:hAnsiTheme="minorHAnsi"/>
+        </w:rPr>
         <w:t>A.8 Same Chip, Different Board: the PYNQ-Z1 to PYNQ-Z2 Hardware Audit</w:t>
       </w:r>
     </w:p>
@@ -8800,14 +10561,35 @@
           <w:rFonts w:ascii="Times New Roman" w:eastAsia="Times New Roman" w:hAnsi="Times New Roman"/>
           <w:sz w:val="20"/>
         </w:rPr>
-        <w:t>Both boards use the identical Zynq-7020 chip, so everything living inside the fabric (RTL, timing closure, utilization, the complete absence of any user I/O constraints file) travels unchanged. The real risk was narrower and easy to overlook: the integration script's PS7 configuration hardcodes not just a cosmetic board-name string but the actual DDR3 board-preset values -- part number, per-pin trace-length and delay figures -- that model the PYNQ-Z1 PCB's specific DDR3 layout, which is a different physical</w:t>
-      </w:r>
-      <w:r>
-        <w:rPr>
-          <w:rFonts w:ascii="Times New Roman" w:eastAsia="Times New Roman" w:hAnsi="Times New Roman"/>
-          <w:sz w:val="20"/>
-        </w:rPr>
-        <w:t xml:space="preserve"> board than the PYNQ-Z2 actually being used.</w:t>
+        <w:t xml:space="preserve">Both boards use the identical Zynq-7020 chip, so everything living inside the fabric (RTL, timing closure, utilization, the complete absence of any user I/O constraints file) travels unchanged. The real risk was narrower and easy to overlook: the integration script's PS7 configuration hardcodes not just a cosmetic board-name string but the actual DDR3 board-preset values </w:t>
+      </w:r>
+      <w:r>
+        <w:rPr>
+          <w:rFonts w:ascii="Times New Roman" w:eastAsia="Times New Roman" w:hAnsi="Times New Roman"/>
+          <w:sz w:val="20"/>
+        </w:rPr>
+        <w:t>-</w:t>
+      </w:r>
+      <w:r>
+        <w:rPr>
+          <w:rFonts w:ascii="Times New Roman" w:eastAsia="Times New Roman" w:hAnsi="Times New Roman"/>
+          <w:sz w:val="20"/>
+        </w:rPr>
+        <w:t xml:space="preserve"> part number, per-pin trace-length and delay figures </w:t>
+      </w:r>
+      <w:r>
+        <w:rPr>
+          <w:rFonts w:ascii="Times New Roman" w:eastAsia="Times New Roman" w:hAnsi="Times New Roman"/>
+          <w:sz w:val="20"/>
+        </w:rPr>
+        <w:t>-</w:t>
+      </w:r>
+      <w:r>
+        <w:rPr>
+          <w:rFonts w:ascii="Times New Roman" w:eastAsia="Times New Roman" w:hAnsi="Times New Roman"/>
+          <w:sz w:val="20"/>
+        </w:rPr>
+        <w:t xml:space="preserve"> that model the PYNQ-Z1 PCB's specific DDR3 layout, which is a different physical board than the PYNQ-Z2 actually being used.</w:t>
       </w:r>
     </w:p>
     <w:p>
@@ -8829,14 +10611,21 @@
           <w:rFonts w:ascii="Times New Roman" w:eastAsia="Times New Roman" w:hAnsi="Times New Roman"/>
           <w:sz w:val="20"/>
         </w:rPr>
-        <w:t>Deliberately did not hand-patch plausible-looking replacement numbers, since a fabricated-but-plausible DDR calibration value is worse than an honestly-wrong one -- it would look fixed while still being invented. Updated the board-part string to attempt the correct board identifier and left explicit inline comments flagging exactly which values are still PYNQ-Z1-specific, so the gap can't be silently forgotten. The correct fix (installing the board vendor's official Vivado board files and re-applying the pr</w:t>
-      </w:r>
-      <w:r>
-        <w:rPr>
-          <w:rFonts w:ascii="Times New Roman" w:eastAsia="Times New Roman" w:hAnsi="Times New Roman"/>
-          <w:sz w:val="20"/>
-        </w:rPr>
-        <w:t>eset from the GUI) was documented as the next concrete step rather than approximated.</w:t>
+        <w:t xml:space="preserve">Deliberately did not hand-patch plausible-looking replacement numbers, since a fabricated-but-plausible DDR calibration value is worse than an honestly-wrong one </w:t>
+      </w:r>
+      <w:r>
+        <w:rPr>
+          <w:rFonts w:ascii="Times New Roman" w:eastAsia="Times New Roman" w:hAnsi="Times New Roman"/>
+          <w:sz w:val="20"/>
+        </w:rPr>
+        <w:t>-</w:t>
+      </w:r>
+      <w:r>
+        <w:rPr>
+          <w:rFonts w:ascii="Times New Roman" w:eastAsia="Times New Roman" w:hAnsi="Times New Roman"/>
+          <w:sz w:val="20"/>
+        </w:rPr>
+        <w:t xml:space="preserve"> it would look fixed while still being invented. Updated the board-part string to attempt the correct board identifier and left explicit inline comments flagging exactly which values are still PYNQ-Z1-specific, so the gap can't be silently forgotten. The correct fix (installing the board vendor's official Vivado board files and re-applying the preset from the GUI) was documented as the next concrete step rather than approximated.</w:t>
       </w:r>
     </w:p>
     <w:p>
@@ -8860,7 +10649,23 @@
           <w:i/>
           <w:sz w:val="20"/>
         </w:rPr>
-        <w:t>"Same silicon part number" and "same board" are not the same claim -- a good interview answer distinguishes precisely which parts of a hardware design travel with the chip and which are tied to the physical board it sits on, and explains why guessing a DDR calibration number is actively worse than leaving it visibly unresolved.</w:t>
+        <w:t xml:space="preserve">"Same silicon part number" and "same board" are not the same claim </w:t>
+      </w:r>
+      <w:r>
+        <w:rPr>
+          <w:rFonts w:ascii="Times New Roman" w:eastAsia="Times New Roman" w:hAnsi="Times New Roman"/>
+          <w:i/>
+          <w:sz w:val="20"/>
+        </w:rPr>
+        <w:t>-</w:t>
+      </w:r>
+      <w:r>
+        <w:rPr>
+          <w:rFonts w:ascii="Times New Roman" w:eastAsia="Times New Roman" w:hAnsi="Times New Roman"/>
+          <w:i/>
+          <w:sz w:val="20"/>
+        </w:rPr>
+        <w:t xml:space="preserve"> a good interview answer distinguishes precisely which parts of a hardware design travel with the chip and which are tied to the physical board it sits on, and explains why guessing a DDR calibration number is actively worse than leaving it visibly unresolved.</w:t>
       </w:r>
     </w:p>
     <w:p>
@@ -8883,8 +10688,15 @@
           <w:ilvl w:val="0"/>
           <w:numId w:val="0"/>
         </w:numPr>
-      </w:pPr>
-      <w:r>
+        <w:jc w:val="center"/>
+        <w:rPr>
+          <w:rFonts w:asciiTheme="minorHAnsi" w:hAnsiTheme="minorHAnsi"/>
+        </w:rPr>
+      </w:pPr>
+      <w:r>
+        <w:rPr>
+          <w:rFonts w:asciiTheme="minorHAnsi" w:hAnsiTheme="minorHAnsi"/>
+        </w:rPr>
         <w:t>A.9 A Comprehensively Stale Software Driver, Found and Rebuilt From the Real Register Map</w:t>
       </w:r>
     </w:p>
@@ -8914,6 +10726,7 @@
           <w:b/>
           <w:sz w:val="20"/>
         </w:rPr>
+        <w:lastRenderedPageBreak/>
         <w:t xml:space="preserve">Investigation. </w:t>
       </w:r>
       <w:r>
@@ -8921,14 +10734,21 @@
           <w:rFonts w:ascii="Times New Roman" w:eastAsia="Times New Roman" w:hAnsi="Times New Roman"/>
           <w:sz w:val="20"/>
         </w:rPr>
-        <w:t>Rather than patch individual wrong values, the whole register/DMA contract was re-derived directly from the current RTL wrapper's own header comments and the real generated hardware description -- the same discipline established for the integration script in A.4. On the very first real hardware run, this caught a second, independent mismatch: PYNQ names a custom AXI-Lite peripheral after its actual AXI interface name, not its block instance name, so a hardcoded attribute path would have failed the moment it</w:t>
-      </w:r>
-      <w:r>
-        <w:rPr>
-          <w:rFonts w:ascii="Times New Roman" w:eastAsia="Times New Roman" w:hAnsi="Times New Roman"/>
-          <w:sz w:val="20"/>
-        </w:rPr>
-        <w:t xml:space="preserve"> was used.</w:t>
+        <w:t xml:space="preserve">Rather than patch individual wrong values, the whole register/DMA contract was re-derived directly from the current RTL wrapper's own header comments and the real generated hardware description </w:t>
+      </w:r>
+      <w:r>
+        <w:rPr>
+          <w:rFonts w:ascii="Times New Roman" w:eastAsia="Times New Roman" w:hAnsi="Times New Roman"/>
+          <w:sz w:val="20"/>
+        </w:rPr>
+        <w:t>-</w:t>
+      </w:r>
+      <w:r>
+        <w:rPr>
+          <w:rFonts w:ascii="Times New Roman" w:eastAsia="Times New Roman" w:hAnsi="Times New Roman"/>
+          <w:sz w:val="20"/>
+        </w:rPr>
+        <w:t xml:space="preserve"> the same discipline established for the integration script in A.4. On the very first real hardware run, this caught a second, independent mismatch: PYNQ names a custom AXI-Lite peripheral after its actual AXI interface name, not its block instance name, so a hardcoded attribute path would have failed the moment it was used.</w:t>
       </w:r>
     </w:p>
     <w:p>
@@ -8974,7 +10794,23 @@
           <w:i/>
           <w:sz w:val="20"/>
         </w:rPr>
-        <w:t>A driver that looks complete (helper functions, shape validation, error handling) can still be built entirely against the wrong version of the hardware -- every one of its wrong values traced back to a single root cause, that nobody had updated it since the hardware it targeted changed. It's also a clean example of not trusting an assumption about how a tool names things until checking the tool's own actual output.</w:t>
+        <w:t xml:space="preserve">A driver that looks complete (helper functions, shape validation, error handling) can still be built entirely against the wrong version of the hardware </w:t>
+      </w:r>
+      <w:r>
+        <w:rPr>
+          <w:rFonts w:ascii="Times New Roman" w:eastAsia="Times New Roman" w:hAnsi="Times New Roman"/>
+          <w:i/>
+          <w:sz w:val="20"/>
+        </w:rPr>
+        <w:t>-</w:t>
+      </w:r>
+      <w:r>
+        <w:rPr>
+          <w:rFonts w:ascii="Times New Roman" w:eastAsia="Times New Roman" w:hAnsi="Times New Roman"/>
+          <w:i/>
+          <w:sz w:val="20"/>
+        </w:rPr>
+        <w:t xml:space="preserve"> every one of its wrong values traced back to a single root cause, that nobody had updated it since the hardware it targeted changed. It's also a clean example of not trusting an assumption about how a tool names things until checking the tool's own actual output.</w:t>
       </w:r>
     </w:p>
     <w:p>
@@ -8997,9 +10833,15 @@
           <w:ilvl w:val="0"/>
           <w:numId w:val="0"/>
         </w:numPr>
-      </w:pPr>
-      <w:r>
-        <w:lastRenderedPageBreak/>
+        <w:jc w:val="center"/>
+        <w:rPr>
+          <w:rFonts w:asciiTheme="minorHAnsi" w:hAnsiTheme="minorHAnsi"/>
+        </w:rPr>
+      </w:pPr>
+      <w:r>
+        <w:rPr>
+          <w:rFonts w:asciiTheme="minorHAnsi" w:hAnsiTheme="minorHAnsi"/>
+        </w:rPr>
         <w:t>A.10 A Real, Reproducible Hardware/Software Mismatch, Diagnosed Methodically</w:t>
       </w:r>
     </w:p>
@@ -9014,7 +10856,21 @@
           <w:rFonts w:ascii="Times New Roman" w:eastAsia="Times New Roman" w:hAnsi="Times New Roman"/>
           <w:sz w:val="20"/>
         </w:rPr>
-        <w:t>The first numerical test on real PYNQ-Z2 hardware showed 11 of 256 output elements (about 4.3%) outside the golden model's tolerance -- every failing output was exactly zero, against expected values around 0.05-0.10.</w:t>
+        <w:t xml:space="preserve">The first numerical test on real PYNQ-Z2 hardware showed 11 of 256 output elements (about 4.3%) outside the golden model's tolerance </w:t>
+      </w:r>
+      <w:r>
+        <w:rPr>
+          <w:rFonts w:ascii="Times New Roman" w:eastAsia="Times New Roman" w:hAnsi="Times New Roman"/>
+          <w:sz w:val="20"/>
+        </w:rPr>
+        <w:t>-</w:t>
+      </w:r>
+      <w:r>
+        <w:rPr>
+          <w:rFonts w:ascii="Times New Roman" w:eastAsia="Times New Roman" w:hAnsi="Times New Roman"/>
+          <w:sz w:val="20"/>
+        </w:rPr>
+        <w:t xml:space="preserve"> every failing output was exactly zero, against expected values around 0.05-0.10.</w:t>
       </w:r>
     </w:p>
     <w:p>
@@ -9036,14 +10892,28 @@
           <w:rFonts w:ascii="Times New Roman" w:eastAsia="Times New Roman" w:hAnsi="Times New Roman"/>
           <w:sz w:val="20"/>
         </w:rPr>
-        <w:t>Investigated in a fixed order, ruling out cheaper explanations before touching RTL: re-ran the identical input three times and got bit-for-bit identical failures, ruling out timing noise; confirmed the FIFO-overflow safeguard hadn't fired; correlated 15 additional trials against each element's distance from its row's maximum value; and hand-traced the Softmax/Exp/Ln modules for a specific zero-output hypothesis, which the trace refuted. Rather than keep guessing by hand, wrote a standalone debug testbench r</w:t>
-      </w:r>
-      <w:r>
-        <w:rPr>
-          <w:rFonts w:ascii="Times New Roman" w:eastAsia="Times New Roman" w:hAnsi="Times New Roman"/>
-          <w:sz w:val="20"/>
-        </w:rPr>
-        <w:t>eproducing the exact failing row through the Softmax module alone, with a full internal-signal trace. It came back clean: the isolated module computed the correct, non-zero answer given the same inputs -- proving the bug, if it was a logic bug at all, had to be somewhere the isolated test couldn't reach (the real data path feeding it, the actual register configuration, or something only real hardware timing could expose).</w:t>
+        <w:t xml:space="preserve">Investigated in a fixed order, ruling out cheaper explanations before touching RTL: re-ran the identical input three times and got bit-for-bit identical failures, ruling out timing noise; confirmed the FIFO-overflow safeguard hadn't fired; correlated 15 additional trials against each element's distance from its row's maximum value; and hand-traced the Softmax/Exp/Ln modules for a specific zero-output hypothesis, which the trace refuted. Rather than keep guessing by hand, wrote a standalone debug testbench reproducing the exact failing row through the Softmax module alone, with a full internal-signal trace. It came back clean: the isolated module computed the correct, non-zero answer given the same inputs </w:t>
+      </w:r>
+      <w:r>
+        <w:rPr>
+          <w:rFonts w:ascii="Times New Roman" w:eastAsia="Times New Roman" w:hAnsi="Times New Roman"/>
+          <w:sz w:val="20"/>
+        </w:rPr>
+        <w:t>-</w:t>
+      </w:r>
+      <w:r>
+        <w:rPr>
+          <w:rFonts w:ascii="Times New Roman" w:eastAsia="Times New Roman" w:hAnsi="Times New Roman"/>
+          <w:sz w:val="20"/>
+        </w:rPr>
+        <w:t xml:space="preserve"> proving the bug, if it was a logic bug at all, had to be somewhere the isolated test couldn't reach (the real data path feeding it, the </w:t>
+      </w:r>
+      <w:r>
+        <w:rPr>
+          <w:rFonts w:ascii="Times New Roman" w:eastAsia="Times New Roman" w:hAnsi="Times New Roman"/>
+          <w:sz w:val="20"/>
+        </w:rPr>
+        <w:t>actual register configuration, or something only real hardware timing could expose).</w:t>
       </w:r>
     </w:p>
     <w:p>
@@ -9065,7 +10935,21 @@
           <w:rFonts w:ascii="Times New Roman" w:eastAsia="Times New Roman" w:hAnsi="Times New Roman"/>
           <w:sz w:val="20"/>
         </w:rPr>
-        <w:t>Not resolved by this test alone -- it correctly redirected the search rather than closing it (see A.11).</w:t>
+        <w:t xml:space="preserve">Not resolved by this test alone </w:t>
+      </w:r>
+      <w:r>
+        <w:rPr>
+          <w:rFonts w:ascii="Times New Roman" w:eastAsia="Times New Roman" w:hAnsi="Times New Roman"/>
+          <w:sz w:val="20"/>
+        </w:rPr>
+        <w:t>-</w:t>
+      </w:r>
+      <w:r>
+        <w:rPr>
+          <w:rFonts w:ascii="Times New Roman" w:eastAsia="Times New Roman" w:hAnsi="Times New Roman"/>
+          <w:sz w:val="20"/>
+        </w:rPr>
+        <w:t xml:space="preserve"> it correctly redirected the search rather than closing it (see A.11).</w:t>
       </w:r>
     </w:p>
     <w:p>
@@ -9112,8 +10996,15 @@
           <w:ilvl w:val="0"/>
           <w:numId w:val="0"/>
         </w:numPr>
-      </w:pPr>
-      <w:r>
+        <w:jc w:val="center"/>
+        <w:rPr>
+          <w:rFonts w:asciiTheme="minorHAnsi" w:hAnsiTheme="minorHAnsi"/>
+        </w:rPr>
+      </w:pPr>
+      <w:r>
+        <w:rPr>
+          <w:rFonts w:asciiTheme="minorHAnsi" w:hAnsiTheme="minorHAnsi"/>
+        </w:rPr>
         <w:t>A.11 The Real Root Cause: a Tiny-Shape Edge Case, Not a Design Flaw</w:t>
       </w:r>
     </w:p>
@@ -9150,7 +11041,35 @@
           <w:rFonts w:ascii="Times New Roman" w:eastAsia="Times New Roman" w:hAnsi="Times New Roman"/>
           <w:sz w:val="20"/>
         </w:rPr>
-        <w:t>Every failing test up to this point -- including every test in A.10 -- used matrix-block-count values far smaller than anything the design had ever actually been verified at. Re-running the exact shape and configuration the full-pipeline simulation had already verified end-to-end (200×96×160) through the same real hardware path produced 0 of 32,000 output elements outside tolerance: the accelerator is correct on real silicon at the scale it was designed and verified for.</w:t>
+        <w:t xml:space="preserve">Every failing test up to this point </w:t>
+      </w:r>
+      <w:r>
+        <w:rPr>
+          <w:rFonts w:ascii="Times New Roman" w:eastAsia="Times New Roman" w:hAnsi="Times New Roman"/>
+          <w:sz w:val="20"/>
+        </w:rPr>
+        <w:t>-</w:t>
+      </w:r>
+      <w:r>
+        <w:rPr>
+          <w:rFonts w:ascii="Times New Roman" w:eastAsia="Times New Roman" w:hAnsi="Times New Roman"/>
+          <w:sz w:val="20"/>
+        </w:rPr>
+        <w:t xml:space="preserve"> including every test in A.10 </w:t>
+      </w:r>
+      <w:r>
+        <w:rPr>
+          <w:rFonts w:ascii="Times New Roman" w:eastAsia="Times New Roman" w:hAnsi="Times New Roman"/>
+          <w:sz w:val="20"/>
+        </w:rPr>
+        <w:t>-</w:t>
+      </w:r>
+      <w:r>
+        <w:rPr>
+          <w:rFonts w:ascii="Times New Roman" w:eastAsia="Times New Roman" w:hAnsi="Times New Roman"/>
+          <w:sz w:val="20"/>
+        </w:rPr>
+        <w:t xml:space="preserve"> used matrix-block-count values far smaller than anything the design had ever actually been verified at. Re-running the exact shape and configuration the full-pipeline simulation had already verified end-to-end (200×96×160) through the same real hardware path produced 0 of 32,000 output elements outside tolerance: the accelerator is correct on real silicon at the scale it was designed and verified for.</w:t>
       </w:r>
     </w:p>
     <w:p>
@@ -9196,7 +11115,7 @@
           <w:i/>
           <w:sz w:val="20"/>
         </w:rPr>
-        <w:t>This is the project's central verification lesson: a "quick" small smoke test accidentally exercised a completely different, never-validated region of the design's parameter space, and nearly turned a genuine but narrow edge case into a false alarm about the whole accelerator's correctness. The decisive move wasn't a cleverer hypothesis -- it was re-running the exact condition already proven correct and confirming the result actually matched. A strong interview point: distinguishing "the design is wrong" fr</w:t>
+        <w:t xml:space="preserve">This is the project's central verification lesson: a "quick" small smoke test accidentally exercised a completely different, never-validated region of the design's parameter space, and nearly turned a genuine but narrow edge case into a false alarm about the whole accelerator's correctness. The decisive move wasn't a cleverer hypothesis </w:t>
       </w:r>
       <w:r>
         <w:rPr>
@@ -9204,7 +11123,24 @@
           <w:i/>
           <w:sz w:val="20"/>
         </w:rPr>
-        <w:t>om "my test exercised an unverified corner of the design" is a real, valuable engineering skill.</w:t>
+        <w:t>-</w:t>
+      </w:r>
+      <w:r>
+        <w:rPr>
+          <w:rFonts w:ascii="Times New Roman" w:eastAsia="Times New Roman" w:hAnsi="Times New Roman"/>
+          <w:i/>
+          <w:sz w:val="20"/>
+        </w:rPr>
+        <w:t xml:space="preserve"> it was re-running the exact condition already proven correct and confirming the result actually matched. A strong interview </w:t>
+      </w:r>
+      <w:r>
+        <w:rPr>
+          <w:rFonts w:ascii="Times New Roman" w:eastAsia="Times New Roman" w:hAnsi="Times New Roman"/>
+          <w:i/>
+          <w:sz w:val="20"/>
+        </w:rPr>
+        <w:lastRenderedPageBreak/>
+        <w:t>point: distinguishing "the design is wrong" from "my test exercised an unverified corner of the design" is a real, valuable engineering skill.</w:t>
       </w:r>
     </w:p>
     <w:p>
@@ -9227,8 +11163,15 @@
           <w:ilvl w:val="0"/>
           <w:numId w:val="0"/>
         </w:numPr>
-      </w:pPr>
-      <w:r>
+        <w:jc w:val="center"/>
+        <w:rPr>
+          <w:rFonts w:asciiTheme="minorHAnsi" w:hAnsiTheme="minorHAnsi"/>
+        </w:rPr>
+      </w:pPr>
+      <w:r>
+        <w:rPr>
+          <w:rFonts w:asciiTheme="minorHAnsi" w:hAnsiTheme="minorHAnsi"/>
+        </w:rPr>
         <w:t>A.12 Refusing to Report a Speedup the Pipeline Doesn't Actually Support</w:t>
       </w:r>
     </w:p>
@@ -9258,7 +11201,6 @@
           <w:b/>
           <w:sz w:val="20"/>
         </w:rPr>
-        <w:lastRenderedPageBreak/>
         <w:t xml:space="preserve">Investigation. </w:t>
       </w:r>
       <w:r>
@@ -9312,7 +11254,23 @@
           <w:i/>
           <w:sz w:val="20"/>
         </w:rPr>
-        <w:t>The most valuable check before writing a benchmark is often not the code, it's whether the comparison it will report is actually true. This is a strong example of scientific/engineering integrity under pressure to produce an impressive number -- exactly the kind of judgment call an interviewer may probe for directly.</w:t>
+        <w:t xml:space="preserve">The most valuable check before writing a benchmark is often not the code, it's whether the comparison it will report is actually true. This is a strong example of scientific/engineering integrity under pressure to produce an impressive number </w:t>
+      </w:r>
+      <w:r>
+        <w:rPr>
+          <w:rFonts w:ascii="Times New Roman" w:eastAsia="Times New Roman" w:hAnsi="Times New Roman"/>
+          <w:i/>
+          <w:sz w:val="20"/>
+        </w:rPr>
+        <w:t>-</w:t>
+      </w:r>
+      <w:r>
+        <w:rPr>
+          <w:rFonts w:ascii="Times New Roman" w:eastAsia="Times New Roman" w:hAnsi="Times New Roman"/>
+          <w:i/>
+          <w:sz w:val="20"/>
+        </w:rPr>
+        <w:t xml:space="preserve"> exactly the kind of judgment call an interviewer may probe for directly.</w:t>
       </w:r>
     </w:p>
     <w:p>
@@ -9335,8 +11293,15 @@
           <w:ilvl w:val="0"/>
           <w:numId w:val="0"/>
         </w:numPr>
-      </w:pPr>
-      <w:r>
+        <w:jc w:val="center"/>
+        <w:rPr>
+          <w:rFonts w:asciiTheme="minorHAnsi" w:hAnsiTheme="minorHAnsi"/>
+        </w:rPr>
+      </w:pPr>
+      <w:r>
+        <w:rPr>
+          <w:rFonts w:asciiTheme="minorHAnsi" w:hAnsiTheme="minorHAnsi"/>
+        </w:rPr>
         <w:t>A.13 A 64KB DMA Ceiling, and Why the Obvious Workaround Would Have Silently Corrupted Data</w:t>
       </w:r>
     </w:p>
@@ -9373,14 +11338,56 @@
           <w:rFonts w:ascii="Times New Roman" w:eastAsia="Times New Roman" w:hAnsi="Times New Roman"/>
           <w:sz w:val="20"/>
         </w:rPr>
-        <w:t>Root cause: the three DMA cores were synthesized with a 16-bit transfer-length register, capping any single transfer at 64KB, and the larger shape's data exceeded that. The obvious-looking fix -- split the oversized transfer into several smaller DMA calls -- was checked against the actual RTL before being used: the input buffer's write-address counters reset to zero on the stream's end-of-frame signal, and this DMA mode asserts that signal at the end of every transfer, not only a genuine final one. Two chun</w:t>
-      </w:r>
-      <w:r>
-        <w:rPr>
-          <w:rFonts w:ascii="Times New Roman" w:eastAsia="Times New Roman" w:hAnsi="Times New Roman"/>
-          <w:sz w:val="20"/>
-        </w:rPr>
-        <w:t>ked transfers would each look like "the last one" to the RTL, so the second chunk would silently overwrite the first from address zero instead of continuing it -- corrupting the buffer rather than raising any visible error.</w:t>
+        <w:t xml:space="preserve">Root cause: the three DMA cores were synthesized with a 16-bit transfer-length register, capping any </w:t>
+      </w:r>
+      <w:r>
+        <w:rPr>
+          <w:rFonts w:ascii="Times New Roman" w:eastAsia="Times New Roman" w:hAnsi="Times New Roman"/>
+          <w:sz w:val="20"/>
+        </w:rPr>
+        <w:t xml:space="preserve">single transfer at 64KB, and the larger shape's data exceeded that. The obvious-looking fix </w:t>
+      </w:r>
+      <w:r>
+        <w:rPr>
+          <w:rFonts w:ascii="Times New Roman" w:eastAsia="Times New Roman" w:hAnsi="Times New Roman"/>
+          <w:sz w:val="20"/>
+        </w:rPr>
+        <w:t>-</w:t>
+      </w:r>
+      <w:r>
+        <w:rPr>
+          <w:rFonts w:ascii="Times New Roman" w:eastAsia="Times New Roman" w:hAnsi="Times New Roman"/>
+          <w:sz w:val="20"/>
+        </w:rPr>
+        <w:t xml:space="preserve"> split the oversized transfer into several smaller DMA calls </w:t>
+      </w:r>
+      <w:r>
+        <w:rPr>
+          <w:rFonts w:ascii="Times New Roman" w:eastAsia="Times New Roman" w:hAnsi="Times New Roman"/>
+          <w:sz w:val="20"/>
+        </w:rPr>
+        <w:t>-</w:t>
+      </w:r>
+      <w:r>
+        <w:rPr>
+          <w:rFonts w:ascii="Times New Roman" w:eastAsia="Times New Roman" w:hAnsi="Times New Roman"/>
+          <w:sz w:val="20"/>
+        </w:rPr>
+        <w:t xml:space="preserve"> was checked against the actual RTL before being used: the input buffer's write-address counters reset to zero on the stream's end-of-frame signal, and this DMA mode asserts that signal at the end of every transfer, not only a genuine final one. Two chunked transfers would each look like "the last one" to the RTL, so the second chunk would silently overwrite the first from address zero instead of continuing it </w:t>
+      </w:r>
+      <w:r>
+        <w:rPr>
+          <w:rFonts w:ascii="Times New Roman" w:eastAsia="Times New Roman" w:hAnsi="Times New Roman"/>
+          <w:sz w:val="20"/>
+        </w:rPr>
+        <w:t>-</w:t>
+      </w:r>
+      <w:r>
+        <w:rPr>
+          <w:rFonts w:ascii="Times New Roman" w:eastAsia="Times New Roman" w:hAnsi="Times New Roman"/>
+          <w:sz w:val="20"/>
+        </w:rPr>
+        <w:t xml:space="preserve"> corrupting the buffer rather than raising any visible error.</w:t>
       </w:r>
     </w:p>
     <w:p>
@@ -9402,7 +11409,35 @@
           <w:rFonts w:ascii="Times New Roman" w:eastAsia="Times New Roman" w:hAnsi="Times New Roman"/>
           <w:sz w:val="20"/>
         </w:rPr>
-        <w:t>Capped the affected benchmark shape at the largest size that fits within the 64KB ceiling, labeled explicitly (in code and in printed output) as DMA-limited rather than the true target dimension. The real fix -- a wider transfer-length register, or genuine Scatter-Gather DMA with explicit end-of-frame control per descriptor -- needs re-synthesis and was logged as a specific, well-understood open item rather than implemented under time pressure.</w:t>
+        <w:t xml:space="preserve">Capped the affected benchmark shape at the largest size that fits within the 64KB ceiling, labeled explicitly (in code and in printed output) as DMA-limited rather than the true target dimension. The real fix </w:t>
+      </w:r>
+      <w:r>
+        <w:rPr>
+          <w:rFonts w:ascii="Times New Roman" w:eastAsia="Times New Roman" w:hAnsi="Times New Roman"/>
+          <w:sz w:val="20"/>
+        </w:rPr>
+        <w:t>-</w:t>
+      </w:r>
+      <w:r>
+        <w:rPr>
+          <w:rFonts w:ascii="Times New Roman" w:eastAsia="Times New Roman" w:hAnsi="Times New Roman"/>
+          <w:sz w:val="20"/>
+        </w:rPr>
+        <w:t xml:space="preserve"> a wider transfer-length register, or genuine Scatter-Gather DMA with explicit end-of-frame control per descriptor </w:t>
+      </w:r>
+      <w:r>
+        <w:rPr>
+          <w:rFonts w:ascii="Times New Roman" w:eastAsia="Times New Roman" w:hAnsi="Times New Roman"/>
+          <w:sz w:val="20"/>
+        </w:rPr>
+        <w:t>-</w:t>
+      </w:r>
+      <w:r>
+        <w:rPr>
+          <w:rFonts w:ascii="Times New Roman" w:eastAsia="Times New Roman" w:hAnsi="Times New Roman"/>
+          <w:sz w:val="20"/>
+        </w:rPr>
+        <w:t xml:space="preserve"> needs re-synthesis and was logged as a specific, well-understood open item rather than implemented under time pressure.</w:t>
       </w:r>
     </w:p>
     <w:p>
@@ -9426,7 +11461,23 @@
           <w:i/>
           <w:sz w:val="20"/>
         </w:rPr>
-        <w:t>The fastest-looking fix for a hardware error is not automatically the correct one -- tracing exactly what a workaround would do to the specific RTL logic involved caught a data-corrupting bug before it shipped. This is a good example of hardware/software co-design intuition: a software-only fix (chunking) can be actively unsafe when the hardware's own protocol semantics (what "last transfer" means at the RTL level) don't match what the software layer assumes.</w:t>
+        <w:t xml:space="preserve">The fastest-looking fix for a hardware error is not automatically the correct one </w:t>
+      </w:r>
+      <w:r>
+        <w:rPr>
+          <w:rFonts w:ascii="Times New Roman" w:eastAsia="Times New Roman" w:hAnsi="Times New Roman"/>
+          <w:i/>
+          <w:sz w:val="20"/>
+        </w:rPr>
+        <w:t>-</w:t>
+      </w:r>
+      <w:r>
+        <w:rPr>
+          <w:rFonts w:ascii="Times New Roman" w:eastAsia="Times New Roman" w:hAnsi="Times New Roman"/>
+          <w:i/>
+          <w:sz w:val="20"/>
+        </w:rPr>
+        <w:t xml:space="preserve"> tracing exactly what a workaround would do to the specific RTL logic involved caught a data-corrupting bug before it shipped. This is a good example of hardware/software co-design intuition: a software-only fix (chunking) can be actively unsafe when the hardware's own protocol semantics (what "last transfer" means at the RTL level) don't match what the software layer assumes.</w:t>
       </w:r>
     </w:p>
     <w:p>
@@ -9454,8 +11505,15 @@
           <w:ilvl w:val="0"/>
           <w:numId w:val="0"/>
         </w:numPr>
-      </w:pPr>
-      <w:r>
+        <w:jc w:val="center"/>
+        <w:rPr>
+          <w:rFonts w:asciiTheme="minorHAnsi" w:hAnsiTheme="minorHAnsi"/>
+        </w:rPr>
+      </w:pPr>
+      <w:r>
+        <w:rPr>
+          <w:rFonts w:asciiTheme="minorHAnsi" w:hAnsiTheme="minorHAnsi"/>
+        </w:rPr>
         <w:lastRenderedPageBreak/>
         <w:t>Appendix B: General Engineering Principles</w:t>
       </w:r>
@@ -9471,7 +11529,21 @@
           <w:rFonts w:ascii="Times New Roman" w:eastAsia="Times New Roman" w:hAnsi="Times New Roman"/>
           <w:sz w:val="20"/>
         </w:rPr>
-        <w:t>The individual problems in Appendix A share a smaller number of recurring principles. They are collected here as a standalone summary -- useful as a direct answer to a broader interview question such as "what did you learn from this project," independent of any single bug.</w:t>
+        <w:t xml:space="preserve">The individual problems in Appendix A share a smaller number of recurring principles. They are collected here as a standalone summary </w:t>
+      </w:r>
+      <w:r>
+        <w:rPr>
+          <w:rFonts w:ascii="Times New Roman" w:eastAsia="Times New Roman" w:hAnsi="Times New Roman"/>
+          <w:sz w:val="20"/>
+        </w:rPr>
+        <w:t>-</w:t>
+      </w:r>
+      <w:r>
+        <w:rPr>
+          <w:rFonts w:ascii="Times New Roman" w:eastAsia="Times New Roman" w:hAnsi="Times New Roman"/>
+          <w:sz w:val="20"/>
+        </w:rPr>
+        <w:t xml:space="preserve"> useful as a direct answer to a broader interview question such as "what did you learn from this project," independent of any single bug.</w:t>
       </w:r>
     </w:p>
     <w:p>
@@ -9492,7 +11564,21 @@
           <w:rFonts w:ascii="Times New Roman" w:eastAsia="Times New Roman" w:hAnsi="Times New Roman"/>
           <w:sz w:val="20"/>
         </w:rPr>
-        <w:t>Verify infrastructure and environment assumptions before a deep technical investigation -- the single largest time cost early in this project (project_story.md §1-5) turned out not to be a design bug at all.</w:t>
+        <w:t xml:space="preserve">Verify infrastructure and environment assumptions before a deep technical investigation </w:t>
+      </w:r>
+      <w:r>
+        <w:rPr>
+          <w:rFonts w:ascii="Times New Roman" w:eastAsia="Times New Roman" w:hAnsi="Times New Roman"/>
+          <w:sz w:val="20"/>
+        </w:rPr>
+        <w:t>-</w:t>
+      </w:r>
+      <w:r>
+        <w:rPr>
+          <w:rFonts w:ascii="Times New Roman" w:eastAsia="Times New Roman" w:hAnsi="Times New Roman"/>
+          <w:sz w:val="20"/>
+        </w:rPr>
+        <w:t xml:space="preserve"> the single largest time cost early in this project (project_story.md §1-5) turned out not to be a design bug at all.</w:t>
       </w:r>
     </w:p>
     <w:p>
@@ -9555,7 +11641,21 @@
           <w:rFonts w:ascii="Times New Roman" w:eastAsia="Times New Roman" w:hAnsi="Times New Roman"/>
           <w:sz w:val="20"/>
         </w:rPr>
-        <w:t>A previously-fixed bug can silently reappear at a new scale if a related sizing parameter wasn't raised with it -- read and respect a file's own inline warnings about this.</w:t>
+        <w:t xml:space="preserve">A previously-fixed bug can silently reappear at a new scale if a related sizing parameter wasn't raised with it </w:t>
+      </w:r>
+      <w:r>
+        <w:rPr>
+          <w:rFonts w:ascii="Times New Roman" w:eastAsia="Times New Roman" w:hAnsi="Times New Roman"/>
+          <w:sz w:val="20"/>
+        </w:rPr>
+        <w:t>-</w:t>
+      </w:r>
+      <w:r>
+        <w:rPr>
+          <w:rFonts w:ascii="Times New Roman" w:eastAsia="Times New Roman" w:hAnsi="Times New Roman"/>
+          <w:sz w:val="20"/>
+        </w:rPr>
+        <w:t xml:space="preserve"> read and respect a file's own inline warnings about this.</w:t>
       </w:r>
     </w:p>
     <w:p>
@@ -9576,7 +11676,21 @@
           <w:rFonts w:ascii="Times New Roman" w:eastAsia="Times New Roman" w:hAnsi="Times New Roman"/>
           <w:sz w:val="20"/>
         </w:rPr>
-        <w:t>Not just the interface declaration itself -- a testbench or caller can keep silently exercising only the old, narrower behavior even after the interface is fixed.</w:t>
+        <w:t xml:space="preserve">Not just the interface declaration itself </w:t>
+      </w:r>
+      <w:r>
+        <w:rPr>
+          <w:rFonts w:ascii="Times New Roman" w:eastAsia="Times New Roman" w:hAnsi="Times New Roman"/>
+          <w:sz w:val="20"/>
+        </w:rPr>
+        <w:t>-</w:t>
+      </w:r>
+      <w:r>
+        <w:rPr>
+          <w:rFonts w:ascii="Times New Roman" w:eastAsia="Times New Roman" w:hAnsi="Times New Roman"/>
+          <w:sz w:val="20"/>
+        </w:rPr>
+        <w:t xml:space="preserve"> a testbench or caller can keep silently exercising only the old, narrower behavior even after the interface is fixed.</w:t>
       </w:r>
     </w:p>
     <w:p>
@@ -9597,7 +11711,21 @@
           <w:rFonts w:ascii="Times New Roman" w:eastAsia="Times New Roman" w:hAnsi="Times New Roman"/>
           <w:sz w:val="20"/>
         </w:rPr>
-        <w:t>Audit their full parameter list against the verified design's own declarations, not only the one value already suspected wrong -- the values nobody explicitly overrode are typically the most dangerous ones, because nothing prompts a reviewer to go check them.</w:t>
+        <w:t xml:space="preserve">Audit their full parameter list against the verified design's own declarations, not only the one value already suspected wrong </w:t>
+      </w:r>
+      <w:r>
+        <w:rPr>
+          <w:rFonts w:ascii="Times New Roman" w:eastAsia="Times New Roman" w:hAnsi="Times New Roman"/>
+          <w:sz w:val="20"/>
+        </w:rPr>
+        <w:t>-</w:t>
+      </w:r>
+      <w:r>
+        <w:rPr>
+          <w:rFonts w:ascii="Times New Roman" w:eastAsia="Times New Roman" w:hAnsi="Times New Roman"/>
+          <w:sz w:val="20"/>
+        </w:rPr>
+        <w:t xml:space="preserve"> the values nobody explicitly overrode are typically the most dangerous ones, because nothing prompts a reviewer to go check them.</w:t>
       </w:r>
     </w:p>
     <w:p>
@@ -9618,7 +11746,21 @@
           <w:rFonts w:ascii="Times New Roman" w:eastAsia="Times New Roman" w:hAnsi="Times New Roman"/>
           <w:sz w:val="20"/>
         </w:rPr>
-        <w:t>A clean simulation proves functional correctness under the testbench's own stimulus and timing model, not silicon-level correctness -- asynchronous resets driving block-RAM control logic are a textbook example of something a behavioral simulator cannot expose but that a DRC pass exists specifically to catch.</w:t>
+        <w:t xml:space="preserve">A clean simulation proves functional correctness under the testbench's own stimulus and timing model, not silicon-level correctness </w:t>
+      </w:r>
+      <w:r>
+        <w:rPr>
+          <w:rFonts w:ascii="Times New Roman" w:eastAsia="Times New Roman" w:hAnsi="Times New Roman"/>
+          <w:sz w:val="20"/>
+        </w:rPr>
+        <w:t>-</w:t>
+      </w:r>
+      <w:r>
+        <w:rPr>
+          <w:rFonts w:ascii="Times New Roman" w:eastAsia="Times New Roman" w:hAnsi="Times New Roman"/>
+          <w:sz w:val="20"/>
+        </w:rPr>
+        <w:t xml:space="preserve"> asynchronous resets driving block-RAM control logic are a textbook example of something a behavioral simulator cannot expose but that a DRC pass exists specifically to catch.</w:t>
       </w:r>
     </w:p>
     <w:p>
@@ -9639,7 +11781,21 @@
           <w:rFonts w:ascii="Times New Roman" w:eastAsia="Times New Roman" w:hAnsi="Times New Roman"/>
           <w:sz w:val="20"/>
         </w:rPr>
-        <w:t>The same root cause can recur at every upstream hop in a signal path, in modules with no obvious naming relationship to where the symptom first appeared -- a project-wide audit for the actual anti-pattern is more reliable than iteratively chasing wherever the next violation happens to point.</w:t>
+        <w:t xml:space="preserve">The same root cause can recur at every upstream hop in a signal path, in modules with no obvious naming relationship to where the symptom first appeared </w:t>
+      </w:r>
+      <w:r>
+        <w:rPr>
+          <w:rFonts w:ascii="Times New Roman" w:eastAsia="Times New Roman" w:hAnsi="Times New Roman"/>
+          <w:sz w:val="20"/>
+        </w:rPr>
+        <w:t>-</w:t>
+      </w:r>
+      <w:r>
+        <w:rPr>
+          <w:rFonts w:ascii="Times New Roman" w:eastAsia="Times New Roman" w:hAnsi="Times New Roman"/>
+          <w:sz w:val="20"/>
+        </w:rPr>
+        <w:t xml:space="preserve"> a project-wide audit for the actual anti-pattern is more reliable than iteratively chasing wherever the next violation happens to point.</w:t>
       </w:r>
     </w:p>
     <w:p>
@@ -9660,7 +11816,21 @@
           <w:rFonts w:ascii="Times New Roman" w:eastAsia="Times New Roman" w:hAnsi="Times New Roman"/>
           <w:sz w:val="20"/>
         </w:rPr>
-        <w:t>Attribute-attachment rules matter -- check the actual utilization numbers before and after, not just whether the build completed without complaint.</w:t>
+        <w:t xml:space="preserve">Attribute-attachment rules matter </w:t>
+      </w:r>
+      <w:r>
+        <w:rPr>
+          <w:rFonts w:ascii="Times New Roman" w:eastAsia="Times New Roman" w:hAnsi="Times New Roman"/>
+          <w:sz w:val="20"/>
+        </w:rPr>
+        <w:t>-</w:t>
+      </w:r>
+      <w:r>
+        <w:rPr>
+          <w:rFonts w:ascii="Times New Roman" w:eastAsia="Times New Roman" w:hAnsi="Times New Roman"/>
+          <w:sz w:val="20"/>
+        </w:rPr>
+        <w:t xml:space="preserve"> check the actual utilization numbers before and after, not just whether the build completed without complaint.</w:t>
       </w:r>
     </w:p>
     <w:p>
@@ -9723,7 +11893,21 @@
           <w:rFonts w:ascii="Times New Roman" w:eastAsia="Times New Roman" w:hAnsi="Times New Roman"/>
           <w:sz w:val="20"/>
         </w:rPr>
-        <w:t>Testing "quickly" with a small, convenient shape can accidentally exercise a completely different, never-validated region of the design's parameter space -- when in doubt, re-run the exact condition already proven correct and confirm the result actually matches, before concluding the design itself is at fault.</w:t>
+        <w:t xml:space="preserve">Testing "quickly" with a small, convenient shape can accidentally exercise a completely different, never-validated region of the design's parameter space </w:t>
+      </w:r>
+      <w:r>
+        <w:rPr>
+          <w:rFonts w:ascii="Times New Roman" w:eastAsia="Times New Roman" w:hAnsi="Times New Roman"/>
+          <w:sz w:val="20"/>
+        </w:rPr>
+        <w:t>-</w:t>
+      </w:r>
+      <w:r>
+        <w:rPr>
+          <w:rFonts w:ascii="Times New Roman" w:eastAsia="Times New Roman" w:hAnsi="Times New Roman"/>
+          <w:sz w:val="20"/>
+        </w:rPr>
+        <w:t xml:space="preserve"> when in doubt, re-run the exact condition already proven correct and confirm the result actually matches, before concluding the design itself is at fault.</w:t>
       </w:r>
     </w:p>
     <w:p>
@@ -9744,20 +11928,28 @@
           <w:rFonts w:ascii="Times New Roman" w:eastAsia="Times New Roman" w:hAnsi="Times New Roman"/>
           <w:sz w:val="20"/>
         </w:rPr>
-        <w:t>An accelerator, benchmark, or workaround that looks plausible is not automatically valid for the specific case at hand -- checking this explicitly, in writing, before producing a number is worth the pause, especially for results that will be reported to someone else.</w:t>
+        <w:t xml:space="preserve">An accelerator, benchmark, or workaround that looks plausible is not automatically valid for the specific case at hand </w:t>
+      </w:r>
+      <w:r>
+        <w:rPr>
+          <w:rFonts w:ascii="Times New Roman" w:eastAsia="Times New Roman" w:hAnsi="Times New Roman"/>
+          <w:sz w:val="20"/>
+        </w:rPr>
+        <w:t>-</w:t>
+      </w:r>
+      <w:r>
+        <w:rPr>
+          <w:rFonts w:ascii="Times New Roman" w:eastAsia="Times New Roman" w:hAnsi="Times New Roman"/>
+          <w:sz w:val="20"/>
+        </w:rPr>
+        <w:t xml:space="preserve"> checking this explicitly, in writing, before producing a number is worth the pause, especially for results that will be reported to someone else.</w:t>
       </w:r>
     </w:p>
     <w:sectPr>
       <w:type w:val="continuous"/>
       <w:pgSz w:w="12240" w:h="15840" w:code="1"/>
       <w:pgMar w:top="1077" w:right="850" w:bottom="1417" w:left="850" w:header="720" w:footer="720" w:gutter="0"/>
-      <w:pgBorders w:display="firstPage" w:offsetFrom="page">
-        <w:top w:val="single" w:sz="4" w:space="24" w:color="auto"/>
-        <w:left w:val="single" w:sz="4" w:space="24" w:color="auto"/>
-        <w:bottom w:val="single" w:sz="4" w:space="24" w:color="auto"/>
-        <w:right w:val="single" w:sz="4" w:space="24" w:color="auto"/>
-      </w:pgBorders>
-      <w:cols w:space="360"/>
+      <w:cols w:num="2" w:space="360"/>
       <w:docGrid w:linePitch="360"/>
     </w:sectPr>
   </w:body>
@@ -9794,73 +11986,100 @@
   <w:p>
     <w:pPr>
       <w:pStyle w:val="a7"/>
-    </w:pPr>
-  </w:p>
-</w:ftr>
-</file>
-
-<file path=word/footer2.xml><?xml version="1.0" encoding="utf-8"?>
-<w:ftr xmlns:wpc="http://schemas.microsoft.com/office/word/2010/wordprocessingCanvas" xmlns:cx="http://schemas.microsoft.com/office/drawing/2014/chartex" xmlns:cx1="http://schemas.microsoft.com/office/drawing/2015/9/8/chartex" xmlns:cx2="http://schemas.microsoft.com/office/drawing/2015/10/21/chartex" xmlns:cx3="http://schemas.microsoft.com/office/drawing/2016/5/9/chartex" xmlns:cx4="http://schemas.microsoft.com/office/drawing/2016/5/10/chartex" xmlns:cx5="http://schemas.microsoft.com/office/drawing/2016/5/11/chartex" xmlns:cx6="http://schemas.microsoft.com/office/drawing/2016/5/12/chartex" xmlns:cx7="http://schemas.microsoft.com/office/drawing/2016/5/13/chartex" xmlns:cx8="http://schemas.microsoft.com/office/drawing/2016/5/14/chartex" xmlns:mc="http://schemas.openxmlformats.org/markup-compatibility/2006" xmlns:aink="http://schemas.microsoft.com/office/drawing/2016/ink" xmlns:am3d="http://schemas.microsoft.com/office/drawing/2017/model3d" xmlns:o="urn:schemas-microsoft-com:office:office" xmlns:oel="http://schemas.microsoft.com/office/2019/extlst" xmlns:r="http://schemas.openxmlformats.org/officeDocument/2006/relationships" xmlns:m="http://schemas.openxmlformats.org/officeDocument/2006/math" xmlns:v="urn:schemas-microsoft-com:vml" xmlns:wp14="http://schemas.microsoft.com/office/word/2010/wordprocessingDrawing" xmlns:wp="http://schemas.openxmlformats.org/drawingml/2006/wordprocessingDrawing" xmlns:w10="urn:schemas-microsoft-com:office:word" xmlns:w="http://schemas.openxmlformats.org/wordprocessingml/2006/main" xmlns:w14="http://schemas.microsoft.com/office/word/2010/wordml" xmlns:w15="http://schemas.microsoft.com/office/word/2012/wordml" xmlns:w16cex="http://schemas.microsoft.com/office/word/2018/wordml/cex" xmlns:w16cid="http://schemas.microsoft.com/office/word/2016/wordml/cid" xmlns:w16="http://schemas.microsoft.com/office/word/2018/wordml" xmlns:w16du="http://schemas.microsoft.com/office/word/2023/wordml/word16du" xmlns:w16sdtdh="http://schemas.microsoft.com/office/word/2020/wordml/sdtdatahash" xmlns:w16sdtfl="http://schemas.microsoft.com/office/word/2024/wordml/sdtformatlock" xmlns:w16se="http://schemas.microsoft.com/office/word/2015/wordml/symex" xmlns:wpg="http://schemas.microsoft.com/office/word/2010/wordprocessingGroup" xmlns:wpi="http://schemas.microsoft.com/office/word/2010/wordprocessingInk" xmlns:wne="http://schemas.microsoft.com/office/word/2006/wordml" xmlns:wps="http://schemas.microsoft.com/office/word/2010/wordprocessingShape" mc:Ignorable="w14 w15 w16se w16cid w16 w16cex w16sdtdh w16sdtfl w16du wp14">
-  <w:p>
-    <w:pPr>
-      <w:pStyle w:val="a7"/>
+      <w:rPr>
+        <w:sz w:val="20"/>
+        <w:szCs w:val="20"/>
+      </w:rPr>
     </w:pPr>
   </w:p>
   <w:tbl>
     <w:tblPr>
-      <w:tblW w:w="0" w:type="auto"/>
+      <w:tblW w:w="10100" w:type="dxa"/>
       <w:tblLook w:val="04A0" w:firstRow="1" w:lastRow="0" w:firstColumn="1" w:lastColumn="0" w:noHBand="0" w:noVBand="1"/>
     </w:tblPr>
     <w:tblGrid>
-      <w:gridCol w:w="4320"/>
-      <w:gridCol w:w="4320"/>
+      <w:gridCol w:w="5050"/>
+      <w:gridCol w:w="5050"/>
     </w:tblGrid>
     <w:tr>
+      <w:trPr>
+        <w:trHeight w:val="372"/>
+      </w:trPr>
       <w:tc>
         <w:tcPr>
-          <w:tcW w:w="4320" w:type="dxa"/>
+          <w:tcW w:w="5050" w:type="dxa"/>
         </w:tcPr>
         <w:p>
           <w:pPr>
             <w:rPr>
+              <w:sz w:val="20"/>
+              <w:szCs w:val="20"/>
               <w:lang w:bidi="he-IL"/>
             </w:rPr>
           </w:pPr>
           <w:r>
             <w:rPr>
+              <w:sz w:val="20"/>
+              <w:szCs w:val="20"/>
               <w:lang w:bidi="he-IL"/>
             </w:rPr>
-            <w:t>taoFPGA -- Transformer Accelerator Final Project</w:t>
+            <w:t xml:space="preserve">Transformer accelerator on FPGA </w:t>
           </w:r>
         </w:p>
       </w:tc>
       <w:tc>
         <w:tcPr>
-          <w:tcW w:w="4320" w:type="dxa"/>
+          <w:tcW w:w="5050" w:type="dxa"/>
         </w:tcPr>
         <w:p>
           <w:pPr>
             <w:jc w:val="right"/>
+            <w:rPr>
+              <w:sz w:val="20"/>
+              <w:szCs w:val="20"/>
+            </w:rPr>
           </w:pPr>
           <w:r>
+            <w:rPr>
+              <w:sz w:val="20"/>
+              <w:szCs w:val="20"/>
+            </w:rPr>
             <w:t xml:space="preserve">Page </w:t>
           </w:r>
           <w:r>
+            <w:rPr>
+              <w:sz w:val="20"/>
+              <w:szCs w:val="20"/>
+            </w:rPr>
             <w:fldChar w:fldCharType="begin"/>
           </w:r>
           <w:r>
+            <w:rPr>
+              <w:sz w:val="20"/>
+              <w:szCs w:val="20"/>
+            </w:rPr>
             <w:instrText>PAGE</w:instrText>
           </w:r>
           <w:r>
+            <w:rPr>
+              <w:sz w:val="20"/>
+              <w:szCs w:val="20"/>
+            </w:rPr>
             <w:fldChar w:fldCharType="separate"/>
           </w:r>
           <w:r>
             <w:rPr>
               <w:noProof/>
+              <w:sz w:val="20"/>
+              <w:szCs w:val="20"/>
             </w:rPr>
             <w:t>1</w:t>
           </w:r>
           <w:r>
+            <w:rPr>
+              <w:sz w:val="20"/>
+              <w:szCs w:val="20"/>
+            </w:rPr>
             <w:fldChar w:fldCharType="end"/>
           </w:r>
         </w:p>
@@ -9870,12 +12089,44 @@
 </w:ftr>
 </file>
 
-<file path=word/footer3.xml><?xml version="1.0" encoding="utf-8"?>
+<file path=word/footer2.xml><?xml version="1.0" encoding="utf-8"?>
 <w:ftr xmlns:wpc="http://schemas.microsoft.com/office/word/2010/wordprocessingCanvas" xmlns:cx="http://schemas.microsoft.com/office/drawing/2014/chartex" xmlns:cx1="http://schemas.microsoft.com/office/drawing/2015/9/8/chartex" xmlns:cx2="http://schemas.microsoft.com/office/drawing/2015/10/21/chartex" xmlns:cx3="http://schemas.microsoft.com/office/drawing/2016/5/9/chartex" xmlns:cx4="http://schemas.microsoft.com/office/drawing/2016/5/10/chartex" xmlns:cx5="http://schemas.microsoft.com/office/drawing/2016/5/11/chartex" xmlns:cx6="http://schemas.microsoft.com/office/drawing/2016/5/12/chartex" xmlns:cx7="http://schemas.microsoft.com/office/drawing/2016/5/13/chartex" xmlns:cx8="http://schemas.microsoft.com/office/drawing/2016/5/14/chartex" xmlns:mc="http://schemas.openxmlformats.org/markup-compatibility/2006" xmlns:aink="http://schemas.microsoft.com/office/drawing/2016/ink" xmlns:am3d="http://schemas.microsoft.com/office/drawing/2017/model3d" xmlns:o="urn:schemas-microsoft-com:office:office" xmlns:oel="http://schemas.microsoft.com/office/2019/extlst" xmlns:r="http://schemas.openxmlformats.org/officeDocument/2006/relationships" xmlns:m="http://schemas.openxmlformats.org/officeDocument/2006/math" xmlns:v="urn:schemas-microsoft-com:vml" xmlns:wp14="http://schemas.microsoft.com/office/word/2010/wordprocessingDrawing" xmlns:wp="http://schemas.openxmlformats.org/drawingml/2006/wordprocessingDrawing" xmlns:w10="urn:schemas-microsoft-com:office:word" xmlns:w="http://schemas.openxmlformats.org/wordprocessingml/2006/main" xmlns:w14="http://schemas.microsoft.com/office/word/2010/wordml" xmlns:w15="http://schemas.microsoft.com/office/word/2012/wordml" xmlns:w16cex="http://schemas.microsoft.com/office/word/2018/wordml/cex" xmlns:w16cid="http://schemas.microsoft.com/office/word/2016/wordml/cid" xmlns:w16="http://schemas.microsoft.com/office/word/2018/wordml" xmlns:w16du="http://schemas.microsoft.com/office/word/2023/wordml/word16du" xmlns:w16sdtdh="http://schemas.microsoft.com/office/word/2020/wordml/sdtdatahash" xmlns:w16sdtfl="http://schemas.microsoft.com/office/word/2024/wordml/sdtformatlock" xmlns:w16se="http://schemas.microsoft.com/office/word/2015/wordml/symex" xmlns:wpg="http://schemas.microsoft.com/office/word/2010/wordprocessingGroup" xmlns:wpi="http://schemas.microsoft.com/office/word/2010/wordprocessingInk" xmlns:wne="http://schemas.microsoft.com/office/word/2006/wordml" xmlns:wps="http://schemas.microsoft.com/office/word/2010/wordprocessingShape" mc:Ignorable="w14 w15 w16se w16cid w16 w16cex w16sdtdh w16sdtfl w16du wp14">
   <w:p>
     <w:pPr>
-      <w:pStyle w:val="a7"/>
+      <w:jc w:val="center"/>
+      <w:rPr>
+        <w:rFonts w:asciiTheme="majorBidi" w:hAnsiTheme="majorBidi" w:cstheme="majorBidi"/>
+        <w:sz w:val="20"/>
+        <w:szCs w:val="20"/>
+      </w:rPr>
     </w:pPr>
+    <w:r>
+      <w:rPr>
+        <w:rFonts w:asciiTheme="majorBidi" w:hAnsiTheme="majorBidi" w:cstheme="majorBidi"/>
+        <w:sz w:val="20"/>
+        <w:szCs w:val="20"/>
+      </w:rPr>
+      <w:t>Faculty of Engineering, Bar-Ilan University</w:t>
+    </w:r>
+  </w:p>
+  <w:p>
+    <w:pPr>
+      <w:jc w:val="center"/>
+      <w:rPr>
+        <w:rFonts w:asciiTheme="majorBidi" w:hAnsiTheme="majorBidi" w:cstheme="majorBidi"/>
+        <w:sz w:val="20"/>
+        <w:szCs w:val="20"/>
+      </w:rPr>
+    </w:pPr>
+    <w:r>
+      <w:rPr>
+        <w:rFonts w:asciiTheme="majorBidi" w:hAnsiTheme="majorBidi" w:cstheme="majorBidi"/>
+        <w:sz w:val="20"/>
+        <w:szCs w:val="20"/>
+        <w:lang w:bidi="he-IL"/>
+      </w:rPr>
+      <w:t>Project number: 309</w:t>
+    </w:r>
   </w:p>
 </w:ftr>
 </file>
@@ -9907,98 +12158,34 @@
 
 <file path=word/header1.xml><?xml version="1.0" encoding="utf-8"?>
 <w:hdr xmlns:wpc="http://schemas.microsoft.com/office/word/2010/wordprocessingCanvas" xmlns:cx="http://schemas.microsoft.com/office/drawing/2014/chartex" xmlns:cx1="http://schemas.microsoft.com/office/drawing/2015/9/8/chartex" xmlns:cx2="http://schemas.microsoft.com/office/drawing/2015/10/21/chartex" xmlns:cx3="http://schemas.microsoft.com/office/drawing/2016/5/9/chartex" xmlns:cx4="http://schemas.microsoft.com/office/drawing/2016/5/10/chartex" xmlns:cx5="http://schemas.microsoft.com/office/drawing/2016/5/11/chartex" xmlns:cx6="http://schemas.microsoft.com/office/drawing/2016/5/12/chartex" xmlns:cx7="http://schemas.microsoft.com/office/drawing/2016/5/13/chartex" xmlns:cx8="http://schemas.microsoft.com/office/drawing/2016/5/14/chartex" xmlns:mc="http://schemas.openxmlformats.org/markup-compatibility/2006" xmlns:aink="http://schemas.microsoft.com/office/drawing/2016/ink" xmlns:am3d="http://schemas.microsoft.com/office/drawing/2017/model3d" xmlns:o="urn:schemas-microsoft-com:office:office" xmlns:oel="http://schemas.microsoft.com/office/2019/extlst" xmlns:r="http://schemas.openxmlformats.org/officeDocument/2006/relationships" xmlns:m="http://schemas.openxmlformats.org/officeDocument/2006/math" xmlns:v="urn:schemas-microsoft-com:vml" xmlns:wp14="http://schemas.microsoft.com/office/word/2010/wordprocessingDrawing" xmlns:wp="http://schemas.openxmlformats.org/drawingml/2006/wordprocessingDrawing" xmlns:w10="urn:schemas-microsoft-com:office:word" xmlns:w="http://schemas.openxmlformats.org/wordprocessingml/2006/main" xmlns:w14="http://schemas.microsoft.com/office/word/2010/wordml" xmlns:w15="http://schemas.microsoft.com/office/word/2012/wordml" xmlns:w16cex="http://schemas.microsoft.com/office/word/2018/wordml/cex" xmlns:w16cid="http://schemas.microsoft.com/office/word/2016/wordml/cid" xmlns:w16="http://schemas.microsoft.com/office/word/2018/wordml" xmlns:w16du="http://schemas.microsoft.com/office/word/2023/wordml/word16du" xmlns:w16sdtdh="http://schemas.microsoft.com/office/word/2020/wordml/sdtdatahash" xmlns:w16sdtfl="http://schemas.microsoft.com/office/word/2024/wordml/sdtformatlock" xmlns:w16se="http://schemas.microsoft.com/office/word/2015/wordml/symex" xmlns:wpg="http://schemas.microsoft.com/office/word/2010/wordprocessingGroup" xmlns:wpi="http://schemas.microsoft.com/office/word/2010/wordprocessingInk" xmlns:wne="http://schemas.microsoft.com/office/word/2006/wordml" xmlns:wps="http://schemas.microsoft.com/office/word/2010/wordprocessingShape" mc:Ignorable="w14 w15 w16se w16cid w16 w16cex w16sdtdh w16sdtfl w16du wp14">
-  <w:p>
-    <w:pPr>
-      <w:pStyle w:val="a5"/>
-    </w:pPr>
-  </w:p>
-</w:hdr>
-</file>
-
-<file path=word/header2.xml><?xml version="1.0" encoding="utf-8"?>
-<w:hdr xmlns:wpc="http://schemas.microsoft.com/office/word/2010/wordprocessingCanvas" xmlns:cx="http://schemas.microsoft.com/office/drawing/2014/chartex" xmlns:cx1="http://schemas.microsoft.com/office/drawing/2015/9/8/chartex" xmlns:cx2="http://schemas.microsoft.com/office/drawing/2015/10/21/chartex" xmlns:cx3="http://schemas.microsoft.com/office/drawing/2016/5/9/chartex" xmlns:cx4="http://schemas.microsoft.com/office/drawing/2016/5/10/chartex" xmlns:cx5="http://schemas.microsoft.com/office/drawing/2016/5/11/chartex" xmlns:cx6="http://schemas.microsoft.com/office/drawing/2016/5/12/chartex" xmlns:cx7="http://schemas.microsoft.com/office/drawing/2016/5/13/chartex" xmlns:cx8="http://schemas.microsoft.com/office/drawing/2016/5/14/chartex" xmlns:mc="http://schemas.openxmlformats.org/markup-compatibility/2006" xmlns:aink="http://schemas.microsoft.com/office/drawing/2016/ink" xmlns:am3d="http://schemas.microsoft.com/office/drawing/2017/model3d" xmlns:o="urn:schemas-microsoft-com:office:office" xmlns:oel="http://schemas.microsoft.com/office/2019/extlst" xmlns:r="http://schemas.openxmlformats.org/officeDocument/2006/relationships" xmlns:m="http://schemas.openxmlformats.org/officeDocument/2006/math" xmlns:v="urn:schemas-microsoft-com:vml" xmlns:wp14="http://schemas.microsoft.com/office/word/2010/wordprocessingDrawing" xmlns:wp="http://schemas.openxmlformats.org/drawingml/2006/wordprocessingDrawing" xmlns:w10="urn:schemas-microsoft-com:office:word" xmlns:w="http://schemas.openxmlformats.org/wordprocessingml/2006/main" xmlns:w14="http://schemas.microsoft.com/office/word/2010/wordml" xmlns:w15="http://schemas.microsoft.com/office/word/2012/wordml" xmlns:w16cex="http://schemas.microsoft.com/office/word/2018/wordml/cex" xmlns:w16cid="http://schemas.microsoft.com/office/word/2016/wordml/cid" xmlns:w16="http://schemas.microsoft.com/office/word/2018/wordml" xmlns:w16du="http://schemas.microsoft.com/office/word/2023/wordml/word16du" xmlns:w16sdtdh="http://schemas.microsoft.com/office/word/2020/wordml/sdtdatahash" xmlns:w16sdtfl="http://schemas.microsoft.com/office/word/2024/wordml/sdtformatlock" xmlns:w16se="http://schemas.microsoft.com/office/word/2015/wordml/symex" xmlns:wpg="http://schemas.microsoft.com/office/word/2010/wordprocessingGroup" xmlns:wpi="http://schemas.microsoft.com/office/word/2010/wordprocessingInk" xmlns:wne="http://schemas.microsoft.com/office/word/2006/wordml" xmlns:wps="http://schemas.microsoft.com/office/word/2010/wordprocessingShape" mc:Ignorable="w14 w15 w16se w16cid w16 w16cex w16sdtdh w16sdtfl w16du wp14">
-  <w:p>
-    <w:pPr>
-      <w:pStyle w:val="a5"/>
-    </w:pPr>
-  </w:p>
   <w:tbl>
     <w:tblPr>
       <w:tblW w:w="0" w:type="auto"/>
       <w:tblLook w:val="04A0" w:firstRow="1" w:lastRow="0" w:firstColumn="1" w:lastColumn="0" w:noHBand="0" w:noVBand="1"/>
     </w:tblPr>
     <w:tblGrid>
-      <w:gridCol w:w="4432"/>
-      <w:gridCol w:w="4320"/>
+      <w:gridCol w:w="2211"/>
     </w:tblGrid>
     <w:tr>
+      <w:trPr>
+        <w:trHeight w:val="422"/>
+      </w:trPr>
       <w:tc>
         <w:tcPr>
-          <w:tcW w:w="4320" w:type="dxa"/>
-        </w:tcPr>
-        <w:p>
-          <w:r>
-            <w:rPr>
-              <w:noProof/>
-            </w:rPr>
-            <w:drawing>
-              <wp:inline distT="0" distB="0" distL="0" distR="0" wp14:anchorId="2E7A3DA7" wp14:editId="2ABCF786">
-                <wp:extent cx="2677670" cy="736359"/>
-                <wp:effectExtent l="0" t="0" r="0" b="0"/>
-                <wp:docPr id="1" name="Picture 1"/>
-                <wp:cNvGraphicFramePr>
-                  <a:graphicFrameLocks xmlns:a="http://schemas.openxmlformats.org/drawingml/2006/main" noChangeAspect="1"/>
-                </wp:cNvGraphicFramePr>
-                <a:graphic xmlns:a="http://schemas.openxmlformats.org/drawingml/2006/main">
-                  <a:graphicData uri="http://schemas.openxmlformats.org/drawingml/2006/picture">
-                    <pic:pic xmlns:pic="http://schemas.openxmlformats.org/drawingml/2006/picture">
-                      <pic:nvPicPr>
-                        <pic:cNvPr id="1" name="Picture 1"/>
-                        <pic:cNvPicPr/>
-                      </pic:nvPicPr>
-                      <pic:blipFill>
-                        <a:blip r:embed="rId1"/>
-                        <a:stretch>
-                          <a:fillRect/>
-                        </a:stretch>
-                      </pic:blipFill>
-                      <pic:spPr>
-                        <a:xfrm>
-                          <a:off x="0" y="0"/>
-                          <a:ext cx="2677670" cy="736359"/>
-                        </a:xfrm>
-                        <a:prstGeom prst="rect">
-                          <a:avLst/>
-                        </a:prstGeom>
-                      </pic:spPr>
-                    </pic:pic>
-                  </a:graphicData>
-                </a:graphic>
-              </wp:inline>
-            </w:drawing>
-          </w:r>
-        </w:p>
-      </w:tc>
-      <w:tc>
-        <w:tcPr>
-          <w:tcW w:w="4320" w:type="dxa"/>
+          <w:tcW w:w="2211" w:type="dxa"/>
         </w:tcPr>
         <w:p>
           <w:pPr>
-            <w:jc w:val="right"/>
             <w:rPr>
+              <w:sz w:val="20"/>
+              <w:szCs w:val="20"/>
               <w:lang w:bidi="he-IL"/>
             </w:rPr>
           </w:pPr>
           <w:r>
             <w:rPr>
               <w:sz w:val="20"/>
-            </w:rPr>
-            <w:br/>
-          </w:r>
-          <w:r>
-            <w:rPr>
-              <w:sz w:val="20"/>
+              <w:szCs w:val="20"/>
               <w:lang w:bidi="he-IL"/>
             </w:rPr>
             <w:t>Project number: 309</w:t>
@@ -10006,28 +12193,89 @@
           <w:r>
             <w:rPr>
               <w:sz w:val="20"/>
+              <w:szCs w:val="20"/>
             </w:rPr>
             <w:br/>
           </w:r>
           <w:r>
             <w:rPr>
+              <w:sz w:val="20"/>
+              <w:szCs w:val="20"/>
               <w:lang w:bidi="he-IL"/>
             </w:rPr>
-            <w:t>September 22, 2026</w:t>
+            <w:t>September, 2026</w:t>
           </w:r>
         </w:p>
       </w:tc>
     </w:tr>
   </w:tbl>
-</w:hdr>
-</file>
-
-<file path=word/header3.xml><?xml version="1.0" encoding="utf-8"?>
-<w:hdr xmlns:wpc="http://schemas.microsoft.com/office/word/2010/wordprocessingCanvas" xmlns:cx="http://schemas.microsoft.com/office/drawing/2014/chartex" xmlns:cx1="http://schemas.microsoft.com/office/drawing/2015/9/8/chartex" xmlns:cx2="http://schemas.microsoft.com/office/drawing/2015/10/21/chartex" xmlns:cx3="http://schemas.microsoft.com/office/drawing/2016/5/9/chartex" xmlns:cx4="http://schemas.microsoft.com/office/drawing/2016/5/10/chartex" xmlns:cx5="http://schemas.microsoft.com/office/drawing/2016/5/11/chartex" xmlns:cx6="http://schemas.microsoft.com/office/drawing/2016/5/12/chartex" xmlns:cx7="http://schemas.microsoft.com/office/drawing/2016/5/13/chartex" xmlns:cx8="http://schemas.microsoft.com/office/drawing/2016/5/14/chartex" xmlns:mc="http://schemas.openxmlformats.org/markup-compatibility/2006" xmlns:aink="http://schemas.microsoft.com/office/drawing/2016/ink" xmlns:am3d="http://schemas.microsoft.com/office/drawing/2017/model3d" xmlns:o="urn:schemas-microsoft-com:office:office" xmlns:oel="http://schemas.microsoft.com/office/2019/extlst" xmlns:r="http://schemas.openxmlformats.org/officeDocument/2006/relationships" xmlns:m="http://schemas.openxmlformats.org/officeDocument/2006/math" xmlns:v="urn:schemas-microsoft-com:vml" xmlns:wp14="http://schemas.microsoft.com/office/word/2010/wordprocessingDrawing" xmlns:wp="http://schemas.openxmlformats.org/drawingml/2006/wordprocessingDrawing" xmlns:w10="urn:schemas-microsoft-com:office:word" xmlns:w="http://schemas.openxmlformats.org/wordprocessingml/2006/main" xmlns:w14="http://schemas.microsoft.com/office/word/2010/wordml" xmlns:w15="http://schemas.microsoft.com/office/word/2012/wordml" xmlns:w16cex="http://schemas.microsoft.com/office/word/2018/wordml/cex" xmlns:w16cid="http://schemas.microsoft.com/office/word/2016/wordml/cid" xmlns:w16="http://schemas.microsoft.com/office/word/2018/wordml" xmlns:w16du="http://schemas.microsoft.com/office/word/2023/wordml/word16du" xmlns:w16sdtdh="http://schemas.microsoft.com/office/word/2020/wordml/sdtdatahash" xmlns:w16sdtfl="http://schemas.microsoft.com/office/word/2024/wordml/sdtformatlock" xmlns:w16se="http://schemas.microsoft.com/office/word/2015/wordml/symex" xmlns:wpg="http://schemas.microsoft.com/office/word/2010/wordprocessingGroup" xmlns:wpi="http://schemas.microsoft.com/office/word/2010/wordprocessingInk" xmlns:wne="http://schemas.microsoft.com/office/word/2006/wordml" xmlns:wps="http://schemas.microsoft.com/office/word/2010/wordprocessingShape" mc:Ignorable="w14 w15 w16se w16cid w16 w16cex w16sdtdh w16sdtfl w16du wp14">
   <w:p>
     <w:pPr>
       <w:pStyle w:val="a5"/>
     </w:pPr>
+    <w:r>
+      <w:rPr>
+        <w:noProof/>
+      </w:rPr>
+      <w:drawing>
+        <wp:anchor distT="0" distB="0" distL="114300" distR="114300" simplePos="0" relativeHeight="251658240" behindDoc="0" locked="0" layoutInCell="1" allowOverlap="1" wp14:anchorId="2E7A3DA7" wp14:editId="7865DAD1">
+          <wp:simplePos x="0" y="0"/>
+          <wp:positionH relativeFrom="margin">
+            <wp:align>right</wp:align>
+          </wp:positionH>
+          <wp:positionV relativeFrom="paragraph">
+            <wp:posOffset>-529590</wp:posOffset>
+          </wp:positionV>
+          <wp:extent cx="1555573" cy="425879"/>
+          <wp:effectExtent l="0" t="0" r="6985" b="0"/>
+          <wp:wrapSquare wrapText="bothSides"/>
+          <wp:docPr id="1312448521" name="Picture 1"/>
+          <wp:cNvGraphicFramePr>
+            <a:graphicFrameLocks xmlns:a="http://schemas.openxmlformats.org/drawingml/2006/main" noChangeAspect="1"/>
+          </wp:cNvGraphicFramePr>
+          <a:graphic xmlns:a="http://schemas.openxmlformats.org/drawingml/2006/main">
+            <a:graphicData uri="http://schemas.openxmlformats.org/drawingml/2006/picture">
+              <pic:pic xmlns:pic="http://schemas.openxmlformats.org/drawingml/2006/picture">
+                <pic:nvPicPr>
+                  <pic:cNvPr id="1" name="Picture 1"/>
+                  <pic:cNvPicPr/>
+                </pic:nvPicPr>
+                <pic:blipFill rotWithShape="1">
+                  <a:blip r:embed="rId1"/>
+                  <a:srcRect l="15423" t="6472" b="9327"/>
+                  <a:stretch>
+                    <a:fillRect/>
+                  </a:stretch>
+                </pic:blipFill>
+                <pic:spPr bwMode="auto">
+                  <a:xfrm>
+                    <a:off x="0" y="0"/>
+                    <a:ext cx="1555573" cy="425879"/>
+                  </a:xfrm>
+                  <a:prstGeom prst="rect">
+                    <a:avLst/>
+                  </a:prstGeom>
+                  <a:ln>
+                    <a:noFill/>
+                  </a:ln>
+                  <a:extLst>
+                    <a:ext uri="{53640926-AAD7-44D8-BBD7-CCE9431645EC}">
+                      <a14:shadowObscured xmlns:a14="http://schemas.microsoft.com/office/drawing/2010/main"/>
+                    </a:ext>
+                  </a:extLst>
+                </pic:spPr>
+              </pic:pic>
+            </a:graphicData>
+          </a:graphic>
+          <wp14:sizeRelH relativeFrom="page">
+            <wp14:pctWidth>0</wp14:pctWidth>
+          </wp14:sizeRelH>
+          <wp14:sizeRelV relativeFrom="page">
+            <wp14:pctHeight>0</wp14:pctHeight>
+          </wp14:sizeRelV>
+        </wp:anchor>
+      </w:drawing>
+    </w:r>
   </w:p>
 </w:hdr>
 </file>

--- a/report/taoFPGA_Project_Book.docx
+++ b/report/taoFPGA_Project_Book.docx
@@ -509,7 +509,25 @@
           <w:szCs w:val="20"/>
           <w:lang w:bidi="he-IL"/>
         </w:rPr>
-        <w:t xml:space="preserve"> Dr. Leonid Yavits (Leonid.yavits@biu.ac.il)</w:t>
+        <w:t xml:space="preserve"> </w:t>
+      </w:r>
+      <w:r>
+        <w:rPr>
+          <w:rFonts w:asciiTheme="majorBidi" w:hAnsiTheme="majorBidi" w:cstheme="majorBidi"/>
+          <w:sz w:val="20"/>
+          <w:szCs w:val="20"/>
+          <w:lang w:bidi="he-IL"/>
+        </w:rPr>
+        <w:t>Prof</w:t>
+      </w:r>
+      <w:r>
+        <w:rPr>
+          <w:rFonts w:asciiTheme="majorBidi" w:hAnsiTheme="majorBidi" w:cstheme="majorBidi"/>
+          <w:sz w:val="20"/>
+          <w:szCs w:val="20"/>
+          <w:lang w:bidi="he-IL"/>
+        </w:rPr>
+        <w:t>. Leonid Yavits (Leonid.yavits@biu.ac.il)</w:t>
       </w:r>
     </w:p>
     <w:p>
@@ -760,7 +778,21 @@
           <w:rFonts w:asciiTheme="majorBidi" w:hAnsiTheme="majorBidi" w:cstheme="majorBidi"/>
           <w:lang w:bidi="he-IL"/>
         </w:rPr>
-        <w:t>We would like to thank our academic supervisor, Dr. Leonid Yavits, and our project mentor, David Freud, for their guidance throughout this project.</w:t>
+        <w:t xml:space="preserve">We would like to thank our academic supervisor, </w:t>
+      </w:r>
+      <w:r>
+        <w:rPr>
+          <w:rFonts w:asciiTheme="majorBidi" w:hAnsiTheme="majorBidi" w:cstheme="majorBidi"/>
+          <w:lang w:bidi="he-IL"/>
+        </w:rPr>
+        <w:t>Prof</w:t>
+      </w:r>
+      <w:r>
+        <w:rPr>
+          <w:rFonts w:asciiTheme="majorBidi" w:hAnsiTheme="majorBidi" w:cstheme="majorBidi"/>
+          <w:lang w:bidi="he-IL"/>
+        </w:rPr>
+        <w:t>. Leonid Yavits, and our project mentor, David Freud, for their guidance throughout this project.</w:t>
       </w:r>
     </w:p>
     <w:p>
@@ -872,7 +904,7 @@
           <w:sz w:val="21"/>
         </w:rPr>
         <w:tab/>
-        <w:t>4</w:t>
+        <w:t>5</w:t>
       </w:r>
     </w:p>
     <w:p>
@@ -1060,7 +1092,7 @@
           <w:sz w:val="21"/>
         </w:rPr>
         <w:tab/>
-        <w:t>7</w:t>
+        <w:t>6</w:t>
       </w:r>
     </w:p>
     <w:p>
@@ -1086,7 +1118,7 @@
           <w:sz w:val="21"/>
         </w:rPr>
         <w:tab/>
-        <w:t>7</w:t>
+        <w:t>6</w:t>
       </w:r>
     </w:p>
     <w:p>
@@ -1111,7 +1143,7 @@
           <w:sz w:val="21"/>
         </w:rPr>
         <w:tab/>
-        <w:t>7</w:t>
+        <w:t>6</w:t>
       </w:r>
     </w:p>
     <w:p>
@@ -1136,7 +1168,7 @@
           <w:sz w:val="21"/>
         </w:rPr>
         <w:tab/>
-        <w:t>8</w:t>
+        <w:t>7</w:t>
       </w:r>
     </w:p>
     <w:p>
@@ -1152,18 +1184,16 @@
       </w:pPr>
       <w:r>
         <w:rPr>
-          <w:rFonts w:asciiTheme="majorBidi" w:eastAsia="Times New Roman" w:hAnsiTheme="majorBidi" w:cstheme="majorBidi"/>
           <w:sz w:val="21"/>
         </w:rPr>
         <w:t>C. Numerical Quantization Strategy</w:t>
       </w:r>
       <w:r>
         <w:rPr>
-          <w:rFonts w:asciiTheme="majorBidi" w:eastAsia="Times New Roman" w:hAnsiTheme="majorBidi" w:cstheme="majorBidi"/>
           <w:sz w:val="21"/>
         </w:rPr>
         <w:tab/>
-        <w:t>8</w:t>
+        <w:t>7</w:t>
       </w:r>
     </w:p>
     <w:p>
@@ -1178,7 +1208,6 @@
       </w:pPr>
       <w:r>
         <w:rPr>
-          <w:rFonts w:asciiTheme="majorBidi" w:eastAsia="Times New Roman" w:hAnsiTheme="majorBidi" w:cstheme="majorBidi"/>
           <w:b/>
           <w:sz w:val="21"/>
         </w:rPr>
@@ -1186,12 +1215,11 @@
       </w:r>
       <w:r>
         <w:rPr>
-          <w:rFonts w:asciiTheme="majorBidi" w:eastAsia="Times New Roman" w:hAnsiTheme="majorBidi" w:cstheme="majorBidi"/>
           <w:b/>
           <w:sz w:val="21"/>
         </w:rPr>
         <w:tab/>
-        <w:t>8</w:t>
+        <w:t>7</w:t>
       </w:r>
     </w:p>
     <w:p>
@@ -1207,18 +1235,16 @@
       </w:pPr>
       <w:r>
         <w:rPr>
-          <w:rFonts w:asciiTheme="majorBidi" w:eastAsia="Times New Roman" w:hAnsiTheme="majorBidi" w:cstheme="majorBidi"/>
           <w:sz w:val="21"/>
         </w:rPr>
         <w:t>A. Testbench Architecture &amp; Golden Reference Model</w:t>
       </w:r>
       <w:r>
         <w:rPr>
-          <w:rFonts w:asciiTheme="majorBidi" w:eastAsia="Times New Roman" w:hAnsiTheme="majorBidi" w:cstheme="majorBidi"/>
           <w:sz w:val="21"/>
         </w:rPr>
         <w:tab/>
-        <w:t>8</w:t>
+        <w:t>7</w:t>
       </w:r>
     </w:p>
     <w:p>
@@ -1243,7 +1269,7 @@
           <w:sz w:val="21"/>
         </w:rPr>
         <w:tab/>
-        <w:t>9</w:t>
+        <w:t>8</w:t>
       </w:r>
     </w:p>
     <w:p>
@@ -1268,7 +1294,7 @@
           <w:sz w:val="21"/>
         </w:rPr>
         <w:tab/>
-        <w:t>9</w:t>
+        <w:t>8</w:t>
       </w:r>
     </w:p>
     <w:p>
@@ -1294,7 +1320,7 @@
           <w:sz w:val="21"/>
         </w:rPr>
         <w:tab/>
-        <w:t>9</w:t>
+        <w:t>8</w:t>
       </w:r>
     </w:p>
     <w:p>
@@ -1319,7 +1345,7 @@
           <w:sz w:val="21"/>
         </w:rPr>
         <w:tab/>
-        <w:t>9</w:t>
+        <w:t>8</w:t>
       </w:r>
     </w:p>
     <w:p>
@@ -1344,7 +1370,7 @@
           <w:sz w:val="21"/>
         </w:rPr>
         <w:tab/>
-        <w:t>10</w:t>
+        <w:t>9</w:t>
       </w:r>
     </w:p>
     <w:p>
@@ -1360,18 +1386,16 @@
       </w:pPr>
       <w:r>
         <w:rPr>
-          <w:rFonts w:asciiTheme="majorBidi" w:eastAsia="Times New Roman" w:hAnsiTheme="majorBidi" w:cstheme="majorBidi"/>
           <w:sz w:val="21"/>
         </w:rPr>
         <w:t>C. Software Infrastructure for Hardware Bring-Up</w:t>
       </w:r>
       <w:r>
         <w:rPr>
-          <w:rFonts w:asciiTheme="majorBidi" w:eastAsia="Times New Roman" w:hAnsiTheme="majorBidi" w:cstheme="majorBidi"/>
           <w:sz w:val="21"/>
         </w:rPr>
         <w:tab/>
-        <w:t>10</w:t>
+        <w:t>9</w:t>
       </w:r>
     </w:p>
     <w:p>
@@ -1386,7 +1410,6 @@
       </w:pPr>
       <w:r>
         <w:rPr>
-          <w:rFonts w:asciiTheme="majorBidi" w:eastAsia="Times New Roman" w:hAnsiTheme="majorBidi" w:cstheme="majorBidi"/>
           <w:b/>
           <w:sz w:val="21"/>
         </w:rPr>
@@ -1394,12 +1417,11 @@
       </w:r>
       <w:r>
         <w:rPr>
-          <w:rFonts w:asciiTheme="majorBidi" w:eastAsia="Times New Roman" w:hAnsiTheme="majorBidi" w:cstheme="majorBidi"/>
           <w:b/>
           <w:sz w:val="21"/>
         </w:rPr>
         <w:tab/>
-        <w:t>10</w:t>
+        <w:t>9</w:t>
       </w:r>
     </w:p>
     <w:p>
@@ -1415,18 +1437,16 @@
       </w:pPr>
       <w:r>
         <w:rPr>
-          <w:rFonts w:asciiTheme="majorBidi" w:eastAsia="Times New Roman" w:hAnsiTheme="majorBidi" w:cstheme="majorBidi"/>
           <w:sz w:val="21"/>
         </w:rPr>
         <w:t>A. Baseline Physical Sign-Off</w:t>
       </w:r>
       <w:r>
         <w:rPr>
-          <w:rFonts w:asciiTheme="majorBidi" w:eastAsia="Times New Roman" w:hAnsiTheme="majorBidi" w:cstheme="majorBidi"/>
           <w:sz w:val="21"/>
         </w:rPr>
         <w:tab/>
-        <w:t>10</w:t>
+        <w:t>9</w:t>
       </w:r>
     </w:p>
     <w:p>
@@ -1442,18 +1462,16 @@
       </w:pPr>
       <w:r>
         <w:rPr>
-          <w:rFonts w:asciiTheme="majorBidi" w:eastAsia="Times New Roman" w:hAnsiTheme="majorBidi" w:cstheme="majorBidi"/>
           <w:sz w:val="21"/>
         </w:rPr>
         <w:t>B. The DSP Inference Gap &amp; Attribute Resolution</w:t>
       </w:r>
       <w:r>
         <w:rPr>
-          <w:rFonts w:asciiTheme="majorBidi" w:eastAsia="Times New Roman" w:hAnsiTheme="majorBidi" w:cstheme="majorBidi"/>
           <w:sz w:val="21"/>
         </w:rPr>
         <w:tab/>
-        <w:t>10</w:t>
+        <w:t>9</w:t>
       </w:r>
     </w:p>
     <w:p>
@@ -1478,7 +1496,7 @@
           <w:sz w:val="21"/>
         </w:rPr>
         <w:tab/>
-        <w:t>11</w:t>
+        <w:t>10</w:t>
       </w:r>
     </w:p>
     <w:p>
@@ -1503,7 +1521,7 @@
           <w:sz w:val="21"/>
         </w:rPr>
         <w:tab/>
-        <w:t>11</w:t>
+        <w:t>10</w:t>
       </w:r>
     </w:p>
     <w:p>
@@ -1529,7 +1547,7 @@
           <w:sz w:val="21"/>
         </w:rPr>
         <w:tab/>
-        <w:t>12</w:t>
+        <w:t>10</w:t>
       </w:r>
     </w:p>
     <w:p>
@@ -1554,7 +1572,7 @@
           <w:sz w:val="21"/>
         </w:rPr>
         <w:tab/>
-        <w:t>12</w:t>
+        <w:t>10</w:t>
       </w:r>
     </w:p>
     <w:p>
@@ -1579,7 +1597,7 @@
           <w:sz w:val="21"/>
         </w:rPr>
         <w:tab/>
-        <w:t>12</w:t>
+        <w:t>10</w:t>
       </w:r>
     </w:p>
     <w:p>
@@ -1595,18 +1613,16 @@
       </w:pPr>
       <w:r>
         <w:rPr>
-          <w:rFonts w:asciiTheme="majorBidi" w:eastAsia="Times New Roman" w:hAnsiTheme="majorBidi" w:cstheme="majorBidi"/>
           <w:sz w:val="21"/>
         </w:rPr>
         <w:t>C. Physical Silicon Verification</w:t>
       </w:r>
       <w:r>
         <w:rPr>
-          <w:rFonts w:asciiTheme="majorBidi" w:eastAsia="Times New Roman" w:hAnsiTheme="majorBidi" w:cstheme="majorBidi"/>
           <w:sz w:val="21"/>
         </w:rPr>
         <w:tab/>
-        <w:t>12</w:t>
+        <w:t>11</w:t>
       </w:r>
     </w:p>
     <w:p>
@@ -1631,7 +1647,7 @@
           <w:sz w:val="21"/>
         </w:rPr>
         <w:tab/>
-        <w:t>13</w:t>
+        <w:t>12</w:t>
       </w:r>
     </w:p>
     <w:p>
@@ -1656,7 +1672,7 @@
           <w:sz w:val="21"/>
         </w:rPr>
         <w:tab/>
-        <w:t>13</w:t>
+        <w:t>12</w:t>
       </w:r>
     </w:p>
     <w:p>
@@ -1672,18 +1688,16 @@
       </w:pPr>
       <w:r>
         <w:rPr>
-          <w:rFonts w:asciiTheme="majorBidi" w:eastAsia="Times New Roman" w:hAnsiTheme="majorBidi" w:cstheme="majorBidi"/>
           <w:sz w:val="21"/>
         </w:rPr>
         <w:t>F. Comparative Analysis with Prior FPGA Transformer Accelerators</w:t>
       </w:r>
       <w:r>
         <w:rPr>
-          <w:rFonts w:asciiTheme="majorBidi" w:eastAsia="Times New Roman" w:hAnsiTheme="majorBidi" w:cstheme="majorBidi"/>
           <w:sz w:val="21"/>
         </w:rPr>
         <w:tab/>
-        <w:t>13</w:t>
+        <w:t>12</w:t>
       </w:r>
     </w:p>
     <w:p>
@@ -1709,7 +1723,7 @@
           <w:sz w:val="21"/>
         </w:rPr>
         <w:tab/>
-        <w:t>15</w:t>
+        <w:t>13</w:t>
       </w:r>
     </w:p>
     <w:p>
@@ -1734,7 +1748,7 @@
           <w:sz w:val="21"/>
         </w:rPr>
         <w:tab/>
-        <w:t>15</w:t>
+        <w:t>13</w:t>
       </w:r>
     </w:p>
     <w:p>
@@ -1760,7 +1774,7 @@
           <w:sz w:val="21"/>
         </w:rPr>
         <w:tab/>
-        <w:t>15</w:t>
+        <w:t>13</w:t>
       </w:r>
     </w:p>
     <w:p>
@@ -1785,7 +1799,7 @@
           <w:sz w:val="21"/>
         </w:rPr>
         <w:tab/>
-        <w:t>15</w:t>
+        <w:t>13</w:t>
       </w:r>
     </w:p>
     <w:p>
@@ -1811,7 +1825,7 @@
           <w:sz w:val="21"/>
         </w:rPr>
         <w:tab/>
-        <w:t>15</w:t>
+        <w:t>13</w:t>
       </w:r>
     </w:p>
     <w:p>
@@ -1837,7 +1851,7 @@
           <w:sz w:val="21"/>
         </w:rPr>
         <w:tab/>
-        <w:t>15</w:t>
+        <w:t>13</w:t>
       </w:r>
     </w:p>
     <w:p>
@@ -1863,7 +1877,7 @@
           <w:sz w:val="21"/>
         </w:rPr>
         <w:tab/>
-        <w:t>16</w:t>
+        <w:t>14</w:t>
       </w:r>
     </w:p>
     <w:p>
@@ -1888,7 +1902,7 @@
           <w:sz w:val="21"/>
         </w:rPr>
         <w:tab/>
-        <w:t>16</w:t>
+        <w:t>14</w:t>
       </w:r>
     </w:p>
     <w:p>
@@ -1913,7 +1927,7 @@
           <w:sz w:val="21"/>
         </w:rPr>
         <w:tab/>
-        <w:t>16</w:t>
+        <w:t>14</w:t>
       </w:r>
     </w:p>
     <w:p>
@@ -1938,7 +1952,7 @@
           <w:sz w:val="21"/>
         </w:rPr>
         <w:tab/>
-        <w:t>17</w:t>
+        <w:t>15</w:t>
       </w:r>
     </w:p>
     <w:p>
@@ -1963,7 +1977,7 @@
           <w:sz w:val="21"/>
         </w:rPr>
         <w:tab/>
-        <w:t>17</w:t>
+        <w:t>15</w:t>
       </w:r>
     </w:p>
     <w:p>
@@ -1988,7 +2002,7 @@
           <w:sz w:val="21"/>
         </w:rPr>
         <w:tab/>
-        <w:t>17</w:t>
+        <w:t>15</w:t>
       </w:r>
     </w:p>
     <w:p>
@@ -2013,7 +2027,7 @@
           <w:sz w:val="21"/>
         </w:rPr>
         <w:tab/>
-        <w:t>18</w:t>
+        <w:t>16</w:t>
       </w:r>
     </w:p>
     <w:p>
@@ -2038,7 +2052,7 @@
           <w:sz w:val="21"/>
         </w:rPr>
         <w:tab/>
-        <w:t>18</w:t>
+        <w:t>16</w:t>
       </w:r>
     </w:p>
     <w:p>
@@ -2054,18 +2068,16 @@
       </w:pPr>
       <w:r>
         <w:rPr>
-          <w:rFonts w:asciiTheme="majorBidi" w:eastAsia="Times New Roman" w:hAnsiTheme="majorBidi" w:cstheme="majorBidi"/>
           <w:sz w:val="21"/>
         </w:rPr>
         <w:t>A.8 Same Chip, Different Board: the PYNQ-Z1 to PYNQ-Z2 Hardware Audit</w:t>
       </w:r>
       <w:r>
         <w:rPr>
-          <w:rFonts w:asciiTheme="majorBidi" w:eastAsia="Times New Roman" w:hAnsiTheme="majorBidi" w:cstheme="majorBidi"/>
           <w:sz w:val="21"/>
         </w:rPr>
         <w:tab/>
-        <w:t>18</w:t>
+        <w:t>16</w:t>
       </w:r>
     </w:p>
     <w:p>
@@ -2081,18 +2093,16 @@
       </w:pPr>
       <w:r>
         <w:rPr>
-          <w:rFonts w:asciiTheme="majorBidi" w:eastAsia="Times New Roman" w:hAnsiTheme="majorBidi" w:cstheme="majorBidi"/>
           <w:sz w:val="21"/>
         </w:rPr>
         <w:t>A.9 A Comprehensively Stale Software Driver, Found and Rebuilt From the Real Register Map</w:t>
       </w:r>
       <w:r>
         <w:rPr>
-          <w:rFonts w:asciiTheme="majorBidi" w:eastAsia="Times New Roman" w:hAnsiTheme="majorBidi" w:cstheme="majorBidi"/>
           <w:sz w:val="21"/>
         </w:rPr>
         <w:tab/>
-        <w:t>18</w:t>
+        <w:t>17</w:t>
       </w:r>
     </w:p>
     <w:p>
@@ -2108,18 +2118,16 @@
       </w:pPr>
       <w:r>
         <w:rPr>
-          <w:rFonts w:asciiTheme="majorBidi" w:eastAsia="Times New Roman" w:hAnsiTheme="majorBidi" w:cstheme="majorBidi"/>
           <w:sz w:val="21"/>
         </w:rPr>
         <w:t>A.10 A Real, Reproducible Hardware/Software Mismatch, Diagnosed Methodically</w:t>
       </w:r>
       <w:r>
         <w:rPr>
-          <w:rFonts w:asciiTheme="majorBidi" w:eastAsia="Times New Roman" w:hAnsiTheme="majorBidi" w:cstheme="majorBidi"/>
           <w:sz w:val="21"/>
         </w:rPr>
         <w:tab/>
-        <w:t>19</w:t>
+        <w:t>17</w:t>
       </w:r>
     </w:p>
     <w:p>
@@ -2135,18 +2143,16 @@
       </w:pPr>
       <w:r>
         <w:rPr>
-          <w:rFonts w:asciiTheme="majorBidi" w:eastAsia="Times New Roman" w:hAnsiTheme="majorBidi" w:cstheme="majorBidi"/>
           <w:sz w:val="21"/>
         </w:rPr>
         <w:t>A.11 The Real Root Cause: a Tiny-Shape Edge Case, Not a Design Flaw</w:t>
       </w:r>
       <w:r>
         <w:rPr>
-          <w:rFonts w:asciiTheme="majorBidi" w:eastAsia="Times New Roman" w:hAnsiTheme="majorBidi" w:cstheme="majorBidi"/>
           <w:sz w:val="21"/>
         </w:rPr>
         <w:tab/>
-        <w:t>19</w:t>
+        <w:t>18</w:t>
       </w:r>
     </w:p>
     <w:p>
@@ -2171,7 +2177,7 @@
           <w:sz w:val="21"/>
         </w:rPr>
         <w:tab/>
-        <w:t>20</w:t>
+        <w:t>18</w:t>
       </w:r>
     </w:p>
     <w:p>
@@ -2187,18 +2193,16 @@
       </w:pPr>
       <w:r>
         <w:rPr>
-          <w:rFonts w:asciiTheme="majorBidi" w:eastAsia="Times New Roman" w:hAnsiTheme="majorBidi" w:cstheme="majorBidi"/>
           <w:sz w:val="21"/>
         </w:rPr>
         <w:t>A.13 A 64KB DMA Ceiling, and an Unsafe-Looking Workaround</w:t>
       </w:r>
       <w:r>
         <w:rPr>
-          <w:rFonts w:asciiTheme="majorBidi" w:eastAsia="Times New Roman" w:hAnsiTheme="majorBidi" w:cstheme="majorBidi"/>
           <w:sz w:val="21"/>
         </w:rPr>
         <w:tab/>
-        <w:t>20</w:t>
+        <w:t>19</w:t>
       </w:r>
     </w:p>
     <w:p>
@@ -2207,13 +2211,37 @@
           <w:tab w:val="right" w:leader="dot" w:pos="9072"/>
         </w:tabs>
         <w:spacing w:after="60"/>
+        <w:ind w:left="360"/>
         <w:rPr>
           <w:rFonts w:asciiTheme="majorBidi" w:hAnsiTheme="majorBidi" w:cstheme="majorBidi"/>
         </w:rPr>
       </w:pPr>
       <w:r>
         <w:rPr>
-          <w:rFonts w:asciiTheme="majorBidi" w:eastAsia="Times New Roman" w:hAnsiTheme="majorBidi" w:cstheme="majorBidi"/>
+          <w:sz w:val="21"/>
+        </w:rPr>
+        <w:t>Simulation Waveform Traces</w:t>
+      </w:r>
+      <w:r>
+        <w:rPr>
+          <w:sz w:val="21"/>
+        </w:rPr>
+        <w:tab/>
+        <w:t>20</w:t>
+      </w:r>
+    </w:p>
+    <w:p>
+      <w:pPr>
+        <w:tabs>
+          <w:tab w:val="right" w:leader="dot" w:pos="9072"/>
+        </w:tabs>
+        <w:spacing w:after="60"/>
+        <w:rPr>
+          <w:rFonts w:asciiTheme="majorBidi" w:hAnsiTheme="majorBidi" w:cstheme="majorBidi"/>
+        </w:rPr>
+      </w:pPr>
+      <w:r>
+        <w:rPr>
           <w:b/>
           <w:sz w:val="21"/>
         </w:rPr>
@@ -2221,7 +2249,6 @@
       </w:r>
       <w:r>
         <w:rPr>
-          <w:rFonts w:asciiTheme="majorBidi" w:eastAsia="Times New Roman" w:hAnsiTheme="majorBidi" w:cstheme="majorBidi"/>
           <w:b/>
           <w:sz w:val="21"/>
         </w:rPr>
@@ -2267,7 +2294,7 @@
           <w:sz w:val="21"/>
         </w:rPr>
         <w:tab/>
-        <w:t>8</w:t>
+        <w:t>7</w:t>
       </w:r>
     </w:p>
     <w:p>
@@ -2290,7 +2317,7 @@
           <w:sz w:val="21"/>
         </w:rPr>
         <w:tab/>
-        <w:t>8</w:t>
+        <w:t>7</w:t>
       </w:r>
     </w:p>
     <w:p>
@@ -2305,7 +2332,7 @@
           <w:rFonts w:ascii="Times New Roman" w:hAnsi="Times New Roman"/>
           <w:sz w:val="21"/>
         </w:rPr>
-        <w:t>Fig. 3. Illustrative AXI4-Stream handshake and 3-pass Softmax timing structure.</w:t>
+        <w:t>Fig. 3. Complete top-level SoC architecture.</w:t>
       </w:r>
       <w:r>
         <w:rPr>
@@ -2313,7 +2340,7 @@
           <w:sz w:val="21"/>
         </w:rPr>
         <w:tab/>
-        <w:t>9</w:t>
+        <w:t>8</w:t>
       </w:r>
     </w:p>
     <w:p>
@@ -2325,18 +2352,18 @@
       </w:pPr>
       <w:r>
         <w:rPr>
-          <w:rFonts w:ascii="Times New Roman" w:eastAsia="Times New Roman" w:hAnsi="Times New Roman"/>
+          <w:rFonts w:ascii="Times New Roman" w:hAnsi="Times New Roman"/>
           <w:sz w:val="21"/>
         </w:rPr>
-        <w:t>Fig. 4. Complete top-level SoC architecture.</w:t>
-      </w:r>
-      <w:r>
-        <w:rPr>
-          <w:rFonts w:ascii="Times New Roman" w:eastAsia="Times New Roman" w:hAnsi="Times New Roman"/>
+        <w:t>Fig. 4. Vivado Device view: physical placement and DSP/BRAM column structure.</w:t>
+      </w:r>
+      <w:r>
+        <w:rPr>
+          <w:rFonts w:ascii="Times New Roman" w:hAnsi="Times New Roman"/>
           <w:sz w:val="21"/>
         </w:rPr>
         <w:tab/>
-        <w:t>9</w:t>
+        <w:t>10</w:t>
       </w:r>
     </w:p>
     <w:p>
@@ -2351,7 +2378,7 @@
           <w:rFonts w:ascii="Times New Roman" w:hAnsi="Times New Roman"/>
           <w:sz w:val="21"/>
         </w:rPr>
-        <w:t>Fig. 5. Vivado Device view: physical placement and DSP/BRAM column structure.</w:t>
+        <w:t>Fig. 5. Latency, CPU vs. hardware, both benchmarked shapes.</w:t>
       </w:r>
       <w:r>
         <w:rPr>
@@ -2374,7 +2401,7 @@
           <w:rFonts w:ascii="Times New Roman" w:hAnsi="Times New Roman"/>
           <w:sz w:val="21"/>
         </w:rPr>
-        <w:t>Fig. 6. Latency, CPU vs. hardware, both benchmarked shapes.</w:t>
+        <w:t>Fig. 6. Throughput (GOP/s), CPU vs. hardware, both shapes.</w:t>
       </w:r>
       <w:r>
         <w:rPr>
@@ -2382,7 +2409,7 @@
           <w:sz w:val="21"/>
         </w:rPr>
         <w:tab/>
-        <w:t>12</w:t>
+        <w:t>11</w:t>
       </w:r>
     </w:p>
     <w:p>
@@ -2397,7 +2424,7 @@
           <w:rFonts w:ascii="Times New Roman" w:hAnsi="Times New Roman"/>
           <w:sz w:val="21"/>
         </w:rPr>
-        <w:t>Fig. 7. Throughput (GOP/s), CPU vs. hardware, both shapes.</w:t>
+        <w:t>Fig. 7. Measured hardware kernel speedup over CPU.</w:t>
       </w:r>
       <w:r>
         <w:rPr>
@@ -2405,7 +2432,7 @@
           <w:sz w:val="21"/>
         </w:rPr>
         <w:tab/>
-        <w:t>12</w:t>
+        <w:t>11</w:t>
       </w:r>
     </w:p>
     <w:p>
@@ -2420,7 +2447,7 @@
           <w:rFonts w:ascii="Times New Roman" w:hAnsi="Times New Roman"/>
           <w:sz w:val="21"/>
         </w:rPr>
-        <w:t>Fig. 8. Measured hardware kernel speedup over CPU.</w:t>
+        <w:t>Fig. 8. Sample image used for ViT-Tiny software-baseline validation (Samoyed, 87.26% confidence).</w:t>
       </w:r>
       <w:r>
         <w:rPr>
@@ -2451,8 +2478,62 @@
           <w:sz w:val="21"/>
         </w:rPr>
         <w:tab/>
-        <w:t>13</w:t>
-      </w:r>
+        <w:t>12</w:t>
+      </w:r>
+    </w:p>
+    <w:p>
+      <w:pPr>
+        <w:tabs>
+          <w:tab w:val="right" w:leader="dot" w:pos="9072"/>
+        </w:tabs>
+        <w:spacing w:after="60"/>
+      </w:pPr>
+      <w:r>
+        <w:rPr>
+          <w:rFonts w:ascii="Times New Roman" w:hAnsi="Times New Roman"/>
+          <w:sz w:val="21"/>
+        </w:rPr>
+        <w:t>Figure A.1. Cadence SimVision full-pipeline simulation trace.</w:t>
+      </w:r>
+      <w:r>
+        <w:rPr>
+          <w:rFonts w:ascii="Times New Roman" w:hAnsi="Times New Roman"/>
+          <w:sz w:val="21"/>
+        </w:rPr>
+        <w:tab/>
+        <w:t>20</w:t>
+      </w:r>
+    </w:p>
+    <w:p>
+      <w:pPr>
+        <w:tabs>
+          <w:tab w:val="right" w:leader="dot" w:pos="9072"/>
+        </w:tabs>
+        <w:spacing w:after="60"/>
+      </w:pPr>
+      <w:r>
+        <w:rPr>
+          <w:rFonts w:ascii="Times New Roman" w:hAnsi="Times New Roman"/>
+          <w:sz w:val="21"/>
+        </w:rPr>
+        <w:t>Figure A.2. Cadence SimVision end-of-inference detailed timing trace.</w:t>
+      </w:r>
+      <w:r>
+        <w:rPr>
+          <w:rFonts w:ascii="Times New Roman" w:hAnsi="Times New Roman"/>
+          <w:sz w:val="21"/>
+        </w:rPr>
+        <w:tab/>
+        <w:t>20</w:t>
+      </w:r>
+    </w:p>
+    <w:p>
+      <w:pPr>
+        <w:tabs>
+          <w:tab w:val="right" w:leader="dot" w:pos="9072"/>
+        </w:tabs>
+        <w:spacing w:after="60"/>
+      </w:pPr>
     </w:p>
     <w:p>
       <w:pPr>
@@ -2469,6 +2550,7 @@
         <w:rPr>
           <w:rFonts w:asciiTheme="minorHAnsi" w:hAnsiTheme="minorHAnsi"/>
         </w:rPr>
+        <w:lastRenderedPageBreak/>
         <w:t>List of Tables</w:t>
       </w:r>
     </w:p>
@@ -2492,7 +2574,7 @@
           <w:sz w:val="21"/>
         </w:rPr>
         <w:tab/>
-        <w:t>10</w:t>
+        <w:t>8</w:t>
       </w:r>
     </w:p>
     <w:p>
@@ -2504,18 +2586,18 @@
       </w:pPr>
       <w:r>
         <w:rPr>
-          <w:rFonts w:ascii="Times New Roman" w:eastAsia="Times New Roman" w:hAnsi="Times New Roman"/>
+          <w:rFonts w:ascii="Times New Roman" w:hAnsi="Times New Roman"/>
           <w:sz w:val="21"/>
         </w:rPr>
         <w:t>Table II. Post-Route Signoff Metrics, Before/After the DSP-Inference Fix.</w:t>
       </w:r>
       <w:r>
         <w:rPr>
-          <w:rFonts w:ascii="Times New Roman" w:eastAsia="Times New Roman" w:hAnsi="Times New Roman"/>
+          <w:rFonts w:ascii="Times New Roman" w:hAnsi="Times New Roman"/>
           <w:sz w:val="21"/>
         </w:rPr>
         <w:tab/>
-        <w:t>11</w:t>
+        <w:t>10</w:t>
       </w:r>
     </w:p>
     <w:p>
@@ -2527,18 +2609,18 @@
       </w:pPr>
       <w:r>
         <w:rPr>
-          <w:rFonts w:ascii="Times New Roman" w:eastAsia="Times New Roman" w:hAnsi="Times New Roman"/>
+          <w:rFonts w:ascii="Times New Roman" w:hAnsi="Times New Roman"/>
           <w:sz w:val="21"/>
         </w:rPr>
         <w:t>Table III. Kernel Benchmark Results, PYNQ-Z2 vs. ARM Cortex-A9.</w:t>
       </w:r>
       <w:r>
         <w:rPr>
-          <w:rFonts w:ascii="Times New Roman" w:eastAsia="Times New Roman" w:hAnsi="Times New Roman"/>
+          <w:rFonts w:ascii="Times New Roman" w:hAnsi="Times New Roman"/>
           <w:sz w:val="21"/>
         </w:rPr>
         <w:tab/>
-        <w:t>12</w:t>
+        <w:t>11</w:t>
       </w:r>
     </w:p>
     <w:p>
@@ -2550,19 +2632,27 @@
       </w:pPr>
       <w:r>
         <w:rPr>
-          <w:rFonts w:ascii="Times New Roman" w:eastAsia="Times New Roman" w:hAnsi="Times New Roman"/>
+          <w:rFonts w:ascii="Times New Roman" w:hAnsi="Times New Roman"/>
           <w:sz w:val="21"/>
         </w:rPr>
         <w:t>Table IV. Comparison with Literature FPGA Transformer Accelerators.</w:t>
       </w:r>
       <w:r>
         <w:rPr>
-          <w:rFonts w:ascii="Times New Roman" w:eastAsia="Times New Roman" w:hAnsi="Times New Roman"/>
+          <w:rFonts w:ascii="Times New Roman" w:hAnsi="Times New Roman"/>
           <w:sz w:val="21"/>
         </w:rPr>
         <w:tab/>
-        <w:t>13</w:t>
-      </w:r>
+        <w:t>12</w:t>
+      </w:r>
+    </w:p>
+    <w:p>
+      <w:pPr>
+        <w:tabs>
+          <w:tab w:val="right" w:leader="dot" w:pos="9072"/>
+        </w:tabs>
+        <w:spacing w:after="60"/>
+      </w:pPr>
     </w:p>
     <w:p>
       <w:pPr>
@@ -2588,7 +2678,6 @@
           <w:rFonts w:ascii="Times New Roman" w:eastAsia="Times New Roman" w:hAnsi="Times New Roman"/>
           <w:b/>
         </w:rPr>
-        <w:lastRenderedPageBreak/>
         <w:t>PRELIMINARIES</w:t>
       </w:r>
     </w:p>
@@ -2729,7 +2818,7 @@
           <w:rFonts w:ascii="Times New Roman" w:eastAsia="Times New Roman" w:hAnsi="Times New Roman"/>
           <w:sz w:val="20"/>
         </w:rPr>
-        <w:t xml:space="preserve">Running a Transformer in the 32-bit floating-point format it is normally trained in is prohibitively expensive on an embedded FPGA: every multiply-accumulate costs more logic, and every stored value costs 4× the memory bandwidth of an 8-bit alternative. Quantization instead represents each value as a signed 8-bit integer together with a shared, per-tensor scale factor (a power of two in this design), so a real value x is approximated as round(x/scale). Two INT8 values multiply to a result with roughly double the bit width of the inputs; to keep every tensor in the pipeline at a consistent INT8 width, the accumulated product must be rescaled back down by an appropriately chosen shift and re-clipped to the representable [−128, 127] range </w:t>
+        <w:t>Running a Transformer in the 32-bit floating-point format it is normally trained in is prohibitively expensive on an embedded FPGA: every multiply-accumulate costs more logic, and every stored value costs 4× the memory bandwidth of an 8-bit alternative. Quantization instead represents each value as a signed 8-bit integer together with a shared, per-tensor scale factor (a power of two in this design), so a real value x is approximated as round(x/scale). Two INT8 values multiply to a result with roughly double the bit width of the inputs; to keep every tensor in the pipeline at a consistent INT8 width, the accumulated product must be rescaled back down by an appropriately chosen shift and re-clipped to the representable [</w:t>
       </w:r>
       <w:r>
         <w:rPr>
@@ -2743,7 +2832,28 @@
           <w:rFonts w:ascii="Times New Roman" w:eastAsia="Times New Roman" w:hAnsi="Times New Roman"/>
           <w:sz w:val="20"/>
         </w:rPr>
-        <w:t xml:space="preserve"> the round-half-up, saturate-to-INT8 operation formalized as Eq. 1 and implemented in right_shifter.v. The central engineering trade-off is choosing each stage's scale/shift so the rescaled result neither saturates (losing dynamic range) nor rounds away the signal (losing precision); Section II.C and Appendix A.3 describe two concrete bugs this project encountered getting that calibration right.</w:t>
+        <w:t xml:space="preserve">128, 127] range </w:t>
+      </w:r>
+      <w:r>
+        <w:rPr>
+          <w:rFonts w:ascii="Times New Roman" w:eastAsia="Times New Roman" w:hAnsi="Times New Roman"/>
+          <w:sz w:val="20"/>
+        </w:rPr>
+        <w:t>-</w:t>
+      </w:r>
+      <w:r>
+        <w:rPr>
+          <w:rFonts w:ascii="Times New Roman" w:eastAsia="Times New Roman" w:hAnsi="Times New Roman"/>
+          <w:sz w:val="20"/>
+        </w:rPr>
+        <w:t xml:space="preserve"> the round-half-up, saturate-to-INT8 operation </w:t>
+      </w:r>
+      <w:r>
+        <w:rPr>
+          <w:rFonts w:ascii="Times New Roman" w:eastAsia="Times New Roman" w:hAnsi="Times New Roman"/>
+          <w:sz w:val="20"/>
+        </w:rPr>
+        <w:t>formalized as Eq. 1 and implemented in right_shifter.v. The central engineering trade-off is choosing each stage's scale/shift so the rescaled result neither saturates (losing dynamic range) nor rounds away the signal (losing precision); Section II.C and Appendix A.3 describe two concrete bugs this project encountered getting that calibration right.</w:t>
       </w:r>
     </w:p>
     <w:p>
@@ -2910,7 +3020,15 @@
           <w:rFonts w:ascii="Times New Roman" w:eastAsia="Times New Roman" w:hAnsi="Times New Roman"/>
           <w:sz w:val="20"/>
         </w:rPr>
-        <w:t>[5]. This project targets that same design space on a resource-constrained, commodity Zynq-7020 SoC.</w:t>
+        <w:t xml:space="preserve">[5]. This project targets that same </w:t>
+      </w:r>
+      <w:r>
+        <w:rPr>
+          <w:rFonts w:ascii="Times New Roman" w:eastAsia="Times New Roman" w:hAnsi="Times New Roman"/>
+          <w:sz w:val="20"/>
+        </w:rPr>
+        <w:lastRenderedPageBreak/>
+        <w:t>design space on a resource-constrained, commodity Zynq-7020 SoC.</w:t>
       </w:r>
     </w:p>
     <w:p>
@@ -2994,15 +3112,7 @@
           <w:rFonts w:ascii="Times New Roman" w:eastAsia="Times New Roman" w:hAnsi="Times New Roman"/>
           <w:sz w:val="20"/>
         </w:rPr>
-        <w:t xml:space="preserve"> may be assumed correct on the </w:t>
-      </w:r>
-      <w:r>
-        <w:rPr>
-          <w:rFonts w:ascii="Times New Roman" w:eastAsia="Times New Roman" w:hAnsi="Times New Roman"/>
-          <w:sz w:val="20"/>
-        </w:rPr>
-        <w:lastRenderedPageBreak/>
-        <w:t>strength of another layer's correctness. Each was checked directly against its own ground truth.</w:t>
+        <w:t xml:space="preserve"> may be assumed correct on the strength of another layer's correctness. Each was checked directly against its own ground truth.</w:t>
       </w:r>
     </w:p>
     <w:p>
@@ -3189,7 +3299,14 @@
           <w:rFonts w:ascii="Times New Roman" w:eastAsia="Times New Roman" w:hAnsi="Times New Roman"/>
           <w:sz w:val="20"/>
         </w:rPr>
-        <w:t>The remainder of this paper is organized as follows. Section II details the core hardware architecture and its fixed-point formulation. Section III covers RTL verification. Section IV describes SoC integration on the PYNQ-Z2. Section V reports physical implementation and signoff. Section VI presents experimental evaluation and hardware bring-up. Section VII discusses remaining bottlenecks and future work, and Section VIII concludes.</w:t>
+        <w:t xml:space="preserve">The remainder of this paper is organized as follows. Section II details the core hardware architecture and its fixed-point formulation. Section III covers RTL verification. Section IV describes SoC integration on the PYNQ-Z2. Section V reports </w:t>
+      </w:r>
+      <w:r>
+        <w:rPr>
+          <w:rFonts w:ascii="Times New Roman" w:eastAsia="Times New Roman" w:hAnsi="Times New Roman"/>
+          <w:sz w:val="20"/>
+        </w:rPr>
+        <w:t>physical implementation and signoff. Section VI presents experimental evaluation and hardware bring-up. Section VII discusses remaining bottlenecks and future work, and Section VIII concludes.</w:t>
       </w:r>
     </w:p>
     <w:p>
@@ -3230,14 +3347,7 @@
           <w:rFonts w:ascii="Times New Roman" w:eastAsia="Times New Roman" w:hAnsi="Times New Roman"/>
           <w:sz w:val="20"/>
         </w:rPr>
-        <w:t xml:space="preserve">The matrix multiplication core (MM_ultra) is a weight-stationary 16×16 systolic array of INT8 processing elements (256 MACs total), fed by dedicated feature and weight input buffers (MM_in_buffer, MM_buffer) that stream operands into the array in A_size-wide parallel beats. Runtime-configurable block-count registers (F_width_block_num, W_width_block_num) parameterize the contraction and output </w:t>
-      </w:r>
-      <w:r>
-        <w:rPr>
-          <w:rFonts w:ascii="Times New Roman" w:eastAsia="Times New Roman" w:hAnsi="Times New Roman"/>
-          <w:sz w:val="20"/>
-        </w:rPr>
-        <w:t xml:space="preserve">dimensions, both constrained to multiples of the array width. Accumulated products are rounded and saturated to INT8 by a dedicated shifter: the design rounds half-up on an arithmetic right shift </w:t>
+        <w:t xml:space="preserve">The matrix multiplication core (MM_ultra) is a weight-stationary 16×16 systolic array of INT8 processing elements (256 MACs total), fed by dedicated feature and weight input buffers (MM_in_buffer, MM_buffer) that stream operands into the array in A_size-wide parallel beats. Runtime-configurable block-count registers (F_width_block_num, W_width_block_num) parameterize the contraction and output dimensions, both constrained to multiples of the array width. Accumulated products are rounded and saturated to INT8 by a dedicated shifter: the design rounds half-up on an arithmetic right shift </w:t>
       </w:r>
       <w:r>
         <w:rPr>
@@ -3251,7 +3361,7 @@
           <w:rFonts w:ascii="Times New Roman" w:eastAsia="Times New Roman" w:hAnsi="Times New Roman"/>
           <w:sz w:val="20"/>
         </w:rPr>
-        <w:t xml:space="preserve"> equivalently, add 2^(shift−1) then shift, or inspect the most-significant discarded bit </w:t>
+        <w:t xml:space="preserve"> equivalently, add 2^(shift</w:t>
       </w:r>
       <w:r>
         <w:rPr>
@@ -3265,7 +3375,35 @@
           <w:rFonts w:ascii="Times New Roman" w:eastAsia="Times New Roman" w:hAnsi="Times New Roman"/>
           <w:sz w:val="20"/>
         </w:rPr>
-        <w:t xml:space="preserve"> before clamping to [−128, 127]. Both formulations were confirmed mathematically identical during hardware bring-up (Section VI) when the software golden model was cross-checked line-by-line against this shifter's RTL. Formally, for a pre-shift accumulator value z and a runtime-configurable shift ∈ ℤ⁺, the quantization operator realized in hardware is</w:t>
+        <w:t xml:space="preserve">1) then shift, or inspect the most-significant discarded bit </w:t>
+      </w:r>
+      <w:r>
+        <w:rPr>
+          <w:rFonts w:ascii="Times New Roman" w:eastAsia="Times New Roman" w:hAnsi="Times New Roman"/>
+          <w:sz w:val="20"/>
+        </w:rPr>
+        <w:t>-</w:t>
+      </w:r>
+      <w:r>
+        <w:rPr>
+          <w:rFonts w:ascii="Times New Roman" w:eastAsia="Times New Roman" w:hAnsi="Times New Roman"/>
+          <w:sz w:val="20"/>
+        </w:rPr>
+        <w:t xml:space="preserve"> before clamping to [</w:t>
+      </w:r>
+      <w:r>
+        <w:rPr>
+          <w:rFonts w:ascii="Times New Roman" w:eastAsia="Times New Roman" w:hAnsi="Times New Roman"/>
+          <w:sz w:val="20"/>
+        </w:rPr>
+        <w:t>-</w:t>
+      </w:r>
+      <w:r>
+        <w:rPr>
+          <w:rFonts w:ascii="Times New Roman" w:eastAsia="Times New Roman" w:hAnsi="Times New Roman"/>
+          <w:sz w:val="20"/>
+        </w:rPr>
+        <w:t>128, 127]. Both formulations were confirmed mathematically identical during hardware bring-up (Section VI) when the software golden model was cross-checked line-by-line against this shifter's RTL. Formally, for a pre-shift accumulator value z and a runtime-configurable shift ∈ ℤ⁺, the quantization operator realized in hardware is</w:t>
       </w:r>
     </w:p>
     <w:p>
@@ -3526,13 +3664,18 @@
           <w:p>
             <w:pPr>
               <w:spacing w:after="0"/>
+              <w:rPr>
+                <w:sz w:val="18"/>
+                <w:szCs w:val="18"/>
+              </w:rPr>
             </w:pPr>
             <w:r>
               <w:rPr>
                 <w:rFonts w:ascii="Consolas" w:eastAsia="Consolas" w:hAnsi="Consolas"/>
                 <w:i/>
                 <w:color w:val="008000"/>
-                <w:sz w:val="17"/>
+                <w:sz w:val="14"/>
+                <w:szCs w:val="18"/>
               </w:rPr>
               <w:t xml:space="preserve">// right_shifter.v </w:t>
             </w:r>
@@ -3541,7 +3684,8 @@
                 <w:rFonts w:ascii="Consolas" w:eastAsia="Consolas" w:hAnsi="Consolas"/>
                 <w:i/>
                 <w:color w:val="008000"/>
-                <w:sz w:val="17"/>
+                <w:sz w:val="14"/>
+                <w:szCs w:val="18"/>
               </w:rPr>
               <w:t>-</w:t>
             </w:r>
@@ -3550,7 +3694,8 @@
                 <w:rFonts w:ascii="Consolas" w:eastAsia="Consolas" w:hAnsi="Consolas"/>
                 <w:i/>
                 <w:color w:val="008000"/>
-                <w:sz w:val="17"/>
+                <w:sz w:val="14"/>
+                <w:szCs w:val="18"/>
               </w:rPr>
               <w:t xml:space="preserve"> round-half-up + saturate to INT8</w:t>
             </w:r>
@@ -3558,19 +3703,25 @@
           <w:p>
             <w:pPr>
               <w:spacing w:after="0"/>
+              <w:rPr>
+                <w:sz w:val="18"/>
+                <w:szCs w:val="18"/>
+              </w:rPr>
             </w:pPr>
             <w:r>
               <w:rPr>
                 <w:rFonts w:ascii="Consolas" w:eastAsia="Consolas" w:hAnsi="Consolas"/>
                 <w:color w:val="0000EE"/>
-                <w:sz w:val="17"/>
+                <w:sz w:val="14"/>
+                <w:szCs w:val="18"/>
               </w:rPr>
               <w:t>assign</w:t>
             </w:r>
             <w:r>
               <w:rPr>
                 <w:rFonts w:ascii="Consolas" w:eastAsia="Consolas" w:hAnsi="Consolas"/>
-                <w:sz w:val="17"/>
+                <w:sz w:val="14"/>
+                <w:szCs w:val="18"/>
               </w:rPr>
               <w:t xml:space="preserve"> temp1_out = data_in &gt;&gt;&gt; shift;</w:t>
             </w:r>
@@ -3578,19 +3729,25 @@
           <w:p>
             <w:pPr>
               <w:spacing w:after="0"/>
+              <w:rPr>
+                <w:sz w:val="18"/>
+                <w:szCs w:val="18"/>
+              </w:rPr>
             </w:pPr>
             <w:r>
               <w:rPr>
                 <w:rFonts w:ascii="Consolas" w:eastAsia="Consolas" w:hAnsi="Consolas"/>
                 <w:color w:val="0000EE"/>
-                <w:sz w:val="17"/>
+                <w:sz w:val="14"/>
+                <w:szCs w:val="18"/>
               </w:rPr>
               <w:t>assign</w:t>
             </w:r>
             <w:r>
               <w:rPr>
                 <w:rFonts w:ascii="Consolas" w:eastAsia="Consolas" w:hAnsi="Consolas"/>
-                <w:sz w:val="17"/>
+                <w:sz w:val="14"/>
+                <w:szCs w:val="18"/>
               </w:rPr>
               <w:t xml:space="preserve"> temp2_out =</w:t>
             </w:r>
@@ -3598,11 +3755,16 @@
           <w:p>
             <w:pPr>
               <w:spacing w:after="0"/>
+              <w:rPr>
+                <w:sz w:val="18"/>
+                <w:szCs w:val="18"/>
+              </w:rPr>
             </w:pPr>
             <w:r>
               <w:rPr>
                 <w:rFonts w:ascii="Consolas" w:eastAsia="Consolas" w:hAnsi="Consolas"/>
-                <w:sz w:val="17"/>
+                <w:sz w:val="14"/>
+                <w:szCs w:val="18"/>
               </w:rPr>
               <w:t xml:space="preserve">    data_in[shift-</w:t>
             </w:r>
@@ -3610,14 +3772,16 @@
               <w:rPr>
                 <w:rFonts w:ascii="Consolas" w:eastAsia="Consolas" w:hAnsi="Consolas"/>
                 <w:color w:val="098658"/>
-                <w:sz w:val="17"/>
+                <w:sz w:val="14"/>
+                <w:szCs w:val="18"/>
               </w:rPr>
               <w:t>1</w:t>
             </w:r>
             <w:r>
               <w:rPr>
                 <w:rFonts w:ascii="Consolas" w:eastAsia="Consolas" w:hAnsi="Consolas"/>
-                <w:sz w:val="17"/>
+                <w:sz w:val="14"/>
+                <w:szCs w:val="18"/>
               </w:rPr>
               <w:t xml:space="preserve">] ? temp1_out + </w:t>
             </w:r>
@@ -3625,14 +3789,16 @@
               <w:rPr>
                 <w:rFonts w:ascii="Consolas" w:eastAsia="Consolas" w:hAnsi="Consolas"/>
                 <w:color w:val="098658"/>
-                <w:sz w:val="17"/>
+                <w:sz w:val="14"/>
+                <w:szCs w:val="18"/>
               </w:rPr>
               <w:t>1</w:t>
             </w:r>
             <w:r>
               <w:rPr>
                 <w:rFonts w:ascii="Consolas" w:eastAsia="Consolas" w:hAnsi="Consolas"/>
-                <w:sz w:val="17"/>
+                <w:sz w:val="14"/>
+                <w:szCs w:val="18"/>
               </w:rPr>
               <w:t xml:space="preserve"> : temp1_out;</w:t>
             </w:r>
@@ -3640,13 +3806,18 @@
           <w:p>
             <w:pPr>
               <w:spacing w:after="0"/>
+              <w:rPr>
+                <w:sz w:val="18"/>
+                <w:szCs w:val="18"/>
+              </w:rPr>
             </w:pPr>
             <w:r>
               <w:rPr>
                 <w:rFonts w:ascii="Consolas" w:eastAsia="Consolas" w:hAnsi="Consolas"/>
                 <w:i/>
                 <w:color w:val="008000"/>
-                <w:sz w:val="17"/>
+                <w:sz w:val="14"/>
+                <w:szCs w:val="18"/>
               </w:rPr>
               <w:t>// under_min/over_max: range checks on temp2_out</w:t>
             </w:r>
@@ -3654,19 +3825,25 @@
           <w:p>
             <w:pPr>
               <w:spacing w:after="0"/>
+              <w:rPr>
+                <w:sz w:val="18"/>
+                <w:szCs w:val="18"/>
+              </w:rPr>
             </w:pPr>
             <w:r>
               <w:rPr>
                 <w:rFonts w:ascii="Consolas" w:eastAsia="Consolas" w:hAnsi="Consolas"/>
                 <w:color w:val="0000EE"/>
-                <w:sz w:val="17"/>
+                <w:sz w:val="14"/>
+                <w:szCs w:val="18"/>
               </w:rPr>
               <w:t>case</w:t>
             </w:r>
             <w:r>
               <w:rPr>
                 <w:rFonts w:ascii="Consolas" w:eastAsia="Consolas" w:hAnsi="Consolas"/>
-                <w:sz w:val="17"/>
+                <w:sz w:val="14"/>
+                <w:szCs w:val="18"/>
               </w:rPr>
               <w:t xml:space="preserve"> ({under_min, over_max})</w:t>
             </w:r>
@@ -3674,11 +3851,16 @@
           <w:p>
             <w:pPr>
               <w:spacing w:after="0"/>
+              <w:rPr>
+                <w:sz w:val="18"/>
+                <w:szCs w:val="18"/>
+              </w:rPr>
             </w:pPr>
             <w:r>
               <w:rPr>
                 <w:rFonts w:ascii="Consolas" w:eastAsia="Consolas" w:hAnsi="Consolas"/>
-                <w:sz w:val="17"/>
+                <w:sz w:val="14"/>
+                <w:szCs w:val="18"/>
               </w:rPr>
               <w:t xml:space="preserve">    </w:t>
             </w:r>
@@ -3686,14 +3868,16 @@
               <w:rPr>
                 <w:rFonts w:ascii="Consolas" w:eastAsia="Consolas" w:hAnsi="Consolas"/>
                 <w:color w:val="098658"/>
-                <w:sz w:val="17"/>
+                <w:sz w:val="14"/>
+                <w:szCs w:val="18"/>
               </w:rPr>
               <w:t>2'b10</w:t>
             </w:r>
             <w:r>
               <w:rPr>
                 <w:rFonts w:ascii="Consolas" w:eastAsia="Consolas" w:hAnsi="Consolas"/>
-                <w:sz w:val="17"/>
+                <w:sz w:val="14"/>
+                <w:szCs w:val="18"/>
               </w:rPr>
               <w:t>: data_out = {</w:t>
             </w:r>
@@ -3701,14 +3885,16 @@
               <w:rPr>
                 <w:rFonts w:ascii="Consolas" w:eastAsia="Consolas" w:hAnsi="Consolas"/>
                 <w:color w:val="098658"/>
-                <w:sz w:val="17"/>
+                <w:sz w:val="14"/>
+                <w:szCs w:val="18"/>
               </w:rPr>
               <w:t>1'b1</w:t>
             </w:r>
             <w:r>
               <w:rPr>
                 <w:rFonts w:ascii="Consolas" w:eastAsia="Consolas" w:hAnsi="Consolas"/>
-                <w:sz w:val="17"/>
+                <w:sz w:val="14"/>
+                <w:szCs w:val="18"/>
               </w:rPr>
               <w:t>, {(W-</w:t>
             </w:r>
@@ -3716,14 +3902,16 @@
               <w:rPr>
                 <w:rFonts w:ascii="Consolas" w:eastAsia="Consolas" w:hAnsi="Consolas"/>
                 <w:color w:val="098658"/>
-                <w:sz w:val="17"/>
+                <w:sz w:val="14"/>
+                <w:szCs w:val="18"/>
               </w:rPr>
               <w:t>1</w:t>
             </w:r>
             <w:r>
               <w:rPr>
                 <w:rFonts w:ascii="Consolas" w:eastAsia="Consolas" w:hAnsi="Consolas"/>
-                <w:sz w:val="17"/>
+                <w:sz w:val="14"/>
+                <w:szCs w:val="18"/>
               </w:rPr>
               <w:t>){</w:t>
             </w:r>
@@ -3731,14 +3919,16 @@
               <w:rPr>
                 <w:rFonts w:ascii="Consolas" w:eastAsia="Consolas" w:hAnsi="Consolas"/>
                 <w:color w:val="098658"/>
-                <w:sz w:val="17"/>
+                <w:sz w:val="14"/>
+                <w:szCs w:val="18"/>
               </w:rPr>
               <w:t>1'b0</w:t>
             </w:r>
             <w:r>
               <w:rPr>
                 <w:rFonts w:ascii="Consolas" w:eastAsia="Consolas" w:hAnsi="Consolas"/>
-                <w:sz w:val="17"/>
+                <w:sz w:val="14"/>
+                <w:szCs w:val="18"/>
               </w:rPr>
               <w:t xml:space="preserve">}}}; </w:t>
             </w:r>
@@ -3747,7 +3937,8 @@
                 <w:rFonts w:ascii="Consolas" w:eastAsia="Consolas" w:hAnsi="Consolas"/>
                 <w:i/>
                 <w:color w:val="008000"/>
-                <w:sz w:val="17"/>
+                <w:sz w:val="14"/>
+                <w:szCs w:val="18"/>
               </w:rPr>
               <w:t>// -128</w:t>
             </w:r>
@@ -3755,11 +3946,16 @@
           <w:p>
             <w:pPr>
               <w:spacing w:after="0"/>
+              <w:rPr>
+                <w:sz w:val="18"/>
+                <w:szCs w:val="18"/>
+              </w:rPr>
             </w:pPr>
             <w:r>
               <w:rPr>
                 <w:rFonts w:ascii="Consolas" w:eastAsia="Consolas" w:hAnsi="Consolas"/>
-                <w:sz w:val="17"/>
+                <w:sz w:val="14"/>
+                <w:szCs w:val="18"/>
               </w:rPr>
               <w:t xml:space="preserve">    </w:t>
             </w:r>
@@ -3767,14 +3963,16 @@
               <w:rPr>
                 <w:rFonts w:ascii="Consolas" w:eastAsia="Consolas" w:hAnsi="Consolas"/>
                 <w:color w:val="098658"/>
-                <w:sz w:val="17"/>
+                <w:sz w:val="14"/>
+                <w:szCs w:val="18"/>
               </w:rPr>
               <w:t>2'b01</w:t>
             </w:r>
             <w:r>
               <w:rPr>
                 <w:rFonts w:ascii="Consolas" w:eastAsia="Consolas" w:hAnsi="Consolas"/>
-                <w:sz w:val="17"/>
+                <w:sz w:val="14"/>
+                <w:szCs w:val="18"/>
               </w:rPr>
               <w:t>: data_out = {</w:t>
             </w:r>
@@ -3782,14 +3980,16 @@
               <w:rPr>
                 <w:rFonts w:ascii="Consolas" w:eastAsia="Consolas" w:hAnsi="Consolas"/>
                 <w:color w:val="098658"/>
-                <w:sz w:val="17"/>
+                <w:sz w:val="14"/>
+                <w:szCs w:val="18"/>
               </w:rPr>
               <w:t>1'b0</w:t>
             </w:r>
             <w:r>
               <w:rPr>
                 <w:rFonts w:ascii="Consolas" w:eastAsia="Consolas" w:hAnsi="Consolas"/>
-                <w:sz w:val="17"/>
+                <w:sz w:val="14"/>
+                <w:szCs w:val="18"/>
               </w:rPr>
               <w:t>, {(W-</w:t>
             </w:r>
@@ -3797,14 +3997,16 @@
               <w:rPr>
                 <w:rFonts w:ascii="Consolas" w:eastAsia="Consolas" w:hAnsi="Consolas"/>
                 <w:color w:val="098658"/>
-                <w:sz w:val="17"/>
+                <w:sz w:val="14"/>
+                <w:szCs w:val="18"/>
               </w:rPr>
               <w:t>1</w:t>
             </w:r>
             <w:r>
               <w:rPr>
                 <w:rFonts w:ascii="Consolas" w:eastAsia="Consolas" w:hAnsi="Consolas"/>
-                <w:sz w:val="17"/>
+                <w:sz w:val="14"/>
+                <w:szCs w:val="18"/>
               </w:rPr>
               <w:t>){</w:t>
             </w:r>
@@ -3812,14 +4014,16 @@
               <w:rPr>
                 <w:rFonts w:ascii="Consolas" w:eastAsia="Consolas" w:hAnsi="Consolas"/>
                 <w:color w:val="098658"/>
-                <w:sz w:val="17"/>
+                <w:sz w:val="14"/>
+                <w:szCs w:val="18"/>
               </w:rPr>
               <w:t>1'b1</w:t>
             </w:r>
             <w:r>
               <w:rPr>
                 <w:rFonts w:ascii="Consolas" w:eastAsia="Consolas" w:hAnsi="Consolas"/>
-                <w:sz w:val="17"/>
+                <w:sz w:val="14"/>
+                <w:szCs w:val="18"/>
               </w:rPr>
               <w:t xml:space="preserve">}}}; </w:t>
             </w:r>
@@ -3828,7 +4032,8 @@
                 <w:rFonts w:ascii="Consolas" w:eastAsia="Consolas" w:hAnsi="Consolas"/>
                 <w:i/>
                 <w:color w:val="008000"/>
-                <w:sz w:val="17"/>
+                <w:sz w:val="14"/>
+                <w:szCs w:val="18"/>
               </w:rPr>
               <w:t>// +127</w:t>
             </w:r>
@@ -3836,11 +4041,16 @@
           <w:p>
             <w:pPr>
               <w:spacing w:after="0"/>
+              <w:rPr>
+                <w:sz w:val="18"/>
+                <w:szCs w:val="18"/>
+              </w:rPr>
             </w:pPr>
             <w:r>
               <w:rPr>
                 <w:rFonts w:ascii="Consolas" w:eastAsia="Consolas" w:hAnsi="Consolas"/>
-                <w:sz w:val="17"/>
+                <w:sz w:val="14"/>
+                <w:szCs w:val="18"/>
               </w:rPr>
               <w:t xml:space="preserve">    </w:t>
             </w:r>
@@ -3848,14 +4058,16 @@
               <w:rPr>
                 <w:rFonts w:ascii="Consolas" w:eastAsia="Consolas" w:hAnsi="Consolas"/>
                 <w:color w:val="0000EE"/>
-                <w:sz w:val="17"/>
+                <w:sz w:val="14"/>
+                <w:szCs w:val="18"/>
               </w:rPr>
               <w:t>default</w:t>
             </w:r>
             <w:r>
               <w:rPr>
                 <w:rFonts w:ascii="Consolas" w:eastAsia="Consolas" w:hAnsi="Consolas"/>
-                <w:sz w:val="17"/>
+                <w:sz w:val="14"/>
+                <w:szCs w:val="18"/>
               </w:rPr>
               <w:t>: data_out = temp2_out[W-</w:t>
             </w:r>
@@ -3863,14 +4075,16 @@
               <w:rPr>
                 <w:rFonts w:ascii="Consolas" w:eastAsia="Consolas" w:hAnsi="Consolas"/>
                 <w:color w:val="098658"/>
-                <w:sz w:val="17"/>
+                <w:sz w:val="14"/>
+                <w:szCs w:val="18"/>
               </w:rPr>
               <w:t>1</w:t>
             </w:r>
             <w:r>
               <w:rPr>
                 <w:rFonts w:ascii="Consolas" w:eastAsia="Consolas" w:hAnsi="Consolas"/>
-                <w:sz w:val="17"/>
+                <w:sz w:val="14"/>
+                <w:szCs w:val="18"/>
               </w:rPr>
               <w:t>:</w:t>
             </w:r>
@@ -3878,14 +4092,16 @@
               <w:rPr>
                 <w:rFonts w:ascii="Consolas" w:eastAsia="Consolas" w:hAnsi="Consolas"/>
                 <w:color w:val="098658"/>
-                <w:sz w:val="17"/>
+                <w:sz w:val="14"/>
+                <w:szCs w:val="18"/>
               </w:rPr>
               <w:t>0</w:t>
             </w:r>
             <w:r>
               <w:rPr>
                 <w:rFonts w:ascii="Consolas" w:eastAsia="Consolas" w:hAnsi="Consolas"/>
-                <w:sz w:val="17"/>
+                <w:sz w:val="14"/>
+                <w:szCs w:val="18"/>
               </w:rPr>
               <w:t>];</w:t>
             </w:r>
@@ -3898,7 +4114,8 @@
               <w:rPr>
                 <w:rFonts w:ascii="Consolas" w:eastAsia="Consolas" w:hAnsi="Consolas"/>
                 <w:color w:val="0000EE"/>
-                <w:sz w:val="17"/>
+                <w:sz w:val="14"/>
+                <w:szCs w:val="18"/>
               </w:rPr>
               <w:t>endcase</w:t>
             </w:r>
@@ -3938,6 +4155,7 @@
           <w:rFonts w:ascii="Times New Roman" w:eastAsia="Times New Roman" w:hAnsi="Times New Roman"/>
           <w:sz w:val="20"/>
         </w:rPr>
+        <w:lastRenderedPageBreak/>
         <w:t>Fig. 1 details one PE's internal datapath (PE.v): the stationary weight register reg_w is loaded once via set_w and held for the duration of a matrix multiplication, while x_in streams through a registered pass-through (x_out) to the next PE to the east and simultaneously feeds the multiplier; the multiplier's product accumulates with psum_in from the PE to the north into a 20-bit signed register (2·data_width + log₂(array_m) for this 16-row array) that is the exact register Appendix A.7's DSP-inference fix targets, and is forwarded south as psum_out.</w:t>
       </w:r>
     </w:p>
@@ -3950,12 +4168,11 @@
         <w:rPr>
           <w:noProof/>
         </w:rPr>
-        <w:lastRenderedPageBreak/>
         <w:drawing>
-          <wp:inline distT="0" distB="0" distL="0" distR="0" wp14:anchorId="7EB517CC" wp14:editId="045EE9B8">
-            <wp:extent cx="3017520" cy="2541069"/>
-            <wp:effectExtent l="0" t="0" r="0" b="0"/>
-            <wp:docPr id="2109883545" name="Picture 2109883545"/>
+          <wp:inline distT="0" distB="0" distL="0" distR="0" wp14:anchorId="4CD646F1" wp14:editId="4EE2B877">
+            <wp:extent cx="3228975" cy="2323287"/>
+            <wp:effectExtent l="0" t="0" r="0" b="1270"/>
+            <wp:docPr id="2109883554" name="Picture 2109883554"/>
             <wp:cNvGraphicFramePr>
               <a:graphicFrameLocks xmlns:a="http://schemas.openxmlformats.org/drawingml/2006/main" noChangeAspect="1"/>
             </wp:cNvGraphicFramePr>
@@ -3963,23 +4180,32 @@
               <a:graphicData uri="http://schemas.openxmlformats.org/drawingml/2006/picture">
                 <pic:pic xmlns:pic="http://schemas.openxmlformats.org/drawingml/2006/picture">
                   <pic:nvPicPr>
-                    <pic:cNvPr id="0" name="fig_pe_microarch.png"/>
+                    <pic:cNvPr id="0" name="fig_pe_microarch_v2.png"/>
                     <pic:cNvPicPr/>
                   </pic:nvPicPr>
-                  <pic:blipFill>
+                  <pic:blipFill rotWithShape="1">
                     <a:blip r:embed="rId13"/>
+                    <a:srcRect r="13716" b="2221"/>
                     <a:stretch>
                       <a:fillRect/>
                     </a:stretch>
                   </pic:blipFill>
-                  <pic:spPr>
+                  <pic:spPr bwMode="auto">
                     <a:xfrm>
                       <a:off x="0" y="0"/>
-                      <a:ext cx="3017520" cy="2541069"/>
+                      <a:ext cx="3254143" cy="2341396"/>
                     </a:xfrm>
                     <a:prstGeom prst="rect">
                       <a:avLst/>
                     </a:prstGeom>
+                    <a:ln>
+                      <a:noFill/>
+                    </a:ln>
+                    <a:extLst>
+                      <a:ext uri="{53640926-AAD7-44D8-BBD7-CCE9431645EC}">
+                        <a14:shadowObscured xmlns:a14="http://schemas.microsoft.com/office/drawing/2010/main"/>
+                      </a:ext>
+                    </a:extLst>
                   </pic:spPr>
                 </pic:pic>
               </a:graphicData>
@@ -3987,11 +4213,6 @@
           </wp:inline>
         </w:drawing>
       </w:r>
-    </w:p>
-    <w:p>
-      <w:pPr>
-        <w:jc w:val="center"/>
-      </w:pPr>
       <w:r>
         <w:rPr>
           <w:rFonts w:ascii="Times New Roman" w:eastAsia="Times New Roman" w:hAnsi="Times New Roman"/>
@@ -4026,7 +4247,49 @@
           <w:rFonts w:ascii="Times New Roman" w:eastAsia="Times New Roman" w:hAnsi="Times New Roman"/>
           <w:sz w:val="20"/>
         </w:rPr>
-        <w:t>Softmax normalization (Softmax_control / Softmax) is a three-pass scalar architecture operating on one buffered row at a time: pass one finds the row maximum via a running comparator; pass two streams the row a second time, computing and accumulating exp(x−max) via a base-2 exponential approximation (a rational scaling of x by log₂(e), split into integer and fractional components with linear interpolation of the fractional power-of-two term); pass three streams the row a third time, computing the final normalized value exp(x−max−ln(Σ)) using a second instance of the same exponential unit combined with a piecewise logarithm approximation (Ln_module) to avoid an explicit division. Formally, for a row x with elements xᵢ, the three passes compute</w:t>
+        <w:t>Softmax normalization (Softmax_control / Softmax) is a three-pass scalar architecture operating on one buffered row at a time: pass one finds the row maximum via a running comparator; pass two streams the row a second time, computing and accumulating exp(x</w:t>
+      </w:r>
+      <w:r>
+        <w:rPr>
+          <w:rFonts w:ascii="Times New Roman" w:eastAsia="Times New Roman" w:hAnsi="Times New Roman"/>
+          <w:sz w:val="20"/>
+        </w:rPr>
+        <w:t>-</w:t>
+      </w:r>
+      <w:r>
+        <w:rPr>
+          <w:rFonts w:ascii="Times New Roman" w:eastAsia="Times New Roman" w:hAnsi="Times New Roman"/>
+          <w:sz w:val="20"/>
+        </w:rPr>
+        <w:t>max) via a base-2 exponential approximation (a rational scaling of x by log₂(e), split into integer and fractional components with linear interpolation of the fractional power-of-two term); pass three streams the row a third time, computing the final normalized value exp(x</w:t>
+      </w:r>
+      <w:r>
+        <w:rPr>
+          <w:rFonts w:ascii="Times New Roman" w:eastAsia="Times New Roman" w:hAnsi="Times New Roman"/>
+          <w:sz w:val="20"/>
+        </w:rPr>
+        <w:t>-</w:t>
+      </w:r>
+      <w:r>
+        <w:rPr>
+          <w:rFonts w:ascii="Times New Roman" w:eastAsia="Times New Roman" w:hAnsi="Times New Roman"/>
+          <w:sz w:val="20"/>
+        </w:rPr>
+        <w:t>max</w:t>
+      </w:r>
+      <w:r>
+        <w:rPr>
+          <w:rFonts w:ascii="Times New Roman" w:eastAsia="Times New Roman" w:hAnsi="Times New Roman"/>
+          <w:sz w:val="20"/>
+        </w:rPr>
+        <w:t>-</w:t>
+      </w:r>
+      <w:r>
+        <w:rPr>
+          <w:rFonts w:ascii="Times New Roman" w:eastAsia="Times New Roman" w:hAnsi="Times New Roman"/>
+          <w:sz w:val="20"/>
+        </w:rPr>
+        <w:t>ln(Σ)) using a second instance of the same exponential unit combined with a piecewise logarithm approximation (Ln_module) to avoid an explicit division. Formally, for a row x with elements xᵢ, the three passes compute</w:t>
       </w:r>
     </w:p>
     <w:p>
@@ -4483,7 +4746,21 @@
           <w:rFonts w:ascii="Times New Roman" w:eastAsia="Times New Roman" w:hAnsi="Times New Roman"/>
           <w:sz w:val="20"/>
         </w:rPr>
-        <w:t xml:space="preserve">an exact base-2 reformulation of softmax(x)ᵢ = exp(xᵢ−m)/Σ that matches the hardware's own log₂(e)-scaled exponential and Ln_module log-domain division-avoidance strategy exactly, rather than the textbook exp/ln formulation alone. Fig. 2 depicts the resulting finite-state control flow: each of the three passes streams the full N-element row exactly once, strictly sequentially, for a total latency of 3N cycles per row </w:t>
+        <w:t>an exact base-2 reformulation of softmax(x)ᵢ = exp(xᵢ</w:t>
+      </w:r>
+      <w:r>
+        <w:rPr>
+          <w:rFonts w:ascii="Times New Roman" w:eastAsia="Times New Roman" w:hAnsi="Times New Roman"/>
+          <w:sz w:val="20"/>
+        </w:rPr>
+        <w:t>-</w:t>
+      </w:r>
+      <w:r>
+        <w:rPr>
+          <w:rFonts w:ascii="Times New Roman" w:eastAsia="Times New Roman" w:hAnsi="Times New Roman"/>
+          <w:sz w:val="20"/>
+        </w:rPr>
+        <w:t xml:space="preserve">m)/Σ that matches the hardware's own log₂(e)-scaled exponential and Ln_module log-domain division-avoidance strategy exactly, rather than the textbook exp/ln formulation alone. Fig. 2 depicts the resulting finite-state control flow: each of the three passes streams the full N-element row exactly once, strictly sequentially, for a total latency of 3N cycles per row </w:t>
       </w:r>
       <w:r>
         <w:rPr>
@@ -4510,9 +4787,9 @@
           <w:noProof/>
         </w:rPr>
         <w:drawing>
-          <wp:inline distT="0" distB="0" distL="0" distR="0" wp14:anchorId="4838EE04" wp14:editId="2AD0222E">
-            <wp:extent cx="2742565" cy="2650830"/>
-            <wp:effectExtent l="0" t="0" r="635" b="0"/>
+          <wp:inline distT="0" distB="0" distL="0" distR="0" wp14:anchorId="4838EE04" wp14:editId="051BB5B4">
+            <wp:extent cx="2667000" cy="2650490"/>
+            <wp:effectExtent l="0" t="0" r="0" b="0"/>
             <wp:docPr id="2109883546" name="Picture 2109883546"/>
             <wp:cNvGraphicFramePr>
               <a:graphicFrameLocks xmlns:a="http://schemas.openxmlformats.org/drawingml/2006/main" noChangeAspect="1"/>
@@ -4526,7 +4803,7 @@
                   </pic:nvPicPr>
                   <pic:blipFill rotWithShape="1">
                     <a:blip r:embed="rId14"/>
-                    <a:srcRect t="3876" b="22583"/>
+                    <a:srcRect t="3876" r="2743" b="22583"/>
                     <a:stretch>
                       <a:fillRect/>
                     </a:stretch>
@@ -4534,7 +4811,7 @@
                   <pic:spPr bwMode="auto">
                     <a:xfrm>
                       <a:off x="0" y="0"/>
-                      <a:ext cx="2743200" cy="2651444"/>
+                      <a:ext cx="2667960" cy="2651444"/>
                     </a:xfrm>
                     <a:prstGeom prst="rect">
                       <a:avLst/>
@@ -4612,6 +4889,21 @@
     </w:p>
     <w:p>
       <w:pPr>
+        <w:rPr>
+          <w:rFonts w:ascii="Times New Roman" w:eastAsia="Times New Roman" w:hAnsi="Times New Roman"/>
+          <w:b/>
+        </w:rPr>
+      </w:pPr>
+      <w:r>
+        <w:rPr>
+          <w:rFonts w:ascii="Times New Roman" w:eastAsia="Times New Roman" w:hAnsi="Times New Roman"/>
+          <w:b/>
+        </w:rPr>
+        <w:br w:type="page"/>
+      </w:r>
+    </w:p>
+    <w:p>
+      <w:pPr>
         <w:spacing w:before="240" w:after="120"/>
         <w:jc w:val="center"/>
       </w:pPr>
@@ -4620,6 +4912,7 @@
           <w:rFonts w:ascii="Times New Roman" w:eastAsia="Times New Roman" w:hAnsi="Times New Roman"/>
           <w:b/>
         </w:rPr>
+        <w:lastRenderedPageBreak/>
         <w:t>III. RTL VERIFICATION &amp; BEHAVIORAL SIMULATION (CADENCE XCELIUM)</w:t>
       </w:r>
     </w:p>
@@ -4662,7 +4955,6 @@
           <w:i/>
           <w:sz w:val="20"/>
         </w:rPr>
-        <w:lastRenderedPageBreak/>
         <w:t>B. Simulation Results &amp; Numerical Precision Verification</w:t>
       </w:r>
     </w:p>
@@ -4688,40 +4980,79 @@
       </w:pPr>
       <w:r>
         <w:rPr>
-          <w:rFonts w:ascii="Times New Roman" w:eastAsia="Times New Roman" w:hAnsi="Times New Roman"/>
-          <w:sz w:val="20"/>
-        </w:rPr>
-        <w:t xml:space="preserve">Fig. 3 illustrates the AXI4-Stream handshake and the 3-pass timing structure a feature row actually traverses on ingest </w:t>
-      </w:r>
-      <w:r>
-        <w:rPr>
-          <w:rFonts w:ascii="Times New Roman" w:eastAsia="Times New Roman" w:hAnsi="Times New Roman"/>
+          <w:rFonts w:ascii="Times New Roman" w:hAnsi="Times New Roman"/>
+          <w:sz w:val="20"/>
+        </w:rPr>
+        <w:t xml:space="preserve">A real captured Cadence SimVision waveform trace of this exact ingest and 3-pass timing structure </w:t>
+      </w:r>
+      <w:r>
+        <w:rPr>
+          <w:rFonts w:ascii="Times New Roman" w:hAnsi="Times New Roman"/>
           <w:sz w:val="20"/>
         </w:rPr>
         <w:t>-</w:t>
       </w:r>
       <w:r>
         <w:rPr>
-          <w:rFonts w:ascii="Times New Roman" w:eastAsia="Times New Roman" w:hAnsi="Times New Roman"/>
-          <w:sz w:val="20"/>
-        </w:rPr>
-        <w:t xml:space="preserve"> shown as a protocol-structure diagram rather than a captured simulation trace, since visualizing a specific signal-level EDA waveform faithfully would require an actual Xcelium/SimVision trace export, not a reconstruction.</w:t>
-      </w:r>
-    </w:p>
-    <w:p>
-      <w:pPr>
-        <w:spacing w:before="120"/>
-        <w:jc w:val="center"/>
+          <w:rFonts w:ascii="Times New Roman" w:hAnsi="Times New Roman"/>
+          <w:sz w:val="20"/>
+        </w:rPr>
+        <w:t xml:space="preserve"> confirming the 18,083-cycle end-to-end latency cited above directly from simulation, not reconstructed </w:t>
+      </w:r>
+      <w:r>
+        <w:rPr>
+          <w:rFonts w:ascii="Times New Roman" w:hAnsi="Times New Roman"/>
+          <w:sz w:val="20"/>
+        </w:rPr>
+        <w:t>-</w:t>
+      </w:r>
+      <w:r>
+        <w:rPr>
+          <w:rFonts w:ascii="Times New Roman" w:hAnsi="Times New Roman"/>
+          <w:sz w:val="20"/>
+        </w:rPr>
+        <w:t xml:space="preserve"> is provided in Appendix A (Figures A.1-A.2).</w:t>
+      </w:r>
+    </w:p>
+    <w:p>
+      <w:pPr>
+        <w:spacing w:before="160" w:after="80"/>
+      </w:pPr>
+    </w:p>
+    <w:p>
+      <w:pPr>
+        <w:spacing w:before="160" w:after="80"/>
+        <w:rPr>
+          <w:rFonts w:ascii="Times New Roman" w:eastAsia="Times New Roman" w:hAnsi="Times New Roman"/>
+          <w:sz w:val="20"/>
+        </w:rPr>
+      </w:pPr>
+    </w:p>
+    <w:p>
+      <w:pPr>
+        <w:spacing w:before="160" w:after="80"/>
+        <w:rPr>
+          <w:rFonts w:ascii="Times New Roman" w:eastAsia="Times New Roman" w:hAnsi="Times New Roman"/>
+          <w:sz w:val="20"/>
+        </w:rPr>
       </w:pPr>
       <w:r>
         <w:rPr>
           <w:noProof/>
         </w:rPr>
         <w:drawing>
-          <wp:inline distT="0" distB="0" distL="0" distR="0" wp14:anchorId="3E55BE52" wp14:editId="7A732B80">
-            <wp:extent cx="3108960" cy="1598894"/>
+          <wp:anchor distT="0" distB="0" distL="114300" distR="114300" simplePos="0" relativeHeight="251662337" behindDoc="0" locked="0" layoutInCell="1" allowOverlap="1" wp14:anchorId="494C5AA0" wp14:editId="445342E7">
+            <wp:simplePos x="0" y="0"/>
+            <wp:positionH relativeFrom="margin">
+              <wp:align>center</wp:align>
+            </wp:positionH>
+            <wp:positionV relativeFrom="paragraph">
+              <wp:posOffset>264795</wp:posOffset>
+            </wp:positionV>
+            <wp:extent cx="6210300" cy="2324100"/>
             <wp:effectExtent l="0" t="0" r="0" b="0"/>
-            <wp:docPr id="2109883547" name="Picture 2109883547"/>
+            <wp:wrapSquare wrapText="bothSides"/>
+            <wp:docPr id="2109883555" name="Picture 2109883555"/>
             <wp:cNvGraphicFramePr>
               <a:graphicFrameLocks xmlns:a="http://schemas.openxmlformats.org/drawingml/2006/main" noChangeAspect="1"/>
             </wp:cNvGraphicFramePr>
@@ -4729,47 +5060,53 @@
               <a:graphicData uri="http://schemas.openxmlformats.org/drawingml/2006/picture">
                 <pic:pic xmlns:pic="http://schemas.openxmlformats.org/drawingml/2006/picture">
                   <pic:nvPicPr>
-                    <pic:cNvPr id="0" name="fig_axi_timing.png"/>
+                    <pic:cNvPr id="0" name="fig_soc_architecture_v2.png"/>
                     <pic:cNvPicPr/>
                   </pic:nvPicPr>
-                  <pic:blipFill>
+                  <pic:blipFill rotWithShape="1">
                     <a:blip r:embed="rId15"/>
+                    <a:srcRect l="1538" t="2944" r="1439" b="7262"/>
                     <a:stretch>
                       <a:fillRect/>
                     </a:stretch>
                   </pic:blipFill>
-                  <pic:spPr>
+                  <pic:spPr bwMode="auto">
                     <a:xfrm>
                       <a:off x="0" y="0"/>
-                      <a:ext cx="3108960" cy="1598894"/>
+                      <a:ext cx="6210300" cy="2324100"/>
                     </a:xfrm>
                     <a:prstGeom prst="rect">
                       <a:avLst/>
                     </a:prstGeom>
+                    <a:ln>
+                      <a:noFill/>
+                    </a:ln>
+                    <a:extLst>
+                      <a:ext uri="{53640926-AAD7-44D8-BBD7-CCE9431645EC}">
+                        <a14:shadowObscured xmlns:a14="http://schemas.microsoft.com/office/drawing/2010/main"/>
+                      </a:ext>
+                    </a:extLst>
                   </pic:spPr>
                 </pic:pic>
               </a:graphicData>
             </a:graphic>
-          </wp:inline>
+            <wp14:sizeRelH relativeFrom="page">
+              <wp14:pctWidth>0</wp14:pctWidth>
+            </wp14:sizeRelH>
+            <wp14:sizeRelV relativeFrom="page">
+              <wp14:pctHeight>0</wp14:pctHeight>
+            </wp14:sizeRelV>
+          </wp:anchor>
         </w:drawing>
       </w:r>
     </w:p>
     <w:p>
       <w:pPr>
-        <w:jc w:val="center"/>
-      </w:pPr>
-      <w:r>
-        <w:rPr>
-          <w:rFonts w:ascii="Times New Roman" w:eastAsia="Times New Roman" w:hAnsi="Times New Roman"/>
-          <w:i/>
-          <w:sz w:val="18"/>
-        </w:rPr>
-        <w:t>Fig. 3. Illustrative AXI4-Stream handshake and 3-pass Softmax timing structure (protocol shape, not a captured EDA trace).</w:t>
-      </w:r>
-    </w:p>
-    <w:p>
-      <w:pPr>
         <w:spacing w:before="160" w:after="80"/>
+        <w:rPr>
+          <w:rFonts w:ascii="Times New Roman" w:eastAsia="Times New Roman" w:hAnsi="Times New Roman"/>
+          <w:sz w:val="20"/>
+        </w:rPr>
       </w:pPr>
       <w:r>
         <w:rPr>
@@ -4779,6 +5116,74 @@
           <w:sz w:val="20"/>
         </w:rPr>
         <w:t>C. Pre-Silicon Logic Debugging</w:t>
+      </w:r>
+    </w:p>
+    <w:p>
+      <w:pPr>
+        <w:spacing w:before="160" w:after="80"/>
+        <w:ind w:firstLine="288"/>
+      </w:pPr>
+      <w:r>
+        <w:rPr>
+          <w:rFonts w:ascii="Times New Roman" w:eastAsia="Times New Roman" w:hAnsi="Times New Roman"/>
+          <w:sz w:val="20"/>
+        </w:rPr>
+        <w:t xml:space="preserve">Three representative issues surfaced during simulation bring-up: a stimulus-side forward-reference bug in a testbench control signal (Appendix A.2); an Xcelium elaboration-time memory blowup traced to a generate-loop-unrolled per-scalar wire array that scaled combinatorially with matrix size, resolved by replacing it with an on-demand packing function (Appendix A.1); and a datapath port declared as output reg rather than output wire, which was silently dropped during elaboration rather than flagged as an error. A fourth, logically distinct issue </w:t>
+      </w:r>
+      <w:r>
+        <w:rPr>
+          <w:rFonts w:ascii="Times New Roman" w:eastAsia="Times New Roman" w:hAnsi="Times New Roman"/>
+          <w:sz w:val="20"/>
+        </w:rPr>
+        <w:t>-</w:t>
+      </w:r>
+      <w:r>
+        <w:rPr>
+          <w:rFonts w:ascii="Times New Roman" w:eastAsia="Times New Roman" w:hAnsi="Times New Roman"/>
+          <w:sz w:val="20"/>
+        </w:rPr>
+        <w:t xml:space="preserve"> a documented but never-closed port-width mismatch between Softmax's and GELU's scale registers </w:t>
+      </w:r>
+      <w:r>
+        <w:rPr>
+          <w:rFonts w:ascii="Times New Roman" w:eastAsia="Times New Roman" w:hAnsi="Times New Roman"/>
+          <w:sz w:val="20"/>
+        </w:rPr>
+        <w:t>-</w:t>
+      </w:r>
+      <w:r>
+        <w:rPr>
+          <w:rFonts w:ascii="Times New Roman" w:eastAsia="Times New Roman" w:hAnsi="Times New Roman"/>
+          <w:sz w:val="20"/>
+        </w:rPr>
+        <w:t xml:space="preserve"> is detailed separately in Appendix A.3. Each entry gives the full investigation and fix, not just the one-line summary above.</w:t>
+      </w:r>
+    </w:p>
+    <w:p>
+      <w:pPr>
+        <w:spacing w:before="240" w:after="120"/>
+        <w:jc w:val="center"/>
+      </w:pPr>
+      <w:r>
+        <w:rPr>
+          <w:rFonts w:ascii="Times New Roman" w:eastAsia="Times New Roman" w:hAnsi="Times New Roman"/>
+          <w:b/>
+        </w:rPr>
+        <w:t>IV. SOC INTEGRATION &amp; HARDWARE PLATFORM DESIGN (PYNQ-Z2 / ZYNQ-7020)</w:t>
+      </w:r>
+    </w:p>
+    <w:p>
+      <w:pPr>
+        <w:spacing w:before="160" w:after="80"/>
+      </w:pPr>
+      <w:r>
+        <w:rPr>
+          <w:rFonts w:ascii="Times New Roman" w:eastAsia="Times New Roman" w:hAnsi="Times New Roman"/>
+          <w:b/>
+          <w:i/>
+          <w:sz w:val="20"/>
+        </w:rPr>
+        <w:t>A. SoC Architecture</w:t>
       </w:r>
     </w:p>
     <w:p>
@@ -4789,79 +5194,10 @@
       </w:pPr>
       <w:r>
         <w:rPr>
-          <w:rFonts w:ascii="Times New Roman" w:eastAsia="Times New Roman" w:hAnsi="Times New Roman"/>
-          <w:sz w:val="20"/>
-        </w:rPr>
-        <w:t xml:space="preserve">Three representative issues surfaced during simulation bring-up: a stimulus-side forward-reference bug in a testbench control signal (Appendix A.2); an Xcelium elaboration-time memory blowup traced to a generate-loop-unrolled per-scalar wire array that scaled combinatorially with matrix size, resolved by replacing it with an on-demand packing function (Appendix A.1); and a datapath port declared as output reg rather than output wire, which was silently dropped during elaboration rather than flagged as an error. A fourth, logically distinct issue </w:t>
-      </w:r>
-      <w:r>
-        <w:rPr>
-          <w:rFonts w:ascii="Times New Roman" w:eastAsia="Times New Roman" w:hAnsi="Times New Roman"/>
-          <w:sz w:val="20"/>
-        </w:rPr>
-        <w:t>-</w:t>
-      </w:r>
-      <w:r>
-        <w:rPr>
-          <w:rFonts w:ascii="Times New Roman" w:eastAsia="Times New Roman" w:hAnsi="Times New Roman"/>
-          <w:sz w:val="20"/>
-        </w:rPr>
-        <w:t xml:space="preserve"> a documented but never-closed port-width mismatch between Softmax's and GELU's scale registers </w:t>
-      </w:r>
-      <w:r>
-        <w:rPr>
-          <w:rFonts w:ascii="Times New Roman" w:eastAsia="Times New Roman" w:hAnsi="Times New Roman"/>
-          <w:sz w:val="20"/>
-        </w:rPr>
-        <w:t>-</w:t>
-      </w:r>
-      <w:r>
-        <w:rPr>
-          <w:rFonts w:ascii="Times New Roman" w:eastAsia="Times New Roman" w:hAnsi="Times New Roman"/>
-          <w:sz w:val="20"/>
-        </w:rPr>
-        <w:t xml:space="preserve"> is detailed separately in Appendix A.3. Each entry gives the full investigation and fix, not just the one-line summary above.</w:t>
-      </w:r>
-    </w:p>
-    <w:p>
-      <w:pPr>
-        <w:spacing w:before="240" w:after="120"/>
-        <w:jc w:val="center"/>
-      </w:pPr>
-      <w:r>
-        <w:rPr>
-          <w:rFonts w:ascii="Times New Roman" w:eastAsia="Times New Roman" w:hAnsi="Times New Roman"/>
-          <w:b/>
-        </w:rPr>
-        <w:t>IV. SOC INTEGRATION &amp; HARDWARE PLATFORM DESIGN (PYNQ-Z2 / ZYNQ-7020)</w:t>
-      </w:r>
-    </w:p>
-    <w:p>
-      <w:pPr>
-        <w:spacing w:before="160" w:after="80"/>
-      </w:pPr>
-      <w:r>
-        <w:rPr>
-          <w:rFonts w:ascii="Times New Roman" w:eastAsia="Times New Roman" w:hAnsi="Times New Roman"/>
-          <w:b/>
-          <w:i/>
-          <w:sz w:val="20"/>
-        </w:rPr>
-        <w:t>A. SoC Architecture</w:t>
-      </w:r>
-    </w:p>
-    <w:p>
-      <w:pPr>
-        <w:spacing w:after="120"/>
-        <w:ind w:firstLine="288"/>
-        <w:jc w:val="both"/>
-      </w:pPr>
-      <w:r>
-        <w:rPr>
-          <w:rFonts w:ascii="Times New Roman" w:eastAsia="Times New Roman" w:hAnsi="Times New Roman"/>
-          <w:sz w:val="20"/>
-        </w:rPr>
-        <w:t>The accelerator is wrapped as an AXI4-Lite-controlled, dual AXI4-Stream-slave / single AXI4-Stream-master peripheral (transformer_block_axi_top) and integrated alongside the Zynq-7020's dual-core ARM Cortex-A9 processing system, an AXI SmartConnect interconnect, and three independent AXI Direct Memory Access engines (feature, weight, and result channels) via Xilinx IP Integrator. Fig. 4 shows the complete top-level datapath: the PS7 configures the pipeline over AXI-Lite and streams feature and weight tensors in via two MM2S DMA channels, while a third, independent S2MM channel returns the GELU stage's output; internally, width-adapter glue logic bridges each stage's differing datapath width, exactly as detailed in Section IV.B.</w:t>
+          <w:rFonts w:ascii="Times New Roman" w:hAnsi="Times New Roman"/>
+          <w:sz w:val="20"/>
+        </w:rPr>
+        <w:t>The accelerator is wrapped as an AXI4-Lite-controlled, dual AXI4-Stream-slave / single AXI4-Stream-master peripheral (transformer_block_axi_top) and integrated alongside the Zynq-7020's dual-core ARM Cortex-A9 processing system, an AXI SmartConnect interconnect, and three independent AXI Direct Memory Access engines (feature, weight, and result channels) via Xilinx IP Integrator. Fig. 3 shows the complete top-level datapath: the PS7 configures the pipeline over AXI-Lite and streams feature and weight tensors in via two MM2S DMA channels, while a third, independent S2MM channel returns the GELU stage's output; internally, width-adapter glue logic bridges each stage's differing datapath width, exactly as detailed in Section IV.B.</w:t>
       </w:r>
     </w:p>
     <w:p>
@@ -4877,61 +5213,15 @@
     </w:p>
     <w:p>
       <w:pPr>
-        <w:spacing w:before="120"/>
         <w:jc w:val="center"/>
       </w:pPr>
       <w:r>
         <w:rPr>
-          <w:noProof/>
-        </w:rPr>
-        <w:drawing>
-          <wp:inline distT="0" distB="0" distL="0" distR="0" wp14:anchorId="2F58B3EE" wp14:editId="78FB709F">
-            <wp:extent cx="6400800" cy="2235200"/>
-            <wp:effectExtent l="0" t="0" r="0" b="0"/>
-            <wp:docPr id="2109883548" name="Picture 2109883548"/>
-            <wp:cNvGraphicFramePr>
-              <a:graphicFrameLocks xmlns:a="http://schemas.openxmlformats.org/drawingml/2006/main" noChangeAspect="1"/>
-            </wp:cNvGraphicFramePr>
-            <a:graphic xmlns:a="http://schemas.openxmlformats.org/drawingml/2006/main">
-              <a:graphicData uri="http://schemas.openxmlformats.org/drawingml/2006/picture">
-                <pic:pic xmlns:pic="http://schemas.openxmlformats.org/drawingml/2006/picture">
-                  <pic:nvPicPr>
-                    <pic:cNvPr id="0" name="fig_soc_architecture.png"/>
-                    <pic:cNvPicPr/>
-                  </pic:nvPicPr>
-                  <pic:blipFill>
-                    <a:blip r:embed="rId16"/>
-                    <a:stretch>
-                      <a:fillRect/>
-                    </a:stretch>
-                  </pic:blipFill>
-                  <pic:spPr>
-                    <a:xfrm>
-                      <a:off x="0" y="0"/>
-                      <a:ext cx="6400800" cy="2235200"/>
-                    </a:xfrm>
-                    <a:prstGeom prst="rect">
-                      <a:avLst/>
-                    </a:prstGeom>
-                  </pic:spPr>
-                </pic:pic>
-              </a:graphicData>
-            </a:graphic>
-          </wp:inline>
-        </w:drawing>
-      </w:r>
-    </w:p>
-    <w:p>
-      <w:pPr>
-        <w:jc w:val="center"/>
-      </w:pPr>
-      <w:r>
-        <w:rPr>
-          <w:rFonts w:ascii="Times New Roman" w:eastAsia="Times New Roman" w:hAnsi="Times New Roman"/>
+          <w:rFonts w:ascii="Times New Roman" w:hAnsi="Times New Roman"/>
           <w:i/>
           <w:sz w:val="18"/>
         </w:rPr>
-        <w:t>Fig. 4. Complete top-level SoC architecture: PS7, three AXI DMA channels, and the transformer_block_axi_top internal pipeline.</w:t>
+        <w:t>Fig. 3. Complete top-level SoC architecture: PS7, three AXI DMA channels, and the transformer_block_axi_top internal pipeline.</w:t>
       </w:r>
     </w:p>
     <w:p>
@@ -4991,7 +5281,7 @@
       <w:tr>
         <w:trPr>
           <w:cantSplit/>
-          <w:trHeight w:val="321"/>
+          <w:trHeight w:val="169"/>
           <w:jc w:val="center"/>
         </w:trPr>
         <w:tc>
@@ -6340,6 +6630,11 @@
         <w:t xml:space="preserve"> whereas attaching it to the register declaration that actually holds the multiply-accumulate result is what Vivado's inference pass recognizes. Appendix A.7 gives the full investigation, including why this specific attribute-attachment rule is easy to miss from the UG901 text alone.</w:t>
       </w:r>
     </w:p>
+    <w:p>
+      <w:r>
+        <w:br w:type="page"/>
+      </w:r>
+    </w:p>
     <w:tbl>
       <w:tblPr>
         <w:tblW w:w="0" w:type="auto"/>
@@ -6351,7 +6646,7 @@
       <w:tr>
         <w:tc>
           <w:tcPr>
-            <w:tcW w:w="10540" w:type="dxa"/>
+            <w:tcW w:w="5075" w:type="dxa"/>
             <w:tcBorders>
               <w:top w:val="nil"/>
               <w:left w:val="single" w:sz="12" w:space="0" w:color="2A78D6"/>
@@ -6369,14 +6664,20 @@
           <w:p>
             <w:pPr>
               <w:spacing w:after="0"/>
+              <w:rPr>
+                <w:sz w:val="18"/>
+                <w:szCs w:val="18"/>
+              </w:rPr>
             </w:pPr>
             <w:r>
               <w:rPr>
                 <w:rFonts w:ascii="Consolas" w:eastAsia="Consolas" w:hAnsi="Consolas"/>
                 <w:i/>
                 <w:color w:val="008000"/>
-                <w:sz w:val="17"/>
+                <w:sz w:val="14"/>
+                <w:szCs w:val="18"/>
               </w:rPr>
+              <w:lastRenderedPageBreak/>
               <w:t xml:space="preserve">// PE.v </w:t>
             </w:r>
             <w:r>
@@ -6384,7 +6685,8 @@
                 <w:rFonts w:ascii="Consolas" w:eastAsia="Consolas" w:hAnsi="Consolas"/>
                 <w:i/>
                 <w:color w:val="008000"/>
-                <w:sz w:val="17"/>
+                <w:sz w:val="14"/>
+                <w:szCs w:val="18"/>
               </w:rPr>
               <w:t>-</w:t>
             </w:r>
@@ -6393,7 +6695,8 @@
                 <w:rFonts w:ascii="Consolas" w:eastAsia="Consolas" w:hAnsi="Consolas"/>
                 <w:i/>
                 <w:color w:val="008000"/>
-                <w:sz w:val="17"/>
+                <w:sz w:val="14"/>
+                <w:szCs w:val="18"/>
               </w:rPr>
               <w:t xml:space="preserve"> BEFORE: attribute on the always block (no-op)</w:t>
             </w:r>
@@ -6401,11 +6704,16 @@
           <w:p>
             <w:pPr>
               <w:spacing w:after="0"/>
+              <w:rPr>
+                <w:sz w:val="18"/>
+                <w:szCs w:val="18"/>
+              </w:rPr>
             </w:pPr>
             <w:r>
               <w:rPr>
                 <w:rFonts w:ascii="Consolas" w:eastAsia="Consolas" w:hAnsi="Consolas"/>
-                <w:sz w:val="17"/>
+                <w:sz w:val="14"/>
+                <w:szCs w:val="18"/>
               </w:rPr>
               <w:t xml:space="preserve">(* use_dsp = </w:t>
             </w:r>
@@ -6413,14 +6721,16 @@
               <w:rPr>
                 <w:rFonts w:ascii="Consolas" w:eastAsia="Consolas" w:hAnsi="Consolas"/>
                 <w:color w:val="A31515"/>
-                <w:sz w:val="17"/>
+                <w:sz w:val="14"/>
+                <w:szCs w:val="18"/>
               </w:rPr>
               <w:t>"yes"</w:t>
             </w:r>
             <w:r>
               <w:rPr>
                 <w:rFonts w:ascii="Consolas" w:eastAsia="Consolas" w:hAnsi="Consolas"/>
-                <w:sz w:val="17"/>
+                <w:sz w:val="14"/>
+                <w:szCs w:val="18"/>
               </w:rPr>
               <w:t xml:space="preserve"> *)</w:t>
             </w:r>
@@ -6428,19 +6738,25 @@
           <w:p>
             <w:pPr>
               <w:spacing w:after="0"/>
+              <w:rPr>
+                <w:sz w:val="18"/>
+                <w:szCs w:val="18"/>
+              </w:rPr>
             </w:pPr>
             <w:r>
               <w:rPr>
                 <w:rFonts w:ascii="Consolas" w:eastAsia="Consolas" w:hAnsi="Consolas"/>
                 <w:color w:val="0000EE"/>
-                <w:sz w:val="17"/>
+                <w:sz w:val="14"/>
+                <w:szCs w:val="18"/>
               </w:rPr>
               <w:t>always</w:t>
             </w:r>
             <w:r>
               <w:rPr>
                 <w:rFonts w:ascii="Consolas" w:eastAsia="Consolas" w:hAnsi="Consolas"/>
-                <w:sz w:val="17"/>
+                <w:sz w:val="14"/>
+                <w:szCs w:val="18"/>
               </w:rPr>
               <w:t xml:space="preserve"> @(</w:t>
             </w:r>
@@ -6448,14 +6764,16 @@
               <w:rPr>
                 <w:rFonts w:ascii="Consolas" w:eastAsia="Consolas" w:hAnsi="Consolas"/>
                 <w:color w:val="0000EE"/>
-                <w:sz w:val="17"/>
+                <w:sz w:val="14"/>
+                <w:szCs w:val="18"/>
               </w:rPr>
               <w:t>posedge</w:t>
             </w:r>
             <w:r>
               <w:rPr>
                 <w:rFonts w:ascii="Consolas" w:eastAsia="Consolas" w:hAnsi="Consolas"/>
-                <w:sz w:val="17"/>
+                <w:sz w:val="14"/>
+                <w:szCs w:val="18"/>
               </w:rPr>
               <w:t xml:space="preserve"> clk) </w:t>
             </w:r>
@@ -6463,7 +6781,8 @@
               <w:rPr>
                 <w:rFonts w:ascii="Consolas" w:eastAsia="Consolas" w:hAnsi="Consolas"/>
                 <w:color w:val="0000EE"/>
-                <w:sz w:val="17"/>
+                <w:sz w:val="14"/>
+                <w:szCs w:val="18"/>
               </w:rPr>
               <w:t>begin</w:t>
             </w:r>
@@ -6471,11 +6790,16 @@
           <w:p>
             <w:pPr>
               <w:spacing w:after="0"/>
+              <w:rPr>
+                <w:sz w:val="18"/>
+                <w:szCs w:val="18"/>
+              </w:rPr>
             </w:pPr>
             <w:r>
               <w:rPr>
                 <w:rFonts w:ascii="Consolas" w:eastAsia="Consolas" w:hAnsi="Consolas"/>
-                <w:sz w:val="17"/>
+                <w:sz w:val="14"/>
+                <w:szCs w:val="18"/>
               </w:rPr>
               <w:t xml:space="preserve">    psum_out &lt;= psum_in + x_in*reg_w;</w:t>
             </w:r>
@@ -6483,12 +6807,17 @@
           <w:p>
             <w:pPr>
               <w:spacing w:after="0"/>
+              <w:rPr>
+                <w:sz w:val="18"/>
+                <w:szCs w:val="18"/>
+              </w:rPr>
             </w:pPr>
             <w:r>
               <w:rPr>
                 <w:rFonts w:ascii="Consolas" w:eastAsia="Consolas" w:hAnsi="Consolas"/>
                 <w:color w:val="0000EE"/>
-                <w:sz w:val="17"/>
+                <w:sz w:val="14"/>
+                <w:szCs w:val="18"/>
               </w:rPr>
               <w:t>end</w:t>
             </w:r>
@@ -6496,26 +6825,35 @@
           <w:p>
             <w:pPr>
               <w:spacing w:after="0"/>
+              <w:rPr>
+                <w:sz w:val="18"/>
+                <w:szCs w:val="18"/>
+              </w:rPr>
             </w:pPr>
             <w:r>
               <w:rPr>
                 <w:rFonts w:ascii="Consolas" w:eastAsia="Consolas" w:hAnsi="Consolas"/>
-                <w:sz w:val="17"/>
+                <w:sz w:val="14"/>
+                <w:szCs w:val="18"/>
               </w:rPr>
-              <w:lastRenderedPageBreak/>
               <w:t xml:space="preserve"> </w:t>
             </w:r>
           </w:p>
           <w:p>
             <w:pPr>
               <w:spacing w:after="0"/>
+              <w:rPr>
+                <w:sz w:val="18"/>
+                <w:szCs w:val="18"/>
+              </w:rPr>
             </w:pPr>
             <w:r>
               <w:rPr>
                 <w:rFonts w:ascii="Consolas" w:eastAsia="Consolas" w:hAnsi="Consolas"/>
                 <w:i/>
                 <w:color w:val="008000"/>
-                <w:sz w:val="17"/>
+                <w:sz w:val="14"/>
+                <w:szCs w:val="18"/>
               </w:rPr>
               <w:t>// AFTER: attribute on the register declaration (per UG901)</w:t>
             </w:r>
@@ -6523,11 +6861,16 @@
           <w:p>
             <w:pPr>
               <w:spacing w:after="0"/>
+              <w:rPr>
+                <w:sz w:val="18"/>
+                <w:szCs w:val="18"/>
+              </w:rPr>
             </w:pPr>
             <w:r>
               <w:rPr>
                 <w:rFonts w:ascii="Consolas" w:eastAsia="Consolas" w:hAnsi="Consolas"/>
-                <w:sz w:val="17"/>
+                <w:sz w:val="14"/>
+                <w:szCs w:val="18"/>
               </w:rPr>
               <w:t xml:space="preserve">(* use_dsp = </w:t>
             </w:r>
@@ -6535,14 +6878,16 @@
               <w:rPr>
                 <w:rFonts w:ascii="Consolas" w:eastAsia="Consolas" w:hAnsi="Consolas"/>
                 <w:color w:val="A31515"/>
-                <w:sz w:val="17"/>
+                <w:sz w:val="14"/>
+                <w:szCs w:val="18"/>
               </w:rPr>
               <w:t>"yes"</w:t>
             </w:r>
             <w:r>
               <w:rPr>
                 <w:rFonts w:ascii="Consolas" w:eastAsia="Consolas" w:hAnsi="Consolas"/>
-                <w:sz w:val="17"/>
+                <w:sz w:val="14"/>
+                <w:szCs w:val="18"/>
               </w:rPr>
               <w:t xml:space="preserve"> *) </w:t>
             </w:r>
@@ -6550,14 +6895,16 @@
               <w:rPr>
                 <w:rFonts w:ascii="Consolas" w:eastAsia="Consolas" w:hAnsi="Consolas"/>
                 <w:color w:val="0000EE"/>
-                <w:sz w:val="17"/>
+                <w:sz w:val="14"/>
+                <w:szCs w:val="18"/>
               </w:rPr>
               <w:t>reg</w:t>
             </w:r>
             <w:r>
               <w:rPr>
                 <w:rFonts w:ascii="Consolas" w:eastAsia="Consolas" w:hAnsi="Consolas"/>
-                <w:sz w:val="17"/>
+                <w:sz w:val="14"/>
+                <w:szCs w:val="18"/>
               </w:rPr>
               <w:t xml:space="preserve"> </w:t>
             </w:r>
@@ -6565,7 +6912,8 @@
               <w:rPr>
                 <w:rFonts w:ascii="Consolas" w:eastAsia="Consolas" w:hAnsi="Consolas"/>
                 <w:color w:val="0000EE"/>
-                <w:sz w:val="17"/>
+                <w:sz w:val="14"/>
+                <w:szCs w:val="18"/>
               </w:rPr>
               <w:t>signed</w:t>
             </w:r>
@@ -6573,11 +6921,16 @@
           <w:p>
             <w:pPr>
               <w:spacing w:after="0"/>
+              <w:rPr>
+                <w:sz w:val="18"/>
+                <w:szCs w:val="18"/>
+              </w:rPr>
             </w:pPr>
             <w:r>
               <w:rPr>
                 <w:rFonts w:ascii="Consolas" w:eastAsia="Consolas" w:hAnsi="Consolas"/>
-                <w:sz w:val="17"/>
+                <w:sz w:val="14"/>
+                <w:szCs w:val="18"/>
               </w:rPr>
               <w:t xml:space="preserve">    [</w:t>
             </w:r>
@@ -6585,14 +6938,16 @@
               <w:rPr>
                 <w:rFonts w:ascii="Consolas" w:eastAsia="Consolas" w:hAnsi="Consolas"/>
                 <w:color w:val="098658"/>
-                <w:sz w:val="17"/>
+                <w:sz w:val="14"/>
+                <w:szCs w:val="18"/>
               </w:rPr>
               <w:t>2</w:t>
             </w:r>
             <w:r>
               <w:rPr>
                 <w:rFonts w:ascii="Consolas" w:eastAsia="Consolas" w:hAnsi="Consolas"/>
-                <w:sz w:val="17"/>
+                <w:sz w:val="14"/>
+                <w:szCs w:val="18"/>
               </w:rPr>
               <w:t>*data_width+log2_array_m-</w:t>
             </w:r>
@@ -6600,14 +6955,16 @@
               <w:rPr>
                 <w:rFonts w:ascii="Consolas" w:eastAsia="Consolas" w:hAnsi="Consolas"/>
                 <w:color w:val="098658"/>
-                <w:sz w:val="17"/>
+                <w:sz w:val="14"/>
+                <w:szCs w:val="18"/>
               </w:rPr>
               <w:t>1</w:t>
             </w:r>
             <w:r>
               <w:rPr>
                 <w:rFonts w:ascii="Consolas" w:eastAsia="Consolas" w:hAnsi="Consolas"/>
-                <w:sz w:val="17"/>
+                <w:sz w:val="14"/>
+                <w:szCs w:val="18"/>
               </w:rPr>
               <w:t>:</w:t>
             </w:r>
@@ -6615,14 +6972,16 @@
               <w:rPr>
                 <w:rFonts w:ascii="Consolas" w:eastAsia="Consolas" w:hAnsi="Consolas"/>
                 <w:color w:val="098658"/>
-                <w:sz w:val="17"/>
+                <w:sz w:val="14"/>
+                <w:szCs w:val="18"/>
               </w:rPr>
               <w:t>0</w:t>
             </w:r>
             <w:r>
               <w:rPr>
                 <w:rFonts w:ascii="Consolas" w:eastAsia="Consolas" w:hAnsi="Consolas"/>
-                <w:sz w:val="17"/>
+                <w:sz w:val="14"/>
+                <w:szCs w:val="18"/>
               </w:rPr>
               <w:t>] psum_out_r;</w:t>
             </w:r>
@@ -6630,19 +6989,25 @@
           <w:p>
             <w:pPr>
               <w:spacing w:after="0"/>
+              <w:rPr>
+                <w:sz w:val="18"/>
+                <w:szCs w:val="18"/>
+              </w:rPr>
             </w:pPr>
             <w:r>
               <w:rPr>
                 <w:rFonts w:ascii="Consolas" w:eastAsia="Consolas" w:hAnsi="Consolas"/>
                 <w:color w:val="0000EE"/>
-                <w:sz w:val="17"/>
+                <w:sz w:val="14"/>
+                <w:szCs w:val="18"/>
               </w:rPr>
               <w:t>always</w:t>
             </w:r>
             <w:r>
               <w:rPr>
                 <w:rFonts w:ascii="Consolas" w:eastAsia="Consolas" w:hAnsi="Consolas"/>
-                <w:sz w:val="17"/>
+                <w:sz w:val="14"/>
+                <w:szCs w:val="18"/>
               </w:rPr>
               <w:t xml:space="preserve"> @(</w:t>
             </w:r>
@@ -6650,14 +7015,16 @@
               <w:rPr>
                 <w:rFonts w:ascii="Consolas" w:eastAsia="Consolas" w:hAnsi="Consolas"/>
                 <w:color w:val="0000EE"/>
-                <w:sz w:val="17"/>
+                <w:sz w:val="14"/>
+                <w:szCs w:val="18"/>
               </w:rPr>
               <w:t>posedge</w:t>
             </w:r>
             <w:r>
               <w:rPr>
                 <w:rFonts w:ascii="Consolas" w:eastAsia="Consolas" w:hAnsi="Consolas"/>
-                <w:sz w:val="17"/>
+                <w:sz w:val="14"/>
+                <w:szCs w:val="18"/>
               </w:rPr>
               <w:t xml:space="preserve"> clk)</w:t>
             </w:r>
@@ -6669,7 +7036,8 @@
             <w:r>
               <w:rPr>
                 <w:rFonts w:ascii="Consolas" w:eastAsia="Consolas" w:hAnsi="Consolas"/>
-                <w:sz w:val="17"/>
+                <w:sz w:val="14"/>
+                <w:szCs w:val="18"/>
               </w:rPr>
               <w:t xml:space="preserve">    psum_out_r &lt;= psum_in + x_in*reg_w;</w:t>
             </w:r>
@@ -6791,9 +7159,9 @@
           <w:noProof/>
         </w:rPr>
         <w:drawing>
-          <wp:inline distT="0" distB="0" distL="0" distR="0" wp14:anchorId="786E4BB6" wp14:editId="3A5B822C">
-            <wp:extent cx="3108960" cy="3128940"/>
-            <wp:effectExtent l="0" t="0" r="0" b="0"/>
+          <wp:inline distT="0" distB="0" distL="0" distR="0" wp14:anchorId="786E4BB6" wp14:editId="2D8590FA">
+            <wp:extent cx="2867644" cy="2886075"/>
+            <wp:effectExtent l="0" t="0" r="9525" b="0"/>
             <wp:docPr id="2109883553" name="Picture 2109883553"/>
             <wp:cNvGraphicFramePr>
               <a:graphicFrameLocks xmlns:a="http://schemas.openxmlformats.org/drawingml/2006/main" noChangeAspect="1"/>
@@ -6806,7 +7174,7 @@
                     <pic:cNvPicPr/>
                   </pic:nvPicPr>
                   <pic:blipFill>
-                    <a:blip r:embed="rId17"/>
+                    <a:blip r:embed="rId16"/>
                     <a:stretch>
                       <a:fillRect/>
                     </a:stretch>
@@ -6814,7 +7182,7 @@
                   <pic:spPr>
                     <a:xfrm>
                       <a:off x="0" y="0"/>
-                      <a:ext cx="3108960" cy="3128940"/>
+                      <a:ext cx="2880584" cy="2899098"/>
                     </a:xfrm>
                     <a:prstGeom prst="rect">
                       <a:avLst/>
@@ -6858,11 +7226,6 @@
     </w:p>
     <w:p>
       <w:pPr>
-        <w:spacing w:after="160"/>
-      </w:pPr>
-    </w:p>
-    <w:p>
-      <w:pPr>
         <w:spacing w:before="160" w:after="80"/>
       </w:pPr>
       <w:r>
@@ -6908,10 +7271,10 @@
         <w:tblLook w:val="04A0" w:firstRow="1" w:lastRow="0" w:firstColumn="1" w:lastColumn="0" w:noHBand="0" w:noVBand="1"/>
       </w:tblPr>
       <w:tblGrid>
-        <w:gridCol w:w="1310"/>
-        <w:gridCol w:w="1286"/>
-        <w:gridCol w:w="1286"/>
-        <w:gridCol w:w="1208"/>
+        <w:gridCol w:w="1320"/>
+        <w:gridCol w:w="1296"/>
+        <w:gridCol w:w="1296"/>
+        <w:gridCol w:w="1178"/>
       </w:tblGrid>
       <w:tr>
         <w:trPr>
@@ -7100,7 +7463,14 @@
                 <w:rFonts w:ascii="Times New Roman" w:eastAsia="Times New Roman" w:hAnsi="Times New Roman"/>
                 <w:sz w:val="17"/>
               </w:rPr>
-              <w:t>−49.3%</w:t>
+              <w:t>-</w:t>
+            </w:r>
+            <w:r>
+              <w:rPr>
+                <w:rFonts w:ascii="Times New Roman" w:eastAsia="Times New Roman" w:hAnsi="Times New Roman"/>
+                <w:sz w:val="17"/>
+              </w:rPr>
+              <w:t>49.3%</w:t>
             </w:r>
           </w:p>
         </w:tc>
@@ -7194,7 +7564,14 @@
                 <w:rFonts w:ascii="Times New Roman" w:eastAsia="Times New Roman" w:hAnsi="Times New Roman"/>
                 <w:sz w:val="17"/>
               </w:rPr>
-              <w:t>−61.8%</w:t>
+              <w:t>-</w:t>
+            </w:r>
+            <w:r>
+              <w:rPr>
+                <w:rFonts w:ascii="Times New Roman" w:eastAsia="Times New Roman" w:hAnsi="Times New Roman"/>
+                <w:sz w:val="17"/>
+              </w:rPr>
+              <w:t>61.8%</w:t>
             </w:r>
           </w:p>
         </w:tc>
@@ -7382,7 +7759,14 @@
                 <w:rFonts w:ascii="Times New Roman" w:eastAsia="Times New Roman" w:hAnsi="Times New Roman"/>
                 <w:sz w:val="17"/>
               </w:rPr>
-              <w:t>−19% margin</w:t>
+              <w:t>-</w:t>
+            </w:r>
+            <w:r>
+              <w:rPr>
+                <w:rFonts w:ascii="Times New Roman" w:eastAsia="Times New Roman" w:hAnsi="Times New Roman"/>
+                <w:sz w:val="17"/>
+              </w:rPr>
+              <w:t>19% margin</w:t>
             </w:r>
           </w:p>
         </w:tc>
@@ -7407,7 +7791,6 @@
                 <w:rFonts w:ascii="Times New Roman" w:eastAsia="Times New Roman" w:hAnsi="Times New Roman"/>
                 <w:sz w:val="17"/>
               </w:rPr>
-              <w:lastRenderedPageBreak/>
               <w:t>Total on-chip power</w:t>
             </w:r>
           </w:p>
@@ -7477,7 +7860,14 @@
                 <w:rFonts w:ascii="Times New Roman" w:eastAsia="Times New Roman" w:hAnsi="Times New Roman"/>
                 <w:sz w:val="17"/>
               </w:rPr>
-              <w:t>−3.1%</w:t>
+              <w:t>-</w:t>
+            </w:r>
+            <w:r>
+              <w:rPr>
+                <w:rFonts w:ascii="Times New Roman" w:eastAsia="Times New Roman" w:hAnsi="Times New Roman"/>
+                <w:sz w:val="17"/>
+              </w:rPr>
+              <w:t>3.1%</w:t>
             </w:r>
           </w:p>
         </w:tc>
@@ -7498,6 +7888,7 @@
           <w:rFonts w:ascii="Times New Roman" w:eastAsia="Times New Roman" w:hAnsi="Times New Roman"/>
           <w:b/>
         </w:rPr>
+        <w:lastRenderedPageBreak/>
         <w:t>VI. EXPERIMENTAL EVALUATION &amp; HARDWARE BRING-UP</w:t>
       </w:r>
     </w:p>
@@ -7607,6 +7998,65 @@
                 <pic:pic xmlns:pic="http://schemas.openxmlformats.org/drawingml/2006/picture">
                   <pic:nvPicPr>
                     <pic:cNvPr id="0" name="latency_comparison.png"/>
+                    <pic:cNvPicPr/>
+                  </pic:nvPicPr>
+                  <pic:blipFill>
+                    <a:blip r:embed="rId17"/>
+                    <a:stretch>
+                      <a:fillRect/>
+                    </a:stretch>
+                  </pic:blipFill>
+                  <pic:spPr>
+                    <a:xfrm>
+                      <a:off x="0" y="0"/>
+                      <a:ext cx="3108960" cy="1986280"/>
+                    </a:xfrm>
+                    <a:prstGeom prst="rect">
+                      <a:avLst/>
+                    </a:prstGeom>
+                  </pic:spPr>
+                </pic:pic>
+              </a:graphicData>
+            </a:graphic>
+          </wp:inline>
+        </w:drawing>
+      </w:r>
+    </w:p>
+    <w:p>
+      <w:pPr>
+        <w:jc w:val="center"/>
+      </w:pPr>
+      <w:r>
+        <w:rPr>
+          <w:rFonts w:ascii="Times New Roman" w:hAnsi="Times New Roman"/>
+          <w:i/>
+          <w:sz w:val="18"/>
+        </w:rPr>
+        <w:t>Fig. 5. Latency, CPU vs. hardware, both benchmarked shapes.</w:t>
+      </w:r>
+    </w:p>
+    <w:p>
+      <w:pPr>
+        <w:spacing w:before="120"/>
+        <w:jc w:val="center"/>
+      </w:pPr>
+      <w:r>
+        <w:rPr>
+          <w:noProof/>
+        </w:rPr>
+        <w:drawing>
+          <wp:inline distT="0" distB="0" distL="0" distR="0" wp14:anchorId="0E4853AA" wp14:editId="07BE57FC">
+            <wp:extent cx="3108960" cy="1986280"/>
+            <wp:effectExtent l="0" t="0" r="0" b="0"/>
+            <wp:docPr id="2109883550" name="Picture 2109883550"/>
+            <wp:cNvGraphicFramePr>
+              <a:graphicFrameLocks xmlns:a="http://schemas.openxmlformats.org/drawingml/2006/main" noChangeAspect="1"/>
+            </wp:cNvGraphicFramePr>
+            <a:graphic xmlns:a="http://schemas.openxmlformats.org/drawingml/2006/main">
+              <a:graphicData uri="http://schemas.openxmlformats.org/drawingml/2006/picture">
+                <pic:pic xmlns:pic="http://schemas.openxmlformats.org/drawingml/2006/picture">
+                  <pic:nvPicPr>
+                    <pic:cNvPr id="0" name="throughput_comparison.png"/>
                     <pic:cNvPicPr/>
                   </pic:nvPicPr>
                   <pic:blipFill>
@@ -7641,7 +8091,7 @@
           <w:i/>
           <w:sz w:val="18"/>
         </w:rPr>
-        <w:t>Fig. 6. Latency, CPU vs. hardware, both benchmarked shapes.</w:t>
+        <w:t>Fig. 6. Throughput (GOP/s), CPU vs. hardware, both shapes.</w:t>
       </w:r>
     </w:p>
     <w:p>
@@ -7654,10 +8104,10 @@
           <w:noProof/>
         </w:rPr>
         <w:drawing>
-          <wp:inline distT="0" distB="0" distL="0" distR="0" wp14:anchorId="0E4853AA" wp14:editId="07BE57FC">
+          <wp:inline distT="0" distB="0" distL="0" distR="0" wp14:anchorId="2C420D01" wp14:editId="7CF9AA83">
             <wp:extent cx="3108960" cy="1986280"/>
             <wp:effectExtent l="0" t="0" r="0" b="0"/>
-            <wp:docPr id="2109883550" name="Picture 2109883550"/>
+            <wp:docPr id="2109883551" name="Picture 2109883551"/>
             <wp:cNvGraphicFramePr>
               <a:graphicFrameLocks xmlns:a="http://schemas.openxmlformats.org/drawingml/2006/main" noChangeAspect="1"/>
             </wp:cNvGraphicFramePr>
@@ -7665,7 +8115,7 @@
               <a:graphicData uri="http://schemas.openxmlformats.org/drawingml/2006/picture">
                 <pic:pic xmlns:pic="http://schemas.openxmlformats.org/drawingml/2006/picture">
                   <pic:nvPicPr>
-                    <pic:cNvPr id="0" name="throughput_comparison.png"/>
+                    <pic:cNvPr id="0" name="speedup_factor.png"/>
                     <pic:cNvPicPr/>
                   </pic:nvPicPr>
                   <pic:blipFill>
@@ -7700,66 +8150,7 @@
           <w:i/>
           <w:sz w:val="18"/>
         </w:rPr>
-        <w:t>Fig. 7. Throughput (GOP/s), CPU vs. hardware, both shapes.</w:t>
-      </w:r>
-    </w:p>
-    <w:p>
-      <w:pPr>
-        <w:spacing w:before="120"/>
-        <w:jc w:val="center"/>
-      </w:pPr>
-      <w:r>
-        <w:rPr>
-          <w:noProof/>
-        </w:rPr>
-        <w:drawing>
-          <wp:inline distT="0" distB="0" distL="0" distR="0" wp14:anchorId="2C420D01" wp14:editId="7CF9AA83">
-            <wp:extent cx="3108960" cy="1986280"/>
-            <wp:effectExtent l="0" t="0" r="0" b="0"/>
-            <wp:docPr id="2109883551" name="Picture 2109883551"/>
-            <wp:cNvGraphicFramePr>
-              <a:graphicFrameLocks xmlns:a="http://schemas.openxmlformats.org/drawingml/2006/main" noChangeAspect="1"/>
-            </wp:cNvGraphicFramePr>
-            <a:graphic xmlns:a="http://schemas.openxmlformats.org/drawingml/2006/main">
-              <a:graphicData uri="http://schemas.openxmlformats.org/drawingml/2006/picture">
-                <pic:pic xmlns:pic="http://schemas.openxmlformats.org/drawingml/2006/picture">
-                  <pic:nvPicPr>
-                    <pic:cNvPr id="0" name="speedup_factor.png"/>
-                    <pic:cNvPicPr/>
-                  </pic:nvPicPr>
-                  <pic:blipFill>
-                    <a:blip r:embed="rId20"/>
-                    <a:stretch>
-                      <a:fillRect/>
-                    </a:stretch>
-                  </pic:blipFill>
-                  <pic:spPr>
-                    <a:xfrm>
-                      <a:off x="0" y="0"/>
-                      <a:ext cx="3108960" cy="1986280"/>
-                    </a:xfrm>
-                    <a:prstGeom prst="rect">
-                      <a:avLst/>
-                    </a:prstGeom>
-                  </pic:spPr>
-                </pic:pic>
-              </a:graphicData>
-            </a:graphic>
-          </wp:inline>
-        </w:drawing>
-      </w:r>
-    </w:p>
-    <w:p>
-      <w:pPr>
-        <w:jc w:val="center"/>
-      </w:pPr>
-      <w:r>
-        <w:rPr>
-          <w:rFonts w:ascii="Times New Roman" w:hAnsi="Times New Roman"/>
-          <w:i/>
-          <w:sz w:val="18"/>
-        </w:rPr>
-        <w:t>Fig. 8. Measured hardware kernel speedup over CPU.</w:t>
+        <w:t>Fig. 7. Measured hardware kernel speedup over CPU.</w:t>
       </w:r>
     </w:p>
     <w:p>
@@ -8075,11 +8466,6 @@
     </w:tbl>
     <w:p>
       <w:pPr>
-        <w:spacing w:after="160"/>
-      </w:pPr>
-    </w:p>
-    <w:p>
-      <w:pPr>
         <w:spacing w:before="160" w:after="80"/>
       </w:pPr>
       <w:r>
@@ -8103,15 +8489,7 @@
           <w:rFonts w:ascii="Times New Roman" w:eastAsia="Times New Roman" w:hAnsi="Times New Roman"/>
           <w:sz w:val="20"/>
         </w:rPr>
-        <w:t xml:space="preserve">Independent of the kernel benchmark above, the full pipeline was validated at the exact scale exercised in Section III's simulation (200×96×160, an 18,083-cycle simulated end-to-end latency): the physical hardware run reproduced the software golden model with zero of 32,000 output elements outside the established tolerance bound, confirming that behavioral </w:t>
-      </w:r>
-      <w:r>
-        <w:rPr>
-          <w:rFonts w:ascii="Times New Roman" w:eastAsia="Times New Roman" w:hAnsi="Times New Roman"/>
-          <w:sz w:val="20"/>
-        </w:rPr>
-        <w:lastRenderedPageBreak/>
-        <w:t>simulation and physical silicon agree at the design's originally verified scale.</w:t>
+        <w:t>Independent of the kernel benchmark above, the full pipeline was validated at the exact scale exercised in Section III's simulation (200×96×160, an 18,083-cycle simulated end-to-end latency): the physical hardware run reproduced the software golden model with zero of 32,000 output elements outside the established tolerance bound, confirming that behavioral simulation and physical silicon agree at the design's originally verified scale.</w:t>
       </w:r>
     </w:p>
     <w:p>
@@ -8125,6 +8503,7 @@
           <w:i/>
           <w:sz w:val="20"/>
         </w:rPr>
+        <w:lastRenderedPageBreak/>
         <w:t>D. Workload Characterization vs. ViT Networks</w:t>
       </w:r>
     </w:p>
@@ -8200,7 +8579,6 @@
     </w:p>
     <w:p>
       <w:pPr>
-        <w:spacing w:before="120"/>
         <w:jc w:val="center"/>
       </w:pPr>
       <w:r>
@@ -8208,10 +8586,10 @@
           <w:noProof/>
         </w:rPr>
         <w:drawing>
-          <wp:inline distT="0" distB="0" distL="0" distR="0" wp14:anchorId="110F6AEA" wp14:editId="17854849">
-            <wp:extent cx="3108960" cy="1776549"/>
-            <wp:effectExtent l="0" t="0" r="0" b="0"/>
-            <wp:docPr id="2109883552" name="Picture 2109883552"/>
+          <wp:inline distT="0" distB="0" distL="0" distR="0" wp14:anchorId="4F2EABEF" wp14:editId="102CFF6B">
+            <wp:extent cx="1934285" cy="1517650"/>
+            <wp:effectExtent l="0" t="0" r="8890" b="6350"/>
+            <wp:docPr id="2109883559" name="Picture 2109883559"/>
             <wp:cNvGraphicFramePr>
               <a:graphicFrameLocks xmlns:a="http://schemas.openxmlformats.org/drawingml/2006/main" noChangeAspect="1"/>
             </wp:cNvGraphicFramePr>
@@ -8219,7 +8597,82 @@
               <a:graphicData uri="http://schemas.openxmlformats.org/drawingml/2006/picture">
                 <pic:pic xmlns:pic="http://schemas.openxmlformats.org/drawingml/2006/picture">
                   <pic:nvPicPr>
-                    <pic:cNvPr id="0" name="fig_vit_mismatch.png"/>
+                    <pic:cNvPr id="0" name="sample_dog.jpg"/>
+                    <pic:cNvPicPr/>
+                  </pic:nvPicPr>
+                  <pic:blipFill>
+                    <a:blip r:embed="rId20"/>
+                    <a:stretch>
+                      <a:fillRect/>
+                    </a:stretch>
+                  </pic:blipFill>
+                  <pic:spPr>
+                    <a:xfrm>
+                      <a:off x="0" y="0"/>
+                      <a:ext cx="1950357" cy="1530260"/>
+                    </a:xfrm>
+                    <a:prstGeom prst="rect">
+                      <a:avLst/>
+                    </a:prstGeom>
+                  </pic:spPr>
+                </pic:pic>
+              </a:graphicData>
+            </a:graphic>
+          </wp:inline>
+        </w:drawing>
+      </w:r>
+    </w:p>
+    <w:p>
+      <w:pPr>
+        <w:jc w:val="center"/>
+      </w:pPr>
+      <w:r>
+        <w:rPr>
+          <w:rFonts w:ascii="Times New Roman" w:hAnsi="Times New Roman"/>
+          <w:i/>
+          <w:sz w:val="18"/>
+        </w:rPr>
+        <w:t xml:space="preserve">Fig. 8. Sample image used to validate the NumPy ViT-Tiny reimplementation against its PyTorch reference </w:t>
+      </w:r>
+      <w:r>
+        <w:rPr>
+          <w:rFonts w:ascii="Times New Roman" w:hAnsi="Times New Roman"/>
+          <w:i/>
+          <w:sz w:val="18"/>
+        </w:rPr>
+        <w:t>-</w:t>
+      </w:r>
+      <w:r>
+        <w:rPr>
+          <w:rFonts w:ascii="Times New Roman" w:hAnsi="Times New Roman"/>
+          <w:i/>
+          <w:sz w:val="18"/>
+        </w:rPr>
+        <w:t xml:space="preserve"> classified as Samoyed with 87.26% confidence by both implementations.</w:t>
+      </w:r>
+    </w:p>
+    <w:p>
+      <w:pPr>
+        <w:spacing w:before="120"/>
+        <w:jc w:val="center"/>
+      </w:pPr>
+      <w:r>
+        <w:rPr>
+          <w:noProof/>
+        </w:rPr>
+        <w:drawing>
+          <wp:inline distT="0" distB="0" distL="0" distR="0" wp14:anchorId="2D5B237A" wp14:editId="1C6CC694">
+            <wp:extent cx="3108960" cy="1375117"/>
+            <wp:effectExtent l="0" t="0" r="0" b="0"/>
+            <wp:docPr id="2109883556" name="Picture 2109883556"/>
+            <wp:cNvGraphicFramePr>
+              <a:graphicFrameLocks xmlns:a="http://schemas.openxmlformats.org/drawingml/2006/main" noChangeAspect="1"/>
+            </wp:cNvGraphicFramePr>
+            <a:graphic xmlns:a="http://schemas.openxmlformats.org/drawingml/2006/main">
+              <a:graphicData uri="http://schemas.openxmlformats.org/drawingml/2006/picture">
+                <pic:pic xmlns:pic="http://schemas.openxmlformats.org/drawingml/2006/picture">
+                  <pic:nvPicPr>
+                    <pic:cNvPr id="0" name="fig_vit_mismatch_v2.png"/>
                     <pic:cNvPicPr/>
                   </pic:nvPicPr>
                   <pic:blipFill>
@@ -8231,7 +8684,7 @@
                   <pic:spPr>
                     <a:xfrm>
                       <a:off x="0" y="0"/>
-                      <a:ext cx="3108960" cy="1776549"/>
+                      <a:ext cx="3108960" cy="1375117"/>
                     </a:xfrm>
                     <a:prstGeom prst="rect">
                       <a:avLst/>
@@ -8260,6 +8713,17 @@
     <w:p>
       <w:pPr>
         <w:spacing w:before="160" w:after="80"/>
+        <w:rPr>
+          <w:rFonts w:ascii="Times New Roman" w:eastAsia="Times New Roman" w:hAnsi="Times New Roman"/>
+          <w:b/>
+          <w:i/>
+          <w:sz w:val="20"/>
+        </w:rPr>
+      </w:pPr>
+    </w:p>
+    <w:p>
+      <w:pPr>
+        <w:spacing w:before="160" w:after="80"/>
       </w:pPr>
       <w:r>
         <w:rPr>
@@ -8282,14 +8746,21 @@
           <w:rFonts w:ascii="Times New Roman" w:eastAsia="Times New Roman" w:hAnsi="Times New Roman"/>
           <w:sz w:val="20"/>
         </w:rPr>
-        <w:t xml:space="preserve">Two open hardware findings emerged during bring-up. First, a root-caused defect in the input buffer's row-replay address counter (MM_in_buffer): for a single-row configuration (F_length = 1), the counter advances to 1 immediately on start but its wrap-to-zero condition checks against F_length−1 = 0, a value it can then never reach again, causing the buffer to read stale data indefinitely (Appendix A.11 traces the full diagnostic path to this root cause). Second, a related but distinct DMA hang </w:t>
-      </w:r>
-      <w:r>
-        <w:rPr>
-          <w:rFonts w:ascii="Times New Roman" w:eastAsia="Times New Roman" w:hAnsi="Times New Roman"/>
-          <w:sz w:val="20"/>
-        </w:rPr>
-        <w:t>observed at a two-row configuration was traced far enough to rule out the same cause but not far enough to identify its root (Appendix A.10 covers the methodical, cheapest-checks-first process that narrowed the search before this residual gap was reached); both are confined to matrix shapes far smaller than any configuration this design was validated at (Section III.B, VI.C), and the codebase was frozen with both documented as open items (Section VII) rather than resolved in this scope.</w:t>
+        <w:t>Two open hardware findings emerged during bring-up. First, a root-caused defect in the input buffer's row-replay address counter (MM_in_buffer): for a single-row configuration (F_length = 1), the counter advances to 1 immediately on start but its wrap-to-zero condition checks against F_length</w:t>
+      </w:r>
+      <w:r>
+        <w:rPr>
+          <w:rFonts w:ascii="Times New Roman" w:eastAsia="Times New Roman" w:hAnsi="Times New Roman"/>
+          <w:sz w:val="20"/>
+        </w:rPr>
+        <w:t>-</w:t>
+      </w:r>
+      <w:r>
+        <w:rPr>
+          <w:rFonts w:ascii="Times New Roman" w:eastAsia="Times New Roman" w:hAnsi="Times New Roman"/>
+          <w:sz w:val="20"/>
+        </w:rPr>
+        <w:t>1 = 0, a value it can then never reach again, causing the buffer to read stale data indefinitely (Appendix A.11 traces the full diagnostic path to this root cause). Second, a related but distinct DMA hang observed at a two-row configuration was traced far enough to rule out the same cause but not far enough to identify its root (Appendix A.10 covers the methodical, cheapest-checks-first process that narrowed the search before this residual gap was reached); both are confined to matrix shapes far smaller than any configuration this design was validated at (Section III.B, VI.C), and the codebase was frozen with both documented as open items (Section VII) rather than resolved in this scope.</w:t>
       </w:r>
     </w:p>
     <w:p>
@@ -8303,7 +8774,25 @@
           <w:i/>
           <w:sz w:val="20"/>
         </w:rPr>
-        <w:t>F. Comparative Analysis with Prior FPGA Transformer Accelerators</w:t>
+        <w:t xml:space="preserve">F. Comparative Analysis with Prior FPGA Transformer </w:t>
+      </w:r>
+      <w:r>
+        <w:rPr>
+          <w:rFonts w:ascii="Times New Roman" w:eastAsia="Times New Roman" w:hAnsi="Times New Roman"/>
+          <w:b/>
+          <w:i/>
+          <w:sz w:val="20"/>
+        </w:rPr>
+        <w:t xml:space="preserve">  </w:t>
+      </w:r>
+      <w:r>
+        <w:rPr>
+          <w:rFonts w:ascii="Times New Roman" w:eastAsia="Times New Roman" w:hAnsi="Times New Roman"/>
+          <w:b/>
+          <w:i/>
+          <w:sz w:val="20"/>
+        </w:rPr>
+        <w:t>Accelerators</w:t>
       </w:r>
     </w:p>
     <w:p>
@@ -8746,6 +9235,7 @@
                 <w:rFonts w:ascii="Times New Roman" w:eastAsia="Times New Roman" w:hAnsi="Times New Roman"/>
                 <w:sz w:val="17"/>
               </w:rPr>
+              <w:lastRenderedPageBreak/>
               <w:t>FTRANS [4]</w:t>
             </w:r>
           </w:p>
@@ -8868,58 +9358,14 @@
     </w:tbl>
     <w:p>
       <w:pPr>
-        <w:spacing w:after="160"/>
-      </w:pPr>
-    </w:p>
-    <w:p>
-      <w:pPr>
         <w:spacing w:after="120"/>
         <w:ind w:firstLine="288"/>
         <w:jc w:val="both"/>
-      </w:pPr>
-      <w:r>
-        <w:rPr>
-          <w:rFonts w:ascii="Times New Roman" w:eastAsia="Times New Roman" w:hAnsi="Times New Roman"/>
-          <w:sz w:val="20"/>
-        </w:rPr>
-        <w:t xml:space="preserve">A direct throughput or GOPS/W ranking across all three would misrepresent the comparison: ME-ViT and FTRANS target datacenter-class FPGAs (5,867 and 6,840 DSPs respectively) benchmarked against GPU/CPU baselines, </w:t>
-      </w:r>
-      <w:r>
-        <w:rPr>
-          <w:rFonts w:ascii="Times New Roman" w:eastAsia="Times New Roman" w:hAnsi="Times New Roman"/>
-          <w:sz w:val="20"/>
-        </w:rPr>
-        <w:lastRenderedPageBreak/>
-        <w:t xml:space="preserve">whereas taoFPGA targets a resource-constrained embedded SoC with 220 total DSPs </w:t>
-      </w:r>
-      <w:r>
-        <w:rPr>
-          <w:rFonts w:ascii="Times New Roman" w:eastAsia="Times New Roman" w:hAnsi="Times New Roman"/>
-          <w:sz w:val="20"/>
-        </w:rPr>
-        <w:t>-</w:t>
-      </w:r>
-      <w:r>
-        <w:rPr>
-          <w:rFonts w:ascii="Times New Roman" w:eastAsia="Times New Roman" w:hAnsi="Times New Roman"/>
-          <w:sz w:val="20"/>
-        </w:rPr>
-        <w:t xml:space="preserve"> a difference of more than 25× in available DSP budget alone </w:t>
-      </w:r>
-      <w:r>
-        <w:rPr>
-          <w:rFonts w:ascii="Times New Roman" w:eastAsia="Times New Roman" w:hAnsi="Times New Roman"/>
-          <w:sz w:val="20"/>
-        </w:rPr>
-        <w:t>-</w:t>
-      </w:r>
-      <w:r>
-        <w:rPr>
-          <w:rFonts w:ascii="Times New Roman" w:eastAsia="Times New Roman" w:hAnsi="Times New Roman"/>
-          <w:sz w:val="20"/>
-        </w:rPr>
-        <w:t xml:space="preserve"> benchmarked against its own on-chip ARM Cortex-A9. This table is offered to situate taoFPGA's design choices within the same architectural family as prior work, not to claim a device-independent performance ranking; the same discipline against overclaiming a comparison already governs the ViT workload-mismatch analysis of Section VI.D.</w:t>
-      </w:r>
+        <w:rPr>
+          <w:rFonts w:ascii="Times New Roman" w:eastAsia="Times New Roman" w:hAnsi="Times New Roman"/>
+          <w:sz w:val="20"/>
+        </w:rPr>
+      </w:pPr>
     </w:p>
     <w:p>
       <w:pPr>
@@ -8927,35 +9373,40 @@
         <w:ind w:firstLine="288"/>
         <w:jc w:val="both"/>
       </w:pPr>
-    </w:p>
-    <w:p>
-      <w:pPr>
-        <w:jc w:val="center"/>
-        <w:rPr>
-          <w:rFonts w:ascii="Times New Roman" w:eastAsia="Times New Roman" w:hAnsi="Times New Roman"/>
-          <w:b/>
-        </w:rPr>
-      </w:pPr>
-      <w:r>
-        <w:rPr>
-          <w:rFonts w:ascii="Times New Roman" w:eastAsia="Times New Roman" w:hAnsi="Times New Roman"/>
-          <w:b/>
-        </w:rPr>
-        <w:t>VII. ENGINEERING DISCUSSION, BOTTLENECKS &amp; FUTURE WORK</w:t>
-      </w:r>
-    </w:p>
-    <w:p>
-      <w:pPr>
-        <w:spacing w:before="160" w:after="80"/>
-      </w:pPr>
-      <w:r>
-        <w:rPr>
-          <w:rFonts w:ascii="Times New Roman" w:eastAsia="Times New Roman" w:hAnsi="Times New Roman"/>
-          <w:b/>
-          <w:i/>
-          <w:sz w:val="20"/>
-        </w:rPr>
-        <w:t>A. DMA Buffer Boundary Constraints</w:t>
+      <w:r>
+        <w:rPr>
+          <w:rFonts w:ascii="Times New Roman" w:eastAsia="Times New Roman" w:hAnsi="Times New Roman"/>
+          <w:sz w:val="20"/>
+        </w:rPr>
+        <w:t xml:space="preserve">A direct throughput or GOPS/W ranking across all three would misrepresent the comparison: ME-ViT and FTRANS target datacenter-class FPGAs (5,867 and 6,840 DSPs respectively) benchmarked against GPU/CPU baselines, whereas taoFPGA targets a resource-constrained embedded SoC with 220 total DSPs </w:t>
+      </w:r>
+      <w:r>
+        <w:rPr>
+          <w:rFonts w:ascii="Times New Roman" w:eastAsia="Times New Roman" w:hAnsi="Times New Roman"/>
+          <w:sz w:val="20"/>
+        </w:rPr>
+        <w:t>-</w:t>
+      </w:r>
+      <w:r>
+        <w:rPr>
+          <w:rFonts w:ascii="Times New Roman" w:eastAsia="Times New Roman" w:hAnsi="Times New Roman"/>
+          <w:sz w:val="20"/>
+        </w:rPr>
+        <w:t xml:space="preserve"> a difference of more than 25× in available DSP budget alone </w:t>
+      </w:r>
+      <w:r>
+        <w:rPr>
+          <w:rFonts w:ascii="Times New Roman" w:eastAsia="Times New Roman" w:hAnsi="Times New Roman"/>
+          <w:sz w:val="20"/>
+        </w:rPr>
+        <w:t>-</w:t>
+      </w:r>
+      <w:r>
+        <w:rPr>
+          <w:rFonts w:ascii="Times New Roman" w:eastAsia="Times New Roman" w:hAnsi="Times New Roman"/>
+          <w:sz w:val="20"/>
+        </w:rPr>
+        <w:t xml:space="preserve"> benchmarked against its own on-chip ARM Cortex-A9. This table is offered to situate taoFPGA's design choices within the same architectural family as prior work, not to claim a device-independent performance ranking; the same discipline against overclaiming a comparison already governs the ViT workload-mismatch analysis of Section VI.D.</w:t>
       </w:r>
     </w:p>
     <w:p>
@@ -8964,40 +9415,21 @@
         <w:ind w:firstLine="288"/>
         <w:jc w:val="both"/>
       </w:pPr>
-      <w:r>
-        <w:rPr>
-          <w:rFonts w:ascii="Times New Roman" w:eastAsia="Times New Roman" w:hAnsi="Times New Roman"/>
-          <w:sz w:val="20"/>
-        </w:rPr>
-        <w:t xml:space="preserve">The design's three AXI DMA engines were synthesized with a 16-bit transfer-length register, capping any single DMA transfer at 65,536 bytes. This directly prevented benchmarking the real 768-wide ViT-Tiny MLP hidden dimension (a 192×768 weight buffer alone requires 147,456 bytes) and, more broadly, blocks batch processing entirely: streaming even two images' feature matrices against a shared weight matrix already overflows the ceiling for every benchmarked shape in this work. Splitting a transfer across multiple smaller DMA calls is not a safe software workaround with the current RTL, since the input buffer's write-address counters reset on the stream's tlast signal, which the design's direct-register DMA mode asserts at the end of every transfer issued </w:t>
-      </w:r>
-      <w:r>
-        <w:rPr>
-          <w:rFonts w:ascii="Times New Roman" w:eastAsia="Times New Roman" w:hAnsi="Times New Roman"/>
-          <w:sz w:val="20"/>
-        </w:rPr>
-        <w:t>-</w:t>
-      </w:r>
-      <w:r>
-        <w:rPr>
-          <w:rFonts w:ascii="Times New Roman" w:eastAsia="Times New Roman" w:hAnsi="Times New Roman"/>
-          <w:sz w:val="20"/>
-        </w:rPr>
-        <w:t xml:space="preserve"> not only a genuinely final one </w:t>
-      </w:r>
-      <w:r>
-        <w:rPr>
-          <w:rFonts w:ascii="Times New Roman" w:eastAsia="Times New Roman" w:hAnsi="Times New Roman"/>
-          <w:sz w:val="20"/>
-        </w:rPr>
-        <w:t>-</w:t>
-      </w:r>
-      <w:r>
-        <w:rPr>
-          <w:rFonts w:ascii="Times New Roman" w:eastAsia="Times New Roman" w:hAnsi="Times New Roman"/>
-          <w:sz w:val="20"/>
-        </w:rPr>
-        <w:t xml:space="preserve"> corrupting rather than merely truncating a chunked transfer. Appendix A.13 gives the full account of why this specific workaround was rejected, including the RTL trace that ruled it unsafe.</w:t>
+    </w:p>
+    <w:p>
+      <w:pPr>
+        <w:jc w:val="center"/>
+        <w:rPr>
+          <w:rFonts w:ascii="Times New Roman" w:eastAsia="Times New Roman" w:hAnsi="Times New Roman"/>
+          <w:b/>
+        </w:rPr>
+      </w:pPr>
+      <w:r>
+        <w:rPr>
+          <w:rFonts w:ascii="Times New Roman" w:eastAsia="Times New Roman" w:hAnsi="Times New Roman"/>
+          <w:b/>
+        </w:rPr>
+        <w:t>VII. ENGINEERING DISCUSSION, BOTTLENECKS &amp; FUTURE WORK</w:t>
       </w:r>
     </w:p>
     <w:p>
@@ -9011,7 +9443,7 @@
           <w:i/>
           <w:sz w:val="20"/>
         </w:rPr>
-        <w:t>B. Serial Softmax Throughput Bottleneck</w:t>
+        <w:t>A. DMA Buffer Boundary Constraints</w:t>
       </w:r>
     </w:p>
     <w:p>
@@ -9025,7 +9457,7 @@
           <w:rFonts w:ascii="Times New Roman" w:eastAsia="Times New Roman" w:hAnsi="Times New Roman"/>
           <w:sz w:val="20"/>
         </w:rPr>
-        <w:t xml:space="preserve">The systolic array produces A_size parallel INT8 results per cycle, while the Softmax engine consumes and produces exactly one scalar per cycle across three full passes over each row. This structural mismatch </w:t>
+        <w:t xml:space="preserve">The design's three AXI DMA engines were synthesized with a 16-bit transfer-length register, capping any single DMA transfer at 65,536 bytes. This directly prevented benchmarking the real 768-wide ViT-Tiny MLP hidden dimension (a 192×768 weight buffer alone requires 147,456 bytes) and, more broadly, blocks batch processing entirely: streaming even two images' feature matrices against a shared weight matrix already overflows the ceiling for every benchmarked shape in this work. Splitting a transfer across multiple smaller DMA calls is not a safe software workaround with the current RTL, since the input buffer's write-address counters reset on the stream's tlast signal, which the design's direct-register DMA mode asserts at the end of every transfer issued </w:t>
       </w:r>
       <w:r>
         <w:rPr>
@@ -9039,7 +9471,7 @@
           <w:rFonts w:ascii="Times New Roman" w:eastAsia="Times New Roman" w:hAnsi="Times New Roman"/>
           <w:sz w:val="20"/>
         </w:rPr>
-        <w:t xml:space="preserve"> a fully parallel two-dimensional compute stage feeding a one-dimensional serial normalization stage </w:t>
+        <w:t xml:space="preserve"> not only a genuinely final one </w:t>
       </w:r>
       <w:r>
         <w:rPr>
@@ -9053,7 +9485,7 @@
           <w:rFonts w:ascii="Times New Roman" w:eastAsia="Times New Roman" w:hAnsi="Times New Roman"/>
           <w:sz w:val="20"/>
         </w:rPr>
-        <w:t xml:space="preserve"> is a standing throughput bottleneck independent of clock frequency or DSP utilization, and is the most direct architectural target for a future parallel or pipelined Softmax redesign.</w:t>
+        <w:t xml:space="preserve"> corrupting rather than merely truncating a chunked transfer. Appendix A.13 gives the full account of why this specific workaround was rejected, including the RTL trace that ruled it unsafe.</w:t>
       </w:r>
     </w:p>
     <w:p>
@@ -9067,7 +9499,7 @@
           <w:i/>
           <w:sz w:val="20"/>
         </w:rPr>
-        <w:t>C. Architectural Roadmap</w:t>
+        <w:t>B. Serial Softmax Throughput Bottleneck</w:t>
       </w:r>
     </w:p>
     <w:p>
@@ -9081,7 +9513,7 @@
           <w:rFonts w:ascii="Times New Roman" w:eastAsia="Times New Roman" w:hAnsi="Times New Roman"/>
           <w:sz w:val="20"/>
         </w:rPr>
-        <w:t>Two concrete next steps follow directly from Sections VII.A</w:t>
+        <w:t xml:space="preserve">The systolic array produces A_size parallel INT8 results per cycle, while the Softmax engine consumes and produces exactly one scalar per cycle across three full passes over each row. This structural mismatch </w:t>
       </w:r>
       <w:r>
         <w:rPr>
@@ -9095,37 +9527,42 @@
           <w:rFonts w:ascii="Times New Roman" w:eastAsia="Times New Roman" w:hAnsi="Times New Roman"/>
           <w:sz w:val="20"/>
         </w:rPr>
-        <w:t xml:space="preserve">B: (i) replacing direct-register DMA with genuine Scatter-Gather DMA (or, more simply, re-synthesizing with a wider transfer-length register), giving explicit per-descriptor frame-boundary control and removing the single-transfer ceiling </w:t>
-      </w:r>
-      <w:r>
-        <w:rPr>
-          <w:rFonts w:ascii="Times New Roman" w:eastAsia="Times New Roman" w:hAnsi="Times New Roman"/>
-          <w:sz w:val="20"/>
-        </w:rPr>
-        <w:t>that currently blocks both full-width MLP evaluation and batch processing; and (ii) decoupling the matmul, Softmax, and GELU stages into independent streaming nodes with real backpressure support, addressing both the serial Softmax bottleneck and a separately documented limitation in the GELU stage's lack of an internal skid buffer.</w:t>
-      </w:r>
-    </w:p>
-    <w:p>
-      <w:pPr>
-        <w:spacing w:before="240" w:after="120"/>
-        <w:jc w:val="center"/>
+        <w:t xml:space="preserve"> a fully parallel two-dimensional compute </w:t>
+      </w:r>
+      <w:r>
+        <w:rPr>
+          <w:rFonts w:ascii="Times New Roman" w:eastAsia="Times New Roman" w:hAnsi="Times New Roman"/>
+          <w:sz w:val="20"/>
+        </w:rPr>
+        <w:t xml:space="preserve">stage feeding a one-dimensional serial normalization stage </w:t>
+      </w:r>
+      <w:r>
+        <w:rPr>
+          <w:rFonts w:ascii="Times New Roman" w:eastAsia="Times New Roman" w:hAnsi="Times New Roman"/>
+          <w:sz w:val="20"/>
+        </w:rPr>
+        <w:t>-</w:t>
+      </w:r>
+      <w:r>
+        <w:rPr>
+          <w:rFonts w:ascii="Times New Roman" w:eastAsia="Times New Roman" w:hAnsi="Times New Roman"/>
+          <w:sz w:val="20"/>
+        </w:rPr>
+        <w:t xml:space="preserve"> is a standing throughput bottleneck independent of clock frequency or DSP utilization, and is the most direct architectural target for a future parallel or pipelined Softmax redesign.</w:t>
+      </w:r>
+    </w:p>
+    <w:p>
+      <w:pPr>
+        <w:spacing w:before="160" w:after="80"/>
+      </w:pPr>
+      <w:r>
         <w:rPr>
           <w:rFonts w:ascii="Times New Roman" w:eastAsia="Times New Roman" w:hAnsi="Times New Roman"/>
           <w:b/>
-        </w:rPr>
-      </w:pPr>
-    </w:p>
-    <w:p>
-      <w:pPr>
-        <w:spacing w:before="240" w:after="120"/>
-        <w:jc w:val="center"/>
-      </w:pPr>
-      <w:r>
-        <w:rPr>
-          <w:rFonts w:ascii="Times New Roman" w:eastAsia="Times New Roman" w:hAnsi="Times New Roman"/>
-          <w:b/>
-        </w:rPr>
-        <w:t>VIII. CONCLUSION</w:t>
+          <w:i/>
+          <w:sz w:val="20"/>
+        </w:rPr>
+        <w:t>C. Architectural Roadmap</w:t>
       </w:r>
     </w:p>
     <w:p>
@@ -9139,7 +9576,7 @@
           <w:rFonts w:ascii="Times New Roman" w:eastAsia="Times New Roman" w:hAnsi="Times New Roman"/>
           <w:sz w:val="20"/>
         </w:rPr>
-        <w:t xml:space="preserve">taoFPGA demonstrates a complete hardware/software co-design lifecycle for a quantized transformer processing core, from fixed-point mathematical formulation and tolerance-bounded RTL verification through physical signoff, real hardware bring-up, and a kernel-level benchmark against a genuinely validated software ViT baseline. Beyond the measured results </w:t>
+        <w:t>Two concrete next steps follow directly from Sections VII.A</w:t>
       </w:r>
       <w:r>
         <w:rPr>
@@ -9153,49 +9590,7 @@
           <w:rFonts w:ascii="Times New Roman" w:eastAsia="Times New Roman" w:hAnsi="Times New Roman"/>
           <w:sz w:val="20"/>
         </w:rPr>
-        <w:t xml:space="preserve"> a 49.3% LUT reduction and 3.1% power reduction from a single synthesis-level fix, zero-error silicon validation at full verified scale, and up to 97.73× kernel speedup over an embedded ARM CPU </w:t>
-      </w:r>
-      <w:r>
-        <w:rPr>
-          <w:rFonts w:ascii="Times New Roman" w:eastAsia="Times New Roman" w:hAnsi="Times New Roman"/>
-          <w:sz w:val="20"/>
-        </w:rPr>
-        <w:t>-</w:t>
-      </w:r>
-      <w:r>
-        <w:rPr>
-          <w:rFonts w:ascii="Times New Roman" w:eastAsia="Times New Roman" w:hAnsi="Times New Roman"/>
-          <w:sz w:val="20"/>
-        </w:rPr>
-        <w:t xml:space="preserve"> the project's governing discipline throughout was to verify every layer of the system against its own ground truth rather than inherit correctness from an adjacent layer, and to report every limitation </w:t>
-      </w:r>
-      <w:r>
-        <w:rPr>
-          <w:rFonts w:ascii="Times New Roman" w:eastAsia="Times New Roman" w:hAnsi="Times New Roman"/>
-          <w:sz w:val="20"/>
-        </w:rPr>
-        <w:t>-</w:t>
-      </w:r>
-      <w:r>
-        <w:rPr>
-          <w:rFonts w:ascii="Times New Roman" w:eastAsia="Times New Roman" w:hAnsi="Times New Roman"/>
-          <w:sz w:val="20"/>
-        </w:rPr>
-        <w:t xml:space="preserve"> architectural, numerical, or a hardware transfer ceiling </w:t>
-      </w:r>
-      <w:r>
-        <w:rPr>
-          <w:rFonts w:ascii="Times New Roman" w:eastAsia="Times New Roman" w:hAnsi="Times New Roman"/>
-          <w:sz w:val="20"/>
-        </w:rPr>
-        <w:t>-</w:t>
-      </w:r>
-      <w:r>
-        <w:rPr>
-          <w:rFonts w:ascii="Times New Roman" w:eastAsia="Times New Roman" w:hAnsi="Times New Roman"/>
-          <w:sz w:val="20"/>
-        </w:rPr>
-        <w:t xml:space="preserve"> as precisely as the result being claimed. The 64 KB DMA ceiling and its Scatter-Gather resolution path, together with the serial Softmax bottleneck, define a clear and quantified roadmap for the next iteration of this work.</w:t>
+        <w:t>B: (i) replacing direct-register DMA with genuine Scatter-Gather DMA (or, more simply, re-synthesizing with a wider transfer-length register), giving explicit per-descriptor frame-boundary control and removing the single-transfer ceiling that currently blocks both full-width MLP evaluation and batch processing; and (ii) decoupling the matmul, Softmax, and GELU stages into independent streaming nodes with real backpressure support, addressing both the serial Softmax bottleneck and a separately documented limitation in the GELU stage's lack of an internal skid buffer.</w:t>
       </w:r>
     </w:p>
     <w:p>
@@ -9208,12 +9603,102 @@
           <w:rFonts w:ascii="Times New Roman" w:eastAsia="Times New Roman" w:hAnsi="Times New Roman"/>
           <w:b/>
         </w:rPr>
+        <w:t>VIII. CONCLUSION</w:t>
+      </w:r>
+    </w:p>
+    <w:p>
+      <w:pPr>
+        <w:spacing w:after="120"/>
+        <w:ind w:firstLine="288"/>
+        <w:jc w:val="both"/>
+      </w:pPr>
+      <w:r>
+        <w:rPr>
+          <w:rFonts w:ascii="Times New Roman" w:eastAsia="Times New Roman" w:hAnsi="Times New Roman"/>
+          <w:sz w:val="20"/>
+        </w:rPr>
+        <w:t xml:space="preserve">taoFPGA demonstrates a complete hardware/software co-design lifecycle for a quantized transformer processing core, from fixed-point mathematical formulation and tolerance-bounded RTL verification through physical signoff, real hardware bring-up, and a kernel-level benchmark against a genuinely validated software ViT baseline. Beyond the measured results </w:t>
+      </w:r>
+      <w:r>
+        <w:rPr>
+          <w:rFonts w:ascii="Times New Roman" w:eastAsia="Times New Roman" w:hAnsi="Times New Roman"/>
+          <w:sz w:val="20"/>
+        </w:rPr>
+        <w:t>-</w:t>
+      </w:r>
+      <w:r>
+        <w:rPr>
+          <w:rFonts w:ascii="Times New Roman" w:eastAsia="Times New Roman" w:hAnsi="Times New Roman"/>
+          <w:sz w:val="20"/>
+        </w:rPr>
+        <w:t xml:space="preserve"> a 49.3% LUT reduction and 3.1% power reduction from a single synthesis-level fix, zero-error silicon validation at full verified scale, and up to 97.73× kernel speedup over an embedded ARM CPU </w:t>
+      </w:r>
+      <w:r>
+        <w:rPr>
+          <w:rFonts w:ascii="Times New Roman" w:eastAsia="Times New Roman" w:hAnsi="Times New Roman"/>
+          <w:sz w:val="20"/>
+        </w:rPr>
+        <w:t>-</w:t>
+      </w:r>
+      <w:r>
+        <w:rPr>
+          <w:rFonts w:ascii="Times New Roman" w:eastAsia="Times New Roman" w:hAnsi="Times New Roman"/>
+          <w:sz w:val="20"/>
+        </w:rPr>
+        <w:t xml:space="preserve"> the project's governing discipline throughout was to verify every layer of the system against its own ground truth rather than inherit correctness from an adjacent layer, and to report every limitation </w:t>
+      </w:r>
+      <w:r>
+        <w:rPr>
+          <w:rFonts w:ascii="Times New Roman" w:eastAsia="Times New Roman" w:hAnsi="Times New Roman"/>
+          <w:sz w:val="20"/>
+        </w:rPr>
+        <w:t>-</w:t>
+      </w:r>
+      <w:r>
+        <w:rPr>
+          <w:rFonts w:ascii="Times New Roman" w:eastAsia="Times New Roman" w:hAnsi="Times New Roman"/>
+          <w:sz w:val="20"/>
+        </w:rPr>
+        <w:t xml:space="preserve"> architectural, numerical, or a hardware transfer ceiling </w:t>
+      </w:r>
+      <w:r>
+        <w:rPr>
+          <w:rFonts w:ascii="Times New Roman" w:eastAsia="Times New Roman" w:hAnsi="Times New Roman"/>
+          <w:sz w:val="20"/>
+        </w:rPr>
+        <w:t>-</w:t>
+      </w:r>
+      <w:r>
+        <w:rPr>
+          <w:rFonts w:ascii="Times New Roman" w:eastAsia="Times New Roman" w:hAnsi="Times New Roman"/>
+          <w:sz w:val="20"/>
+        </w:rPr>
+        <w:t xml:space="preserve"> as precisely as the result being claimed. The 64 KB DMA ceiling and its Scatter-Gather resolution path, together with the serial Softmax bottleneck, define a clear and quantified roadmap for the next iteration of this work.</w:t>
+      </w:r>
+    </w:p>
+    <w:p>
+      <w:r>
+        <w:br w:type="page"/>
+      </w:r>
+    </w:p>
+    <w:p>
+      <w:pPr>
+        <w:spacing w:before="240" w:after="120"/>
+        <w:jc w:val="center"/>
+      </w:pPr>
+      <w:r>
+        <w:rPr>
+          <w:rFonts w:ascii="Times New Roman" w:eastAsia="Times New Roman" w:hAnsi="Times New Roman"/>
+          <w:b/>
+        </w:rPr>
+        <w:lastRenderedPageBreak/>
         <w:t>REFERENCES</w:t>
       </w:r>
     </w:p>
     <w:p>
       <w:pPr>
         <w:spacing w:after="60"/>
+        <w:jc w:val="both"/>
       </w:pPr>
       <w:r>
         <w:rPr>
@@ -9226,6 +9711,7 @@
     <w:p>
       <w:pPr>
         <w:spacing w:after="60"/>
+        <w:jc w:val="both"/>
       </w:pPr>
       <w:r>
         <w:rPr>
@@ -9238,6 +9724,7 @@
     <w:p>
       <w:pPr>
         <w:spacing w:after="60"/>
+        <w:jc w:val="both"/>
       </w:pPr>
       <w:r>
         <w:rPr>
@@ -9250,6 +9737,7 @@
     <w:p>
       <w:pPr>
         <w:spacing w:after="60"/>
+        <w:jc w:val="both"/>
       </w:pPr>
       <w:r>
         <w:rPr>
@@ -9262,6 +9750,7 @@
     <w:p>
       <w:pPr>
         <w:spacing w:after="60"/>
+        <w:jc w:val="both"/>
       </w:pPr>
       <w:r>
         <w:rPr>
@@ -9274,42 +9763,1498 @@
     <w:p>
       <w:pPr>
         <w:spacing w:after="60"/>
+        <w:jc w:val="both"/>
       </w:pPr>
       <w:r>
         <w:rPr>
           <w:rFonts w:ascii="Times New Roman" w:eastAsia="Times New Roman" w:hAnsi="Times New Roman"/>
           <w:sz w:val="18"/>
         </w:rPr>
+        <w:t>[6] AMD/Xilinx, “Vivado Design Suite User Guide: Synthesis (UG901),” AMD, San Jose, CA, USA.</w:t>
+      </w:r>
+    </w:p>
+    <w:p>
+      <w:pPr>
+        <w:spacing w:after="60"/>
+        <w:jc w:val="both"/>
+      </w:pPr>
+      <w:r>
+        <w:rPr>
+          <w:rFonts w:ascii="Times New Roman" w:eastAsia="Times New Roman" w:hAnsi="Times New Roman"/>
+          <w:sz w:val="18"/>
+        </w:rPr>
+        <w:t>[7] A. Dosovitskiy et al., “An Image is Worth 16x16 Words: Transformers for Image Recognition at Scale,” in Proc. ICLR, 2021.</w:t>
+      </w:r>
+    </w:p>
+    <w:p>
+      <w:pPr>
+        <w:spacing w:after="60"/>
+        <w:jc w:val="both"/>
+      </w:pPr>
+      <w:r>
+        <w:rPr>
+          <w:rFonts w:ascii="Times New Roman" w:eastAsia="Times New Roman" w:hAnsi="Times New Roman"/>
+          <w:sz w:val="18"/>
+        </w:rPr>
+        <w:t>[8] R. Wightman, “PyTorch Image Models (timm),” GitHub repository, 2019. [Online]. Available: https://github.com/huggingface/pytorch-image-models</w:t>
+      </w:r>
+    </w:p>
+    <w:p>
+      <w:pPr>
+        <w:pStyle w:val="1"/>
+        <w:numPr>
+          <w:ilvl w:val="0"/>
+          <w:numId w:val="0"/>
+        </w:numPr>
+        <w:jc w:val="center"/>
+        <w:rPr>
+          <w:rFonts w:asciiTheme="minorHAnsi" w:hAnsiTheme="minorHAnsi"/>
+          <w:sz w:val="22"/>
+          <w:szCs w:val="22"/>
+        </w:rPr>
+      </w:pPr>
+      <w:r>
+        <w:rPr>
+          <w:rFonts w:asciiTheme="minorHAnsi" w:hAnsiTheme="minorHAnsi"/>
+          <w:sz w:val="22"/>
+          <w:szCs w:val="22"/>
+        </w:rPr>
+        <w:t>Appendix A: Engineering Problems Encountered and Their Solutions</w:t>
+      </w:r>
+    </w:p>
+    <w:p>
+      <w:pPr>
+        <w:spacing w:after="120"/>
+        <w:ind w:firstLine="288"/>
+        <w:jc w:val="both"/>
+      </w:pPr>
+      <w:r>
+        <w:rPr>
+          <w:rFonts w:ascii="Times New Roman" w:eastAsia="Times New Roman" w:hAnsi="Times New Roman"/>
+          <w:sz w:val="20"/>
+        </w:rPr>
+        <w:t>The verified results in the body of this report are the outcome of a long, iterative debugging process, not a linear implementation. This appendix records the real, individually significant problems found and solved along the way, condensed from the project's full chronological engineering log (report/project_story.md), specifically so this report is sufficient on its own to answer detailed, in-depth questions about how the project's key results were actually reached.</w:t>
+      </w:r>
+    </w:p>
+    <w:p>
+      <w:pPr>
+        <w:pStyle w:val="21"/>
+        <w:numPr>
+          <w:ilvl w:val="0"/>
+          <w:numId w:val="0"/>
+        </w:numPr>
+        <w:jc w:val="center"/>
+        <w:rPr>
+          <w:rFonts w:asciiTheme="minorHAnsi" w:hAnsiTheme="minorHAnsi"/>
+          <w:sz w:val="22"/>
+          <w:szCs w:val="22"/>
+        </w:rPr>
+      </w:pPr>
+      <w:r>
+        <w:rPr>
+          <w:rFonts w:asciiTheme="minorHAnsi" w:hAnsiTheme="minorHAnsi"/>
+          <w:sz w:val="22"/>
+          <w:szCs w:val="22"/>
+        </w:rPr>
+        <w:t>A.1 Elaboration-Time Memory Blowup From `generate`-Unrolled Test Arrays</w:t>
+      </w:r>
+    </w:p>
+    <w:p>
+      <w:pPr>
+        <w:spacing w:after="120"/>
+        <w:ind w:firstLine="288"/>
+        <w:jc w:val="both"/>
+      </w:pPr>
+      <w:r>
+        <w:rPr>
+          <w:rFonts w:ascii="Times New Roman" w:eastAsia="Times New Roman" w:hAnsi="Times New Roman"/>
+          <w:sz w:val="20"/>
+        </w:rPr>
+        <w:t>Running the matmul testbench at full scale (200×96×160) crashed the entire simulation session - not just the job, the whole host - during Xcelium's native-code-generation phase.</w:t>
+      </w:r>
+    </w:p>
+    <w:p>
+      <w:pPr>
+        <w:spacing w:after="120"/>
+        <w:ind w:firstLine="288"/>
+        <w:jc w:val="both"/>
+      </w:pPr>
+      <w:r>
+        <w:rPr>
+          <w:rFonts w:ascii="Times New Roman" w:eastAsia="Times New Roman" w:hAnsi="Times New Roman"/>
+          <w:b/>
+          <w:sz w:val="20"/>
+        </w:rPr>
+        <w:t xml:space="preserve">Investigation. </w:t>
+      </w:r>
+      <w:r>
+        <w:rPr>
+          <w:rFonts w:ascii="Times New Roman" w:eastAsia="Times New Roman" w:hAnsi="Times New Roman"/>
+          <w:sz w:val="20"/>
+        </w:rPr>
+        <w:t xml:space="preserve">The partial log pointed at native-code generation for the testbench module itself. Hypothesis: `x_in_array`/`y_in_array`/`z_hard_array` were built with a SystemVerilog `generate` loop that elaborates one hardware </w:t>
+      </w:r>
+      <w:r>
+        <w:rPr>
+          <w:rFonts w:ascii="Times New Roman" w:eastAsia="Times New Roman" w:hAnsi="Times New Roman"/>
+          <w:sz w:val="20"/>
+        </w:rPr>
+        <w:t>object per scalar array element - fine for genuinely parallel structures, catastrophic for a large lookup table. Rather than guess and risk a second crash, a resource-monitored, kill-switch-protected staged rollout (16³ → 32³ → 64³ → 128³, polling combined process RSS every 2 seconds with a hard kill at 5,500MB) confirmed memory grew worse than quadratically - 59MB → 76MB → 482MB → &gt;5,900MB and still climbing at 128³.</w:t>
+      </w:r>
+    </w:p>
+    <w:p>
+      <w:pPr>
+        <w:spacing w:after="120"/>
+        <w:ind w:firstLine="288"/>
+        <w:jc w:val="both"/>
+      </w:pPr>
+      <w:r>
+        <w:rPr>
+          <w:rFonts w:ascii="Times New Roman" w:eastAsia="Times New Roman" w:hAnsi="Times New Roman"/>
+          <w:b/>
+          <w:sz w:val="20"/>
+        </w:rPr>
+        <w:t xml:space="preserve">Fix. </w:t>
+      </w:r>
+      <w:r>
+        <w:rPr>
+          <w:rFonts w:ascii="Times New Roman" w:eastAsia="Times New Roman" w:hAnsi="Times New Roman"/>
+          <w:sz w:val="20"/>
+        </w:rPr>
+        <w:t>Replaced the pre-elaborated arrays with `automatic` SystemVerilog functions (`pack_x_word`, `pack_y_word`, `unpack_z_word`) that compute each word at runtime, on demand, instead of materializing every possible word as a separate hardware object. Full scale now runs in ~51MB / ~4 seconds, with functional output confirmed bit-for-bit unchanged (identical 2,894-cycle latency figure before and after).</w:t>
+      </w:r>
+    </w:p>
+    <w:p>
+      <w:pPr>
+        <w:spacing w:after="60"/>
+        <w:ind w:firstLine="288"/>
+        <w:jc w:val="both"/>
+      </w:pPr>
+      <w:r>
+        <w:rPr>
+          <w:rFonts w:ascii="Times New Roman" w:eastAsia="Times New Roman" w:hAnsi="Times New Roman"/>
+          <w:b/>
+          <w:i/>
+          <w:sz w:val="20"/>
+        </w:rPr>
+        <w:t xml:space="preserve">Why this matters. </w:t>
+      </w:r>
+      <w:r>
+        <w:rPr>
+          <w:rFonts w:ascii="Times New Roman" w:eastAsia="Times New Roman" w:hAnsi="Times New Roman"/>
+          <w:i/>
+          <w:sz w:val="20"/>
+        </w:rPr>
+        <w:t>This is a real distinction between synthesizable-style hardware description and software-style data structures written in the same language: a `generate` loop is an elaboration-time construct, and using it to hold data (as opposed to genuinely parallel structure) doesn't scale. It's also a strong example of diagnosing a scaling problem with a bounded, safety-netted experiment instead of guessing - the same protocol was reused for every large simulation/synthesis run for the rest of the project.</w:t>
+      </w:r>
+    </w:p>
+    <w:p>
+      <w:pPr>
+        <w:pStyle w:val="21"/>
+        <w:numPr>
+          <w:ilvl w:val="0"/>
+          <w:numId w:val="0"/>
+        </w:numPr>
+        <w:jc w:val="center"/>
+        <w:rPr>
+          <w:rFonts w:asciiTheme="minorHAnsi" w:hAnsiTheme="minorHAnsi"/>
+          <w:sz w:val="22"/>
+          <w:szCs w:val="22"/>
+        </w:rPr>
+      </w:pPr>
+      <w:r>
+        <w:rPr>
+          <w:rFonts w:asciiTheme="minorHAnsi" w:hAnsiTheme="minorHAnsi"/>
+          <w:sz w:val="22"/>
+          <w:szCs w:val="22"/>
+        </w:rPr>
+        <w:t>A.2 A Silent Compile Bug Hidden by an Untested Code Path</w:t>
+      </w:r>
+    </w:p>
+    <w:p>
+      <w:pPr>
+        <w:spacing w:after="120"/>
+        <w:ind w:firstLine="288"/>
+        <w:jc w:val="both"/>
+      </w:pPr>
+      <w:r>
+        <w:rPr>
+          <w:rFonts w:ascii="Times New Roman" w:eastAsia="Times New Roman" w:hAnsi="Times New Roman"/>
+          <w:sz w:val="20"/>
+        </w:rPr>
+        <w:t>The very first attempt to actually run the matmul testbench (after weeks lost to an unrelated infrastructure problem) hit an immediate compile error: an undeclared identifier, `start_trans`.</w:t>
+      </w:r>
+    </w:p>
+    <w:p>
+      <w:pPr>
+        <w:spacing w:after="120"/>
+        <w:ind w:firstLine="288"/>
+        <w:jc w:val="both"/>
+      </w:pPr>
+      <w:r>
+        <w:rPr>
+          <w:rFonts w:ascii="Times New Roman" w:eastAsia="Times New Roman" w:hAnsi="Times New Roman"/>
+          <w:b/>
+          <w:sz w:val="20"/>
+        </w:rPr>
+        <w:t xml:space="preserve">Investigation. </w:t>
+      </w:r>
+      <w:r>
+        <w:rPr>
+          <w:rFonts w:ascii="Times New Roman" w:eastAsia="Times New Roman" w:hAnsi="Times New Roman"/>
+          <w:sz w:val="20"/>
+        </w:rPr>
+        <w:t>`git blame` showed a later commit had added instrumentation code that referenced `start_trans` above the line that actually declared it - a pure ordering bug. The testbench had been silently uncompilable since that commit, but nothing had ever gotten far enough to hit it, because every previous attempt to run it had failed earlier, for an unrelated infrastructure reason.</w:t>
+      </w:r>
+    </w:p>
+    <w:p>
+      <w:pPr>
+        <w:spacing w:after="120"/>
+        <w:ind w:firstLine="288"/>
+        <w:jc w:val="both"/>
+      </w:pPr>
+      <w:r>
+        <w:rPr>
+          <w:rFonts w:ascii="Times New Roman" w:eastAsia="Times New Roman" w:hAnsi="Times New Roman"/>
+          <w:b/>
+          <w:sz w:val="20"/>
+        </w:rPr>
+        <w:t xml:space="preserve">Fix. </w:t>
+      </w:r>
+      <w:r>
+        <w:rPr>
+          <w:rFonts w:ascii="Times New Roman" w:eastAsia="Times New Roman" w:hAnsi="Times New Roman"/>
+          <w:sz w:val="20"/>
+        </w:rPr>
+        <w:t>Moved the declaration above its first use. No logic change.</w:t>
+      </w:r>
+    </w:p>
+    <w:p>
+      <w:pPr>
+        <w:spacing w:after="60"/>
+        <w:ind w:firstLine="288"/>
+        <w:jc w:val="both"/>
+      </w:pPr>
+      <w:r>
+        <w:rPr>
+          <w:rFonts w:ascii="Times New Roman" w:eastAsia="Times New Roman" w:hAnsi="Times New Roman"/>
+          <w:b/>
+          <w:i/>
+          <w:sz w:val="20"/>
+        </w:rPr>
+        <w:t xml:space="preserve">Why this matters. </w:t>
+      </w:r>
+      <w:r>
+        <w:rPr>
+          <w:rFonts w:ascii="Times New Roman" w:eastAsia="Times New Roman" w:hAnsi="Times New Roman"/>
+          <w:i/>
+          <w:sz w:val="20"/>
+        </w:rPr>
+        <w:t>A working-looking pipeline can hide a real, waiting compile bug indefinitely if nothing ever exercises the path that hits it. The practical lesson: don't assume a code path is fine just because nothing has complained about it yet - absence of failure isn't evidence of correctness if the path was never actually reached.</w:t>
+      </w:r>
+    </w:p>
+    <w:p>
+      <w:pPr>
+        <w:pStyle w:val="21"/>
+        <w:numPr>
+          <w:ilvl w:val="0"/>
+          <w:numId w:val="0"/>
+        </w:numPr>
+        <w:jc w:val="center"/>
+        <w:rPr>
+          <w:rFonts w:asciiTheme="minorHAnsi" w:hAnsiTheme="minorHAnsi"/>
+          <w:sz w:val="22"/>
+          <w:szCs w:val="22"/>
+        </w:rPr>
+      </w:pPr>
+      <w:r>
+        <w:rPr>
+          <w:rFonts w:asciiTheme="minorHAnsi" w:hAnsiTheme="minorHAnsi"/>
+          <w:sz w:val="22"/>
+          <w:szCs w:val="22"/>
+        </w:rPr>
         <w:lastRenderedPageBreak/>
-        <w:t>[6] AMD/Xilinx, “Vivado Design Suite User Guide: Synthesis (UG901),” AMD, San Jose, CA, USA.</w:t>
+        <w:t>A.3 A Documented, Deliberately-Deferred Bug That Was Still a Real Bug</w:t>
+      </w:r>
+    </w:p>
+    <w:p>
+      <w:pPr>
+        <w:spacing w:after="120"/>
+        <w:ind w:firstLine="288"/>
+        <w:jc w:val="both"/>
+      </w:pPr>
+      <w:r>
+        <w:rPr>
+          <w:rFonts w:ascii="Times New Roman" w:eastAsia="Times New Roman" w:hAnsi="Times New Roman"/>
+          <w:sz w:val="20"/>
+        </w:rPr>
+        <w:t>`Softmax_control`'s scale output port was 4 bits wide (valid range 7-12) but `gelu.v`'s corresponding scale input port was only 3 bits wide (max value 7) - the two IPs could only agree at exactly scale=7. This was already known and explicitly flagged in a code comment, left unfixed by whoever wrote the original integration blueprint.</w:t>
+      </w:r>
+    </w:p>
+    <w:p>
+      <w:pPr>
+        <w:spacing w:after="120"/>
+        <w:ind w:firstLine="288"/>
+        <w:jc w:val="both"/>
+      </w:pPr>
+      <w:r>
+        <w:rPr>
+          <w:rFonts w:ascii="Times New Roman" w:eastAsia="Times New Roman" w:hAnsi="Times New Roman"/>
+          <w:b/>
+          <w:sz w:val="20"/>
+        </w:rPr>
+        <w:t xml:space="preserve">Investigation. </w:t>
+      </w:r>
+      <w:r>
+        <w:rPr>
+          <w:rFonts w:ascii="Times New Roman" w:eastAsia="Times New Roman" w:hAnsi="Times New Roman"/>
+          <w:sz w:val="20"/>
+        </w:rPr>
+        <w:t>Reading `gelu.v`'s actual shift logic showed this wasn't a trivial port-width bump: the code assumed the input scale maxed out at 7 and had no branch for anything higher, so widening the port alone would have silently mis-shifted any newly representable value 8-15 as if it were 7 - a correctness bug, not just a missing feature.</w:t>
+      </w:r>
+    </w:p>
+    <w:p>
+      <w:pPr>
+        <w:spacing w:after="120"/>
+        <w:ind w:firstLine="288"/>
+        <w:jc w:val="both"/>
+      </w:pPr>
+      <w:r>
+        <w:rPr>
+          <w:rFonts w:ascii="Times New Roman" w:eastAsia="Times New Roman" w:hAnsi="Times New Roman"/>
+          <w:b/>
+          <w:sz w:val="20"/>
+        </w:rPr>
+        <w:t xml:space="preserve">Fix. </w:t>
+      </w:r>
+      <w:r>
+        <w:rPr>
+          <w:rFonts w:ascii="Times New Roman" w:eastAsia="Times New Roman" w:hAnsi="Times New Roman"/>
+          <w:sz w:val="20"/>
+        </w:rPr>
+        <w:t>Widened the scale port through all three affected modules to 4 bits, added the missing shift-direction branch in `gelu.v`, and extended the GELU testbench's randomized range from 0-6 to 0-11 (the old range never even reached the boundary value 7 that used to be the only legal one).</w:t>
       </w:r>
     </w:p>
     <w:p>
       <w:pPr>
         <w:spacing w:after="60"/>
-      </w:pPr>
-      <w:r>
-        <w:rPr>
-          <w:rFonts w:ascii="Times New Roman" w:eastAsia="Times New Roman" w:hAnsi="Times New Roman"/>
-          <w:sz w:val="18"/>
-        </w:rPr>
-        <w:t>[7] A. Dosovitskiy et al., “An Image is Worth 16x16 Words: Transformers for Image Recognition at Scale,” in Proc. ICLR, 2021.</w:t>
+        <w:ind w:firstLine="288"/>
+        <w:jc w:val="both"/>
+      </w:pPr>
+      <w:r>
+        <w:rPr>
+          <w:rFonts w:ascii="Times New Roman" w:eastAsia="Times New Roman" w:hAnsi="Times New Roman"/>
+          <w:b/>
+          <w:i/>
+          <w:sz w:val="20"/>
+        </w:rPr>
+        <w:t xml:space="preserve">Why this matters. </w:t>
+      </w:r>
+      <w:r>
+        <w:rPr>
+          <w:rFonts w:ascii="Times New Roman" w:eastAsia="Times New Roman" w:hAnsi="Times New Roman"/>
+          <w:i/>
+          <w:sz w:val="20"/>
+        </w:rPr>
+        <w:t>A code comment that says "known limitation, not fixed here" is not the same as "already handled" - it's worth actively hunting these down rather than trusting they'll be addressed later by someone else. It's also a good interview example of reading an interface's actual implementation, not just its declared width, before trusting a narrow-looking fix.</w:t>
+      </w:r>
+    </w:p>
+    <w:p>
+      <w:pPr>
+        <w:pStyle w:val="21"/>
+        <w:numPr>
+          <w:ilvl w:val="0"/>
+          <w:numId w:val="0"/>
+        </w:numPr>
+        <w:jc w:val="center"/>
+        <w:rPr>
+          <w:rFonts w:asciiTheme="minorHAnsi" w:hAnsiTheme="minorHAnsi"/>
+          <w:sz w:val="22"/>
+          <w:szCs w:val="22"/>
+        </w:rPr>
+      </w:pPr>
+      <w:r>
+        <w:rPr>
+          <w:rFonts w:asciiTheme="minorHAnsi" w:hAnsiTheme="minorHAnsi"/>
+          <w:sz w:val="22"/>
+          <w:szCs w:val="22"/>
+        </w:rPr>
+        <w:t>A.4 Six Silent Parameter Mismatches Between Verified RTL and an Adopted Integration Script</w:t>
+      </w:r>
+    </w:p>
+    <w:p>
+      <w:pPr>
+        <w:spacing w:after="120"/>
+        <w:ind w:firstLine="288"/>
+        <w:jc w:val="both"/>
+      </w:pPr>
+      <w:r>
+        <w:rPr>
+          <w:rFonts w:ascii="Times New Roman" w:eastAsia="Times New Roman" w:hAnsi="Times New Roman"/>
+          <w:sz w:val="20"/>
+        </w:rPr>
+        <w:t>Reviewing the externally-adopted Vivado integration script (`prj.tcl`, originally exported from an earlier Vivado session, never maintained against this project's own verified RTL) ahead of synthesis, one visible mismatch was found: the systolic array size was configured as 24, but every verified testbench uses 16.</w:t>
+      </w:r>
+    </w:p>
+    <w:p>
+      <w:pPr>
+        <w:spacing w:after="120"/>
+        <w:ind w:firstLine="288"/>
+        <w:jc w:val="both"/>
+      </w:pPr>
+      <w:r>
+        <w:rPr>
+          <w:rFonts w:ascii="Times New Roman" w:eastAsia="Times New Roman" w:hAnsi="Times New Roman"/>
+          <w:b/>
+          <w:sz w:val="20"/>
+        </w:rPr>
+        <w:t xml:space="preserve">Investigation. </w:t>
+      </w:r>
+      <w:r>
+        <w:rPr>
+          <w:rFonts w:ascii="Times New Roman" w:eastAsia="Times New Roman" w:hAnsi="Times New Roman"/>
+          <w:sz w:val="20"/>
+        </w:rPr>
+        <w:t>Rather than fix the one visible value and move on, every one of the wrapper module's ten RTL-facing parameters was cross-referenced against the exact value the verified testbenches use. The audit found six mismatches, not one - and the two most dangerous ones (a shift-width and a block-count-width parameter) were never even mentioned in the integration script at all, silently inheriting a stale wrapper default with no trace of the problem visible anywhere in the file someone would normally review.</w:t>
+      </w:r>
+    </w:p>
+    <w:p>
+      <w:pPr>
+        <w:spacing w:after="120"/>
+        <w:ind w:firstLine="288"/>
+        <w:jc w:val="both"/>
+      </w:pPr>
+      <w:r>
+        <w:rPr>
+          <w:rFonts w:ascii="Times New Roman" w:eastAsia="Times New Roman" w:hAnsi="Times New Roman"/>
+          <w:b/>
+          <w:sz w:val="20"/>
+        </w:rPr>
+        <w:t xml:space="preserve">Fix. </w:t>
+      </w:r>
+      <w:r>
+        <w:rPr>
+          <w:rFonts w:ascii="Times New Roman" w:eastAsia="Times New Roman" w:hAnsi="Times New Roman"/>
+          <w:sz w:val="20"/>
+        </w:rPr>
+        <w:t>Corrected all six parameters, plus two downstream AXI-Stream width-converter settings that had been sized to match the wrong array size.</w:t>
       </w:r>
     </w:p>
     <w:p>
       <w:pPr>
         <w:spacing w:after="60"/>
-      </w:pPr>
-      <w:r>
-        <w:rPr>
-          <w:rFonts w:ascii="Times New Roman" w:eastAsia="Times New Roman" w:hAnsi="Times New Roman"/>
-          <w:sz w:val="18"/>
-        </w:rPr>
-        <w:t>[8] R. Wightman, “PyTorch Image Models (timm),” GitHub repository, 2019. [Online]. Available: https://github.com/huggingface/pytorch-image-models</w:t>
-      </w:r>
-    </w:p>
-    <w:p>
-      <w:pPr>
+        <w:ind w:firstLine="288"/>
+        <w:jc w:val="both"/>
+      </w:pPr>
+      <w:r>
+        <w:rPr>
+          <w:rFonts w:ascii="Times New Roman" w:eastAsia="Times New Roman" w:hAnsi="Times New Roman"/>
+          <w:b/>
+          <w:i/>
+          <w:sz w:val="20"/>
+        </w:rPr>
+        <w:t xml:space="preserve">Why this matters. </w:t>
+      </w:r>
+      <w:r>
+        <w:rPr>
+          <w:rFonts w:ascii="Times New Roman" w:eastAsia="Times New Roman" w:hAnsi="Times New Roman"/>
+          <w:i/>
+          <w:sz w:val="20"/>
+        </w:rPr>
+        <w:t>The core principle established here (and used for the rest of the project): verified RTL and testbenches are the source of truth, and any adopted external tooling gets adapted to match them - never assumed correct just because it was machine-generated by the official tool. The specific lesson worth repeating in an interview: the values that are silently missing from a config (falling back to some default) are often more dangerous than the values that are visibly wrong, because nothing prompts a reviewer to go check them.</w:t>
+      </w:r>
+    </w:p>
+    <w:p>
+      <w:pPr>
+        <w:pStyle w:val="21"/>
+        <w:numPr>
+          <w:ilvl w:val="0"/>
+          <w:numId w:val="0"/>
+        </w:numPr>
+        <w:jc w:val="center"/>
+        <w:rPr>
+          <w:rFonts w:asciiTheme="minorHAnsi" w:hAnsiTheme="minorHAnsi"/>
+          <w:sz w:val="22"/>
+          <w:szCs w:val="22"/>
+        </w:rPr>
+      </w:pPr>
+      <w:r>
+        <w:rPr>
+          <w:rFonts w:asciiTheme="minorHAnsi" w:hAnsiTheme="minorHAnsi"/>
+          <w:sz w:val="22"/>
+          <w:szCs w:val="22"/>
+        </w:rPr>
+        <w:t>A.5 Async-Reset DRC Violations: Chasing One Root Cause Through Twelve Files</w:t>
+      </w:r>
+    </w:p>
+    <w:p>
+      <w:pPr>
+        <w:spacing w:after="120"/>
+        <w:ind w:firstLine="288"/>
+        <w:jc w:val="both"/>
+      </w:pPr>
+      <w:r>
+        <w:rPr>
+          <w:rFonts w:ascii="Times New Roman" w:eastAsia="Times New Roman" w:hAnsi="Times New Roman"/>
+          <w:sz w:val="20"/>
+        </w:rPr>
+        <w:t>Post-synthesis DRC reported 40+ warnings that block-RAM control logic was driven by asynchronously reset registers - a pattern Xilinx's own documentation warns can corrupt memory contents outside what static timing analysis can see.</w:t>
+      </w:r>
+    </w:p>
+    <w:p>
+      <w:pPr>
+        <w:spacing w:after="120"/>
+        <w:ind w:firstLine="288"/>
+        <w:jc w:val="both"/>
+      </w:pPr>
+      <w:r>
+        <w:rPr>
+          <w:rFonts w:ascii="Times New Roman" w:eastAsia="Times New Roman" w:hAnsi="Times New Roman"/>
+          <w:b/>
+          <w:sz w:val="20"/>
+        </w:rPr>
+        <w:t xml:space="preserve">Investigation. </w:t>
+      </w:r>
+      <w:r>
+        <w:rPr>
+          <w:rFonts w:ascii="Times New Roman" w:eastAsia="Times New Roman" w:hAnsi="Times New Roman"/>
+          <w:sz w:val="20"/>
+        </w:rPr>
+        <w:t>What looked like a three-file fix (the buffer modules DRC actually named) grew to twelve files across three re-synthesis rounds: fixing the named files made the warning move to a different register one hierarchy level deeper each time - first into a nested submodule, then into an unrelated width-adapter module with no "buffer" in its name at all. A project-wide grep for the actual anti-pattern (the specific asynchronous-reset sensitivity-list syntax) eventually enumerated the full remaining scope in one pass, rather than continuing to whack-a-mole one violation at a time.</w:t>
+      </w:r>
+    </w:p>
+    <w:p>
+      <w:pPr>
+        <w:spacing w:after="120"/>
+        <w:ind w:firstLine="288"/>
+        <w:jc w:val="both"/>
+      </w:pPr>
+      <w:r>
+        <w:rPr>
+          <w:rFonts w:ascii="Times New Roman" w:eastAsia="Times New Roman" w:hAnsi="Times New Roman"/>
+          <w:b/>
+          <w:sz w:val="20"/>
+        </w:rPr>
+        <w:t xml:space="preserve">Fix. </w:t>
+      </w:r>
+      <w:r>
+        <w:rPr>
+          <w:rFonts w:ascii="Times New Roman" w:eastAsia="Times New Roman" w:hAnsi="Times New Roman"/>
+          <w:sz w:val="20"/>
+        </w:rPr>
+        <w:t>Converted 60 `always` blocks across 12 files from asynchronous to synchronous reset - Xilinx's own recommended remedy - and re-verified bit-for-bit identical simulation results after every round.</w:t>
+      </w:r>
+    </w:p>
+    <w:p>
+      <w:pPr>
+        <w:spacing w:after="60"/>
+        <w:ind w:firstLine="288"/>
+        <w:jc w:val="both"/>
+      </w:pPr>
+      <w:r>
+        <w:rPr>
+          <w:rFonts w:ascii="Times New Roman" w:eastAsia="Times New Roman" w:hAnsi="Times New Roman"/>
+          <w:b/>
+          <w:i/>
+          <w:sz w:val="20"/>
+        </w:rPr>
+        <w:t xml:space="preserve">Why this matters. </w:t>
+      </w:r>
+      <w:r>
+        <w:rPr>
+          <w:rFonts w:ascii="Times New Roman" w:eastAsia="Times New Roman" w:hAnsi="Times New Roman"/>
+          <w:i/>
+          <w:sz w:val="20"/>
+        </w:rPr>
+        <w:t>A DRC violation names the nearest offender on a signal path, not the full extent of the underlying pattern - the same root cause can recur at every upstream hop in a handshake network, in modules that share no obvious naming relationship with where the symptom first appeared. This is also a clean example of when to stop iterating on individual violations and instead do one bounded, project-wide audit.</w:t>
+      </w:r>
+    </w:p>
+    <w:p>
+      <w:pPr>
+        <w:spacing w:after="60"/>
+        <w:ind w:firstLine="288"/>
+        <w:jc w:val="both"/>
+      </w:pPr>
+    </w:p>
+    <w:p>
+      <w:pPr>
+        <w:pStyle w:val="21"/>
+        <w:numPr>
+          <w:ilvl w:val="0"/>
+          <w:numId w:val="0"/>
+        </w:numPr>
+        <w:jc w:val="center"/>
+        <w:rPr>
+          <w:rFonts w:asciiTheme="minorHAnsi" w:hAnsiTheme="minorHAnsi"/>
+          <w:sz w:val="22"/>
+          <w:szCs w:val="22"/>
+        </w:rPr>
+      </w:pPr>
+      <w:r>
+        <w:rPr>
+          <w:rFonts w:asciiTheme="minorHAnsi" w:hAnsiTheme="minorHAnsi"/>
+          <w:sz w:val="22"/>
+          <w:szCs w:val="22"/>
+        </w:rPr>
+        <w:lastRenderedPageBreak/>
+        <w:t>A.6 Discovering the Full Pipeline Had Never Actually Been AXI-Wrapped</w:t>
+      </w:r>
+    </w:p>
+    <w:p>
+      <w:pPr>
+        <w:spacing w:after="120"/>
+        <w:ind w:firstLine="288"/>
+        <w:jc w:val="both"/>
+      </w:pPr>
+      <w:r>
+        <w:rPr>
+          <w:rFonts w:ascii="Times New Roman" w:eastAsia="Times New Roman" w:hAnsi="Times New Roman"/>
+          <w:sz w:val="20"/>
+        </w:rPr>
+        <w:t>Before running full SoC integration, a check of the integration script's actual scope revealed it only ever wrapped the standalone matmul engine in AXI - the complete matmul-Softmax-GELU pipeline this project had been calling "the accelerator" for many prior sections had never been given any AXI wrapping at all, only the raw ports the testbenches drive directly.</w:t>
+      </w:r>
+    </w:p>
+    <w:p>
+      <w:pPr>
+        <w:spacing w:after="120"/>
+        <w:ind w:firstLine="288"/>
+        <w:jc w:val="both"/>
+      </w:pPr>
+      <w:r>
+        <w:rPr>
+          <w:rFonts w:ascii="Times New Roman" w:eastAsia="Times New Roman" w:hAnsi="Times New Roman"/>
+          <w:b/>
+          <w:sz w:val="20"/>
+        </w:rPr>
+        <w:t xml:space="preserve">Investigation. </w:t>
+      </w:r>
+      <w:r>
+        <w:rPr>
+          <w:rFonts w:ascii="Times New Roman" w:eastAsia="Times New Roman" w:hAnsi="Times New Roman"/>
+          <w:sz w:val="20"/>
+        </w:rPr>
+        <w:t>Caught before running anything, by checking what the integration script actually targeted rather than assuming its scope matched the project's current vocabulary.</w:t>
+      </w:r>
+    </w:p>
+    <w:p>
+      <w:pPr>
+        <w:spacing w:after="120"/>
+        <w:ind w:firstLine="288"/>
+        <w:jc w:val="both"/>
+      </w:pPr>
+      <w:r>
+        <w:rPr>
+          <w:rFonts w:ascii="Times New Roman" w:eastAsia="Times New Roman" w:hAnsi="Times New Roman"/>
+          <w:b/>
+          <w:sz w:val="20"/>
+        </w:rPr>
+        <w:t xml:space="preserve">Fix. </w:t>
+      </w:r>
+      <w:r>
+        <w:rPr>
+          <w:rFonts w:ascii="Times New Roman" w:eastAsia="Times New Roman" w:hAnsi="Times New Roman"/>
+          <w:sz w:val="20"/>
+        </w:rPr>
+        <w:t>Built a new AXI4-Lite/AXI4-Stream wrapper for the full pipeline, deliberately keeping the underlying RTL's own parameter names instead of introducing new aliases - a direct, explicit application of the lesson from A.4, since renaming was exactly what caused that earlier drift bug. The new wrapper needed zero configuration overrides in the integration script as a direct result.</w:t>
+      </w:r>
+    </w:p>
+    <w:p>
+      <w:pPr>
+        <w:spacing w:after="60"/>
+        <w:ind w:firstLine="288"/>
+        <w:jc w:val="both"/>
+      </w:pPr>
+      <w:r>
+        <w:rPr>
+          <w:rFonts w:ascii="Times New Roman" w:eastAsia="Times New Roman" w:hAnsi="Times New Roman"/>
+          <w:b/>
+          <w:i/>
+          <w:sz w:val="20"/>
+        </w:rPr>
+        <w:t xml:space="preserve">Why this matters. </w:t>
+      </w:r>
+      <w:r>
+        <w:rPr>
+          <w:rFonts w:ascii="Times New Roman" w:eastAsia="Times New Roman" w:hAnsi="Times New Roman"/>
+          <w:i/>
+          <w:sz w:val="20"/>
+        </w:rPr>
+        <w:t>"Run the existing integration script" is not always as simple as running it - checking that its scope still matches what the rest of the project means by "the accelerator" is worth a pause before spending a synthesis run on the wrong target. This is also a strong example of a documented lesson actively changing how the next piece of work was built, not just how a bug was fixed after the fact.</w:t>
+      </w:r>
+    </w:p>
+    <w:p>
+      <w:pPr>
+        <w:pStyle w:val="21"/>
+        <w:numPr>
+          <w:ilvl w:val="0"/>
+          <w:numId w:val="0"/>
+        </w:numPr>
+        <w:jc w:val="center"/>
+        <w:rPr>
+          <w:rFonts w:asciiTheme="minorHAnsi" w:hAnsiTheme="minorHAnsi"/>
+          <w:sz w:val="22"/>
+          <w:szCs w:val="22"/>
+        </w:rPr>
+      </w:pPr>
+      <w:r>
+        <w:rPr>
+          <w:rFonts w:asciiTheme="minorHAnsi" w:hAnsiTheme="minorHAnsi"/>
+          <w:sz w:val="22"/>
+          <w:szCs w:val="22"/>
+        </w:rPr>
+        <w:t>A.7 A Synthesis Attribute That Silently Did Nothing</w:t>
+      </w:r>
+    </w:p>
+    <w:p>
+      <w:pPr>
+        <w:spacing w:after="120"/>
+        <w:ind w:firstLine="288"/>
+        <w:jc w:val="both"/>
+      </w:pPr>
+      <w:r>
+        <w:rPr>
+          <w:rFonts w:ascii="Times New Roman" w:eastAsia="Times New Roman" w:hAnsi="Times New Roman"/>
+          <w:sz w:val="20"/>
+        </w:rPr>
+        <w:t>DSP48E1 hard-macro usage sat at just 5.91% while LUT usage climbed toward 58% at the full-SoC level - an inversion of what a matmul-dominated systolic array accelerator should look like. The first attempt to force multiplications onto DSP48E1s, by placing a `use_dsp` synthesis attribute directly above the multiply-accumulate `always` block, produced byte-identical utilization on re-synthesis: no error, and no effect.</w:t>
+      </w:r>
+    </w:p>
+    <w:p>
+      <w:pPr>
+        <w:spacing w:after="120"/>
+        <w:ind w:firstLine="288"/>
+        <w:jc w:val="both"/>
+      </w:pPr>
+      <w:r>
+        <w:rPr>
+          <w:rFonts w:ascii="Times New Roman" w:eastAsia="Times New Roman" w:hAnsi="Times New Roman"/>
+          <w:b/>
+          <w:sz w:val="20"/>
+        </w:rPr>
+        <w:t xml:space="preserve">Investigation. </w:t>
+      </w:r>
+      <w:r>
+        <w:rPr>
+          <w:rFonts w:ascii="Times New Roman" w:eastAsia="Times New Roman" w:hAnsi="Times New Roman"/>
+          <w:sz w:val="20"/>
+        </w:rPr>
+        <w:t>Per Xilinx UG901, the `use_dsp` attribute must attach to the register declaration that holds the multiply result, not the enclosing procedural block - an attribute on the `always` statement itself isn't a recognized attachment point and is silently dropped during elaboration, with no warning.</w:t>
+      </w:r>
+    </w:p>
+    <w:p>
+      <w:pPr>
+        <w:spacing w:after="120"/>
+        <w:ind w:firstLine="288"/>
+        <w:jc w:val="both"/>
+      </w:pPr>
+      <w:r>
+        <w:rPr>
+          <w:rFonts w:ascii="Times New Roman" w:eastAsia="Times New Roman" w:hAnsi="Times New Roman"/>
+          <w:b/>
+          <w:sz w:val="20"/>
+        </w:rPr>
+        <w:t xml:space="preserve">Fix. </w:t>
+      </w:r>
+      <w:r>
+        <w:rPr>
+          <w:rFonts w:ascii="Times New Roman" w:eastAsia="Times New Roman" w:hAnsi="Times New Roman"/>
+          <w:sz w:val="20"/>
+        </w:rPr>
+        <w:t xml:space="preserve">Changed the relevant output from `output reg` to `output wire`, introduced a per-branch internal register carrying the attribute correctly, and drove the port via a continuous assignment - functionally and cycle-timing identical to the </w:t>
+      </w:r>
+      <w:r>
+        <w:rPr>
+          <w:rFonts w:ascii="Times New Roman" w:eastAsia="Times New Roman" w:hAnsi="Times New Roman"/>
+          <w:sz w:val="20"/>
+        </w:rPr>
+        <w:t>original RTL. Re-synthesis then showed DSP48E1 usage jump from 13 to 205 and CARRY4 usage drop by more than half. True dual-8-bit DSP packing was considered and explicitly ruled out first, since it would have required restructuring the systolic array's timing skew, a real microarchitecture change; the chosen fix was a lower-risk partial 1:1 DSP mapping (12 of 16 systolic rows) sized to fit the chip's DSP budget.</w:t>
+      </w:r>
+    </w:p>
+    <w:p>
+      <w:pPr>
+        <w:spacing w:after="60"/>
+        <w:ind w:firstLine="288"/>
+        <w:jc w:val="both"/>
+      </w:pPr>
+      <w:r>
+        <w:rPr>
+          <w:rFonts w:ascii="Times New Roman" w:eastAsia="Times New Roman" w:hAnsi="Times New Roman"/>
+          <w:b/>
+          <w:i/>
+          <w:sz w:val="20"/>
+        </w:rPr>
+        <w:t xml:space="preserve">Why this matters. </w:t>
+      </w:r>
+      <w:r>
+        <w:rPr>
+          <w:rFonts w:ascii="Times New Roman" w:eastAsia="Times New Roman" w:hAnsi="Times New Roman"/>
+          <w:i/>
+          <w:sz w:val="20"/>
+        </w:rPr>
+        <w:t>A synthesis pragma that produces no error and no effect is exactly the kind of silent failure that's easy to miss if you only check for compile errors, not utilization numbers before and after. This is one of the project's strongest single findings and worth being able to explain precisely (attribute-attachment rules, wire-vs-reg, why the fix preserves identical behavior) in an interview.</w:t>
+      </w:r>
+    </w:p>
+    <w:p>
+      <w:pPr>
+        <w:pStyle w:val="21"/>
+        <w:numPr>
+          <w:ilvl w:val="0"/>
+          <w:numId w:val="0"/>
+        </w:numPr>
+        <w:jc w:val="center"/>
+        <w:rPr>
+          <w:rFonts w:asciiTheme="minorHAnsi" w:hAnsiTheme="minorHAnsi"/>
+          <w:sz w:val="22"/>
+          <w:szCs w:val="22"/>
+        </w:rPr>
+      </w:pPr>
+      <w:r>
+        <w:rPr>
+          <w:rFonts w:asciiTheme="minorHAnsi" w:hAnsiTheme="minorHAnsi"/>
+          <w:sz w:val="22"/>
+          <w:szCs w:val="22"/>
+        </w:rPr>
+        <w:t>A.8 Same Chip, Different Board: the PYNQ-Z1 to PYNQ-Z2 Hardware Audit</w:t>
+      </w:r>
+    </w:p>
+    <w:p>
+      <w:pPr>
+        <w:spacing w:after="120"/>
+        <w:ind w:firstLine="288"/>
+        <w:jc w:val="both"/>
+      </w:pPr>
+      <w:r>
+        <w:rPr>
+          <w:rFonts w:ascii="Times New Roman" w:eastAsia="Times New Roman" w:hAnsi="Times New Roman"/>
+          <w:sz w:val="20"/>
+        </w:rPr>
+        <w:t>The physical board on hand is a PYNQ-Z2, but the whole flow had been built and verified against PYNQ-Z1 board files.</w:t>
+      </w:r>
+    </w:p>
+    <w:p>
+      <w:pPr>
+        <w:spacing w:after="120"/>
+        <w:ind w:firstLine="288"/>
+        <w:jc w:val="both"/>
+      </w:pPr>
+      <w:r>
+        <w:rPr>
+          <w:rFonts w:ascii="Times New Roman" w:eastAsia="Times New Roman" w:hAnsi="Times New Roman"/>
+          <w:b/>
+          <w:sz w:val="20"/>
+        </w:rPr>
+        <w:t xml:space="preserve">Investigation. </w:t>
+      </w:r>
+      <w:r>
+        <w:rPr>
+          <w:rFonts w:ascii="Times New Roman" w:eastAsia="Times New Roman" w:hAnsi="Times New Roman"/>
+          <w:sz w:val="20"/>
+        </w:rPr>
+        <w:t>Both boards use the identical Zynq-7020 chip, so everything living inside the fabric (RTL, timing closure, utilization, the complete absence of any user I/O constraints file) travels unchanged. The real risk was narrower and easy to overlook: the integration script's PS7 configuration hardcodes not just a cosmetic board-name string but the actual DDR3 board-preset values - part number, per-pin trace-length and delay figures - that model the PYNQ-Z1 PCB's specific DDR3 layout, which is a different physical board than the PYNQ-Z2 actually being used.</w:t>
+      </w:r>
+    </w:p>
+    <w:p>
+      <w:pPr>
+        <w:spacing w:after="120"/>
+        <w:ind w:firstLine="288"/>
+        <w:jc w:val="both"/>
+      </w:pPr>
+      <w:r>
+        <w:rPr>
+          <w:rFonts w:ascii="Times New Roman" w:eastAsia="Times New Roman" w:hAnsi="Times New Roman"/>
+          <w:b/>
+          <w:sz w:val="20"/>
+        </w:rPr>
+        <w:t xml:space="preserve">Fix. </w:t>
+      </w:r>
+      <w:r>
+        <w:rPr>
+          <w:rFonts w:ascii="Times New Roman" w:eastAsia="Times New Roman" w:hAnsi="Times New Roman"/>
+          <w:sz w:val="20"/>
+        </w:rPr>
+        <w:t>Deliberately did not hand-patch plausible-looking replacement numbers, since a fabricated-but-plausible DDR calibration value is worse than an honestly-wrong one - it would look fixed while still being invented. Updated the board-part string to attempt the correct board identifier and left explicit inline comments flagging exactly which values are still PYNQ-Z1-specific, so the gap can't be silently forgotten. The correct fix (installing the board vendor's official Vivado board files and re-applying the preset from the GUI) was documented as the next concrete step rather than approximated.</w:t>
+      </w:r>
+    </w:p>
+    <w:p>
+      <w:pPr>
+        <w:spacing w:after="60"/>
+        <w:ind w:firstLine="288"/>
+        <w:jc w:val="both"/>
+      </w:pPr>
+      <w:r>
+        <w:rPr>
+          <w:rFonts w:ascii="Times New Roman" w:eastAsia="Times New Roman" w:hAnsi="Times New Roman"/>
+          <w:b/>
+          <w:i/>
+          <w:sz w:val="20"/>
+        </w:rPr>
+        <w:t xml:space="preserve">Why this matters. </w:t>
+      </w:r>
+      <w:r>
+        <w:rPr>
+          <w:rFonts w:ascii="Times New Roman" w:eastAsia="Times New Roman" w:hAnsi="Times New Roman"/>
+          <w:i/>
+          <w:sz w:val="20"/>
+        </w:rPr>
+        <w:t>"Same silicon part number" and "same board" are not the same claim - a good interview answer distinguishes precisely which parts of a hardware design travel with the chip and which are tied to the physical board it sits on, and explains why guessing a DDR calibration number is actively worse than leaving it visibly unresolved.</w:t>
+      </w:r>
+    </w:p>
+    <w:p>
+      <w:pPr>
+        <w:pStyle w:val="21"/>
+        <w:numPr>
+          <w:ilvl w:val="0"/>
+          <w:numId w:val="0"/>
+        </w:numPr>
+        <w:jc w:val="center"/>
+        <w:rPr>
+          <w:rFonts w:asciiTheme="minorHAnsi" w:hAnsiTheme="minorHAnsi"/>
+          <w:sz w:val="22"/>
+          <w:szCs w:val="22"/>
+        </w:rPr>
+      </w:pPr>
+      <w:r>
+        <w:rPr>
+          <w:rFonts w:asciiTheme="minorHAnsi" w:hAnsiTheme="minorHAnsi"/>
+          <w:sz w:val="22"/>
+          <w:szCs w:val="22"/>
+        </w:rPr>
+        <w:lastRenderedPageBreak/>
+        <w:t>A.9 A Comprehensively Stale Software Driver, Found and Rebuilt From the Real Register Map</w:t>
+      </w:r>
+    </w:p>
+    <w:p>
+      <w:pPr>
+        <w:spacing w:after="120"/>
+        <w:ind w:firstLine="288"/>
+        <w:jc w:val="both"/>
+      </w:pPr>
+      <w:r>
+        <w:rPr>
+          <w:rFonts w:ascii="Times New Roman" w:eastAsia="Times New Roman" w:hAnsi="Times New Roman"/>
+          <w:sz w:val="20"/>
+        </w:rPr>
+        <w:t>The repository's existing PYNQ/Python driver (`apps/MM.py`) predated the project's later integration of the full matmul-Softmax-GELU pipeline. It configured the wrong array size, hardcoded peripheral addresses that didn't match the real integration script's address map, and only knew about the old 4-register matmul-only control interface.</w:t>
+      </w:r>
+    </w:p>
+    <w:p>
+      <w:pPr>
+        <w:spacing w:after="120"/>
+        <w:ind w:firstLine="288"/>
+        <w:jc w:val="both"/>
+      </w:pPr>
+      <w:r>
+        <w:rPr>
+          <w:rFonts w:ascii="Times New Roman" w:eastAsia="Times New Roman" w:hAnsi="Times New Roman"/>
+          <w:b/>
+          <w:sz w:val="20"/>
+        </w:rPr>
+        <w:t xml:space="preserve">Investigation. </w:t>
+      </w:r>
+      <w:r>
+        <w:rPr>
+          <w:rFonts w:ascii="Times New Roman" w:eastAsia="Times New Roman" w:hAnsi="Times New Roman"/>
+          <w:sz w:val="20"/>
+        </w:rPr>
+        <w:t>Rather than patch individual wrong values, the whole register/DMA contract was re-derived directly from the current RTL wrapper's own header comments and the real generated hardware description - the same discipline established for the integration script in A.4. On the very first real hardware run, this caught a second, independent mismatch: PYNQ names a custom AXI-Lite peripheral after its actual AXI interface name, not its block instance name, so a hardcoded attribute path would have failed the moment it was used.</w:t>
+      </w:r>
+    </w:p>
+    <w:p>
+      <w:pPr>
+        <w:spacing w:after="120"/>
+        <w:ind w:firstLine="288"/>
+        <w:jc w:val="both"/>
+      </w:pPr>
+      <w:r>
+        <w:rPr>
+          <w:rFonts w:ascii="Times New Roman" w:eastAsia="Times New Roman" w:hAnsi="Times New Roman"/>
+          <w:b/>
+          <w:sz w:val="20"/>
+        </w:rPr>
+        <w:t xml:space="preserve">Fix. </w:t>
+      </w:r>
+      <w:r>
+        <w:rPr>
+          <w:rFonts w:ascii="Times New Roman" w:eastAsia="Times New Roman" w:hAnsi="Times New Roman"/>
+          <w:sz w:val="20"/>
+        </w:rPr>
+        <w:t>Rewrote the driver from scratch against the real address map and register layout, and replaced the hardcoded IP-attribute access with a small resolver helper that searches the overlay's actual IP dictionary instead of assuming one specific naming convention.</w:t>
+      </w:r>
+    </w:p>
+    <w:p>
+      <w:pPr>
+        <w:spacing w:after="60"/>
+        <w:ind w:firstLine="288"/>
+        <w:jc w:val="both"/>
+      </w:pPr>
+      <w:r>
+        <w:rPr>
+          <w:rFonts w:ascii="Times New Roman" w:eastAsia="Times New Roman" w:hAnsi="Times New Roman"/>
+          <w:b/>
+          <w:i/>
+          <w:sz w:val="20"/>
+        </w:rPr>
+        <w:t xml:space="preserve">Why this matters. </w:t>
+      </w:r>
+      <w:r>
+        <w:rPr>
+          <w:rFonts w:ascii="Times New Roman" w:eastAsia="Times New Roman" w:hAnsi="Times New Roman"/>
+          <w:i/>
+          <w:sz w:val="20"/>
+        </w:rPr>
+        <w:t>A driver that looks complete (helper functions, shape validation, error handling) can still be built entirely against the wrong version of the hardware - every one of its wrong values traced back to a single root cause, that nobody had updated it since the hardware it targeted changed. It's also a clean example of not trusting an assumption about how a tool names things until checking the tool's own actual output.</w:t>
+      </w:r>
+    </w:p>
+    <w:p>
+      <w:pPr>
+        <w:pStyle w:val="21"/>
+        <w:numPr>
+          <w:ilvl w:val="0"/>
+          <w:numId w:val="0"/>
+        </w:numPr>
+        <w:jc w:val="center"/>
+        <w:rPr>
+          <w:rFonts w:asciiTheme="minorHAnsi" w:hAnsiTheme="minorHAnsi"/>
+          <w:sz w:val="22"/>
+          <w:szCs w:val="22"/>
+        </w:rPr>
+      </w:pPr>
+      <w:r>
+        <w:rPr>
+          <w:rFonts w:asciiTheme="minorHAnsi" w:hAnsiTheme="minorHAnsi"/>
+          <w:sz w:val="22"/>
+          <w:szCs w:val="22"/>
+        </w:rPr>
+        <w:t>A.10 A Real, Reproducible Hardware/Software Mismatch, Diagnosed Methodically</w:t>
+      </w:r>
+    </w:p>
+    <w:p>
+      <w:pPr>
+        <w:spacing w:after="120"/>
+        <w:ind w:firstLine="288"/>
+        <w:jc w:val="both"/>
+      </w:pPr>
+      <w:r>
+        <w:rPr>
+          <w:rFonts w:ascii="Times New Roman" w:eastAsia="Times New Roman" w:hAnsi="Times New Roman"/>
+          <w:sz w:val="20"/>
+        </w:rPr>
+        <w:t>The first numerical test on real PYNQ-Z2 hardware showed 11 of 256 output elements (about 4.3%) outside the golden model's tolerance - every failing output was exactly zero, against expected values around 0.05-0.10.</w:t>
+      </w:r>
+    </w:p>
+    <w:p>
+      <w:pPr>
+        <w:spacing w:after="120"/>
+        <w:ind w:firstLine="288"/>
+        <w:jc w:val="both"/>
+      </w:pPr>
+      <w:r>
+        <w:rPr>
+          <w:rFonts w:ascii="Times New Roman" w:eastAsia="Times New Roman" w:hAnsi="Times New Roman"/>
+          <w:b/>
+          <w:sz w:val="20"/>
+        </w:rPr>
+        <w:t xml:space="preserve">Investigation. </w:t>
+      </w:r>
+      <w:r>
+        <w:rPr>
+          <w:rFonts w:ascii="Times New Roman" w:eastAsia="Times New Roman" w:hAnsi="Times New Roman"/>
+          <w:sz w:val="20"/>
+        </w:rPr>
+        <w:t xml:space="preserve">Investigated in a fixed order, ruling out cheaper explanations before touching RTL: re-ran the identical input three times and got bit-for-bit identical failures, ruling out timing noise; confirmed the FIFO-overflow safeguard hadn't fired; correlated 15 additional trials against each element's distance from its row's maximum value; and hand-traced the Softmax/Exp/Ln modules for a specific zero-output hypothesis, which the trace refuted. Rather than keep guessing by hand, wrote a standalone debug testbench reproducing the exact </w:t>
+      </w:r>
+      <w:r>
+        <w:rPr>
+          <w:rFonts w:ascii="Times New Roman" w:eastAsia="Times New Roman" w:hAnsi="Times New Roman"/>
+          <w:sz w:val="20"/>
+        </w:rPr>
+        <w:t>failing row through the Softmax module alone, with a full internal-signal trace. It came back clean: the isolated module computed the correct, non-zero answer given the same inputs - proving the bug, if it was a logic bug at all, had to be somewhere the isolated test couldn't reach (the real data path feeding it, the actual register configuration, or something only real hardware timing could expose).</w:t>
+      </w:r>
+    </w:p>
+    <w:p>
+      <w:pPr>
+        <w:spacing w:after="120"/>
+        <w:ind w:firstLine="288"/>
+        <w:jc w:val="both"/>
+      </w:pPr>
+      <w:r>
+        <w:rPr>
+          <w:rFonts w:ascii="Times New Roman" w:eastAsia="Times New Roman" w:hAnsi="Times New Roman"/>
+          <w:b/>
+          <w:sz w:val="20"/>
+        </w:rPr>
+        <w:t xml:space="preserve">Fix. </w:t>
+      </w:r>
+      <w:r>
+        <w:rPr>
+          <w:rFonts w:ascii="Times New Roman" w:eastAsia="Times New Roman" w:hAnsi="Times New Roman"/>
+          <w:sz w:val="20"/>
+        </w:rPr>
+        <w:t>Not resolved by this test alone - it correctly redirected the search rather than closing it (see A.11).</w:t>
+      </w:r>
+    </w:p>
+    <w:p>
+      <w:pPr>
+        <w:spacing w:after="60"/>
+        <w:ind w:firstLine="288"/>
+        <w:jc w:val="both"/>
+      </w:pPr>
+      <w:r>
+        <w:rPr>
+          <w:rFonts w:ascii="Times New Roman" w:eastAsia="Times New Roman" w:hAnsi="Times New Roman"/>
+          <w:b/>
+          <w:i/>
+          <w:sz w:val="20"/>
+        </w:rPr>
+        <w:t xml:space="preserve">Why this matters. </w:t>
+      </w:r>
+      <w:r>
+        <w:rPr>
+          <w:rFonts w:ascii="Times New Roman" w:eastAsia="Times New Roman" w:hAnsi="Times New Roman"/>
+          <w:i/>
+          <w:sz w:val="20"/>
+        </w:rPr>
+        <w:t>A clean negative result is not a dead end, it's a boundary: once a module is proven correct in isolation, the remaining search space is provably everything outside it, not "somewhere in the module, just not the spots already checked." This entry is a strong interview answer to "tell me about a hard bug you debugged," since it shows a disciplined process (cheapest checks first, structural before circumstantial) rather than a lucky guess.</w:t>
+      </w:r>
+    </w:p>
+    <w:p>
+      <w:pPr>
+        <w:pStyle w:val="21"/>
+        <w:numPr>
+          <w:ilvl w:val="0"/>
+          <w:numId w:val="0"/>
+        </w:numPr>
+        <w:jc w:val="center"/>
+        <w:rPr>
+          <w:rFonts w:asciiTheme="minorHAnsi" w:hAnsiTheme="minorHAnsi"/>
+          <w:sz w:val="22"/>
+          <w:szCs w:val="22"/>
+        </w:rPr>
+      </w:pPr>
+      <w:r>
+        <w:rPr>
+          <w:rFonts w:asciiTheme="minorHAnsi" w:hAnsiTheme="minorHAnsi"/>
+          <w:sz w:val="22"/>
+          <w:szCs w:val="22"/>
+        </w:rPr>
+        <w:t>A.11 The Real Root Cause: a Tiny-Shape Edge Case, Not a Design Flaw</w:t>
+      </w:r>
+    </w:p>
+    <w:p>
+      <w:pPr>
+        <w:spacing w:after="120"/>
+        <w:ind w:firstLine="288"/>
+        <w:jc w:val="both"/>
+      </w:pPr>
+      <w:r>
+        <w:rPr>
+          <w:rFonts w:ascii="Times New Roman" w:eastAsia="Times New Roman" w:hAnsi="Times New Roman"/>
+          <w:sz w:val="20"/>
+        </w:rPr>
+        <w:t>Following A.10's redirection, a targeted "marker row" hardware test (a unique spike per row, so a correctly-framed pipeline reproduces the spike's exact column position) showed the data-framing path itself was wrong even for a single row, and a sweep across small row counts hung outright at two rows.</w:t>
+      </w:r>
+    </w:p>
+    <w:p>
+      <w:pPr>
+        <w:spacing w:after="120"/>
+        <w:ind w:firstLine="288"/>
+        <w:jc w:val="both"/>
+      </w:pPr>
+      <w:r>
+        <w:rPr>
+          <w:rFonts w:ascii="Times New Roman" w:eastAsia="Times New Roman" w:hAnsi="Times New Roman"/>
+          <w:b/>
+          <w:sz w:val="20"/>
+        </w:rPr>
+        <w:t xml:space="preserve">Investigation. </w:t>
+      </w:r>
+      <w:r>
+        <w:rPr>
+          <w:rFonts w:ascii="Times New Roman" w:eastAsia="Times New Roman" w:hAnsi="Times New Roman"/>
+          <w:sz w:val="20"/>
+        </w:rPr>
+        <w:t>Every failing test up to this point - including every test in A.10 - used matrix-block-count values far smaller than anything the design had ever actually been verified at. Re-running the exact shape and configuration the full-pipeline simulation had already verified end-to-end (200×96×160) through the same real hardware path produced 0 of 32,000 output elements outside tolerance: the accelerator is correct on real silicon at the scale it was designed and verified for.</w:t>
+      </w:r>
+    </w:p>
+    <w:p>
+      <w:pPr>
+        <w:spacing w:after="120"/>
+        <w:ind w:firstLine="288"/>
+        <w:jc w:val="both"/>
+      </w:pPr>
+      <w:r>
+        <w:rPr>
+          <w:rFonts w:ascii="Times New Roman" w:eastAsia="Times New Roman" w:hAnsi="Times New Roman"/>
+          <w:b/>
+          <w:sz w:val="20"/>
+        </w:rPr>
+        <w:t xml:space="preserve">Fix. </w:t>
+      </w:r>
+      <w:r>
+        <w:rPr>
+          <w:rFonts w:ascii="Times New Roman" w:eastAsia="Times New Roman" w:hAnsi="Times New Roman"/>
+          <w:sz w:val="20"/>
+        </w:rPr>
+        <w:t>Reading the input-buffer's row-address counter logic directly (not hand-waved) found one concrete cause for the single-row failure: a wraparound condition that is mathematically correct for every row count except exactly one, where the wrap value it checks for can never actually occur. The two-row hang was traced to the same small-block-count territory but was not fully root-caused, and was explicitly left open rather than claimed fixed.</w:t>
+      </w:r>
+    </w:p>
+    <w:p>
+      <w:pPr>
+        <w:spacing w:after="60"/>
+        <w:ind w:firstLine="288"/>
+        <w:jc w:val="both"/>
+      </w:pPr>
+      <w:r>
+        <w:rPr>
+          <w:rFonts w:ascii="Times New Roman" w:eastAsia="Times New Roman" w:hAnsi="Times New Roman"/>
+          <w:b/>
+          <w:i/>
+          <w:sz w:val="20"/>
+        </w:rPr>
+        <w:t xml:space="preserve">Why this matters. </w:t>
+      </w:r>
+      <w:r>
+        <w:rPr>
+          <w:rFonts w:ascii="Times New Roman" w:eastAsia="Times New Roman" w:hAnsi="Times New Roman"/>
+          <w:i/>
+          <w:sz w:val="20"/>
+        </w:rPr>
+        <w:t xml:space="preserve">This is the project's central verification lesson: a "quick" small smoke test accidentally exercised a completely different, never-validated region of the design's parameter space, and nearly turned a genuine but narrow edge </w:t>
+      </w:r>
+      <w:r>
+        <w:rPr>
+          <w:rFonts w:ascii="Times New Roman" w:eastAsia="Times New Roman" w:hAnsi="Times New Roman"/>
+          <w:i/>
+          <w:sz w:val="20"/>
+        </w:rPr>
+        <w:lastRenderedPageBreak/>
+        <w:t>case into a false alarm about the whole accelerator's correctness. The decisive move wasn't a cleverer hypothesis - it was re-running the exact condition already proven correct and confirming the result actually matched. A strong interview point: distinguishing "the design is wrong" from "my test exercised an unverified corner of the design" is a real, valuable engineering skill.</w:t>
+      </w:r>
+    </w:p>
+    <w:p>
+      <w:pPr>
+        <w:pStyle w:val="21"/>
+        <w:numPr>
+          <w:ilvl w:val="0"/>
+          <w:numId w:val="0"/>
+        </w:numPr>
+        <w:jc w:val="center"/>
+        <w:rPr>
+          <w:rFonts w:asciiTheme="minorHAnsi" w:hAnsiTheme="minorHAnsi"/>
+          <w:sz w:val="22"/>
+          <w:szCs w:val="22"/>
+        </w:rPr>
+      </w:pPr>
+      <w:r>
+        <w:rPr>
+          <w:rFonts w:asciiTheme="minorHAnsi" w:hAnsiTheme="minorHAnsi"/>
+          <w:sz w:val="22"/>
+          <w:szCs w:val="22"/>
+        </w:rPr>
+        <w:t>A.12 Refusing to Report a Speedup the Pipeline Doesn't Actually Support</w:t>
+      </w:r>
+    </w:p>
+    <w:p>
+      <w:pPr>
+        <w:spacing w:after="120"/>
+        <w:ind w:firstLine="288"/>
+        <w:jc w:val="both"/>
+      </w:pPr>
+      <w:r>
+        <w:rPr>
+          <w:rFonts w:ascii="Times New Roman" w:eastAsia="Times New Roman" w:hAnsi="Times New Roman"/>
+          <w:sz w:val="20"/>
+        </w:rPr>
+        <w:t>Asked for a complete end-to-end Vision Transformer (ViT) benchmark: run a real ViT model, accelerate it with the hardware, and report the speedup.</w:t>
+      </w:r>
+    </w:p>
+    <w:p>
+      <w:pPr>
+        <w:spacing w:after="120"/>
+        <w:ind w:firstLine="288"/>
+        <w:jc w:val="both"/>
+      </w:pPr>
+      <w:r>
+        <w:rPr>
+          <w:rFonts w:ascii="Times New Roman" w:eastAsia="Times New Roman" w:hAnsi="Times New Roman"/>
+          <w:b/>
+          <w:sz w:val="20"/>
+        </w:rPr>
+        <w:t xml:space="preserve">Investigation. </w:t>
+      </w:r>
+      <w:r>
+        <w:rPr>
+          <w:rFonts w:ascii="Times New Roman" w:eastAsia="Times New Roman" w:hAnsi="Times New Roman"/>
+          <w:sz w:val="20"/>
+        </w:rPr>
+        <w:t>Before writing any benchmark code, checked whether the accelerator's fixed pipeline (matmul, then per-row Softmax, then GELU, fused with no way to tap the intermediate result) structurally matches any real ViT sub-block. It doesn't: self-attention needs matmul-softmax-matmul with no GELU in between, and the MLP block needs matmul-GELU-matmul with no Softmax in between. There is no ViT operation this specific fixed pipeline can correctly substitute into.</w:t>
+      </w:r>
+    </w:p>
+    <w:p>
+      <w:pPr>
+        <w:spacing w:after="120"/>
+        <w:ind w:firstLine="288"/>
+        <w:jc w:val="both"/>
+      </w:pPr>
+      <w:r>
+        <w:rPr>
+          <w:rFonts w:ascii="Times New Roman" w:eastAsia="Times New Roman" w:hAnsi="Times New Roman"/>
+          <w:b/>
+          <w:sz w:val="20"/>
+        </w:rPr>
+        <w:t xml:space="preserve">Fix. </w:t>
+      </w:r>
+      <w:r>
+        <w:rPr>
+          <w:rFonts w:ascii="Times New Roman" w:eastAsia="Times New Roman" w:hAnsi="Times New Roman"/>
+          <w:sz w:val="20"/>
+        </w:rPr>
+        <w:t>Presented this finding honestly rather than silently building a benchmark that would have reported a broken classification alongside a fabricated speedup number. The chosen alternative: a real, independently validated NumPy reimplementation of ViT-Tiny for a genuine software baseline and correctness check (matching the real PyTorch reference to float32 noise), plus a separate, clearly-labeled hardware kernel-throughput benchmark that never claims to represent an accelerated end-to-end ViT run.</w:t>
+      </w:r>
+    </w:p>
+    <w:p>
+      <w:pPr>
+        <w:spacing w:after="60"/>
+        <w:ind w:firstLine="288"/>
+        <w:jc w:val="both"/>
+      </w:pPr>
+      <w:r>
+        <w:rPr>
+          <w:rFonts w:ascii="Times New Roman" w:eastAsia="Times New Roman" w:hAnsi="Times New Roman"/>
+          <w:b/>
+          <w:i/>
+          <w:sz w:val="20"/>
+        </w:rPr>
+        <w:t xml:space="preserve">Why this matters. </w:t>
+      </w:r>
+      <w:r>
+        <w:rPr>
+          <w:rFonts w:ascii="Times New Roman" w:eastAsia="Times New Roman" w:hAnsi="Times New Roman"/>
+          <w:i/>
+          <w:sz w:val="20"/>
+        </w:rPr>
+        <w:t>The most valuable check before writing a benchmark is often not the code, it's whether the comparison it will report is actually true. This is a strong example of scientific/engineering integrity under pressure to produce an impressive number - exactly the kind of judgment call an interviewer may probe for directly.</w:t>
+      </w:r>
+    </w:p>
+    <w:p>
+      <w:pPr>
+        <w:pStyle w:val="21"/>
+        <w:numPr>
+          <w:ilvl w:val="0"/>
+          <w:numId w:val="0"/>
+        </w:numPr>
+        <w:jc w:val="center"/>
+        <w:rPr>
+          <w:rFonts w:asciiTheme="minorHAnsi" w:hAnsiTheme="minorHAnsi"/>
+          <w:sz w:val="22"/>
+          <w:szCs w:val="22"/>
+        </w:rPr>
+      </w:pPr>
+      <w:r>
+        <w:rPr>
+          <w:rFonts w:asciiTheme="minorHAnsi" w:hAnsiTheme="minorHAnsi"/>
+          <w:sz w:val="22"/>
+          <w:szCs w:val="22"/>
+        </w:rPr>
+        <w:t>A.13 A 64KB DMA Ceiling, and Why the Obvious Workaround Would Have Silently Corrupted Data</w:t>
+      </w:r>
+    </w:p>
+    <w:p>
+      <w:pPr>
+        <w:spacing w:after="120"/>
+        <w:ind w:firstLine="288"/>
+        <w:jc w:val="both"/>
+      </w:pPr>
+      <w:r>
+        <w:rPr>
+          <w:rFonts w:ascii="Times New Roman" w:eastAsia="Times New Roman" w:hAnsi="Times New Roman"/>
+          <w:sz w:val="20"/>
+        </w:rPr>
+        <w:t>The first real ViT-representative kernel benchmark run succeeded at one matrix shape but hard-failed at a larger one: the DMA engine refused the transfer outright because it exceeded a 65,536-byte maximum.</w:t>
+      </w:r>
+    </w:p>
+    <w:p>
+      <w:pPr>
+        <w:spacing w:after="120"/>
+        <w:ind w:firstLine="288"/>
+        <w:jc w:val="both"/>
+      </w:pPr>
+      <w:r>
+        <w:rPr>
+          <w:rFonts w:ascii="Times New Roman" w:eastAsia="Times New Roman" w:hAnsi="Times New Roman"/>
+          <w:b/>
+          <w:sz w:val="20"/>
+        </w:rPr>
+        <w:t xml:space="preserve">Investigation. </w:t>
+      </w:r>
+      <w:r>
+        <w:rPr>
+          <w:rFonts w:ascii="Times New Roman" w:eastAsia="Times New Roman" w:hAnsi="Times New Roman"/>
+          <w:sz w:val="20"/>
+        </w:rPr>
+        <w:t>Root cause: the three DMA cores were synthesized with a 16-bit transfer-length register, capping any single transfer at 64KB, and the larger shape's data exceeded that. The obvious-looking fix - split the oversized transfer into several smaller DMA calls - was checked against the actual RTL before being used: the input buffer's write-address counters reset to zero on the stream's end-of-frame signal, and this DMA mode asserts that signal at the end of every transfer, not only a genuine final one. Two chunked transfers would each look like "the last one" to the RTL, so the second chunk would silently overwrite the first from address zero instead of continuing it - corrupting the buffer rather than raising any visible error.</w:t>
+      </w:r>
+    </w:p>
+    <w:p>
+      <w:pPr>
+        <w:spacing w:after="120"/>
+        <w:ind w:firstLine="288"/>
+        <w:jc w:val="both"/>
+      </w:pPr>
+      <w:r>
+        <w:rPr>
+          <w:rFonts w:ascii="Times New Roman" w:eastAsia="Times New Roman" w:hAnsi="Times New Roman"/>
+          <w:b/>
+          <w:sz w:val="20"/>
+        </w:rPr>
+        <w:t xml:space="preserve">Fix. </w:t>
+      </w:r>
+      <w:r>
+        <w:rPr>
+          <w:rFonts w:ascii="Times New Roman" w:eastAsia="Times New Roman" w:hAnsi="Times New Roman"/>
+          <w:sz w:val="20"/>
+        </w:rPr>
+        <w:t>Capped the affected benchmark shape at the largest size that fits within the 64KB ceiling, labeled explicitly (in code and in printed output) as DMA-limited rather than the true target dimension. The real fix - a wider transfer-length register, or genuine Scatter-Gather DMA with explicit end-of-frame control per descriptor - needs re-synthesis and was logged as a specific, well-understood open item rather than implemented under time pressure.</w:t>
+      </w:r>
+    </w:p>
+    <w:p>
+      <w:pPr>
+        <w:spacing w:after="60"/>
+        <w:ind w:firstLine="288"/>
+        <w:jc w:val="both"/>
+        <w:rPr>
+          <w:rFonts w:ascii="Times New Roman" w:hAnsi="Times New Roman"/>
+          <w:b/>
+          <w:i/>
+          <w:sz w:val="20"/>
+        </w:rPr>
+      </w:pPr>
+      <w:r>
+        <w:rPr>
+          <w:rFonts w:ascii="Times New Roman" w:eastAsia="Times New Roman" w:hAnsi="Times New Roman"/>
+          <w:b/>
+          <w:i/>
+          <w:sz w:val="20"/>
+        </w:rPr>
+        <w:t xml:space="preserve">Why this matters. </w:t>
+      </w:r>
+      <w:r>
+        <w:rPr>
+          <w:rFonts w:ascii="Times New Roman" w:eastAsia="Times New Roman" w:hAnsi="Times New Roman"/>
+          <w:i/>
+          <w:sz w:val="20"/>
+        </w:rPr>
+        <w:t>The fastest-looking fix for a hardware error is not automatically the correct one - tracing exactly what a workaround would do to the specific RTL logic involved caught a data-corrupting bug before it shipped. This is a good example of hardware/software co-design intuition: a software-only fix (chunking) can be actively unsafe when the hardware's own protocol semantics (what "last transfer" means at the RTL level) don't match what the software layer assumes.</w:t>
+      </w:r>
+    </w:p>
+    <w:p>
+      <w:pPr>
+        <w:rPr>
+          <w:rFonts w:ascii="Times New Roman" w:hAnsi="Times New Roman"/>
+          <w:b/>
+          <w:i/>
+          <w:sz w:val="20"/>
+        </w:rPr>
         <w:sectPr>
           <w:type w:val="continuous"/>
           <w:pgSz w:w="12240" w:h="15840" w:code="1"/>
@@ -9321,6 +11266,254 @@
     </w:p>
     <w:p>
       <w:pPr>
+        <w:rPr>
+          <w:rFonts w:ascii="Times New Roman" w:hAnsi="Times New Roman"/>
+          <w:b/>
+          <w:i/>
+          <w:sz w:val="20"/>
+        </w:rPr>
+        <w:sectPr>
+          <w:type w:val="continuous"/>
+          <w:pgSz w:w="12240" w:h="15840" w:code="1"/>
+          <w:pgMar w:top="1077" w:right="850" w:bottom="1417" w:left="850" w:header="720" w:footer="720" w:gutter="0"/>
+          <w:cols w:num="2" w:space="360"/>
+          <w:docGrid w:linePitch="360"/>
+        </w:sectPr>
+      </w:pPr>
+      <w:r>
+        <w:rPr>
+          <w:rFonts w:ascii="Times New Roman" w:hAnsi="Times New Roman"/>
+          <w:b/>
+          <w:i/>
+          <w:sz w:val="20"/>
+        </w:rPr>
+        <w:br w:type="page"/>
+      </w:r>
+    </w:p>
+    <w:p>
+      <w:pPr>
+        <w:rPr>
+          <w:rFonts w:ascii="Times New Roman" w:hAnsi="Times New Roman"/>
+          <w:b/>
+          <w:i/>
+          <w:color w:val="1F497D" w:themeColor="text2"/>
+          <w:sz w:val="20"/>
+        </w:rPr>
+      </w:pPr>
+      <w:r>
+        <w:rPr>
+          <w:rFonts w:ascii="Times New Roman" w:hAnsi="Times New Roman"/>
+          <w:b/>
+          <w:i/>
+          <w:color w:val="1F497D" w:themeColor="text2"/>
+          <w:sz w:val="20"/>
+        </w:rPr>
+        <w:lastRenderedPageBreak/>
+        <w:t>Simulation Waveform Traces</w:t>
+      </w:r>
+    </w:p>
+    <w:p>
+      <w:pPr>
+        <w:spacing w:after="120"/>
+        <w:ind w:firstLine="288"/>
+      </w:pPr>
+      <w:r>
+        <w:rPr>
+          <w:noProof/>
+        </w:rPr>
+        <w:drawing>
+          <wp:anchor distT="0" distB="0" distL="114300" distR="114300" simplePos="0" relativeHeight="251665409" behindDoc="0" locked="0" layoutInCell="1" allowOverlap="1" wp14:anchorId="393F5772" wp14:editId="0BC6A5F2">
+            <wp:simplePos x="0" y="0"/>
+            <wp:positionH relativeFrom="margin">
+              <wp:align>center</wp:align>
+            </wp:positionH>
+            <wp:positionV relativeFrom="paragraph">
+              <wp:posOffset>562460</wp:posOffset>
+            </wp:positionV>
+            <wp:extent cx="6840000" cy="2306789"/>
+            <wp:effectExtent l="0" t="0" r="0" b="0"/>
+            <wp:wrapSquare wrapText="bothSides"/>
+            <wp:docPr id="2109883557" name="Picture 2109883557"/>
+            <wp:cNvGraphicFramePr>
+              <a:graphicFrameLocks xmlns:a="http://schemas.openxmlformats.org/drawingml/2006/main" noChangeAspect="1"/>
+            </wp:cNvGraphicFramePr>
+            <a:graphic xmlns:a="http://schemas.openxmlformats.org/drawingml/2006/main">
+              <a:graphicData uri="http://schemas.openxmlformats.org/drawingml/2006/picture">
+                <pic:pic xmlns:pic="http://schemas.openxmlformats.org/drawingml/2006/picture">
+                  <pic:nvPicPr>
+                    <pic:cNvPr id="0" name="simvision_waveform_full.png"/>
+                    <pic:cNvPicPr/>
+                  </pic:nvPicPr>
+                  <pic:blipFill>
+                    <a:blip r:embed="rId22"/>
+                    <a:stretch>
+                      <a:fillRect/>
+                    </a:stretch>
+                  </pic:blipFill>
+                  <pic:spPr>
+                    <a:xfrm>
+                      <a:off x="0" y="0"/>
+                      <a:ext cx="6840000" cy="2306789"/>
+                    </a:xfrm>
+                    <a:prstGeom prst="rect">
+                      <a:avLst/>
+                    </a:prstGeom>
+                  </pic:spPr>
+                </pic:pic>
+              </a:graphicData>
+            </a:graphic>
+            <wp14:sizeRelH relativeFrom="page">
+              <wp14:pctWidth>0</wp14:pctWidth>
+            </wp14:sizeRelH>
+            <wp14:sizeRelV relativeFrom="page">
+              <wp14:pctHeight>0</wp14:pctHeight>
+            </wp14:sizeRelV>
+          </wp:anchor>
+        </w:drawing>
+      </w:r>
+      <w:r>
+        <w:rPr>
+          <w:rFonts w:ascii="Times New Roman" w:hAnsi="Times New Roman"/>
+          <w:sz w:val="20"/>
+        </w:rPr>
+        <w:t>The following two figures are real Cadence SimVision captures from the transformer_block_tb full-design waveform run (make waves_transformer), included here as direct simulation evidence for the 18,083-cycle end-to-end latency cited throughout Section III and this appendix.</w:t>
+      </w:r>
+    </w:p>
+    <w:p>
+      <w:pPr>
+        <w:spacing w:after="160"/>
+        <w:jc w:val="center"/>
+      </w:pPr>
+      <w:r>
+        <w:rPr>
+          <w:rFonts w:ascii="Times New Roman" w:hAnsi="Times New Roman"/>
+          <w:i/>
+          <w:sz w:val="18"/>
+        </w:rPr>
+        <w:t>Figure A.1: Cadence SimVision full-pipeline simulation trace (transformer_block_tb). The waveform captures end-to-end execution across ~350μs: initial weight and activation ingestion over AXI-Stream interfaces (mm_in_W_valid, mm_in_F_valid), three-pass Softmax execution flags (length1_flag, length2_flag, length3_flag), and continuous streaming output, confirming the measured latency of 18,083 clock cycles.</w:t>
+      </w:r>
+    </w:p>
+    <w:p>
+      <w:pPr>
+        <w:spacing w:after="120"/>
+        <w:ind w:firstLine="288"/>
+      </w:pPr>
+      <w:r>
+        <w:rPr>
+          <w:noProof/>
+        </w:rPr>
+        <w:drawing>
+          <wp:anchor distT="0" distB="0" distL="114300" distR="114300" simplePos="0" relativeHeight="251664385" behindDoc="0" locked="0" layoutInCell="1" allowOverlap="1" wp14:anchorId="02617414" wp14:editId="6FAED251">
+            <wp:simplePos x="0" y="0"/>
+            <wp:positionH relativeFrom="margin">
+              <wp:align>center</wp:align>
+            </wp:positionH>
+            <wp:positionV relativeFrom="paragraph">
+              <wp:posOffset>578565</wp:posOffset>
+            </wp:positionV>
+            <wp:extent cx="6840000" cy="2309555"/>
+            <wp:effectExtent l="0" t="0" r="0" b="0"/>
+            <wp:wrapSquare wrapText="bothSides"/>
+            <wp:docPr id="2109883558" name="Picture 2109883558"/>
+            <wp:cNvGraphicFramePr>
+              <a:graphicFrameLocks xmlns:a="http://schemas.openxmlformats.org/drawingml/2006/main" noChangeAspect="1"/>
+            </wp:cNvGraphicFramePr>
+            <a:graphic xmlns:a="http://schemas.openxmlformats.org/drawingml/2006/main">
+              <a:graphicData uri="http://schemas.openxmlformats.org/drawingml/2006/picture">
+                <pic:pic xmlns:pic="http://schemas.openxmlformats.org/drawingml/2006/picture">
+                  <pic:nvPicPr>
+                    <pic:cNvPr id="0" name="simvision_waveform_zoom.png"/>
+                    <pic:cNvPicPr/>
+                  </pic:nvPicPr>
+                  <pic:blipFill>
+                    <a:blip r:embed="rId23"/>
+                    <a:stretch>
+                      <a:fillRect/>
+                    </a:stretch>
+                  </pic:blipFill>
+                  <pic:spPr>
+                    <a:xfrm>
+                      <a:off x="0" y="0"/>
+                      <a:ext cx="6840000" cy="2309555"/>
+                    </a:xfrm>
+                    <a:prstGeom prst="rect">
+                      <a:avLst/>
+                    </a:prstGeom>
+                  </pic:spPr>
+                </pic:pic>
+              </a:graphicData>
+            </a:graphic>
+            <wp14:sizeRelH relativeFrom="page">
+              <wp14:pctWidth>0</wp14:pctWidth>
+            </wp14:sizeRelH>
+            <wp14:sizeRelV relativeFrom="page">
+              <wp14:pctHeight>0</wp14:pctHeight>
+            </wp14:sizeRelV>
+          </wp:anchor>
+        </w:drawing>
+      </w:r>
+      <w:r>
+        <w:rPr>
+          <w:rFonts w:ascii="Times New Roman" w:hAnsi="Times New Roman"/>
+          <w:sz w:val="20"/>
+        </w:rPr>
+        <w:t>Figure A.1 presents the complete top-level simulation trace exported directly from Cadence SimVision. It demonstrates proper AXI-Stream ingest handshaking, internal matrix processing, and steady-state pipeline throughput, concluding precisely when pipe_latency_running deasserts at 18,083 cycles.</w:t>
+      </w:r>
+    </w:p>
+    <w:p>
+      <w:pPr>
+        <w:spacing w:after="160"/>
+        <w:jc w:val="center"/>
+      </w:pPr>
+      <w:r>
+        <w:rPr>
+          <w:rFonts w:ascii="Times New Roman" w:hAnsi="Times New Roman"/>
+          <w:i/>
+          <w:sz w:val="18"/>
+        </w:rPr>
+        <w:t>Figure A.2: Cadence SimVision detailed timing trace capturing the end-of-inference sequence (~180 μs to ~183.5 μs). The trace details output stream handshaking (out_valid, out_data[31:0]), end-of-packet demarcation (a single-cycle out_last pulse), Softmax phase progression (length1_flag, length2_flag), and the pipeline latency counter converging precisely at 18,083 cycles.</w:t>
+      </w:r>
+    </w:p>
+    <w:p>
+      <w:pPr>
+        <w:spacing w:after="120"/>
+        <w:ind w:firstLine="288"/>
+        <w:sectPr>
+          <w:type w:val="continuous"/>
+          <w:pgSz w:w="12240" w:h="15840" w:code="1"/>
+          <w:pgMar w:top="1077" w:right="850" w:bottom="1417" w:left="850" w:header="720" w:footer="720" w:gutter="0"/>
+          <w:cols w:space="360"/>
+          <w:docGrid w:linePitch="360"/>
+        </w:sectPr>
+      </w:pPr>
+      <w:r>
+        <w:rPr>
+          <w:rFonts w:ascii="Times New Roman" w:hAnsi="Times New Roman"/>
+          <w:sz w:val="20"/>
+        </w:rPr>
+        <w:t>Figure A.2 provides a cycle-accurate zoom-in of the inference completion phase. The waveform validates synchronized out_valid assertion with 32-bit output words, a single-cycle assertion of out_last at packet termination, and exact counter lock (pipe_latency_cycles = 18,083) on the falling edge of pipe_latency_running.</w:t>
+      </w:r>
+      <w:r>
+        <w:t xml:space="preserve"> </w:t>
+      </w:r>
+    </w:p>
+    <w:p>
+      <w:pPr>
+        <w:rPr>
+          <w:rFonts w:eastAsiaTheme="majorEastAsia" w:cstheme="majorBidi"/>
+          <w:b/>
+          <w:bCs/>
+          <w:color w:val="365F91" w:themeColor="accent1" w:themeShade="BF"/>
+          <w:sz w:val="28"/>
+          <w:szCs w:val="28"/>
+        </w:rPr>
+      </w:pPr>
+      <w:r>
+        <w:br w:type="page"/>
+      </w:r>
+    </w:p>
+    <w:p>
+      <w:pPr>
         <w:pStyle w:val="1"/>
         <w:numPr>
           <w:ilvl w:val="0"/>
@@ -9329,13 +11522,18 @@
         <w:jc w:val="center"/>
         <w:rPr>
           <w:rFonts w:asciiTheme="minorHAnsi" w:hAnsiTheme="minorHAnsi"/>
+          <w:sz w:val="22"/>
+          <w:szCs w:val="22"/>
         </w:rPr>
       </w:pPr>
       <w:r>
         <w:rPr>
           <w:rFonts w:asciiTheme="minorHAnsi" w:hAnsiTheme="minorHAnsi"/>
-        </w:rPr>
-        <w:t>Appendix A: Engineering Problems Encountered and Their Solutions</w:t>
+          <w:sz w:val="22"/>
+          <w:szCs w:val="22"/>
+        </w:rPr>
+        <w:lastRenderedPageBreak/>
+        <w:t>Appendix B: General Engineering Principles</w:t>
       </w:r>
     </w:p>
     <w:p>
@@ -9349,2186 +11547,6 @@
           <w:rFonts w:ascii="Times New Roman" w:eastAsia="Times New Roman" w:hAnsi="Times New Roman"/>
           <w:sz w:val="20"/>
         </w:rPr>
-        <w:t>The verified results in the body of this report are the outcome of a long, iterative debugging process, not a linear implementation. This appendix records the real, individually significant problems found and solved along the way, condensed from the project's full chronological engineering log (report/project_story.md), specifically so this report is sufficient on its own to answer detailed, in-depth questions about how the project's key results were actually reached.</w:t>
-      </w:r>
-    </w:p>
-    <w:p>
-      <w:pPr>
-        <w:pStyle w:val="21"/>
-        <w:numPr>
-          <w:ilvl w:val="0"/>
-          <w:numId w:val="0"/>
-        </w:numPr>
-        <w:jc w:val="center"/>
-        <w:rPr>
-          <w:rFonts w:asciiTheme="minorHAnsi" w:hAnsiTheme="minorHAnsi"/>
-        </w:rPr>
-      </w:pPr>
-      <w:r>
-        <w:rPr>
-          <w:rFonts w:asciiTheme="minorHAnsi" w:hAnsiTheme="minorHAnsi"/>
-        </w:rPr>
-        <w:t>A.1 Elaboration-Time Memory Blowup From `generate`-Unrolled Test Arrays</w:t>
-      </w:r>
-    </w:p>
-    <w:p>
-      <w:pPr>
-        <w:spacing w:after="120"/>
-        <w:ind w:firstLine="288"/>
-        <w:jc w:val="both"/>
-      </w:pPr>
-      <w:r>
-        <w:rPr>
-          <w:rFonts w:ascii="Times New Roman" w:eastAsia="Times New Roman" w:hAnsi="Times New Roman"/>
-          <w:sz w:val="20"/>
-        </w:rPr>
-        <w:t xml:space="preserve">Running the matmul testbench at full scale (200×96×160) crashed the entire simulation session </w:t>
-      </w:r>
-      <w:r>
-        <w:rPr>
-          <w:rFonts w:ascii="Times New Roman" w:eastAsia="Times New Roman" w:hAnsi="Times New Roman"/>
-          <w:sz w:val="20"/>
-        </w:rPr>
-        <w:t>-</w:t>
-      </w:r>
-      <w:r>
-        <w:rPr>
-          <w:rFonts w:ascii="Times New Roman" w:eastAsia="Times New Roman" w:hAnsi="Times New Roman"/>
-          <w:sz w:val="20"/>
-        </w:rPr>
-        <w:t xml:space="preserve"> not just the job, the whole host </w:t>
-      </w:r>
-      <w:r>
-        <w:rPr>
-          <w:rFonts w:ascii="Times New Roman" w:eastAsia="Times New Roman" w:hAnsi="Times New Roman"/>
-          <w:sz w:val="20"/>
-        </w:rPr>
-        <w:t>-</w:t>
-      </w:r>
-      <w:r>
-        <w:rPr>
-          <w:rFonts w:ascii="Times New Roman" w:eastAsia="Times New Roman" w:hAnsi="Times New Roman"/>
-          <w:sz w:val="20"/>
-        </w:rPr>
-        <w:t xml:space="preserve"> during Xcelium's native-code-generation phase.</w:t>
-      </w:r>
-    </w:p>
-    <w:p>
-      <w:pPr>
-        <w:spacing w:after="120"/>
-        <w:ind w:firstLine="288"/>
-        <w:jc w:val="both"/>
-      </w:pPr>
-      <w:r>
-        <w:rPr>
-          <w:rFonts w:ascii="Times New Roman" w:eastAsia="Times New Roman" w:hAnsi="Times New Roman"/>
-          <w:b/>
-          <w:sz w:val="20"/>
-        </w:rPr>
-        <w:t xml:space="preserve">Investigation. </w:t>
-      </w:r>
-      <w:r>
-        <w:rPr>
-          <w:rFonts w:ascii="Times New Roman" w:eastAsia="Times New Roman" w:hAnsi="Times New Roman"/>
-          <w:sz w:val="20"/>
-        </w:rPr>
-        <w:t xml:space="preserve">The partial log pointed at native-code generation for the testbench module itself. Hypothesis: `x_in_array`/`y_in_array`/`z_hard_array` were built with a SystemVerilog `generate` loop that elaborates one hardware object per scalar array element </w:t>
-      </w:r>
-      <w:r>
-        <w:rPr>
-          <w:rFonts w:ascii="Times New Roman" w:eastAsia="Times New Roman" w:hAnsi="Times New Roman"/>
-          <w:sz w:val="20"/>
-        </w:rPr>
-        <w:t>-</w:t>
-      </w:r>
-      <w:r>
-        <w:rPr>
-          <w:rFonts w:ascii="Times New Roman" w:eastAsia="Times New Roman" w:hAnsi="Times New Roman"/>
-          <w:sz w:val="20"/>
-        </w:rPr>
-        <w:t xml:space="preserve"> fine for genuinely parallel structures, catastrophic for a large lookup table. Rather than guess and risk a second crash, a resource-monitored, kill-switch-protected staged rollout (16³ → 32³ → 64³ → 128³, polling combined process RSS every 2 seconds with a hard kill at 5,500MB) confirmed memory grew worse than quadratically </w:t>
-      </w:r>
-      <w:r>
-        <w:rPr>
-          <w:rFonts w:ascii="Times New Roman" w:eastAsia="Times New Roman" w:hAnsi="Times New Roman"/>
-          <w:sz w:val="20"/>
-        </w:rPr>
-        <w:t>-</w:t>
-      </w:r>
-      <w:r>
-        <w:rPr>
-          <w:rFonts w:ascii="Times New Roman" w:eastAsia="Times New Roman" w:hAnsi="Times New Roman"/>
-          <w:sz w:val="20"/>
-        </w:rPr>
-        <w:t xml:space="preserve"> 59MB → 76MB → 482MB → &gt;5,900MB and still climbing at 128³.</w:t>
-      </w:r>
-    </w:p>
-    <w:p>
-      <w:pPr>
-        <w:spacing w:after="120"/>
-        <w:ind w:firstLine="288"/>
-        <w:jc w:val="both"/>
-      </w:pPr>
-      <w:r>
-        <w:rPr>
-          <w:rFonts w:ascii="Times New Roman" w:eastAsia="Times New Roman" w:hAnsi="Times New Roman"/>
-          <w:b/>
-          <w:sz w:val="20"/>
-        </w:rPr>
-        <w:t xml:space="preserve">Fix. </w:t>
-      </w:r>
-      <w:r>
-        <w:rPr>
-          <w:rFonts w:ascii="Times New Roman" w:eastAsia="Times New Roman" w:hAnsi="Times New Roman"/>
-          <w:sz w:val="20"/>
-        </w:rPr>
-        <w:t>Replaced the pre-elaborated arrays with `automatic` SystemVerilog functions (`pack_x_word`, `pack_y_word`, `unpack_z_word`) that compute each word at runtime, on demand, instead of materializing every possible word as a separate hardware object. Full scale now runs in ~51MB / ~4 seconds, with functional output confirmed bit-for-bit unchanged (identical 2,894-cycle latency figure before and after).</w:t>
-      </w:r>
-    </w:p>
-    <w:p>
-      <w:pPr>
-        <w:spacing w:after="60"/>
-        <w:ind w:firstLine="288"/>
-        <w:jc w:val="both"/>
-      </w:pPr>
-      <w:r>
-        <w:rPr>
-          <w:rFonts w:ascii="Times New Roman" w:eastAsia="Times New Roman" w:hAnsi="Times New Roman"/>
-          <w:b/>
-          <w:i/>
-          <w:sz w:val="20"/>
-        </w:rPr>
-        <w:t xml:space="preserve">Why this matters. </w:t>
-      </w:r>
-      <w:r>
-        <w:rPr>
-          <w:rFonts w:ascii="Times New Roman" w:eastAsia="Times New Roman" w:hAnsi="Times New Roman"/>
-          <w:i/>
-          <w:sz w:val="20"/>
-        </w:rPr>
-        <w:t xml:space="preserve">This is a real distinction between synthesizable-style hardware description and software-style data structures written in the same language: a `generate` loop is an elaboration-time construct, and using it to hold data (as opposed to genuinely parallel structure) doesn't scale. It's also </w:t>
-      </w:r>
-      <w:r>
-        <w:rPr>
-          <w:rFonts w:ascii="Times New Roman" w:eastAsia="Times New Roman" w:hAnsi="Times New Roman"/>
-          <w:i/>
-          <w:sz w:val="20"/>
-        </w:rPr>
-        <w:t xml:space="preserve">a strong example of diagnosing a scaling problem with a bounded, safety-netted experiment instead of guessing </w:t>
-      </w:r>
-      <w:r>
-        <w:rPr>
-          <w:rFonts w:ascii="Times New Roman" w:eastAsia="Times New Roman" w:hAnsi="Times New Roman"/>
-          <w:i/>
-          <w:sz w:val="20"/>
-        </w:rPr>
-        <w:t>-</w:t>
-      </w:r>
-      <w:r>
-        <w:rPr>
-          <w:rFonts w:ascii="Times New Roman" w:eastAsia="Times New Roman" w:hAnsi="Times New Roman"/>
-          <w:i/>
-          <w:sz w:val="20"/>
-        </w:rPr>
-        <w:t xml:space="preserve"> the same protocol was reused for every large simulation/synthesis run for the rest of the project.</w:t>
-      </w:r>
-    </w:p>
-    <w:p>
-      <w:pPr>
-        <w:spacing w:after="240"/>
-      </w:pPr>
-      <w:r>
-        <w:rPr>
-          <w:rFonts w:ascii="Times New Roman" w:eastAsia="Times New Roman" w:hAnsi="Times New Roman"/>
-          <w:i/>
-          <w:sz w:val="17"/>
-        </w:rPr>
-        <w:t>project_story.md §6-9</w:t>
-      </w:r>
-    </w:p>
-    <w:p>
-      <w:pPr>
-        <w:pStyle w:val="21"/>
-        <w:numPr>
-          <w:ilvl w:val="0"/>
-          <w:numId w:val="0"/>
-        </w:numPr>
-        <w:jc w:val="center"/>
-        <w:rPr>
-          <w:rFonts w:asciiTheme="minorHAnsi" w:hAnsiTheme="minorHAnsi"/>
-        </w:rPr>
-      </w:pPr>
-      <w:r>
-        <w:rPr>
-          <w:rFonts w:asciiTheme="minorHAnsi" w:hAnsiTheme="minorHAnsi"/>
-        </w:rPr>
-        <w:t>A.2 A Silent Compile Bug Hidden by an Untested Code Path</w:t>
-      </w:r>
-    </w:p>
-    <w:p>
-      <w:pPr>
-        <w:spacing w:after="120"/>
-        <w:ind w:firstLine="288"/>
-        <w:jc w:val="both"/>
-      </w:pPr>
-      <w:r>
-        <w:rPr>
-          <w:rFonts w:ascii="Times New Roman" w:eastAsia="Times New Roman" w:hAnsi="Times New Roman"/>
-          <w:sz w:val="20"/>
-        </w:rPr>
-        <w:t>The very first attempt to actually run the matmul testbench (after weeks lost to an unrelated infrastructure problem) hit an immediate compile error: an undeclared identifier, `start_trans`.</w:t>
-      </w:r>
-    </w:p>
-    <w:p>
-      <w:pPr>
-        <w:spacing w:after="120"/>
-        <w:ind w:firstLine="288"/>
-        <w:jc w:val="both"/>
-      </w:pPr>
-      <w:r>
-        <w:rPr>
-          <w:rFonts w:ascii="Times New Roman" w:eastAsia="Times New Roman" w:hAnsi="Times New Roman"/>
-          <w:b/>
-          <w:sz w:val="20"/>
-        </w:rPr>
-        <w:t xml:space="preserve">Investigation. </w:t>
-      </w:r>
-      <w:r>
-        <w:rPr>
-          <w:rFonts w:ascii="Times New Roman" w:eastAsia="Times New Roman" w:hAnsi="Times New Roman"/>
-          <w:sz w:val="20"/>
-        </w:rPr>
-        <w:t xml:space="preserve">`git blame` showed a later commit had added instrumentation code that referenced `start_trans` above the line that actually declared it </w:t>
-      </w:r>
-      <w:r>
-        <w:rPr>
-          <w:rFonts w:ascii="Times New Roman" w:eastAsia="Times New Roman" w:hAnsi="Times New Roman"/>
-          <w:sz w:val="20"/>
-        </w:rPr>
-        <w:t>-</w:t>
-      </w:r>
-      <w:r>
-        <w:rPr>
-          <w:rFonts w:ascii="Times New Roman" w:eastAsia="Times New Roman" w:hAnsi="Times New Roman"/>
-          <w:sz w:val="20"/>
-        </w:rPr>
-        <w:t xml:space="preserve"> a pure ordering bug. The testbench had been silently uncompilable since that commit, but nothing had ever gotten far enough to hit it, because every previous attempt to run it had failed earlier, for an unrelated infrastructure reason.</w:t>
-      </w:r>
-    </w:p>
-    <w:p>
-      <w:pPr>
-        <w:spacing w:after="120"/>
-        <w:ind w:firstLine="288"/>
-        <w:jc w:val="both"/>
-      </w:pPr>
-      <w:r>
-        <w:rPr>
-          <w:rFonts w:ascii="Times New Roman" w:eastAsia="Times New Roman" w:hAnsi="Times New Roman"/>
-          <w:b/>
-          <w:sz w:val="20"/>
-        </w:rPr>
-        <w:t xml:space="preserve">Fix. </w:t>
-      </w:r>
-      <w:r>
-        <w:rPr>
-          <w:rFonts w:ascii="Times New Roman" w:eastAsia="Times New Roman" w:hAnsi="Times New Roman"/>
-          <w:sz w:val="20"/>
-        </w:rPr>
-        <w:t>Moved the declaration above its first use. No logic change.</w:t>
-      </w:r>
-    </w:p>
-    <w:p>
-      <w:pPr>
-        <w:spacing w:after="60"/>
-        <w:ind w:firstLine="288"/>
-        <w:jc w:val="both"/>
-      </w:pPr>
-      <w:r>
-        <w:rPr>
-          <w:rFonts w:ascii="Times New Roman" w:eastAsia="Times New Roman" w:hAnsi="Times New Roman"/>
-          <w:b/>
-          <w:i/>
-          <w:sz w:val="20"/>
-        </w:rPr>
-        <w:t xml:space="preserve">Why this matters. </w:t>
-      </w:r>
-      <w:r>
-        <w:rPr>
-          <w:rFonts w:ascii="Times New Roman" w:eastAsia="Times New Roman" w:hAnsi="Times New Roman"/>
-          <w:i/>
-          <w:sz w:val="20"/>
-        </w:rPr>
-        <w:t xml:space="preserve">A working-looking pipeline can hide a real, waiting compile bug indefinitely if nothing ever exercises the path that hits it. The practical lesson: don't assume a code path is fine just because nothing has complained about it yet </w:t>
-      </w:r>
-      <w:r>
-        <w:rPr>
-          <w:rFonts w:ascii="Times New Roman" w:eastAsia="Times New Roman" w:hAnsi="Times New Roman"/>
-          <w:i/>
-          <w:sz w:val="20"/>
-        </w:rPr>
-        <w:t>-</w:t>
-      </w:r>
-      <w:r>
-        <w:rPr>
-          <w:rFonts w:ascii="Times New Roman" w:eastAsia="Times New Roman" w:hAnsi="Times New Roman"/>
-          <w:i/>
-          <w:sz w:val="20"/>
-        </w:rPr>
-        <w:t xml:space="preserve"> absence of failure isn't evidence of correctness if the path was never actually reached.</w:t>
-      </w:r>
-    </w:p>
-    <w:p>
-      <w:pPr>
-        <w:spacing w:after="240"/>
-      </w:pPr>
-      <w:r>
-        <w:rPr>
-          <w:rFonts w:ascii="Times New Roman" w:eastAsia="Times New Roman" w:hAnsi="Times New Roman"/>
-          <w:i/>
-          <w:sz w:val="17"/>
-        </w:rPr>
-        <w:t>project_story.md §6</w:t>
-      </w:r>
-    </w:p>
-    <w:p>
-      <w:pPr>
-        <w:pStyle w:val="21"/>
-        <w:numPr>
-          <w:ilvl w:val="0"/>
-          <w:numId w:val="0"/>
-        </w:numPr>
-        <w:jc w:val="center"/>
-        <w:rPr>
-          <w:rFonts w:asciiTheme="minorHAnsi" w:hAnsiTheme="minorHAnsi"/>
-        </w:rPr>
-      </w:pPr>
-      <w:r>
-        <w:rPr>
-          <w:rFonts w:asciiTheme="minorHAnsi" w:hAnsiTheme="minorHAnsi"/>
-        </w:rPr>
-        <w:t>A.3 A Documented, Deliberately-Deferred Bug That Was Still a Real Bug</w:t>
-      </w:r>
-    </w:p>
-    <w:p>
-      <w:pPr>
-        <w:spacing w:after="120"/>
-        <w:ind w:firstLine="288"/>
-        <w:jc w:val="both"/>
-      </w:pPr>
-      <w:r>
-        <w:rPr>
-          <w:rFonts w:ascii="Times New Roman" w:eastAsia="Times New Roman" w:hAnsi="Times New Roman"/>
-          <w:sz w:val="20"/>
-        </w:rPr>
-        <w:t xml:space="preserve">`Softmax_control`'s scale output port was 4 bits wide (valid range 7-12) but `gelu.v`'s corresponding scale input port was only 3 bits wide (max value 7) </w:t>
-      </w:r>
-      <w:r>
-        <w:rPr>
-          <w:rFonts w:ascii="Times New Roman" w:eastAsia="Times New Roman" w:hAnsi="Times New Roman"/>
-          <w:sz w:val="20"/>
-        </w:rPr>
-        <w:t>-</w:t>
-      </w:r>
-      <w:r>
-        <w:rPr>
-          <w:rFonts w:ascii="Times New Roman" w:eastAsia="Times New Roman" w:hAnsi="Times New Roman"/>
-          <w:sz w:val="20"/>
-        </w:rPr>
-        <w:t xml:space="preserve"> the two IPs could only agree at exactly scale=7. This was already known and explicitly flagged in a code comment, left unfixed by whoever wrote the original integration blueprint.</w:t>
-      </w:r>
-    </w:p>
-    <w:p>
-      <w:pPr>
-        <w:spacing w:after="120"/>
-        <w:ind w:firstLine="288"/>
-        <w:jc w:val="both"/>
-      </w:pPr>
-      <w:r>
-        <w:rPr>
-          <w:rFonts w:ascii="Times New Roman" w:eastAsia="Times New Roman" w:hAnsi="Times New Roman"/>
-          <w:b/>
-          <w:sz w:val="20"/>
-        </w:rPr>
-        <w:t xml:space="preserve">Investigation. </w:t>
-      </w:r>
-      <w:r>
-        <w:rPr>
-          <w:rFonts w:ascii="Times New Roman" w:eastAsia="Times New Roman" w:hAnsi="Times New Roman"/>
-          <w:sz w:val="20"/>
-        </w:rPr>
-        <w:t xml:space="preserve">Reading `gelu.v`'s actual shift logic showed this wasn't a trivial port-width bump: the code assumed the input scale maxed out at 7 and had no branch for anything higher, so widening the port alone would have silently mis-shifted any newly representable value 8-15 as if it were 7 </w:t>
-      </w:r>
-      <w:r>
-        <w:rPr>
-          <w:rFonts w:ascii="Times New Roman" w:eastAsia="Times New Roman" w:hAnsi="Times New Roman"/>
-          <w:sz w:val="20"/>
-        </w:rPr>
-        <w:t>-</w:t>
-      </w:r>
-      <w:r>
-        <w:rPr>
-          <w:rFonts w:ascii="Times New Roman" w:eastAsia="Times New Roman" w:hAnsi="Times New Roman"/>
-          <w:sz w:val="20"/>
-        </w:rPr>
-        <w:t xml:space="preserve"> a correctness bug, not just a missing feature.</w:t>
-      </w:r>
-    </w:p>
-    <w:p>
-      <w:pPr>
-        <w:spacing w:after="120"/>
-        <w:ind w:firstLine="288"/>
-        <w:jc w:val="both"/>
-      </w:pPr>
-      <w:r>
-        <w:rPr>
-          <w:rFonts w:ascii="Times New Roman" w:eastAsia="Times New Roman" w:hAnsi="Times New Roman"/>
-          <w:b/>
-          <w:sz w:val="20"/>
-        </w:rPr>
-        <w:lastRenderedPageBreak/>
-        <w:t xml:space="preserve">Fix. </w:t>
-      </w:r>
-      <w:r>
-        <w:rPr>
-          <w:rFonts w:ascii="Times New Roman" w:eastAsia="Times New Roman" w:hAnsi="Times New Roman"/>
-          <w:sz w:val="20"/>
-        </w:rPr>
-        <w:t>Widened the scale port through all three affected modules to 4 bits, added the missing shift-direction branch in `gelu.v`, and extended the GELU testbench's randomized range from 0-6 to 0-11 (the old range never even reached the boundary value 7 that used to be the only legal one).</w:t>
-      </w:r>
-    </w:p>
-    <w:p>
-      <w:pPr>
-        <w:spacing w:after="60"/>
-        <w:ind w:firstLine="288"/>
-        <w:jc w:val="both"/>
-      </w:pPr>
-      <w:r>
-        <w:rPr>
-          <w:rFonts w:ascii="Times New Roman" w:eastAsia="Times New Roman" w:hAnsi="Times New Roman"/>
-          <w:b/>
-          <w:i/>
-          <w:sz w:val="20"/>
-        </w:rPr>
-        <w:t xml:space="preserve">Why this matters. </w:t>
-      </w:r>
-      <w:r>
-        <w:rPr>
-          <w:rFonts w:ascii="Times New Roman" w:eastAsia="Times New Roman" w:hAnsi="Times New Roman"/>
-          <w:i/>
-          <w:sz w:val="20"/>
-        </w:rPr>
-        <w:t xml:space="preserve">A code comment that says "known limitation, not fixed here" is not the same as "already handled" </w:t>
-      </w:r>
-      <w:r>
-        <w:rPr>
-          <w:rFonts w:ascii="Times New Roman" w:eastAsia="Times New Roman" w:hAnsi="Times New Roman"/>
-          <w:i/>
-          <w:sz w:val="20"/>
-        </w:rPr>
-        <w:t>-</w:t>
-      </w:r>
-      <w:r>
-        <w:rPr>
-          <w:rFonts w:ascii="Times New Roman" w:eastAsia="Times New Roman" w:hAnsi="Times New Roman"/>
-          <w:i/>
-          <w:sz w:val="20"/>
-        </w:rPr>
-        <w:t xml:space="preserve"> it's worth actively hunting these down rather than trusting they'll be addressed later by someone else. It's also a good interview example of reading an interface's actual implementation, not just its declared width, before trusting a narrow-looking fix.</w:t>
-      </w:r>
-    </w:p>
-    <w:p>
-      <w:pPr>
-        <w:spacing w:after="240"/>
-      </w:pPr>
-      <w:r>
-        <w:rPr>
-          <w:rFonts w:ascii="Times New Roman" w:eastAsia="Times New Roman" w:hAnsi="Times New Roman"/>
-          <w:i/>
-          <w:sz w:val="17"/>
-        </w:rPr>
-        <w:t>project_story.md §10, §12</w:t>
-      </w:r>
-    </w:p>
-    <w:p>
-      <w:pPr>
-        <w:pStyle w:val="21"/>
-        <w:numPr>
-          <w:ilvl w:val="0"/>
-          <w:numId w:val="0"/>
-        </w:numPr>
-        <w:jc w:val="center"/>
-        <w:rPr>
-          <w:rFonts w:asciiTheme="minorHAnsi" w:hAnsiTheme="minorHAnsi"/>
-        </w:rPr>
-      </w:pPr>
-      <w:r>
-        <w:rPr>
-          <w:rFonts w:asciiTheme="minorHAnsi" w:hAnsiTheme="minorHAnsi"/>
-        </w:rPr>
-        <w:t>A.4 Six Silent Parameter Mismatches Between Verified RTL and an Adopted Integration Script</w:t>
-      </w:r>
-    </w:p>
-    <w:p>
-      <w:pPr>
-        <w:spacing w:after="120"/>
-        <w:ind w:firstLine="288"/>
-        <w:jc w:val="both"/>
-      </w:pPr>
-      <w:r>
-        <w:rPr>
-          <w:rFonts w:ascii="Times New Roman" w:eastAsia="Times New Roman" w:hAnsi="Times New Roman"/>
-          <w:sz w:val="20"/>
-        </w:rPr>
-        <w:t>Reviewing the externally-adopted Vivado integration script (`prj.tcl`, originally exported from an earlier Vivado session, never maintained against this project's own verified RTL) ahead of synthesis, one visible mismatch was found: the systolic array size was configured as 24, but every verified testbench uses 16.</w:t>
-      </w:r>
-    </w:p>
-    <w:p>
-      <w:pPr>
-        <w:spacing w:after="120"/>
-        <w:ind w:firstLine="288"/>
-        <w:jc w:val="both"/>
-      </w:pPr>
-      <w:r>
-        <w:rPr>
-          <w:rFonts w:ascii="Times New Roman" w:eastAsia="Times New Roman" w:hAnsi="Times New Roman"/>
-          <w:b/>
-          <w:sz w:val="20"/>
-        </w:rPr>
-        <w:t xml:space="preserve">Investigation. </w:t>
-      </w:r>
-      <w:r>
-        <w:rPr>
-          <w:rFonts w:ascii="Times New Roman" w:eastAsia="Times New Roman" w:hAnsi="Times New Roman"/>
-          <w:sz w:val="20"/>
-        </w:rPr>
-        <w:t xml:space="preserve">Rather than fix the one visible value and move on, every one of the wrapper module's ten RTL-facing parameters was cross-referenced against the exact value the verified testbenches use. The audit found six mismatches, not one </w:t>
-      </w:r>
-      <w:r>
-        <w:rPr>
-          <w:rFonts w:ascii="Times New Roman" w:eastAsia="Times New Roman" w:hAnsi="Times New Roman"/>
-          <w:sz w:val="20"/>
-        </w:rPr>
-        <w:t>-</w:t>
-      </w:r>
-      <w:r>
-        <w:rPr>
-          <w:rFonts w:ascii="Times New Roman" w:eastAsia="Times New Roman" w:hAnsi="Times New Roman"/>
-          <w:sz w:val="20"/>
-        </w:rPr>
-        <w:t xml:space="preserve"> and the two most dangerous ones (a shift-width and a block-count-width parameter) were never even mentioned in the integration script at all, silently inheriting a stale wrapper default with no trace of the problem visible anywhere in the file someone would normally review.</w:t>
-      </w:r>
-    </w:p>
-    <w:p>
-      <w:pPr>
-        <w:spacing w:after="120"/>
-        <w:ind w:firstLine="288"/>
-        <w:jc w:val="both"/>
-      </w:pPr>
-      <w:r>
-        <w:rPr>
-          <w:rFonts w:ascii="Times New Roman" w:eastAsia="Times New Roman" w:hAnsi="Times New Roman"/>
-          <w:b/>
-          <w:sz w:val="20"/>
-        </w:rPr>
-        <w:t xml:space="preserve">Fix. </w:t>
-      </w:r>
-      <w:r>
-        <w:rPr>
-          <w:rFonts w:ascii="Times New Roman" w:eastAsia="Times New Roman" w:hAnsi="Times New Roman"/>
-          <w:sz w:val="20"/>
-        </w:rPr>
-        <w:t>Corrected all six parameters, plus two downstream AXI-Stream width-converter settings that had been sized to match the wrong array size.</w:t>
-      </w:r>
-    </w:p>
-    <w:p>
-      <w:pPr>
-        <w:spacing w:after="60"/>
-        <w:ind w:firstLine="288"/>
-        <w:jc w:val="both"/>
-      </w:pPr>
-      <w:r>
-        <w:rPr>
-          <w:rFonts w:ascii="Times New Roman" w:eastAsia="Times New Roman" w:hAnsi="Times New Roman"/>
-          <w:b/>
-          <w:i/>
-          <w:sz w:val="20"/>
-        </w:rPr>
-        <w:t xml:space="preserve">Why this matters. </w:t>
-      </w:r>
-      <w:r>
-        <w:rPr>
-          <w:rFonts w:ascii="Times New Roman" w:eastAsia="Times New Roman" w:hAnsi="Times New Roman"/>
-          <w:i/>
-          <w:sz w:val="20"/>
-        </w:rPr>
-        <w:t xml:space="preserve">The core principle established here (and used for the rest of the project): verified RTL and testbenches are the source of truth, and any adopted external tooling gets adapted to match them </w:t>
-      </w:r>
-      <w:r>
-        <w:rPr>
-          <w:rFonts w:ascii="Times New Roman" w:eastAsia="Times New Roman" w:hAnsi="Times New Roman"/>
-          <w:i/>
-          <w:sz w:val="20"/>
-        </w:rPr>
-        <w:t>-</w:t>
-      </w:r>
-      <w:r>
-        <w:rPr>
-          <w:rFonts w:ascii="Times New Roman" w:eastAsia="Times New Roman" w:hAnsi="Times New Roman"/>
-          <w:i/>
-          <w:sz w:val="20"/>
-        </w:rPr>
-        <w:t xml:space="preserve"> never assumed correct just because it was machine-generated by the official tool. The specific lesson worth repeating in an interview: the values that are silently missing from a config (falling back to some default) are often more dangerous than the values that are visibly wrong, because nothing prompts a reviewer to go check them.</w:t>
-      </w:r>
-    </w:p>
-    <w:p>
-      <w:pPr>
-        <w:spacing w:after="240"/>
-      </w:pPr>
-      <w:r>
-        <w:rPr>
-          <w:rFonts w:ascii="Times New Roman" w:eastAsia="Times New Roman" w:hAnsi="Times New Roman"/>
-          <w:i/>
-          <w:sz w:val="17"/>
-        </w:rPr>
-        <w:t>project_story.md §15-16</w:t>
-      </w:r>
-    </w:p>
-    <w:p>
-      <w:pPr>
-        <w:pStyle w:val="21"/>
-        <w:numPr>
-          <w:ilvl w:val="0"/>
-          <w:numId w:val="0"/>
-        </w:numPr>
-        <w:jc w:val="center"/>
-        <w:rPr>
-          <w:rFonts w:asciiTheme="minorHAnsi" w:hAnsiTheme="minorHAnsi"/>
-        </w:rPr>
-      </w:pPr>
-      <w:r>
-        <w:rPr>
-          <w:rFonts w:asciiTheme="minorHAnsi" w:hAnsiTheme="minorHAnsi"/>
-        </w:rPr>
-        <w:t>A.5 Async-Reset DRC Violations: Chasing One Root Cause Through Twelve Files</w:t>
-      </w:r>
-    </w:p>
-    <w:p>
-      <w:pPr>
-        <w:spacing w:after="120"/>
-        <w:ind w:firstLine="288"/>
-        <w:jc w:val="both"/>
-      </w:pPr>
-      <w:r>
-        <w:rPr>
-          <w:rFonts w:ascii="Times New Roman" w:eastAsia="Times New Roman" w:hAnsi="Times New Roman"/>
-          <w:sz w:val="20"/>
-        </w:rPr>
-        <w:t xml:space="preserve">Post-synthesis DRC reported 40+ warnings that block-RAM control logic was driven by asynchronously reset registers </w:t>
-      </w:r>
-      <w:r>
-        <w:rPr>
-          <w:rFonts w:ascii="Times New Roman" w:eastAsia="Times New Roman" w:hAnsi="Times New Roman"/>
-          <w:sz w:val="20"/>
-        </w:rPr>
-        <w:t>-</w:t>
-      </w:r>
-      <w:r>
-        <w:rPr>
-          <w:rFonts w:ascii="Times New Roman" w:eastAsia="Times New Roman" w:hAnsi="Times New Roman"/>
-          <w:sz w:val="20"/>
-        </w:rPr>
-        <w:t xml:space="preserve"> a pattern Xilinx's own documentation warns can corrupt memory contents outside what static timing analysis can see.</w:t>
-      </w:r>
-    </w:p>
-    <w:p>
-      <w:pPr>
-        <w:spacing w:after="120"/>
-        <w:ind w:firstLine="288"/>
-        <w:jc w:val="both"/>
-      </w:pPr>
-      <w:r>
-        <w:rPr>
-          <w:rFonts w:ascii="Times New Roman" w:eastAsia="Times New Roman" w:hAnsi="Times New Roman"/>
-          <w:b/>
-          <w:sz w:val="20"/>
-        </w:rPr>
-        <w:t xml:space="preserve">Investigation. </w:t>
-      </w:r>
-      <w:r>
-        <w:rPr>
-          <w:rFonts w:ascii="Times New Roman" w:eastAsia="Times New Roman" w:hAnsi="Times New Roman"/>
-          <w:sz w:val="20"/>
-        </w:rPr>
-        <w:t xml:space="preserve">What looked like a three-file fix (the buffer modules DRC actually named) grew to twelve files across three re-synthesis rounds: fixing the named files made the warning move to a different register one hierarchy level deeper each time </w:t>
-      </w:r>
-      <w:r>
-        <w:rPr>
-          <w:rFonts w:ascii="Times New Roman" w:eastAsia="Times New Roman" w:hAnsi="Times New Roman"/>
-          <w:sz w:val="20"/>
-        </w:rPr>
-        <w:t>-</w:t>
-      </w:r>
-      <w:r>
-        <w:rPr>
-          <w:rFonts w:ascii="Times New Roman" w:eastAsia="Times New Roman" w:hAnsi="Times New Roman"/>
-          <w:sz w:val="20"/>
-        </w:rPr>
-        <w:t xml:space="preserve"> first into a nested submodule, then into an unrelated width-adapter module with no "buffer" in its name at all. A project-wide grep for the actual anti-pattern (the specific asynchronous-reset sensitivity-list syntax) eventually enumerated the full remaining scope in one pass, rather than continuing to whack-a-mole one violation at a time.</w:t>
-      </w:r>
-    </w:p>
-    <w:p>
-      <w:pPr>
-        <w:spacing w:after="120"/>
-        <w:ind w:firstLine="288"/>
-        <w:jc w:val="both"/>
-      </w:pPr>
-      <w:r>
-        <w:rPr>
-          <w:rFonts w:ascii="Times New Roman" w:eastAsia="Times New Roman" w:hAnsi="Times New Roman"/>
-          <w:b/>
-          <w:sz w:val="20"/>
-        </w:rPr>
-        <w:t xml:space="preserve">Fix. </w:t>
-      </w:r>
-      <w:r>
-        <w:rPr>
-          <w:rFonts w:ascii="Times New Roman" w:eastAsia="Times New Roman" w:hAnsi="Times New Roman"/>
-          <w:sz w:val="20"/>
-        </w:rPr>
-        <w:t xml:space="preserve">Converted 60 `always` blocks across 12 files from asynchronous to synchronous reset </w:t>
-      </w:r>
-      <w:r>
-        <w:rPr>
-          <w:rFonts w:ascii="Times New Roman" w:eastAsia="Times New Roman" w:hAnsi="Times New Roman"/>
-          <w:sz w:val="20"/>
-        </w:rPr>
-        <w:t>-</w:t>
-      </w:r>
-      <w:r>
-        <w:rPr>
-          <w:rFonts w:ascii="Times New Roman" w:eastAsia="Times New Roman" w:hAnsi="Times New Roman"/>
-          <w:sz w:val="20"/>
-        </w:rPr>
-        <w:t xml:space="preserve"> Xilinx's own recommended remedy </w:t>
-      </w:r>
-      <w:r>
-        <w:rPr>
-          <w:rFonts w:ascii="Times New Roman" w:eastAsia="Times New Roman" w:hAnsi="Times New Roman"/>
-          <w:sz w:val="20"/>
-        </w:rPr>
-        <w:t>-</w:t>
-      </w:r>
-      <w:r>
-        <w:rPr>
-          <w:rFonts w:ascii="Times New Roman" w:eastAsia="Times New Roman" w:hAnsi="Times New Roman"/>
-          <w:sz w:val="20"/>
-        </w:rPr>
-        <w:t xml:space="preserve"> and re-verified bit-for-bit identical simulation results after every round.</w:t>
-      </w:r>
-    </w:p>
-    <w:p>
-      <w:pPr>
-        <w:spacing w:after="60"/>
-        <w:ind w:firstLine="288"/>
-        <w:jc w:val="both"/>
-      </w:pPr>
-      <w:r>
-        <w:rPr>
-          <w:rFonts w:ascii="Times New Roman" w:eastAsia="Times New Roman" w:hAnsi="Times New Roman"/>
-          <w:b/>
-          <w:i/>
-          <w:sz w:val="20"/>
-        </w:rPr>
-        <w:t xml:space="preserve">Why this matters. </w:t>
-      </w:r>
-      <w:r>
-        <w:rPr>
-          <w:rFonts w:ascii="Times New Roman" w:eastAsia="Times New Roman" w:hAnsi="Times New Roman"/>
-          <w:i/>
-          <w:sz w:val="20"/>
-        </w:rPr>
-        <w:t xml:space="preserve">A DRC violation names the nearest offender on a signal path, not the full extent of the underlying pattern </w:t>
-      </w:r>
-      <w:r>
-        <w:rPr>
-          <w:rFonts w:ascii="Times New Roman" w:eastAsia="Times New Roman" w:hAnsi="Times New Roman"/>
-          <w:i/>
-          <w:sz w:val="20"/>
-        </w:rPr>
-        <w:t>-</w:t>
-      </w:r>
-      <w:r>
-        <w:rPr>
-          <w:rFonts w:ascii="Times New Roman" w:eastAsia="Times New Roman" w:hAnsi="Times New Roman"/>
-          <w:i/>
-          <w:sz w:val="20"/>
-        </w:rPr>
-        <w:t xml:space="preserve"> the same root cause can recur at every upstream hop in a handshake network, in modules that share no obvious naming relationship with where the symptom first appeared. This is also a clean example of when to stop iterating on individual violations and instead do one bounded, project-wide audit.</w:t>
-      </w:r>
-    </w:p>
-    <w:p>
-      <w:pPr>
-        <w:spacing w:after="240"/>
-      </w:pPr>
-      <w:r>
-        <w:rPr>
-          <w:rFonts w:ascii="Times New Roman" w:eastAsia="Times New Roman" w:hAnsi="Times New Roman"/>
-          <w:i/>
-          <w:sz w:val="17"/>
-        </w:rPr>
-        <w:t>project_story.md §18</w:t>
-      </w:r>
-    </w:p>
-    <w:p>
-      <w:pPr>
-        <w:pStyle w:val="21"/>
-        <w:numPr>
-          <w:ilvl w:val="0"/>
-          <w:numId w:val="0"/>
-        </w:numPr>
-        <w:jc w:val="center"/>
-        <w:rPr>
-          <w:rFonts w:asciiTheme="minorHAnsi" w:hAnsiTheme="minorHAnsi"/>
-        </w:rPr>
-      </w:pPr>
-      <w:r>
-        <w:rPr>
-          <w:rFonts w:asciiTheme="minorHAnsi" w:hAnsiTheme="minorHAnsi"/>
-        </w:rPr>
-        <w:t>A.6 Discovering the Full Pipeline Had Never Actually Been AXI-Wrapped</w:t>
-      </w:r>
-    </w:p>
-    <w:p>
-      <w:pPr>
-        <w:spacing w:after="120"/>
-        <w:ind w:firstLine="288"/>
-        <w:jc w:val="both"/>
-      </w:pPr>
-      <w:r>
-        <w:rPr>
-          <w:rFonts w:ascii="Times New Roman" w:eastAsia="Times New Roman" w:hAnsi="Times New Roman"/>
-          <w:sz w:val="20"/>
-        </w:rPr>
-        <w:t xml:space="preserve">Before running full SoC integration, a check of the integration script's actual scope revealed it only ever wrapped the standalone matmul engine in AXI </w:t>
-      </w:r>
-      <w:r>
-        <w:rPr>
-          <w:rFonts w:ascii="Times New Roman" w:eastAsia="Times New Roman" w:hAnsi="Times New Roman"/>
-          <w:sz w:val="20"/>
-        </w:rPr>
-        <w:t>-</w:t>
-      </w:r>
-      <w:r>
-        <w:rPr>
-          <w:rFonts w:ascii="Times New Roman" w:eastAsia="Times New Roman" w:hAnsi="Times New Roman"/>
-          <w:sz w:val="20"/>
-        </w:rPr>
-        <w:t xml:space="preserve"> the complete matmul-Softmax-GELU pipeline this project had been calling "the accelerator" for many prior sections had never been given any AXI wrapping at all, only the raw ports the testbenches drive directly.</w:t>
-      </w:r>
-    </w:p>
-    <w:p>
-      <w:pPr>
-        <w:spacing w:after="120"/>
-        <w:ind w:firstLine="288"/>
-        <w:jc w:val="both"/>
-      </w:pPr>
-      <w:r>
-        <w:rPr>
-          <w:rFonts w:ascii="Times New Roman" w:eastAsia="Times New Roman" w:hAnsi="Times New Roman"/>
-          <w:b/>
-          <w:sz w:val="20"/>
-        </w:rPr>
-        <w:t xml:space="preserve">Investigation. </w:t>
-      </w:r>
-      <w:r>
-        <w:rPr>
-          <w:rFonts w:ascii="Times New Roman" w:eastAsia="Times New Roman" w:hAnsi="Times New Roman"/>
-          <w:sz w:val="20"/>
-        </w:rPr>
-        <w:t>Caught before running anything, by checking what the integration script actually targeted rather than assuming its scope matched the project's current vocabulary.</w:t>
-      </w:r>
-    </w:p>
-    <w:p>
-      <w:pPr>
-        <w:spacing w:after="120"/>
-        <w:ind w:firstLine="288"/>
-        <w:jc w:val="both"/>
-      </w:pPr>
-      <w:r>
-        <w:rPr>
-          <w:rFonts w:ascii="Times New Roman" w:eastAsia="Times New Roman" w:hAnsi="Times New Roman"/>
-          <w:b/>
-          <w:sz w:val="20"/>
-        </w:rPr>
-        <w:t xml:space="preserve">Fix. </w:t>
-      </w:r>
-      <w:r>
-        <w:rPr>
-          <w:rFonts w:ascii="Times New Roman" w:eastAsia="Times New Roman" w:hAnsi="Times New Roman"/>
-          <w:sz w:val="20"/>
-        </w:rPr>
-        <w:t xml:space="preserve">Built a new AXI4-Lite/AXI4-Stream wrapper for the full pipeline, deliberately keeping the underlying RTL's own </w:t>
-      </w:r>
-      <w:r>
-        <w:rPr>
-          <w:rFonts w:ascii="Times New Roman" w:eastAsia="Times New Roman" w:hAnsi="Times New Roman"/>
-          <w:sz w:val="20"/>
-        </w:rPr>
-        <w:lastRenderedPageBreak/>
-        <w:t xml:space="preserve">parameter names instead of introducing new aliases </w:t>
-      </w:r>
-      <w:r>
-        <w:rPr>
-          <w:rFonts w:ascii="Times New Roman" w:eastAsia="Times New Roman" w:hAnsi="Times New Roman"/>
-          <w:sz w:val="20"/>
-        </w:rPr>
-        <w:t>-</w:t>
-      </w:r>
-      <w:r>
-        <w:rPr>
-          <w:rFonts w:ascii="Times New Roman" w:eastAsia="Times New Roman" w:hAnsi="Times New Roman"/>
-          <w:sz w:val="20"/>
-        </w:rPr>
-        <w:t xml:space="preserve"> a direct, explicit application of the lesson from A.4, since renaming was exactly what caused that earlier drift bug. The new wrapper needed zero configuration overrides in the integration script as a direct result.</w:t>
-      </w:r>
-    </w:p>
-    <w:p>
-      <w:pPr>
-        <w:spacing w:after="60"/>
-        <w:ind w:firstLine="288"/>
-        <w:jc w:val="both"/>
-      </w:pPr>
-      <w:r>
-        <w:rPr>
-          <w:rFonts w:ascii="Times New Roman" w:eastAsia="Times New Roman" w:hAnsi="Times New Roman"/>
-          <w:b/>
-          <w:i/>
-          <w:sz w:val="20"/>
-        </w:rPr>
-        <w:t xml:space="preserve">Why this matters. </w:t>
-      </w:r>
-      <w:r>
-        <w:rPr>
-          <w:rFonts w:ascii="Times New Roman" w:eastAsia="Times New Roman" w:hAnsi="Times New Roman"/>
-          <w:i/>
-          <w:sz w:val="20"/>
-        </w:rPr>
-        <w:t xml:space="preserve">"Run the existing integration script" is not always as simple as running it </w:t>
-      </w:r>
-      <w:r>
-        <w:rPr>
-          <w:rFonts w:ascii="Times New Roman" w:eastAsia="Times New Roman" w:hAnsi="Times New Roman"/>
-          <w:i/>
-          <w:sz w:val="20"/>
-        </w:rPr>
-        <w:t>-</w:t>
-      </w:r>
-      <w:r>
-        <w:rPr>
-          <w:rFonts w:ascii="Times New Roman" w:eastAsia="Times New Roman" w:hAnsi="Times New Roman"/>
-          <w:i/>
-          <w:sz w:val="20"/>
-        </w:rPr>
-        <w:t xml:space="preserve"> checking that its scope still matches what the rest of the project means by "the accelerator" is worth a pause before spending a synthesis run on the wrong target. This is also a strong example of a documented lesson actively changing how the next piece of work was built, not just how a bug was fixed after the fact.</w:t>
-      </w:r>
-    </w:p>
-    <w:p>
-      <w:pPr>
-        <w:spacing w:after="240"/>
-      </w:pPr>
-      <w:r>
-        <w:rPr>
-          <w:rFonts w:ascii="Times New Roman" w:eastAsia="Times New Roman" w:hAnsi="Times New Roman"/>
-          <w:i/>
-          <w:sz w:val="17"/>
-        </w:rPr>
-        <w:t>project_story.md §19</w:t>
-      </w:r>
-    </w:p>
-    <w:p>
-      <w:pPr>
-        <w:pStyle w:val="21"/>
-        <w:numPr>
-          <w:ilvl w:val="0"/>
-          <w:numId w:val="0"/>
-        </w:numPr>
-        <w:jc w:val="center"/>
-        <w:rPr>
-          <w:rFonts w:asciiTheme="minorHAnsi" w:hAnsiTheme="minorHAnsi"/>
-        </w:rPr>
-      </w:pPr>
-      <w:r>
-        <w:rPr>
-          <w:rFonts w:asciiTheme="minorHAnsi" w:hAnsiTheme="minorHAnsi"/>
-        </w:rPr>
-        <w:t>A.7 A Synthesis Attribute That Silently Did Nothing</w:t>
-      </w:r>
-    </w:p>
-    <w:p>
-      <w:pPr>
-        <w:spacing w:after="120"/>
-        <w:ind w:firstLine="288"/>
-        <w:jc w:val="both"/>
-      </w:pPr>
-      <w:r>
-        <w:rPr>
-          <w:rFonts w:ascii="Times New Roman" w:eastAsia="Times New Roman" w:hAnsi="Times New Roman"/>
-          <w:sz w:val="20"/>
-        </w:rPr>
-        <w:t xml:space="preserve">DSP48E1 hard-macro usage sat at just 5.91% while LUT usage climbed toward 58% at the full-SoC level </w:t>
-      </w:r>
-      <w:r>
-        <w:rPr>
-          <w:rFonts w:ascii="Times New Roman" w:eastAsia="Times New Roman" w:hAnsi="Times New Roman"/>
-          <w:sz w:val="20"/>
-        </w:rPr>
-        <w:t>-</w:t>
-      </w:r>
-      <w:r>
-        <w:rPr>
-          <w:rFonts w:ascii="Times New Roman" w:eastAsia="Times New Roman" w:hAnsi="Times New Roman"/>
-          <w:sz w:val="20"/>
-        </w:rPr>
-        <w:t xml:space="preserve"> an inversion of what a matmul-dominated systolic array accelerator should look like. The first attempt to force multiplications onto DSP48E1s, by placing a `use_dsp` synthesis attribute directly above the multiply-accumulate `always` block, produced byte-identical utilization on re-synthesis: no error, and no effect.</w:t>
-      </w:r>
-    </w:p>
-    <w:p>
-      <w:pPr>
-        <w:spacing w:after="120"/>
-        <w:ind w:firstLine="288"/>
-        <w:jc w:val="both"/>
-      </w:pPr>
-      <w:r>
-        <w:rPr>
-          <w:rFonts w:ascii="Times New Roman" w:eastAsia="Times New Roman" w:hAnsi="Times New Roman"/>
-          <w:b/>
-          <w:sz w:val="20"/>
-        </w:rPr>
-        <w:t xml:space="preserve">Investigation. </w:t>
-      </w:r>
-      <w:r>
-        <w:rPr>
-          <w:rFonts w:ascii="Times New Roman" w:eastAsia="Times New Roman" w:hAnsi="Times New Roman"/>
-          <w:sz w:val="20"/>
-        </w:rPr>
-        <w:t xml:space="preserve">Per Xilinx UG901, the `use_dsp` attribute must attach to the register declaration that holds the multiply result, not the enclosing procedural block </w:t>
-      </w:r>
-      <w:r>
-        <w:rPr>
-          <w:rFonts w:ascii="Times New Roman" w:eastAsia="Times New Roman" w:hAnsi="Times New Roman"/>
-          <w:sz w:val="20"/>
-        </w:rPr>
-        <w:t>-</w:t>
-      </w:r>
-      <w:r>
-        <w:rPr>
-          <w:rFonts w:ascii="Times New Roman" w:eastAsia="Times New Roman" w:hAnsi="Times New Roman"/>
-          <w:sz w:val="20"/>
-        </w:rPr>
-        <w:t xml:space="preserve"> an attribute on the `always` statement itself isn't a recognized attachment point and is silently dropped during elaboration, with no warning.</w:t>
-      </w:r>
-    </w:p>
-    <w:p>
-      <w:pPr>
-        <w:spacing w:after="120"/>
-        <w:ind w:firstLine="288"/>
-        <w:jc w:val="both"/>
-      </w:pPr>
-      <w:r>
-        <w:rPr>
-          <w:rFonts w:ascii="Times New Roman" w:eastAsia="Times New Roman" w:hAnsi="Times New Roman"/>
-          <w:b/>
-          <w:sz w:val="20"/>
-        </w:rPr>
-        <w:t xml:space="preserve">Fix. </w:t>
-      </w:r>
-      <w:r>
-        <w:rPr>
-          <w:rFonts w:ascii="Times New Roman" w:eastAsia="Times New Roman" w:hAnsi="Times New Roman"/>
-          <w:sz w:val="20"/>
-        </w:rPr>
-        <w:t xml:space="preserve">Changed the relevant output from `output reg` to `output wire`, introduced a per-branch internal register carrying the attribute correctly, and drove the port via a continuous assignment </w:t>
-      </w:r>
-      <w:r>
-        <w:rPr>
-          <w:rFonts w:ascii="Times New Roman" w:eastAsia="Times New Roman" w:hAnsi="Times New Roman"/>
-          <w:sz w:val="20"/>
-        </w:rPr>
-        <w:t>-</w:t>
-      </w:r>
-      <w:r>
-        <w:rPr>
-          <w:rFonts w:ascii="Times New Roman" w:eastAsia="Times New Roman" w:hAnsi="Times New Roman"/>
-          <w:sz w:val="20"/>
-        </w:rPr>
-        <w:t xml:space="preserve"> functionally and cycle-timing identical to the original RTL. Re-synthesis then showed DSP48E1 usage jump from 13 to 205 and CARRY4 usage drop by more than half. True dual-8-bit DSP packing was considered and explicitly ruled out first, since it would have required restructuring the systolic array's timing skew, a real microarchitecture change; the chosen fix was a lower-risk partial 1:1 DSP mapping (12 of 16 systolic rows) sized to fit the chip's DSP budget.</w:t>
-      </w:r>
-    </w:p>
-    <w:p>
-      <w:pPr>
-        <w:spacing w:after="60"/>
-        <w:ind w:firstLine="288"/>
-        <w:jc w:val="both"/>
-      </w:pPr>
-      <w:r>
-        <w:rPr>
-          <w:rFonts w:ascii="Times New Roman" w:eastAsia="Times New Roman" w:hAnsi="Times New Roman"/>
-          <w:b/>
-          <w:i/>
-          <w:sz w:val="20"/>
-        </w:rPr>
-        <w:t xml:space="preserve">Why this matters. </w:t>
-      </w:r>
-      <w:r>
-        <w:rPr>
-          <w:rFonts w:ascii="Times New Roman" w:eastAsia="Times New Roman" w:hAnsi="Times New Roman"/>
-          <w:i/>
-          <w:sz w:val="20"/>
-        </w:rPr>
-        <w:t xml:space="preserve">A synthesis pragma that produces no error and no effect is exactly the kind of silent failure that's easy to miss if you only check for compile errors, not utilization numbers before and after. This is one of the project's strongest single findings and worth being able to explain precisely </w:t>
-      </w:r>
-      <w:r>
-        <w:rPr>
-          <w:rFonts w:ascii="Times New Roman" w:eastAsia="Times New Roman" w:hAnsi="Times New Roman"/>
-          <w:i/>
-          <w:sz w:val="20"/>
-        </w:rPr>
-        <w:t>(attribute-attachment rules, wire-vs-reg, why the fix preserves identical behavior) in an interview.</w:t>
-      </w:r>
-    </w:p>
-    <w:p>
-      <w:pPr>
-        <w:spacing w:after="240"/>
-      </w:pPr>
-      <w:r>
-        <w:rPr>
-          <w:rFonts w:ascii="Times New Roman" w:eastAsia="Times New Roman" w:hAnsi="Times New Roman"/>
-          <w:i/>
-          <w:sz w:val="17"/>
-        </w:rPr>
-        <w:t>project_story.md §20</w:t>
-      </w:r>
-    </w:p>
-    <w:p>
-      <w:pPr>
-        <w:pStyle w:val="21"/>
-        <w:numPr>
-          <w:ilvl w:val="0"/>
-          <w:numId w:val="0"/>
-        </w:numPr>
-        <w:jc w:val="center"/>
-        <w:rPr>
-          <w:rFonts w:asciiTheme="minorHAnsi" w:hAnsiTheme="minorHAnsi"/>
-        </w:rPr>
-      </w:pPr>
-      <w:r>
-        <w:rPr>
-          <w:rFonts w:asciiTheme="minorHAnsi" w:hAnsiTheme="minorHAnsi"/>
-        </w:rPr>
-        <w:t>A.8 Same Chip, Different Board: the PYNQ-Z1 to PYNQ-Z2 Hardware Audit</w:t>
-      </w:r>
-    </w:p>
-    <w:p>
-      <w:pPr>
-        <w:spacing w:after="120"/>
-        <w:ind w:firstLine="288"/>
-        <w:jc w:val="both"/>
-      </w:pPr>
-      <w:r>
-        <w:rPr>
-          <w:rFonts w:ascii="Times New Roman" w:eastAsia="Times New Roman" w:hAnsi="Times New Roman"/>
-          <w:sz w:val="20"/>
-        </w:rPr>
-        <w:t>The physical board on hand is a PYNQ-Z2, but the whole flow had been built and verified against PYNQ-Z1 board files.</w:t>
-      </w:r>
-    </w:p>
-    <w:p>
-      <w:pPr>
-        <w:spacing w:after="120"/>
-        <w:ind w:firstLine="288"/>
-        <w:jc w:val="both"/>
-      </w:pPr>
-      <w:r>
-        <w:rPr>
-          <w:rFonts w:ascii="Times New Roman" w:eastAsia="Times New Roman" w:hAnsi="Times New Roman"/>
-          <w:b/>
-          <w:sz w:val="20"/>
-        </w:rPr>
-        <w:t xml:space="preserve">Investigation. </w:t>
-      </w:r>
-      <w:r>
-        <w:rPr>
-          <w:rFonts w:ascii="Times New Roman" w:eastAsia="Times New Roman" w:hAnsi="Times New Roman"/>
-          <w:sz w:val="20"/>
-        </w:rPr>
-        <w:t xml:space="preserve">Both boards use the identical Zynq-7020 chip, so everything living inside the fabric (RTL, timing closure, utilization, the complete absence of any user I/O constraints file) travels unchanged. The real risk was narrower and easy to overlook: the integration script's PS7 configuration hardcodes not just a cosmetic board-name string but the actual DDR3 board-preset values </w:t>
-      </w:r>
-      <w:r>
-        <w:rPr>
-          <w:rFonts w:ascii="Times New Roman" w:eastAsia="Times New Roman" w:hAnsi="Times New Roman"/>
-          <w:sz w:val="20"/>
-        </w:rPr>
-        <w:t>-</w:t>
-      </w:r>
-      <w:r>
-        <w:rPr>
-          <w:rFonts w:ascii="Times New Roman" w:eastAsia="Times New Roman" w:hAnsi="Times New Roman"/>
-          <w:sz w:val="20"/>
-        </w:rPr>
-        <w:t xml:space="preserve"> part number, per-pin trace-length and delay figures </w:t>
-      </w:r>
-      <w:r>
-        <w:rPr>
-          <w:rFonts w:ascii="Times New Roman" w:eastAsia="Times New Roman" w:hAnsi="Times New Roman"/>
-          <w:sz w:val="20"/>
-        </w:rPr>
-        <w:t>-</w:t>
-      </w:r>
-      <w:r>
-        <w:rPr>
-          <w:rFonts w:ascii="Times New Roman" w:eastAsia="Times New Roman" w:hAnsi="Times New Roman"/>
-          <w:sz w:val="20"/>
-        </w:rPr>
-        <w:t xml:space="preserve"> that model the PYNQ-Z1 PCB's specific DDR3 layout, which is a different physical board than the PYNQ-Z2 actually being used.</w:t>
-      </w:r>
-    </w:p>
-    <w:p>
-      <w:pPr>
-        <w:spacing w:after="120"/>
-        <w:ind w:firstLine="288"/>
-        <w:jc w:val="both"/>
-      </w:pPr>
-      <w:r>
-        <w:rPr>
-          <w:rFonts w:ascii="Times New Roman" w:eastAsia="Times New Roman" w:hAnsi="Times New Roman"/>
-          <w:b/>
-          <w:sz w:val="20"/>
-        </w:rPr>
-        <w:t xml:space="preserve">Fix. </w:t>
-      </w:r>
-      <w:r>
-        <w:rPr>
-          <w:rFonts w:ascii="Times New Roman" w:eastAsia="Times New Roman" w:hAnsi="Times New Roman"/>
-          <w:sz w:val="20"/>
-        </w:rPr>
-        <w:t xml:space="preserve">Deliberately did not hand-patch plausible-looking replacement numbers, since a fabricated-but-plausible DDR calibration value is worse than an honestly-wrong one </w:t>
-      </w:r>
-      <w:r>
-        <w:rPr>
-          <w:rFonts w:ascii="Times New Roman" w:eastAsia="Times New Roman" w:hAnsi="Times New Roman"/>
-          <w:sz w:val="20"/>
-        </w:rPr>
-        <w:t>-</w:t>
-      </w:r>
-      <w:r>
-        <w:rPr>
-          <w:rFonts w:ascii="Times New Roman" w:eastAsia="Times New Roman" w:hAnsi="Times New Roman"/>
-          <w:sz w:val="20"/>
-        </w:rPr>
-        <w:t xml:space="preserve"> it would look fixed while still being invented. Updated the board-part string to attempt the correct board identifier and left explicit inline comments flagging exactly which values are still PYNQ-Z1-specific, so the gap can't be silently forgotten. The correct fix (installing the board vendor's official Vivado board files and re-applying the preset from the GUI) was documented as the next concrete step rather than approximated.</w:t>
-      </w:r>
-    </w:p>
-    <w:p>
-      <w:pPr>
-        <w:spacing w:after="60"/>
-        <w:ind w:firstLine="288"/>
-        <w:jc w:val="both"/>
-      </w:pPr>
-      <w:r>
-        <w:rPr>
-          <w:rFonts w:ascii="Times New Roman" w:eastAsia="Times New Roman" w:hAnsi="Times New Roman"/>
-          <w:b/>
-          <w:i/>
-          <w:sz w:val="20"/>
-        </w:rPr>
-        <w:t xml:space="preserve">Why this matters. </w:t>
-      </w:r>
-      <w:r>
-        <w:rPr>
-          <w:rFonts w:ascii="Times New Roman" w:eastAsia="Times New Roman" w:hAnsi="Times New Roman"/>
-          <w:i/>
-          <w:sz w:val="20"/>
-        </w:rPr>
-        <w:t xml:space="preserve">"Same silicon part number" and "same board" are not the same claim </w:t>
-      </w:r>
-      <w:r>
-        <w:rPr>
-          <w:rFonts w:ascii="Times New Roman" w:eastAsia="Times New Roman" w:hAnsi="Times New Roman"/>
-          <w:i/>
-          <w:sz w:val="20"/>
-        </w:rPr>
-        <w:t>-</w:t>
-      </w:r>
-      <w:r>
-        <w:rPr>
-          <w:rFonts w:ascii="Times New Roman" w:eastAsia="Times New Roman" w:hAnsi="Times New Roman"/>
-          <w:i/>
-          <w:sz w:val="20"/>
-        </w:rPr>
-        <w:t xml:space="preserve"> a good interview answer distinguishes precisely which parts of a hardware design travel with the chip and which are tied to the physical board it sits on, and explains why guessing a DDR calibration number is actively worse than leaving it visibly unresolved.</w:t>
-      </w:r>
-    </w:p>
-    <w:p>
-      <w:pPr>
-        <w:spacing w:after="240"/>
-      </w:pPr>
-      <w:r>
-        <w:rPr>
-          <w:rFonts w:ascii="Times New Roman" w:eastAsia="Times New Roman" w:hAnsi="Times New Roman"/>
-          <w:i/>
-          <w:sz w:val="17"/>
-        </w:rPr>
-        <w:t>project_story.md §22</w:t>
-      </w:r>
-    </w:p>
-    <w:p>
-      <w:pPr>
-        <w:pStyle w:val="21"/>
-        <w:numPr>
-          <w:ilvl w:val="0"/>
-          <w:numId w:val="0"/>
-        </w:numPr>
-        <w:jc w:val="center"/>
-        <w:rPr>
-          <w:rFonts w:asciiTheme="minorHAnsi" w:hAnsiTheme="minorHAnsi"/>
-        </w:rPr>
-      </w:pPr>
-      <w:r>
-        <w:rPr>
-          <w:rFonts w:asciiTheme="minorHAnsi" w:hAnsiTheme="minorHAnsi"/>
-        </w:rPr>
-        <w:t>A.9 A Comprehensively Stale Software Driver, Found and Rebuilt From the Real Register Map</w:t>
-      </w:r>
-    </w:p>
-    <w:p>
-      <w:pPr>
-        <w:spacing w:after="120"/>
-        <w:ind w:firstLine="288"/>
-        <w:jc w:val="both"/>
-      </w:pPr>
-      <w:r>
-        <w:rPr>
-          <w:rFonts w:ascii="Times New Roman" w:eastAsia="Times New Roman" w:hAnsi="Times New Roman"/>
-          <w:sz w:val="20"/>
-        </w:rPr>
-        <w:t>The repository's existing PYNQ/Python driver (`apps/MM.py`) predated the project's later integration of the full matmul-Softmax-GELU pipeline. It configured the wrong array size, hardcoded peripheral addresses that didn't match the real integration script's address map, and only knew about the old 4-register matmul-only control interface.</w:t>
-      </w:r>
-    </w:p>
-    <w:p>
-      <w:pPr>
-        <w:spacing w:after="120"/>
-        <w:ind w:firstLine="288"/>
-        <w:jc w:val="both"/>
-      </w:pPr>
-      <w:r>
-        <w:rPr>
-          <w:rFonts w:ascii="Times New Roman" w:eastAsia="Times New Roman" w:hAnsi="Times New Roman"/>
-          <w:b/>
-          <w:sz w:val="20"/>
-        </w:rPr>
-        <w:lastRenderedPageBreak/>
-        <w:t xml:space="preserve">Investigation. </w:t>
-      </w:r>
-      <w:r>
-        <w:rPr>
-          <w:rFonts w:ascii="Times New Roman" w:eastAsia="Times New Roman" w:hAnsi="Times New Roman"/>
-          <w:sz w:val="20"/>
-        </w:rPr>
-        <w:t xml:space="preserve">Rather than patch individual wrong values, the whole register/DMA contract was re-derived directly from the current RTL wrapper's own header comments and the real generated hardware description </w:t>
-      </w:r>
-      <w:r>
-        <w:rPr>
-          <w:rFonts w:ascii="Times New Roman" w:eastAsia="Times New Roman" w:hAnsi="Times New Roman"/>
-          <w:sz w:val="20"/>
-        </w:rPr>
-        <w:t>-</w:t>
-      </w:r>
-      <w:r>
-        <w:rPr>
-          <w:rFonts w:ascii="Times New Roman" w:eastAsia="Times New Roman" w:hAnsi="Times New Roman"/>
-          <w:sz w:val="20"/>
-        </w:rPr>
-        <w:t xml:space="preserve"> the same discipline established for the integration script in A.4. On the very first real hardware run, this caught a second, independent mismatch: PYNQ names a custom AXI-Lite peripheral after its actual AXI interface name, not its block instance name, so a hardcoded attribute path would have failed the moment it was used.</w:t>
-      </w:r>
-    </w:p>
-    <w:p>
-      <w:pPr>
-        <w:spacing w:after="120"/>
-        <w:ind w:firstLine="288"/>
-        <w:jc w:val="both"/>
-      </w:pPr>
-      <w:r>
-        <w:rPr>
-          <w:rFonts w:ascii="Times New Roman" w:eastAsia="Times New Roman" w:hAnsi="Times New Roman"/>
-          <w:b/>
-          <w:sz w:val="20"/>
-        </w:rPr>
-        <w:t xml:space="preserve">Fix. </w:t>
-      </w:r>
-      <w:r>
-        <w:rPr>
-          <w:rFonts w:ascii="Times New Roman" w:eastAsia="Times New Roman" w:hAnsi="Times New Roman"/>
-          <w:sz w:val="20"/>
-        </w:rPr>
-        <w:t>Rewrote the driver from scratch against the real address map and register layout, and replaced the hardcoded IP-attribute access with a small resolver helper that searches the overlay's actual IP dictionary instead of assuming one specific naming convention.</w:t>
-      </w:r>
-    </w:p>
-    <w:p>
-      <w:pPr>
-        <w:spacing w:after="60"/>
-        <w:ind w:firstLine="288"/>
-        <w:jc w:val="both"/>
-      </w:pPr>
-      <w:r>
-        <w:rPr>
-          <w:rFonts w:ascii="Times New Roman" w:eastAsia="Times New Roman" w:hAnsi="Times New Roman"/>
-          <w:b/>
-          <w:i/>
-          <w:sz w:val="20"/>
-        </w:rPr>
-        <w:t xml:space="preserve">Why this matters. </w:t>
-      </w:r>
-      <w:r>
-        <w:rPr>
-          <w:rFonts w:ascii="Times New Roman" w:eastAsia="Times New Roman" w:hAnsi="Times New Roman"/>
-          <w:i/>
-          <w:sz w:val="20"/>
-        </w:rPr>
-        <w:t xml:space="preserve">A driver that looks complete (helper functions, shape validation, error handling) can still be built entirely against the wrong version of the hardware </w:t>
-      </w:r>
-      <w:r>
-        <w:rPr>
-          <w:rFonts w:ascii="Times New Roman" w:eastAsia="Times New Roman" w:hAnsi="Times New Roman"/>
-          <w:i/>
-          <w:sz w:val="20"/>
-        </w:rPr>
-        <w:t>-</w:t>
-      </w:r>
-      <w:r>
-        <w:rPr>
-          <w:rFonts w:ascii="Times New Roman" w:eastAsia="Times New Roman" w:hAnsi="Times New Roman"/>
-          <w:i/>
-          <w:sz w:val="20"/>
-        </w:rPr>
-        <w:t xml:space="preserve"> every one of its wrong values traced back to a single root cause, that nobody had updated it since the hardware it targeted changed. It's also a clean example of not trusting an assumption about how a tool names things until checking the tool's own actual output.</w:t>
-      </w:r>
-    </w:p>
-    <w:p>
-      <w:pPr>
-        <w:spacing w:after="240"/>
-      </w:pPr>
-      <w:r>
-        <w:rPr>
-          <w:rFonts w:ascii="Times New Roman" w:eastAsia="Times New Roman" w:hAnsi="Times New Roman"/>
-          <w:i/>
-          <w:sz w:val="17"/>
-        </w:rPr>
-        <w:t>project_story.md §23, §25</w:t>
-      </w:r>
-    </w:p>
-    <w:p>
-      <w:pPr>
-        <w:pStyle w:val="21"/>
-        <w:numPr>
-          <w:ilvl w:val="0"/>
-          <w:numId w:val="0"/>
-        </w:numPr>
-        <w:jc w:val="center"/>
-        <w:rPr>
-          <w:rFonts w:asciiTheme="minorHAnsi" w:hAnsiTheme="minorHAnsi"/>
-        </w:rPr>
-      </w:pPr>
-      <w:r>
-        <w:rPr>
-          <w:rFonts w:asciiTheme="minorHAnsi" w:hAnsiTheme="minorHAnsi"/>
-        </w:rPr>
-        <w:t>A.10 A Real, Reproducible Hardware/Software Mismatch, Diagnosed Methodically</w:t>
-      </w:r>
-    </w:p>
-    <w:p>
-      <w:pPr>
-        <w:spacing w:after="120"/>
-        <w:ind w:firstLine="288"/>
-        <w:jc w:val="both"/>
-      </w:pPr>
-      <w:r>
-        <w:rPr>
-          <w:rFonts w:ascii="Times New Roman" w:eastAsia="Times New Roman" w:hAnsi="Times New Roman"/>
-          <w:sz w:val="20"/>
-        </w:rPr>
-        <w:t xml:space="preserve">The first numerical test on real PYNQ-Z2 hardware showed 11 of 256 output elements (about 4.3%) outside the golden model's tolerance </w:t>
-      </w:r>
-      <w:r>
-        <w:rPr>
-          <w:rFonts w:ascii="Times New Roman" w:eastAsia="Times New Roman" w:hAnsi="Times New Roman"/>
-          <w:sz w:val="20"/>
-        </w:rPr>
-        <w:t>-</w:t>
-      </w:r>
-      <w:r>
-        <w:rPr>
-          <w:rFonts w:ascii="Times New Roman" w:eastAsia="Times New Roman" w:hAnsi="Times New Roman"/>
-          <w:sz w:val="20"/>
-        </w:rPr>
-        <w:t xml:space="preserve"> every failing output was exactly zero, against expected values around 0.05-0.10.</w:t>
-      </w:r>
-    </w:p>
-    <w:p>
-      <w:pPr>
-        <w:spacing w:after="120"/>
-        <w:ind w:firstLine="288"/>
-        <w:jc w:val="both"/>
-      </w:pPr>
-      <w:r>
-        <w:rPr>
-          <w:rFonts w:ascii="Times New Roman" w:eastAsia="Times New Roman" w:hAnsi="Times New Roman"/>
-          <w:b/>
-          <w:sz w:val="20"/>
-        </w:rPr>
-        <w:t xml:space="preserve">Investigation. </w:t>
-      </w:r>
-      <w:r>
-        <w:rPr>
-          <w:rFonts w:ascii="Times New Roman" w:eastAsia="Times New Roman" w:hAnsi="Times New Roman"/>
-          <w:sz w:val="20"/>
-        </w:rPr>
-        <w:t xml:space="preserve">Investigated in a fixed order, ruling out cheaper explanations before touching RTL: re-ran the identical input three times and got bit-for-bit identical failures, ruling out timing noise; confirmed the FIFO-overflow safeguard hadn't fired; correlated 15 additional trials against each element's distance from its row's maximum value; and hand-traced the Softmax/Exp/Ln modules for a specific zero-output hypothesis, which the trace refuted. Rather than keep guessing by hand, wrote a standalone debug testbench reproducing the exact failing row through the Softmax module alone, with a full internal-signal trace. It came back clean: the isolated module computed the correct, non-zero answer given the same inputs </w:t>
-      </w:r>
-      <w:r>
-        <w:rPr>
-          <w:rFonts w:ascii="Times New Roman" w:eastAsia="Times New Roman" w:hAnsi="Times New Roman"/>
-          <w:sz w:val="20"/>
-        </w:rPr>
-        <w:t>-</w:t>
-      </w:r>
-      <w:r>
-        <w:rPr>
-          <w:rFonts w:ascii="Times New Roman" w:eastAsia="Times New Roman" w:hAnsi="Times New Roman"/>
-          <w:sz w:val="20"/>
-        </w:rPr>
-        <w:t xml:space="preserve"> proving the bug, if it was a logic bug at all, had to be somewhere the isolated test couldn't reach (the real data path feeding it, the </w:t>
-      </w:r>
-      <w:r>
-        <w:rPr>
-          <w:rFonts w:ascii="Times New Roman" w:eastAsia="Times New Roman" w:hAnsi="Times New Roman"/>
-          <w:sz w:val="20"/>
-        </w:rPr>
-        <w:t>actual register configuration, or something only real hardware timing could expose).</w:t>
-      </w:r>
-    </w:p>
-    <w:p>
-      <w:pPr>
-        <w:spacing w:after="120"/>
-        <w:ind w:firstLine="288"/>
-        <w:jc w:val="both"/>
-      </w:pPr>
-      <w:r>
-        <w:rPr>
-          <w:rFonts w:ascii="Times New Roman" w:eastAsia="Times New Roman" w:hAnsi="Times New Roman"/>
-          <w:b/>
-          <w:sz w:val="20"/>
-        </w:rPr>
-        <w:t xml:space="preserve">Fix. </w:t>
-      </w:r>
-      <w:r>
-        <w:rPr>
-          <w:rFonts w:ascii="Times New Roman" w:eastAsia="Times New Roman" w:hAnsi="Times New Roman"/>
-          <w:sz w:val="20"/>
-        </w:rPr>
-        <w:t xml:space="preserve">Not resolved by this test alone </w:t>
-      </w:r>
-      <w:r>
-        <w:rPr>
-          <w:rFonts w:ascii="Times New Roman" w:eastAsia="Times New Roman" w:hAnsi="Times New Roman"/>
-          <w:sz w:val="20"/>
-        </w:rPr>
-        <w:t>-</w:t>
-      </w:r>
-      <w:r>
-        <w:rPr>
-          <w:rFonts w:ascii="Times New Roman" w:eastAsia="Times New Roman" w:hAnsi="Times New Roman"/>
-          <w:sz w:val="20"/>
-        </w:rPr>
-        <w:t xml:space="preserve"> it correctly redirected the search rather than closing it (see A.11).</w:t>
-      </w:r>
-    </w:p>
-    <w:p>
-      <w:pPr>
-        <w:spacing w:after="60"/>
-        <w:ind w:firstLine="288"/>
-        <w:jc w:val="both"/>
-      </w:pPr>
-      <w:r>
-        <w:rPr>
-          <w:rFonts w:ascii="Times New Roman" w:eastAsia="Times New Roman" w:hAnsi="Times New Roman"/>
-          <w:b/>
-          <w:i/>
-          <w:sz w:val="20"/>
-        </w:rPr>
-        <w:t xml:space="preserve">Why this matters. </w:t>
-      </w:r>
-      <w:r>
-        <w:rPr>
-          <w:rFonts w:ascii="Times New Roman" w:eastAsia="Times New Roman" w:hAnsi="Times New Roman"/>
-          <w:i/>
-          <w:sz w:val="20"/>
-        </w:rPr>
-        <w:t>A clean negative result is not a dead end, it's a boundary: once a module is proven correct in isolation, the remaining search space is provably everything outside it, not "somewhere in the module, just not the spots already checked." This entry is a strong interview answer to "tell me about a hard bug you debugged," since it shows a disciplined process (cheapest checks first, structural before circumstantial) rather than a lucky guess.</w:t>
-      </w:r>
-    </w:p>
-    <w:p>
-      <w:pPr>
-        <w:spacing w:after="240"/>
-      </w:pPr>
-      <w:r>
-        <w:rPr>
-          <w:rFonts w:ascii="Times New Roman" w:eastAsia="Times New Roman" w:hAnsi="Times New Roman"/>
-          <w:i/>
-          <w:sz w:val="17"/>
-        </w:rPr>
-        <w:t>project_story.md §26, §28</w:t>
-      </w:r>
-    </w:p>
-    <w:p>
-      <w:pPr>
-        <w:pStyle w:val="21"/>
-        <w:numPr>
-          <w:ilvl w:val="0"/>
-          <w:numId w:val="0"/>
-        </w:numPr>
-        <w:jc w:val="center"/>
-        <w:rPr>
-          <w:rFonts w:asciiTheme="minorHAnsi" w:hAnsiTheme="minorHAnsi"/>
-        </w:rPr>
-      </w:pPr>
-      <w:r>
-        <w:rPr>
-          <w:rFonts w:asciiTheme="minorHAnsi" w:hAnsiTheme="minorHAnsi"/>
-        </w:rPr>
-        <w:t>A.11 The Real Root Cause: a Tiny-Shape Edge Case, Not a Design Flaw</w:t>
-      </w:r>
-    </w:p>
-    <w:p>
-      <w:pPr>
-        <w:spacing w:after="120"/>
-        <w:ind w:firstLine="288"/>
-        <w:jc w:val="both"/>
-      </w:pPr>
-      <w:r>
-        <w:rPr>
-          <w:rFonts w:ascii="Times New Roman" w:eastAsia="Times New Roman" w:hAnsi="Times New Roman"/>
-          <w:sz w:val="20"/>
-        </w:rPr>
-        <w:t>Following A.10's redirection, a targeted "marker row" hardware test (a unique spike per row, so a correctly-framed pipeline reproduces the spike's exact column position) showed the data-framing path itself was wrong even for a single row, and a sweep across small row counts hung outright at two rows.</w:t>
-      </w:r>
-    </w:p>
-    <w:p>
-      <w:pPr>
-        <w:spacing w:after="120"/>
-        <w:ind w:firstLine="288"/>
-        <w:jc w:val="both"/>
-      </w:pPr>
-      <w:r>
-        <w:rPr>
-          <w:rFonts w:ascii="Times New Roman" w:eastAsia="Times New Roman" w:hAnsi="Times New Roman"/>
-          <w:b/>
-          <w:sz w:val="20"/>
-        </w:rPr>
-        <w:t xml:space="preserve">Investigation. </w:t>
-      </w:r>
-      <w:r>
-        <w:rPr>
-          <w:rFonts w:ascii="Times New Roman" w:eastAsia="Times New Roman" w:hAnsi="Times New Roman"/>
-          <w:sz w:val="20"/>
-        </w:rPr>
-        <w:t xml:space="preserve">Every failing test up to this point </w:t>
-      </w:r>
-      <w:r>
-        <w:rPr>
-          <w:rFonts w:ascii="Times New Roman" w:eastAsia="Times New Roman" w:hAnsi="Times New Roman"/>
-          <w:sz w:val="20"/>
-        </w:rPr>
-        <w:t>-</w:t>
-      </w:r>
-      <w:r>
-        <w:rPr>
-          <w:rFonts w:ascii="Times New Roman" w:eastAsia="Times New Roman" w:hAnsi="Times New Roman"/>
-          <w:sz w:val="20"/>
-        </w:rPr>
-        <w:t xml:space="preserve"> including every test in A.10 </w:t>
-      </w:r>
-      <w:r>
-        <w:rPr>
-          <w:rFonts w:ascii="Times New Roman" w:eastAsia="Times New Roman" w:hAnsi="Times New Roman"/>
-          <w:sz w:val="20"/>
-        </w:rPr>
-        <w:t>-</w:t>
-      </w:r>
-      <w:r>
-        <w:rPr>
-          <w:rFonts w:ascii="Times New Roman" w:eastAsia="Times New Roman" w:hAnsi="Times New Roman"/>
-          <w:sz w:val="20"/>
-        </w:rPr>
-        <w:t xml:space="preserve"> used matrix-block-count values far smaller than anything the design had ever actually been verified at. Re-running the exact shape and configuration the full-pipeline simulation had already verified end-to-end (200×96×160) through the same real hardware path produced 0 of 32,000 output elements outside tolerance: the accelerator is correct on real silicon at the scale it was designed and verified for.</w:t>
-      </w:r>
-    </w:p>
-    <w:p>
-      <w:pPr>
-        <w:spacing w:after="120"/>
-        <w:ind w:firstLine="288"/>
-        <w:jc w:val="both"/>
-      </w:pPr>
-      <w:r>
-        <w:rPr>
-          <w:rFonts w:ascii="Times New Roman" w:eastAsia="Times New Roman" w:hAnsi="Times New Roman"/>
-          <w:b/>
-          <w:sz w:val="20"/>
-        </w:rPr>
-        <w:t xml:space="preserve">Fix. </w:t>
-      </w:r>
-      <w:r>
-        <w:rPr>
-          <w:rFonts w:ascii="Times New Roman" w:eastAsia="Times New Roman" w:hAnsi="Times New Roman"/>
-          <w:sz w:val="20"/>
-        </w:rPr>
-        <w:t>Reading the input-buffer's row-address counter logic directly (not hand-waved) found one concrete cause for the single-row failure: a wraparound condition that is mathematically correct for every row count except exactly one, where the wrap value it checks for can never actually occur. The two-row hang was traced to the same small-block-count territory but was not fully root-caused, and was explicitly left open rather than claimed fixed.</w:t>
-      </w:r>
-    </w:p>
-    <w:p>
-      <w:pPr>
-        <w:spacing w:after="60"/>
-        <w:ind w:firstLine="288"/>
-        <w:jc w:val="both"/>
-      </w:pPr>
-      <w:r>
-        <w:rPr>
-          <w:rFonts w:ascii="Times New Roman" w:eastAsia="Times New Roman" w:hAnsi="Times New Roman"/>
-          <w:b/>
-          <w:i/>
-          <w:sz w:val="20"/>
-        </w:rPr>
-        <w:t xml:space="preserve">Why this matters. </w:t>
-      </w:r>
-      <w:r>
-        <w:rPr>
-          <w:rFonts w:ascii="Times New Roman" w:eastAsia="Times New Roman" w:hAnsi="Times New Roman"/>
-          <w:i/>
-          <w:sz w:val="20"/>
-        </w:rPr>
-        <w:t xml:space="preserve">This is the project's central verification lesson: a "quick" small smoke test accidentally exercised a completely different, never-validated region of the design's parameter space, and nearly turned a genuine but narrow edge case into a false alarm about the whole accelerator's correctness. The decisive move wasn't a cleverer hypothesis </w:t>
-      </w:r>
-      <w:r>
-        <w:rPr>
-          <w:rFonts w:ascii="Times New Roman" w:eastAsia="Times New Roman" w:hAnsi="Times New Roman"/>
-          <w:i/>
-          <w:sz w:val="20"/>
-        </w:rPr>
-        <w:t>-</w:t>
-      </w:r>
-      <w:r>
-        <w:rPr>
-          <w:rFonts w:ascii="Times New Roman" w:eastAsia="Times New Roman" w:hAnsi="Times New Roman"/>
-          <w:i/>
-          <w:sz w:val="20"/>
-        </w:rPr>
-        <w:t xml:space="preserve"> it was re-running the exact condition already proven correct and confirming the result actually matched. A strong interview </w:t>
-      </w:r>
-      <w:r>
-        <w:rPr>
-          <w:rFonts w:ascii="Times New Roman" w:eastAsia="Times New Roman" w:hAnsi="Times New Roman"/>
-          <w:i/>
-          <w:sz w:val="20"/>
-        </w:rPr>
-        <w:lastRenderedPageBreak/>
-        <w:t>point: distinguishing "the design is wrong" from "my test exercised an unverified corner of the design" is a real, valuable engineering skill.</w:t>
-      </w:r>
-    </w:p>
-    <w:p>
-      <w:pPr>
-        <w:spacing w:after="240"/>
-      </w:pPr>
-      <w:r>
-        <w:rPr>
-          <w:rFonts w:ascii="Times New Roman" w:eastAsia="Times New Roman" w:hAnsi="Times New Roman"/>
-          <w:i/>
-          <w:sz w:val="17"/>
-        </w:rPr>
-        <w:t>project_story.md §29</w:t>
-      </w:r>
-    </w:p>
-    <w:p>
-      <w:pPr>
-        <w:pStyle w:val="21"/>
-        <w:numPr>
-          <w:ilvl w:val="0"/>
-          <w:numId w:val="0"/>
-        </w:numPr>
-        <w:jc w:val="center"/>
-        <w:rPr>
-          <w:rFonts w:asciiTheme="minorHAnsi" w:hAnsiTheme="minorHAnsi"/>
-        </w:rPr>
-      </w:pPr>
-      <w:r>
-        <w:rPr>
-          <w:rFonts w:asciiTheme="minorHAnsi" w:hAnsiTheme="minorHAnsi"/>
-        </w:rPr>
-        <w:t>A.12 Refusing to Report a Speedup the Pipeline Doesn't Actually Support</w:t>
-      </w:r>
-    </w:p>
-    <w:p>
-      <w:pPr>
-        <w:spacing w:after="120"/>
-        <w:ind w:firstLine="288"/>
-        <w:jc w:val="both"/>
-      </w:pPr>
-      <w:r>
-        <w:rPr>
-          <w:rFonts w:ascii="Times New Roman" w:eastAsia="Times New Roman" w:hAnsi="Times New Roman"/>
-          <w:sz w:val="20"/>
-        </w:rPr>
-        <w:t>Asked for a complete end-to-end Vision Transformer (ViT) benchmark: run a real ViT model, accelerate it with the hardware, and report the speedup.</w:t>
-      </w:r>
-    </w:p>
-    <w:p>
-      <w:pPr>
-        <w:spacing w:after="120"/>
-        <w:ind w:firstLine="288"/>
-        <w:jc w:val="both"/>
-      </w:pPr>
-      <w:r>
-        <w:rPr>
-          <w:rFonts w:ascii="Times New Roman" w:eastAsia="Times New Roman" w:hAnsi="Times New Roman"/>
-          <w:b/>
-          <w:sz w:val="20"/>
-        </w:rPr>
-        <w:t xml:space="preserve">Investigation. </w:t>
-      </w:r>
-      <w:r>
-        <w:rPr>
-          <w:rFonts w:ascii="Times New Roman" w:eastAsia="Times New Roman" w:hAnsi="Times New Roman"/>
-          <w:sz w:val="20"/>
-        </w:rPr>
-        <w:t>Before writing any benchmark code, checked whether the accelerator's fixed pipeline (matmul, then per-row Softmax, then GELU, fused with no way to tap the intermediate result) structurally matches any real ViT sub-block. It doesn't: self-attention needs matmul-softmax-matmul with no GELU in between, and the MLP block needs matmul-GELU-matmul with no Softmax in between. There is no ViT operation this specific fixed pipeline can correctly substitute into.</w:t>
-      </w:r>
-    </w:p>
-    <w:p>
-      <w:pPr>
-        <w:spacing w:after="120"/>
-        <w:ind w:firstLine="288"/>
-        <w:jc w:val="both"/>
-      </w:pPr>
-      <w:r>
-        <w:rPr>
-          <w:rFonts w:ascii="Times New Roman" w:eastAsia="Times New Roman" w:hAnsi="Times New Roman"/>
-          <w:b/>
-          <w:sz w:val="20"/>
-        </w:rPr>
-        <w:t xml:space="preserve">Fix. </w:t>
-      </w:r>
-      <w:r>
-        <w:rPr>
-          <w:rFonts w:ascii="Times New Roman" w:eastAsia="Times New Roman" w:hAnsi="Times New Roman"/>
-          <w:sz w:val="20"/>
-        </w:rPr>
-        <w:t>Presented this finding honestly rather than silently building a benchmark that would have reported a broken classification alongside a fabricated speedup number. The chosen alternative: a real, independently validated NumPy reimplementation of ViT-Tiny for a genuine software baseline and correctness check (matching the real PyTorch reference to float32 noise), plus a separate, clearly-labeled hardware kernel-throughput benchmark that never claims to represent an accelerated end-to-end ViT run.</w:t>
-      </w:r>
-    </w:p>
-    <w:p>
-      <w:pPr>
-        <w:spacing w:after="60"/>
-        <w:ind w:firstLine="288"/>
-        <w:jc w:val="both"/>
-      </w:pPr>
-      <w:r>
-        <w:rPr>
-          <w:rFonts w:ascii="Times New Roman" w:eastAsia="Times New Roman" w:hAnsi="Times New Roman"/>
-          <w:b/>
-          <w:i/>
-          <w:sz w:val="20"/>
-        </w:rPr>
-        <w:t xml:space="preserve">Why this matters. </w:t>
-      </w:r>
-      <w:r>
-        <w:rPr>
-          <w:rFonts w:ascii="Times New Roman" w:eastAsia="Times New Roman" w:hAnsi="Times New Roman"/>
-          <w:i/>
-          <w:sz w:val="20"/>
-        </w:rPr>
-        <w:t xml:space="preserve">The most valuable check before writing a benchmark is often not the code, it's whether the comparison it will report is actually true. This is a strong example of scientific/engineering integrity under pressure to produce an impressive number </w:t>
-      </w:r>
-      <w:r>
-        <w:rPr>
-          <w:rFonts w:ascii="Times New Roman" w:eastAsia="Times New Roman" w:hAnsi="Times New Roman"/>
-          <w:i/>
-          <w:sz w:val="20"/>
-        </w:rPr>
-        <w:t>-</w:t>
-      </w:r>
-      <w:r>
-        <w:rPr>
-          <w:rFonts w:ascii="Times New Roman" w:eastAsia="Times New Roman" w:hAnsi="Times New Roman"/>
-          <w:i/>
-          <w:sz w:val="20"/>
-        </w:rPr>
-        <w:t xml:space="preserve"> exactly the kind of judgment call an interviewer may probe for directly.</w:t>
-      </w:r>
-    </w:p>
-    <w:p>
-      <w:pPr>
-        <w:spacing w:after="240"/>
-      </w:pPr>
-      <w:r>
-        <w:rPr>
-          <w:rFonts w:ascii="Times New Roman" w:eastAsia="Times New Roman" w:hAnsi="Times New Roman"/>
-          <w:i/>
-          <w:sz w:val="17"/>
-        </w:rPr>
-        <w:t>project_story.md §30</w:t>
-      </w:r>
-    </w:p>
-    <w:p>
-      <w:pPr>
-        <w:pStyle w:val="21"/>
-        <w:numPr>
-          <w:ilvl w:val="0"/>
-          <w:numId w:val="0"/>
-        </w:numPr>
-        <w:jc w:val="center"/>
-        <w:rPr>
-          <w:rFonts w:asciiTheme="minorHAnsi" w:hAnsiTheme="minorHAnsi"/>
-        </w:rPr>
-      </w:pPr>
-      <w:r>
-        <w:rPr>
-          <w:rFonts w:asciiTheme="minorHAnsi" w:hAnsiTheme="minorHAnsi"/>
-        </w:rPr>
-        <w:t>A.13 A 64KB DMA Ceiling, and Why the Obvious Workaround Would Have Silently Corrupted Data</w:t>
-      </w:r>
-    </w:p>
-    <w:p>
-      <w:pPr>
-        <w:spacing w:after="120"/>
-        <w:ind w:firstLine="288"/>
-        <w:jc w:val="both"/>
-      </w:pPr>
-      <w:r>
-        <w:rPr>
-          <w:rFonts w:ascii="Times New Roman" w:eastAsia="Times New Roman" w:hAnsi="Times New Roman"/>
-          <w:sz w:val="20"/>
-        </w:rPr>
-        <w:t>The first real ViT-representative kernel benchmark run succeeded at one matrix shape but hard-failed at a larger one: the DMA engine refused the transfer outright because it exceeded a 65,536-byte maximum.</w:t>
-      </w:r>
-    </w:p>
-    <w:p>
-      <w:pPr>
-        <w:spacing w:after="120"/>
-        <w:ind w:firstLine="288"/>
-        <w:jc w:val="both"/>
-      </w:pPr>
-      <w:r>
-        <w:rPr>
-          <w:rFonts w:ascii="Times New Roman" w:eastAsia="Times New Roman" w:hAnsi="Times New Roman"/>
-          <w:b/>
-          <w:sz w:val="20"/>
-        </w:rPr>
-        <w:t xml:space="preserve">Investigation. </w:t>
-      </w:r>
-      <w:r>
-        <w:rPr>
-          <w:rFonts w:ascii="Times New Roman" w:eastAsia="Times New Roman" w:hAnsi="Times New Roman"/>
-          <w:sz w:val="20"/>
-        </w:rPr>
-        <w:t xml:space="preserve">Root cause: the three DMA cores were synthesized with a 16-bit transfer-length register, capping any </w:t>
-      </w:r>
-      <w:r>
-        <w:rPr>
-          <w:rFonts w:ascii="Times New Roman" w:eastAsia="Times New Roman" w:hAnsi="Times New Roman"/>
-          <w:sz w:val="20"/>
-        </w:rPr>
-        <w:t xml:space="preserve">single transfer at 64KB, and the larger shape's data exceeded that. The obvious-looking fix </w:t>
-      </w:r>
-      <w:r>
-        <w:rPr>
-          <w:rFonts w:ascii="Times New Roman" w:eastAsia="Times New Roman" w:hAnsi="Times New Roman"/>
-          <w:sz w:val="20"/>
-        </w:rPr>
-        <w:t>-</w:t>
-      </w:r>
-      <w:r>
-        <w:rPr>
-          <w:rFonts w:ascii="Times New Roman" w:eastAsia="Times New Roman" w:hAnsi="Times New Roman"/>
-          <w:sz w:val="20"/>
-        </w:rPr>
-        <w:t xml:space="preserve"> split the oversized transfer into several smaller DMA calls </w:t>
-      </w:r>
-      <w:r>
-        <w:rPr>
-          <w:rFonts w:ascii="Times New Roman" w:eastAsia="Times New Roman" w:hAnsi="Times New Roman"/>
-          <w:sz w:val="20"/>
-        </w:rPr>
-        <w:t>-</w:t>
-      </w:r>
-      <w:r>
-        <w:rPr>
-          <w:rFonts w:ascii="Times New Roman" w:eastAsia="Times New Roman" w:hAnsi="Times New Roman"/>
-          <w:sz w:val="20"/>
-        </w:rPr>
-        <w:t xml:space="preserve"> was checked against the actual RTL before being used: the input buffer's write-address counters reset to zero on the stream's end-of-frame signal, and this DMA mode asserts that signal at the end of every transfer, not only a genuine final one. Two chunked transfers would each look like "the last one" to the RTL, so the second chunk would silently overwrite the first from address zero instead of continuing it </w:t>
-      </w:r>
-      <w:r>
-        <w:rPr>
-          <w:rFonts w:ascii="Times New Roman" w:eastAsia="Times New Roman" w:hAnsi="Times New Roman"/>
-          <w:sz w:val="20"/>
-        </w:rPr>
-        <w:t>-</w:t>
-      </w:r>
-      <w:r>
-        <w:rPr>
-          <w:rFonts w:ascii="Times New Roman" w:eastAsia="Times New Roman" w:hAnsi="Times New Roman"/>
-          <w:sz w:val="20"/>
-        </w:rPr>
-        <w:t xml:space="preserve"> corrupting the buffer rather than raising any visible error.</w:t>
-      </w:r>
-    </w:p>
-    <w:p>
-      <w:pPr>
-        <w:spacing w:after="120"/>
-        <w:ind w:firstLine="288"/>
-        <w:jc w:val="both"/>
-      </w:pPr>
-      <w:r>
-        <w:rPr>
-          <w:rFonts w:ascii="Times New Roman" w:eastAsia="Times New Roman" w:hAnsi="Times New Roman"/>
-          <w:b/>
-          <w:sz w:val="20"/>
-        </w:rPr>
-        <w:t xml:space="preserve">Fix. </w:t>
-      </w:r>
-      <w:r>
-        <w:rPr>
-          <w:rFonts w:ascii="Times New Roman" w:eastAsia="Times New Roman" w:hAnsi="Times New Roman"/>
-          <w:sz w:val="20"/>
-        </w:rPr>
-        <w:t xml:space="preserve">Capped the affected benchmark shape at the largest size that fits within the 64KB ceiling, labeled explicitly (in code and in printed output) as DMA-limited rather than the true target dimension. The real fix </w:t>
-      </w:r>
-      <w:r>
-        <w:rPr>
-          <w:rFonts w:ascii="Times New Roman" w:eastAsia="Times New Roman" w:hAnsi="Times New Roman"/>
-          <w:sz w:val="20"/>
-        </w:rPr>
-        <w:t>-</w:t>
-      </w:r>
-      <w:r>
-        <w:rPr>
-          <w:rFonts w:ascii="Times New Roman" w:eastAsia="Times New Roman" w:hAnsi="Times New Roman"/>
-          <w:sz w:val="20"/>
-        </w:rPr>
-        <w:t xml:space="preserve"> a wider transfer-length register, or genuine Scatter-Gather DMA with explicit end-of-frame control per descriptor </w:t>
-      </w:r>
-      <w:r>
-        <w:rPr>
-          <w:rFonts w:ascii="Times New Roman" w:eastAsia="Times New Roman" w:hAnsi="Times New Roman"/>
-          <w:sz w:val="20"/>
-        </w:rPr>
-        <w:t>-</w:t>
-      </w:r>
-      <w:r>
-        <w:rPr>
-          <w:rFonts w:ascii="Times New Roman" w:eastAsia="Times New Roman" w:hAnsi="Times New Roman"/>
-          <w:sz w:val="20"/>
-        </w:rPr>
-        <w:t xml:space="preserve"> needs re-synthesis and was logged as a specific, well-understood open item rather than implemented under time pressure.</w:t>
-      </w:r>
-    </w:p>
-    <w:p>
-      <w:pPr>
-        <w:spacing w:after="60"/>
-        <w:ind w:firstLine="288"/>
-        <w:jc w:val="both"/>
-      </w:pPr>
-      <w:r>
-        <w:rPr>
-          <w:rFonts w:ascii="Times New Roman" w:eastAsia="Times New Roman" w:hAnsi="Times New Roman"/>
-          <w:b/>
-          <w:i/>
-          <w:sz w:val="20"/>
-        </w:rPr>
-        <w:t xml:space="preserve">Why this matters. </w:t>
-      </w:r>
-      <w:r>
-        <w:rPr>
-          <w:rFonts w:ascii="Times New Roman" w:eastAsia="Times New Roman" w:hAnsi="Times New Roman"/>
-          <w:i/>
-          <w:sz w:val="20"/>
-        </w:rPr>
-        <w:t xml:space="preserve">The fastest-looking fix for a hardware error is not automatically the correct one </w:t>
-      </w:r>
-      <w:r>
-        <w:rPr>
-          <w:rFonts w:ascii="Times New Roman" w:eastAsia="Times New Roman" w:hAnsi="Times New Roman"/>
-          <w:i/>
-          <w:sz w:val="20"/>
-        </w:rPr>
-        <w:t>-</w:t>
-      </w:r>
-      <w:r>
-        <w:rPr>
-          <w:rFonts w:ascii="Times New Roman" w:eastAsia="Times New Roman" w:hAnsi="Times New Roman"/>
-          <w:i/>
-          <w:sz w:val="20"/>
-        </w:rPr>
-        <w:t xml:space="preserve"> tracing exactly what a workaround would do to the specific RTL logic involved caught a data-corrupting bug before it shipped. This is a good example of hardware/software co-design intuition: a software-only fix (chunking) can be actively unsafe when the hardware's own protocol semantics (what "last transfer" means at the RTL level) don't match what the software layer assumes.</w:t>
-      </w:r>
-    </w:p>
-    <w:p>
-      <w:pPr>
-        <w:spacing w:after="240"/>
-      </w:pPr>
-      <w:r>
-        <w:rPr>
-          <w:rFonts w:ascii="Times New Roman" w:eastAsia="Times New Roman" w:hAnsi="Times New Roman"/>
-          <w:i/>
-          <w:sz w:val="17"/>
-        </w:rPr>
-        <w:t>project_story.md §31</w:t>
-      </w:r>
-    </w:p>
-    <w:p>
-      <w:r>
-        <w:br w:type="page"/>
-      </w:r>
-    </w:p>
-    <w:p>
-      <w:pPr>
-        <w:pStyle w:val="1"/>
-        <w:numPr>
-          <w:ilvl w:val="0"/>
-          <w:numId w:val="0"/>
-        </w:numPr>
-        <w:jc w:val="center"/>
-        <w:rPr>
-          <w:rFonts w:asciiTheme="minorHAnsi" w:hAnsiTheme="minorHAnsi"/>
-        </w:rPr>
-      </w:pPr>
-      <w:r>
-        <w:rPr>
-          <w:rFonts w:asciiTheme="minorHAnsi" w:hAnsiTheme="minorHAnsi"/>
-        </w:rPr>
-        <w:lastRenderedPageBreak/>
-        <w:t>Appendix B: General Engineering Principles</w:t>
-      </w:r>
-    </w:p>
-    <w:p>
-      <w:pPr>
-        <w:spacing w:after="120"/>
-        <w:ind w:firstLine="288"/>
-        <w:jc w:val="both"/>
-      </w:pPr>
-      <w:r>
-        <w:rPr>
-          <w:rFonts w:ascii="Times New Roman" w:eastAsia="Times New Roman" w:hAnsi="Times New Roman"/>
-          <w:sz w:val="20"/>
-        </w:rPr>
         <w:t xml:space="preserve">The individual problems in Appendix A share a smaller number of recurring principles. They are collected here as a standalone summary </w:t>
       </w:r>
       <w:r>
@@ -11760,7 +11778,14 @@
           <w:rFonts w:ascii="Times New Roman" w:eastAsia="Times New Roman" w:hAnsi="Times New Roman"/>
           <w:sz w:val="20"/>
         </w:rPr>
-        <w:t xml:space="preserve"> asynchronous resets driving block-RAM control logic are a textbook example of something a behavioral simulator cannot expose but that a DRC pass exists specifically to catch.</w:t>
+        <w:t xml:space="preserve"> asynchronous resets driving block-RAM control logic are </w:t>
+      </w:r>
+      <w:r>
+        <w:rPr>
+          <w:rFonts w:ascii="Times New Roman" w:eastAsia="Times New Roman" w:hAnsi="Times New Roman"/>
+          <w:sz w:val="20"/>
+        </w:rPr>
+        <w:t>a textbook example of something a behavioral simulator cannot expose but that a DRC pass exists specifically to catch.</w:t>
       </w:r>
     </w:p>
     <w:p>
@@ -11944,6 +11969,23 @@
         </w:rPr>
         <w:t xml:space="preserve"> checking this explicitly, in writing, before producing a number is worth the pause, especially for results that will be reported to someone else.</w:t>
       </w:r>
+    </w:p>
+    <w:p>
+      <w:pPr>
+        <w:sectPr>
+          <w:type w:val="continuous"/>
+          <w:pgSz w:w="12240" w:h="15840" w:code="1"/>
+          <w:pgMar w:top="1077" w:right="850" w:bottom="1417" w:left="850" w:header="720" w:footer="720" w:gutter="0"/>
+          <w:cols w:num="2" w:space="360"/>
+          <w:docGrid w:linePitch="360"/>
+        </w:sectPr>
+      </w:pPr>
+    </w:p>
+    <w:p>
+      <w:pPr>
+        <w:spacing w:after="120"/>
+        <w:jc w:val="both"/>
+      </w:pPr>
     </w:p>
     <w:sectPr>
       <w:type w:val="continuous"/>
@@ -12229,7 +12271,7 @@
           <wp:extent cx="1555573" cy="425879"/>
           <wp:effectExtent l="0" t="0" r="6985" b="0"/>
           <wp:wrapSquare wrapText="bothSides"/>
-          <wp:docPr id="1312448521" name="Picture 1"/>
+          <wp:docPr id="896369103" name="Picture 1"/>
           <wp:cNvGraphicFramePr>
             <a:graphicFrameLocks xmlns:a="http://schemas.openxmlformats.org/drawingml/2006/main" noChangeAspect="1"/>
           </wp:cNvGraphicFramePr>
